--- a/skills/phong-ktda/assets/du-thao-hop-dong.docx
+++ b/skills/phong-ktda/assets/du-thao-hop-dong.docx
@@ -1,6 +1,6 @@
 
 <file path=word/document.xml><?xml version="1.0" encoding="utf-8"?>
-<w:document xmlns:ns1="http://schemas.openxmlformats.org/markup-compatibility/2006" xmlns:ns10="http://schemas.openxmlformats.org/officeDocument/2006/relationships" xmlns:ns11="http://schemas.microsoft.com/office/drawing/2010/main" xmlns:ns2="http://schemas.microsoft.com/office/word/2010/wordml" xmlns:ns3="http://schemas.openxmlformats.org/drawingml/2006/wordprocessingDrawing" xmlns:ns4="http://schemas.microsoft.com/office/word/2010/wordprocessingDrawing" xmlns:ns5="http://schemas.openxmlformats.org/drawingml/2006/main" xmlns:ns6="http://schemas.microsoft.com/office/word/2010/wordprocessingShape" xmlns:ns7="urn:schemas-microsoft-com:vml" xmlns:ns8="urn:schemas-microsoft-com:office:office" xmlns:ns9="http://schemas.openxmlformats.org/drawingml/2006/picture" xmlns:w="http://schemas.openxmlformats.org/wordprocessingml/2006/main" ns1:Ignorable="w14 w15 w16se w16cid w16 w16cex w16sdtdh w16du wp14">
+<w:document xmlns:ns1="http://schemas.openxmlformats.org/markup-compatibility/2006" xmlns:ns10="http://schemas.openxmlformats.org/officeDocument/2006/relationships" xmlns:ns11="http://schemas.microsoft.com/office/drawing/2010/main" xmlns:ns2="http://schemas.microsoft.com/office/word/2010/wordml" xmlns:ns3="http://schemas.openxmlformats.org/drawingml/2006/wordprocessingDrawing" xmlns:ns4="http://schemas.microsoft.com/office/word/2010/wordprocessingDrawing" xmlns:ns5="http://schemas.openxmlformats.org/drawingml/2006/main" xmlns:ns6="http://schemas.microsoft.com/office/word/2010/wordprocessingShape" xmlns:ns7="urn:schemas-microsoft-com:vml" xmlns:ns8="urn:schemas-microsoft-com:office:office" xmlns:ns9="http://schemas.openxmlformats.org/drawingml/2006/picture" xmlns:w="http://schemas.openxmlformats.org/wordprocessingml/2006/main" xmlns:wps="http://schemas.microsoft.com/office/word/2010/wordprocessingShape">
   <w:body>
     <w:p ns2:paraId="314E5595" ns2:textId="77777777">
       <w:pPr>
@@ -55,7 +55,7 @@
         <ns1:AlternateContent>
           <ns1:Choice Requires="wps">
             <w:drawing>
-              <ns3:anchor distT="0" distB="0" distL="114300" distR="114300" simplePos="0" relativeHeight="251659264" behindDoc="0" locked="0" layoutInCell="1" allowOverlap="1" ns4:anchorId="7F61AF21" ns4:editId="22D3BA7A">
+              <ns3:anchor distT="0" distB="0" distL="114300" distR="114300" simplePos="0" relativeHeight="251659264" behindDoc="0" locked="0" layoutInCell="1" allowOverlap="1" ns4:editId="22D3BA7A">
                 <ns3:simplePos x="0" y="0"/>
                 <ns3:positionH relativeFrom="column">
                   <ns3:posOffset>1947862</ns3:posOffset>
@@ -107,7 +107,7 @@
           </ns1:Choice>
           <ns1:Fallback>
             <w:pict>
-              <ns7:line ns2:anchorId="32EBB6B7" id="Straight Connector 1" ns8:spid="_x0000_s1026" style="position:absolute;z-index:251659264;visibility:visible;mso-wrap-style:square;mso-width-percent:0;mso-wrap-distance-left:9pt;mso-wrap-distance-top:0;mso-wrap-distance-right:9pt;mso-wrap-distance-bottom:0;mso-position-horizontal:absolute;mso-position-horizontal-relative:text;mso-position-vertical:absolute;mso-position-vertical-relative:text;mso-width-percent:0;mso-width-relative:margin" from="153.35pt,26pt" to="311.6pt,26pt" ns8:gfxdata="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" strokecolor="black [3040]"/>
+              <ns7:line id="Straight Connector 1" ns8:spid="_x0000_s1026" style="position:absolute;z-index:251659264;visibility:visible;mso-wrap-style:square;mso-width-percent:0;mso-wrap-distance-left:9pt;mso-wrap-distance-top:0;mso-wrap-distance-right:9pt;mso-wrap-distance-bottom:0;mso-position-horizontal:absolute;mso-position-horizontal-relative:text;mso-position-vertical:absolute;mso-position-vertical-relative:text;mso-width-percent:0;mso-width-relative:margin" from="153.35pt,26pt" to="311.6pt,26pt" ns8:gfxdata="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" strokecolor="black [3040]"/>
             </w:pict>
           </ns1:Fallback>
         </ns1:AlternateContent>
@@ -166,7 +166,7 @@
           <w:noProof/>
         </w:rPr>
         <w:drawing>
-          <ns3:inline distT="0" distB="0" distL="0" distR="0" ns4:anchorId="4F11079C" ns4:editId="5B5DDB04">
+          <ns3:inline distT="0" distB="0" distL="0" distR="0" ns4:editId="5B5DDB04">
             <ns3:extent cx="2427437" cy="1416808"/>
             <ns3:effectExtent l="0" t="0" r="0" b="0"/>
             <ns3:docPr id="411460039" name="Picture 2"/>
@@ -720,7 +720,7 @@
         <ns1:AlternateContent>
           <ns1:Choice Requires="wps">
             <w:drawing>
-              <ns3:anchor distT="0" distB="0" distL="114300" distR="114300" simplePos="0" relativeHeight="251661312" behindDoc="0" locked="0" layoutInCell="1" allowOverlap="1" ns4:anchorId="2EE4F801" ns4:editId="3E1567F5">
+              <ns3:anchor distT="0" distB="0" distL="114300" distR="114300" simplePos="0" relativeHeight="251661312" behindDoc="0" locked="0" layoutInCell="1" allowOverlap="1" ns4:editId="3E1567F5">
                 <ns3:simplePos x="0" y="0"/>
                 <ns3:positionH relativeFrom="column">
                   <ns3:posOffset>2184400</ns3:posOffset>
@@ -769,7 +769,7 @@
           </ns1:Choice>
           <ns1:Fallback>
             <w:pict>
-              <ns7:line ns2:anchorId="06ED202D" id="Straight Connector 1" ns8:spid="_x0000_s1026" style="position:absolute;z-index:251661312;visibility:visible;mso-wrap-style:square;mso-wrap-distance-left:9pt;mso-wrap-distance-top:0;mso-wrap-distance-right:9pt;mso-wrap-distance-bottom:0;mso-position-horizontal:absolute;mso-position-horizontal-relative:text;mso-position-vertical:absolute;mso-position-vertical-relative:text" from="172pt,17.55pt" to="327.75pt,17.55pt" ns8:gfxdata="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" strokecolor="black [3040]"/>
+              <ns7:line id="Straight Connector 1_2" ns8:spid="_x0000_s1026" style="position:absolute;z-index:251661312;visibility:visible;mso-wrap-style:square;mso-wrap-distance-left:9pt;mso-wrap-distance-top:0;mso-wrap-distance-right:9pt;mso-wrap-distance-bottom:0;mso-position-horizontal:absolute;mso-position-horizontal-relative:text;mso-position-vertical:absolute;mso-position-vertical-relative:text" from="172pt,17.55pt" to="327.75pt,17.55pt" ns8:gfxdata="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" strokecolor="black [3040]"/>
             </w:pict>
           </ns1:Fallback>
         </ns1:AlternateContent>
@@ -5945,7 +5945,7 @@
 </file>
 
 <file path=word/comments.xml><?xml version="1.0" encoding="utf-8"?>
-<w:comments xmlns:wpc="http://schemas.microsoft.com/office/word/2010/wordprocessingCanvas" xmlns:cx="http://schemas.microsoft.com/office/drawing/2014/chartex" xmlns:cx1="http://schemas.microsoft.com/office/drawing/2015/9/8/chartex" xmlns:cx2="http://schemas.microsoft.com/office/drawing/2015/10/21/chartex" xmlns:cx3="http://schemas.microsoft.com/office/drawing/2016/5/9/chartex" xmlns:cx4="http://schemas.microsoft.com/office/drawing/2016/5/10/chartex" xmlns:cx5="http://schemas.microsoft.com/office/drawing/2016/5/11/chartex" xmlns:cx6="http://schemas.microsoft.com/office/drawing/2016/5/12/chartex" xmlns:cx7="http://schemas.microsoft.com/office/drawing/2016/5/13/chartex" xmlns:cx8="http://schemas.microsoft.com/office/drawing/2016/5/14/chartex" xmlns:mc="http://schemas.openxmlformats.org/markup-compatibility/2006" xmlns:aink="http://schemas.microsoft.com/office/drawing/2016/ink" xmlns:am3d="http://schemas.microsoft.com/office/drawing/2017/model3d" xmlns:o="urn:schemas-microsoft-com:office:office" xmlns:oel="http://schemas.microsoft.com/office/2019/extlst" xmlns:r="http://schemas.openxmlformats.org/officeDocument/2006/relationships" xmlns:m="http://schemas.openxmlformats.org/officeDocument/2006/math" xmlns:v="urn:schemas-microsoft-com:vml" xmlns:wp14="http://schemas.microsoft.com/office/word/2010/wordprocessingDrawing" xmlns:wp="http://schemas.openxmlformats.org/drawingml/2006/wordprocessingDrawing" xmlns:w10="urn:schemas-microsoft-com:office:word" xmlns:w="http://schemas.openxmlformats.org/wordprocessingml/2006/main" xmlns:w14="http://schemas.microsoft.com/office/word/2010/wordml" xmlns:w15="http://schemas.microsoft.com/office/word/2012/wordml" xmlns:w16cex="http://schemas.microsoft.com/office/word/2018/wordml/cex" xmlns:w16cid="http://schemas.microsoft.com/office/word/2016/wordml/cid" xmlns:w16="http://schemas.microsoft.com/office/word/2018/wordml" xmlns:w16du="http://schemas.microsoft.com/office/word/2023/wordml/word16du" xmlns:w16sdtdh="http://schemas.microsoft.com/office/word/2020/wordml/sdtdatahash" xmlns:w16se="http://schemas.microsoft.com/office/word/2015/wordml/symex" xmlns:wpg="http://schemas.microsoft.com/office/word/2010/wordprocessingGroup" xmlns:wpi="http://schemas.microsoft.com/office/word/2010/wordprocessingInk" xmlns:wne="http://schemas.microsoft.com/office/word/2006/wordml" xmlns:wps="http://schemas.microsoft.com/office/word/2010/wordprocessingShape" mc:Ignorable="w14 w15 w16se w16cid w16 w16cex w16sdtdh w16du wp14">
+<w:comments xmlns:wpc="http://schemas.microsoft.com/office/word/2010/wordprocessingCanvas" xmlns:cx="http://schemas.microsoft.com/office/drawing/2014/chartex" xmlns:cx1="http://schemas.microsoft.com/office/drawing/2015/9/8/chartex" xmlns:cx2="http://schemas.microsoft.com/office/drawing/2015/10/21/chartex" xmlns:cx3="http://schemas.microsoft.com/office/drawing/2016/5/9/chartex" xmlns:cx4="http://schemas.microsoft.com/office/drawing/2016/5/10/chartex" xmlns:cx5="http://schemas.microsoft.com/office/drawing/2016/5/11/chartex" xmlns:cx6="http://schemas.microsoft.com/office/drawing/2016/5/12/chartex" xmlns:cx7="http://schemas.microsoft.com/office/drawing/2016/5/13/chartex" xmlns:cx8="http://schemas.microsoft.com/office/drawing/2016/5/14/chartex" xmlns:mc="http://schemas.openxmlformats.org/markup-compatibility/2006" xmlns:aink="http://schemas.microsoft.com/office/drawing/2016/ink" xmlns:am3d="http://schemas.microsoft.com/office/drawing/2017/model3d" xmlns:o="urn:schemas-microsoft-com:office:office" xmlns:oel="http://schemas.microsoft.com/office/2019/extlst" xmlns:r="http://schemas.openxmlformats.org/officeDocument/2006/relationships" xmlns:m="http://schemas.openxmlformats.org/officeDocument/2006/math" xmlns:v="urn:schemas-microsoft-com:vml" xmlns:wp14="http://schemas.microsoft.com/office/word/2010/wordprocessingDrawing" xmlns:wp="http://schemas.openxmlformats.org/drawingml/2006/wordprocessingDrawing" xmlns:w10="urn:schemas-microsoft-com:office:word" xmlns:w="http://schemas.openxmlformats.org/wordprocessingml/2006/main" xmlns:w14="http://schemas.microsoft.com/office/word/2010/wordml" xmlns:w15="http://schemas.microsoft.com/office/word/2012/wordml" xmlns:w16cex="http://schemas.microsoft.com/office/word/2018/wordml/cex" xmlns:w16="http://schemas.microsoft.com/office/word/2018/wordml" xmlns:w16du="http://schemas.microsoft.com/office/word/2023/wordml/word16du" xmlns:w16sdtdh="http://schemas.microsoft.com/office/word/2020/wordml/sdtdatahash" xmlns:w16se="http://schemas.microsoft.com/office/word/2015/wordml/symex" xmlns:wpg="http://schemas.microsoft.com/office/word/2010/wordprocessingGroup" xmlns:wpi="http://schemas.microsoft.com/office/word/2010/wordprocessingInk" xmlns:wne="http://schemas.microsoft.com/office/word/2006/wordml" xmlns:wps="http://schemas.microsoft.com/office/word/2010/wordprocessingShape">
   <w:comment w:id="1" w:author="Dương KTDA" w:date="2026-03-12T08:45:00Z" w:initials="DK">
     <w:p>
       <w:pPr>
@@ -5985,28 +5985,28 @@
 </file>
 
 <file path=word/commentsExtended.xml><?xml version="1.0" encoding="utf-8"?>
-<w15:commentsEx xmlns:wpc="http://schemas.microsoft.com/office/word/2010/wordprocessingCanvas" xmlns:cx="http://schemas.microsoft.com/office/drawing/2014/chartex" xmlns:cx1="http://schemas.microsoft.com/office/drawing/2015/9/8/chartex" xmlns:cx2="http://schemas.microsoft.com/office/drawing/2015/10/21/chartex" xmlns:cx3="http://schemas.microsoft.com/office/drawing/2016/5/9/chartex" xmlns:cx4="http://schemas.microsoft.com/office/drawing/2016/5/10/chartex" xmlns:cx5="http://schemas.microsoft.com/office/drawing/2016/5/11/chartex" xmlns:cx6="http://schemas.microsoft.com/office/drawing/2016/5/12/chartex" xmlns:cx7="http://schemas.microsoft.com/office/drawing/2016/5/13/chartex" xmlns:cx8="http://schemas.microsoft.com/office/drawing/2016/5/14/chartex" xmlns:mc="http://schemas.openxmlformats.org/markup-compatibility/2006" xmlns:aink="http://schemas.microsoft.com/office/drawing/2016/ink" xmlns:am3d="http://schemas.microsoft.com/office/drawing/2017/model3d" xmlns:o="urn:schemas-microsoft-com:office:office" xmlns:oel="http://schemas.microsoft.com/office/2019/extlst" xmlns:r="http://schemas.openxmlformats.org/officeDocument/2006/relationships" xmlns:m="http://schemas.openxmlformats.org/officeDocument/2006/math" xmlns:v="urn:schemas-microsoft-com:vml" xmlns:wp14="http://schemas.microsoft.com/office/word/2010/wordprocessingDrawing" xmlns:wp="http://schemas.openxmlformats.org/drawingml/2006/wordprocessingDrawing" xmlns:w10="urn:schemas-microsoft-com:office:word" xmlns:w="http://schemas.openxmlformats.org/wordprocessingml/2006/main" xmlns:w14="http://schemas.microsoft.com/office/word/2010/wordml" xmlns:w15="http://schemas.microsoft.com/office/word/2012/wordml" xmlns:w16cex="http://schemas.microsoft.com/office/word/2018/wordml/cex" xmlns:w16cid="http://schemas.microsoft.com/office/word/2016/wordml/cid" xmlns:w16="http://schemas.microsoft.com/office/word/2018/wordml" xmlns:w16du="http://schemas.microsoft.com/office/word/2023/wordml/word16du" xmlns:w16sdtdh="http://schemas.microsoft.com/office/word/2020/wordml/sdtdatahash" xmlns:w16se="http://schemas.microsoft.com/office/word/2015/wordml/symex" xmlns:wpg="http://schemas.microsoft.com/office/word/2010/wordprocessingGroup" xmlns:wpi="http://schemas.microsoft.com/office/word/2010/wordprocessingInk" xmlns:wne="http://schemas.microsoft.com/office/word/2006/wordml" xmlns:wps="http://schemas.microsoft.com/office/word/2010/wordprocessingShape" mc:Ignorable="w14 w15 w16se w16cid w16 w16cex w16sdtdh w16du wp14">
+<w15:commentsEx xmlns:wpc="http://schemas.microsoft.com/office/word/2010/wordprocessingCanvas" xmlns:cx="http://schemas.microsoft.com/office/drawing/2014/chartex" xmlns:cx1="http://schemas.microsoft.com/office/drawing/2015/9/8/chartex" xmlns:cx2="http://schemas.microsoft.com/office/drawing/2015/10/21/chartex" xmlns:cx3="http://schemas.microsoft.com/office/drawing/2016/5/9/chartex" xmlns:cx4="http://schemas.microsoft.com/office/drawing/2016/5/10/chartex" xmlns:cx5="http://schemas.microsoft.com/office/drawing/2016/5/11/chartex" xmlns:cx6="http://schemas.microsoft.com/office/drawing/2016/5/12/chartex" xmlns:cx7="http://schemas.microsoft.com/office/drawing/2016/5/13/chartex" xmlns:cx8="http://schemas.microsoft.com/office/drawing/2016/5/14/chartex" xmlns:mc="http://schemas.openxmlformats.org/markup-compatibility/2006" xmlns:aink="http://schemas.microsoft.com/office/drawing/2016/ink" xmlns:am3d="http://schemas.microsoft.com/office/drawing/2017/model3d" xmlns:o="urn:schemas-microsoft-com:office:office" xmlns:oel="http://schemas.microsoft.com/office/2019/extlst" xmlns:r="http://schemas.openxmlformats.org/officeDocument/2006/relationships" xmlns:m="http://schemas.openxmlformats.org/officeDocument/2006/math" xmlns:v="urn:schemas-microsoft-com:vml" xmlns:wp14="http://schemas.microsoft.com/office/word/2010/wordprocessingDrawing" xmlns:wp="http://schemas.openxmlformats.org/drawingml/2006/wordprocessingDrawing" xmlns:w10="urn:schemas-microsoft-com:office:word" xmlns:w="http://schemas.openxmlformats.org/wordprocessingml/2006/main" xmlns:w14="http://schemas.microsoft.com/office/word/2010/wordml" xmlns:w15="http://schemas.microsoft.com/office/word/2012/wordml" xmlns:w16cex="http://schemas.microsoft.com/office/word/2018/wordml/cex" xmlns:w16="http://schemas.microsoft.com/office/word/2018/wordml" xmlns:w16du="http://schemas.microsoft.com/office/word/2023/wordml/word16du" xmlns:w16sdtdh="http://schemas.microsoft.com/office/word/2020/wordml/sdtdatahash" xmlns:w16se="http://schemas.microsoft.com/office/word/2015/wordml/symex" xmlns:wpg="http://schemas.microsoft.com/office/word/2010/wordprocessingGroup" xmlns:wpi="http://schemas.microsoft.com/office/word/2010/wordprocessingInk" xmlns:wne="http://schemas.microsoft.com/office/word/2006/wordml" xmlns:wps="http://schemas.microsoft.com/office/word/2010/wordprocessingShape">
   <w15:commentEx w15:paraId="142E53DE" w15:done="0"/>
   <w15:commentEx w15:paraId="1111FE82" w15:done="0"/>
 </w15:commentsEx>
 </file>
 
 <file path=word/commentsExtensible.xml><?xml version="1.0" encoding="utf-8"?>
-<w16cex:commentsExtensible xmlns:wpc="http://schemas.microsoft.com/office/word/2010/wordprocessingCanvas" xmlns:cx="http://schemas.microsoft.com/office/drawing/2014/chartex" xmlns:cx1="http://schemas.microsoft.com/office/drawing/2015/9/8/chartex" xmlns:cx2="http://schemas.microsoft.com/office/drawing/2015/10/21/chartex" xmlns:cx3="http://schemas.microsoft.com/office/drawing/2016/5/9/chartex" xmlns:cx4="http://schemas.microsoft.com/office/drawing/2016/5/10/chartex" xmlns:cx5="http://schemas.microsoft.com/office/drawing/2016/5/11/chartex" xmlns:cx6="http://schemas.microsoft.com/office/drawing/2016/5/12/chartex" xmlns:cx7="http://schemas.microsoft.com/office/drawing/2016/5/13/chartex" xmlns:cx8="http://schemas.microsoft.com/office/drawing/2016/5/14/chartex" xmlns:cr="http://schemas.microsoft.com/office/comments/2020/reactions" xmlns:mc="http://schemas.openxmlformats.org/markup-compatibility/2006" xmlns:aink="http://schemas.microsoft.com/office/drawing/2016/ink" xmlns:am3d="http://schemas.microsoft.com/office/drawing/2017/model3d" xmlns:o="urn:schemas-microsoft-com:office:office" xmlns:oel="http://schemas.microsoft.com/office/2019/extlst" xmlns:r="http://schemas.openxmlformats.org/officeDocument/2006/relationships" xmlns:m="http://schemas.openxmlformats.org/officeDocument/2006/math" xmlns:v="urn:schemas-microsoft-com:vml" xmlns:wp14="http://schemas.microsoft.com/office/word/2010/wordprocessingDrawing" xmlns:wp="http://schemas.openxmlformats.org/drawingml/2006/wordprocessingDrawing" xmlns:w10="urn:schemas-microsoft-com:office:word" xmlns:w="http://schemas.openxmlformats.org/wordprocessingml/2006/main" xmlns:w14="http://schemas.microsoft.com/office/word/2010/wordml" xmlns:w15="http://schemas.microsoft.com/office/word/2012/wordml" xmlns:w16cex="http://schemas.microsoft.com/office/word/2018/wordml/cex" xmlns:w16cid="http://schemas.microsoft.com/office/word/2016/wordml/cid" xmlns:w16="http://schemas.microsoft.com/office/word/2018/wordml" xmlns:w16du="http://schemas.microsoft.com/office/word/2023/wordml/word16du" xmlns:w16sdtdh="http://schemas.microsoft.com/office/word/2020/wordml/sdtdatahash" xmlns:w16se="http://schemas.microsoft.com/office/word/2015/wordml/symex" xmlns:wpg="http://schemas.microsoft.com/office/word/2010/wordprocessingGroup" xmlns:wpi="http://schemas.microsoft.com/office/word/2010/wordprocessingInk" xmlns:wne="http://schemas.microsoft.com/office/word/2006/wordml" xmlns:wps="http://schemas.microsoft.com/office/word/2010/wordprocessingShape" mc:Ignorable="w14 w15 w16se w16cid w16 w16cex w16sdtdh cr w16du wp14">
-  <w16cex:commentExtensible w16cex:durableId="66BF0CFB" w16cex:dateUtc="2026-03-12T01:45:00Z"/>
-  <w16cex:commentExtensible w16cex:durableId="3A369AE4" w16cex:dateUtc="2026-03-12T01:46:00Z"/>
+<w16cex:commentsExtensible xmlns:wpc="http://schemas.microsoft.com/office/word/2010/wordprocessingCanvas" xmlns:cx="http://schemas.microsoft.com/office/drawing/2014/chartex" xmlns:cx1="http://schemas.microsoft.com/office/drawing/2015/9/8/chartex" xmlns:cx2="http://schemas.microsoft.com/office/drawing/2015/10/21/chartex" xmlns:cx3="http://schemas.microsoft.com/office/drawing/2016/5/9/chartex" xmlns:cx4="http://schemas.microsoft.com/office/drawing/2016/5/10/chartex" xmlns:cx5="http://schemas.microsoft.com/office/drawing/2016/5/11/chartex" xmlns:cx6="http://schemas.microsoft.com/office/drawing/2016/5/12/chartex" xmlns:cx7="http://schemas.microsoft.com/office/drawing/2016/5/13/chartex" xmlns:cx8="http://schemas.microsoft.com/office/drawing/2016/5/14/chartex" xmlns:cr="http://schemas.microsoft.com/office/comments/2020/reactions" xmlns:mc="http://schemas.openxmlformats.org/markup-compatibility/2006" xmlns:aink="http://schemas.microsoft.com/office/drawing/2016/ink" xmlns:am3d="http://schemas.microsoft.com/office/drawing/2017/model3d" xmlns:o="urn:schemas-microsoft-com:office:office" xmlns:oel="http://schemas.microsoft.com/office/2019/extlst" xmlns:r="http://schemas.openxmlformats.org/officeDocument/2006/relationships" xmlns:m="http://schemas.openxmlformats.org/officeDocument/2006/math" xmlns:v="urn:schemas-microsoft-com:vml" xmlns:wp14="http://schemas.microsoft.com/office/word/2010/wordprocessingDrawing" xmlns:wp="http://schemas.openxmlformats.org/drawingml/2006/wordprocessingDrawing" xmlns:w10="urn:schemas-microsoft-com:office:word" xmlns:w="http://schemas.openxmlformats.org/wordprocessingml/2006/main" xmlns:w14="http://schemas.microsoft.com/office/word/2010/wordml" xmlns:w15="http://schemas.microsoft.com/office/word/2012/wordml" xmlns:w16cex="http://schemas.microsoft.com/office/word/2018/wordml/cex" xmlns:w16="http://schemas.microsoft.com/office/word/2018/wordml" xmlns:w16du="http://schemas.microsoft.com/office/word/2023/wordml/word16du" xmlns:w16sdtdh="http://schemas.microsoft.com/office/word/2020/wordml/sdtdatahash" xmlns:w16se="http://schemas.microsoft.com/office/word/2015/wordml/symex" xmlns:wpg="http://schemas.microsoft.com/office/word/2010/wordprocessingGroup" xmlns:wpi="http://schemas.microsoft.com/office/word/2010/wordprocessingInk" xmlns:wne="http://schemas.microsoft.com/office/word/2006/wordml" xmlns:wps="http://schemas.microsoft.com/office/word/2010/wordprocessingShape">
+  <w16cex:commentExtensible w16cex:dateUtc="2026-03-12T01:45:00Z" w16cex:durableId="00000001"/>
+  <w16cex:commentExtensible w16cex:dateUtc="2026-03-12T01:46:00Z" w16cex:durableId="00000002"/>
 </w16cex:commentsExtensible>
 </file>
 
 <file path=word/commentsIds.xml><?xml version="1.0" encoding="utf-8"?>
-<w16cid:commentsIds xmlns:wpc="http://schemas.microsoft.com/office/word/2010/wordprocessingCanvas" xmlns:cx="http://schemas.microsoft.com/office/drawing/2014/chartex" xmlns:cx1="http://schemas.microsoft.com/office/drawing/2015/9/8/chartex" xmlns:cx2="http://schemas.microsoft.com/office/drawing/2015/10/21/chartex" xmlns:cx3="http://schemas.microsoft.com/office/drawing/2016/5/9/chartex" xmlns:cx4="http://schemas.microsoft.com/office/drawing/2016/5/10/chartex" xmlns:cx5="http://schemas.microsoft.com/office/drawing/2016/5/11/chartex" xmlns:cx6="http://schemas.microsoft.com/office/drawing/2016/5/12/chartex" xmlns:cx7="http://schemas.microsoft.com/office/drawing/2016/5/13/chartex" xmlns:cx8="http://schemas.microsoft.com/office/drawing/2016/5/14/chartex" xmlns:mc="http://schemas.openxmlformats.org/markup-compatibility/2006" xmlns:aink="http://schemas.microsoft.com/office/drawing/2016/ink" xmlns:am3d="http://schemas.microsoft.com/office/drawing/2017/model3d" xmlns:o="urn:schemas-microsoft-com:office:office" xmlns:oel="http://schemas.microsoft.com/office/2019/extlst" xmlns:r="http://schemas.openxmlformats.org/officeDocument/2006/relationships" xmlns:m="http://schemas.openxmlformats.org/officeDocument/2006/math" xmlns:v="urn:schemas-microsoft-com:vml" xmlns:wp14="http://schemas.microsoft.com/office/word/2010/wordprocessingDrawing" xmlns:wp="http://schemas.openxmlformats.org/drawingml/2006/wordprocessingDrawing" xmlns:w10="urn:schemas-microsoft-com:office:word" xmlns:w="http://schemas.openxmlformats.org/wordprocessingml/2006/main" xmlns:w14="http://schemas.microsoft.com/office/word/2010/wordml" xmlns:w15="http://schemas.microsoft.com/office/word/2012/wordml" xmlns:w16cex="http://schemas.microsoft.com/office/word/2018/wordml/cex" xmlns:w16cid="http://schemas.microsoft.com/office/word/2016/wordml/cid" xmlns:w16="http://schemas.microsoft.com/office/word/2018/wordml" xmlns:w16du="http://schemas.microsoft.com/office/word/2023/wordml/word16du" xmlns:w16sdtdh="http://schemas.microsoft.com/office/word/2020/wordml/sdtdatahash" xmlns:w16se="http://schemas.microsoft.com/office/word/2015/wordml/symex" xmlns:wpg="http://schemas.microsoft.com/office/word/2010/wordprocessingGroup" xmlns:wpi="http://schemas.microsoft.com/office/word/2010/wordprocessingInk" xmlns:wne="http://schemas.microsoft.com/office/word/2006/wordml" xmlns:wps="http://schemas.microsoft.com/office/word/2010/wordprocessingShape" mc:Ignorable="w14 w15 w16se w16cid w16 w16cex w16sdtdh w16du wp14">
-  <w16cid:commentId w16cid:paraId="142E53DE" w16cid:durableId="66BF0CFB"/>
-  <w16cid:commentId w16cid:paraId="1111FE82" w16cid:durableId="3A369AE4"/>
+<w16cid:commentsIds xmlns:wpc="http://schemas.microsoft.com/office/word/2010/wordprocessingCanvas" xmlns:cx="http://schemas.microsoft.com/office/drawing/2014/chartex" xmlns:cx1="http://schemas.microsoft.com/office/drawing/2015/9/8/chartex" xmlns:cx2="http://schemas.microsoft.com/office/drawing/2015/10/21/chartex" xmlns:cx3="http://schemas.microsoft.com/office/drawing/2016/5/9/chartex" xmlns:cx4="http://schemas.microsoft.com/office/drawing/2016/5/10/chartex" xmlns:cx5="http://schemas.microsoft.com/office/drawing/2016/5/11/chartex" xmlns:cx6="http://schemas.microsoft.com/office/drawing/2016/5/12/chartex" xmlns:cx7="http://schemas.microsoft.com/office/drawing/2016/5/13/chartex" xmlns:cx8="http://schemas.microsoft.com/office/drawing/2016/5/14/chartex" xmlns:mc="http://schemas.openxmlformats.org/markup-compatibility/2006" xmlns:aink="http://schemas.microsoft.com/office/drawing/2016/ink" xmlns:am3d="http://schemas.microsoft.com/office/drawing/2017/model3d" xmlns:o="urn:schemas-microsoft-com:office:office" xmlns:oel="http://schemas.microsoft.com/office/2019/extlst" xmlns:r="http://schemas.openxmlformats.org/officeDocument/2006/relationships" xmlns:m="http://schemas.openxmlformats.org/officeDocument/2006/math" xmlns:v="urn:schemas-microsoft-com:vml" xmlns:wp14="http://schemas.microsoft.com/office/word/2010/wordprocessingDrawing" xmlns:wp="http://schemas.openxmlformats.org/drawingml/2006/wordprocessingDrawing" xmlns:w10="urn:schemas-microsoft-com:office:word" xmlns:w="http://schemas.openxmlformats.org/wordprocessingml/2006/main" xmlns:w14="http://schemas.microsoft.com/office/word/2010/wordml" xmlns:w15="http://schemas.microsoft.com/office/word/2012/wordml" xmlns:w16cex="http://schemas.microsoft.com/office/word/2018/wordml/cex" xmlns:w16="http://schemas.microsoft.com/office/word/2018/wordml" xmlns:w16du="http://schemas.microsoft.com/office/word/2023/wordml/word16du" xmlns:w16sdtdh="http://schemas.microsoft.com/office/word/2020/wordml/sdtdatahash" xmlns:w16se="http://schemas.microsoft.com/office/word/2015/wordml/symex" xmlns:wpg="http://schemas.microsoft.com/office/word/2010/wordprocessingGroup" xmlns:wpi="http://schemas.microsoft.com/office/word/2010/wordprocessingInk" xmlns:wne="http://schemas.microsoft.com/office/word/2006/wordml" xmlns:wps="http://schemas.microsoft.com/office/word/2010/wordprocessingShape" xmlns:w16cid="http://schemas.microsoft.com/office/word/2016/wordml/cid">
+  <w16cid:commentId w16cid:paraId="142E53DE" w16cid:durableId="142E53DE"/>
+  <w16cid:commentId w16cid:paraId="1111FE82" w16cid:durableId="1111FE82"/>
 </w16cid:commentsIds>
 </file>
 
 <file path=word/endnotes.xml><?xml version="1.0" encoding="utf-8"?>
-<w:endnotes xmlns:wpc="http://schemas.microsoft.com/office/word/2010/wordprocessingCanvas" xmlns:cx="http://schemas.microsoft.com/office/drawing/2014/chartex" xmlns:cx1="http://schemas.microsoft.com/office/drawing/2015/9/8/chartex" xmlns:cx2="http://schemas.microsoft.com/office/drawing/2015/10/21/chartex" xmlns:cx3="http://schemas.microsoft.com/office/drawing/2016/5/9/chartex" xmlns:cx4="http://schemas.microsoft.com/office/drawing/2016/5/10/chartex" xmlns:cx5="http://schemas.microsoft.com/office/drawing/2016/5/11/chartex" xmlns:cx6="http://schemas.microsoft.com/office/drawing/2016/5/12/chartex" xmlns:cx7="http://schemas.microsoft.com/office/drawing/2016/5/13/chartex" xmlns:cx8="http://schemas.microsoft.com/office/drawing/2016/5/14/chartex" xmlns:mc="http://schemas.openxmlformats.org/markup-compatibility/2006" xmlns:aink="http://schemas.microsoft.com/office/drawing/2016/ink" xmlns:am3d="http://schemas.microsoft.com/office/drawing/2017/model3d" xmlns:o="urn:schemas-microsoft-com:office:office" xmlns:oel="http://schemas.microsoft.com/office/2019/extlst" xmlns:r="http://schemas.openxmlformats.org/officeDocument/2006/relationships" xmlns:m="http://schemas.openxmlformats.org/officeDocument/2006/math" xmlns:v="urn:schemas-microsoft-com:vml" xmlns:wp14="http://schemas.microsoft.com/office/word/2010/wordprocessingDrawing" xmlns:wp="http://schemas.openxmlformats.org/drawingml/2006/wordprocessingDrawing" xmlns:w10="urn:schemas-microsoft-com:office:word" xmlns:w="http://schemas.openxmlformats.org/wordprocessingml/2006/main" xmlns:w14="http://schemas.microsoft.com/office/word/2010/wordml" xmlns:w15="http://schemas.microsoft.com/office/word/2012/wordml" xmlns:w16cex="http://schemas.microsoft.com/office/word/2018/wordml/cex" xmlns:w16cid="http://schemas.microsoft.com/office/word/2016/wordml/cid" xmlns:w16="http://schemas.microsoft.com/office/word/2018/wordml" xmlns:w16du="http://schemas.microsoft.com/office/word/2023/wordml/word16du" xmlns:w16sdtdh="http://schemas.microsoft.com/office/word/2020/wordml/sdtdatahash" xmlns:w16se="http://schemas.microsoft.com/office/word/2015/wordml/symex" xmlns:wpg="http://schemas.microsoft.com/office/word/2010/wordprocessingGroup" xmlns:wpi="http://schemas.microsoft.com/office/word/2010/wordprocessingInk" xmlns:wne="http://schemas.microsoft.com/office/word/2006/wordml" xmlns:wps="http://schemas.microsoft.com/office/word/2010/wordprocessingShape" mc:Ignorable="w14 w15 w16se w16cid w16 w16cex w16sdtdh w16du wp14">
+<w:endnotes xmlns:wpc="http://schemas.microsoft.com/office/word/2010/wordprocessingCanvas" xmlns:cx="http://schemas.microsoft.com/office/drawing/2014/chartex" xmlns:cx1="http://schemas.microsoft.com/office/drawing/2015/9/8/chartex" xmlns:cx2="http://schemas.microsoft.com/office/drawing/2015/10/21/chartex" xmlns:cx3="http://schemas.microsoft.com/office/drawing/2016/5/9/chartex" xmlns:cx4="http://schemas.microsoft.com/office/drawing/2016/5/10/chartex" xmlns:cx5="http://schemas.microsoft.com/office/drawing/2016/5/11/chartex" xmlns:cx6="http://schemas.microsoft.com/office/drawing/2016/5/12/chartex" xmlns:cx7="http://schemas.microsoft.com/office/drawing/2016/5/13/chartex" xmlns:cx8="http://schemas.microsoft.com/office/drawing/2016/5/14/chartex" xmlns:mc="http://schemas.openxmlformats.org/markup-compatibility/2006" xmlns:aink="http://schemas.microsoft.com/office/drawing/2016/ink" xmlns:am3d="http://schemas.microsoft.com/office/drawing/2017/model3d" xmlns:o="urn:schemas-microsoft-com:office:office" xmlns:oel="http://schemas.microsoft.com/office/2019/extlst" xmlns:r="http://schemas.openxmlformats.org/officeDocument/2006/relationships" xmlns:m="http://schemas.openxmlformats.org/officeDocument/2006/math" xmlns:v="urn:schemas-microsoft-com:vml" xmlns:wp14="http://schemas.microsoft.com/office/word/2010/wordprocessingDrawing" xmlns:wp="http://schemas.openxmlformats.org/drawingml/2006/wordprocessingDrawing" xmlns:w10="urn:schemas-microsoft-com:office:word" xmlns:w="http://schemas.openxmlformats.org/wordprocessingml/2006/main" xmlns:w14="http://schemas.microsoft.com/office/word/2010/wordml" xmlns:w15="http://schemas.microsoft.com/office/word/2012/wordml" xmlns:w16cex="http://schemas.microsoft.com/office/word/2018/wordml/cex" xmlns:w16="http://schemas.microsoft.com/office/word/2018/wordml" xmlns:w16du="http://schemas.microsoft.com/office/word/2023/wordml/word16du" xmlns:w16sdtdh="http://schemas.microsoft.com/office/word/2020/wordml/sdtdatahash" xmlns:w16se="http://schemas.microsoft.com/office/word/2015/wordml/symex" xmlns:wpg="http://schemas.microsoft.com/office/word/2010/wordprocessingGroup" xmlns:wpi="http://schemas.microsoft.com/office/word/2010/wordprocessingInk" xmlns:wne="http://schemas.microsoft.com/office/word/2006/wordml" xmlns:wps="http://schemas.microsoft.com/office/word/2010/wordprocessingShape">
   <w:endnote w:type="separator" w:id="-1">
     <w:p>
       <w:pPr>
@@ -6031,7 +6031,7 @@
 </file>
 
 <file path=word/footnotes.xml><?xml version="1.0" encoding="utf-8"?>
-<w:footnotes xmlns:wpc="http://schemas.microsoft.com/office/word/2010/wordprocessingCanvas" xmlns:cx="http://schemas.microsoft.com/office/drawing/2014/chartex" xmlns:cx1="http://schemas.microsoft.com/office/drawing/2015/9/8/chartex" xmlns:cx2="http://schemas.microsoft.com/office/drawing/2015/10/21/chartex" xmlns:cx3="http://schemas.microsoft.com/office/drawing/2016/5/9/chartex" xmlns:cx4="http://schemas.microsoft.com/office/drawing/2016/5/10/chartex" xmlns:cx5="http://schemas.microsoft.com/office/drawing/2016/5/11/chartex" xmlns:cx6="http://schemas.microsoft.com/office/drawing/2016/5/12/chartex" xmlns:cx7="http://schemas.microsoft.com/office/drawing/2016/5/13/chartex" xmlns:cx8="http://schemas.microsoft.com/office/drawing/2016/5/14/chartex" xmlns:mc="http://schemas.openxmlformats.org/markup-compatibility/2006" xmlns:aink="http://schemas.microsoft.com/office/drawing/2016/ink" xmlns:am3d="http://schemas.microsoft.com/office/drawing/2017/model3d" xmlns:o="urn:schemas-microsoft-com:office:office" xmlns:oel="http://schemas.microsoft.com/office/2019/extlst" xmlns:r="http://schemas.openxmlformats.org/officeDocument/2006/relationships" xmlns:m="http://schemas.openxmlformats.org/officeDocument/2006/math" xmlns:v="urn:schemas-microsoft-com:vml" xmlns:wp14="http://schemas.microsoft.com/office/word/2010/wordprocessingDrawing" xmlns:wp="http://schemas.openxmlformats.org/drawingml/2006/wordprocessingDrawing" xmlns:w10="urn:schemas-microsoft-com:office:word" xmlns:w="http://schemas.openxmlformats.org/wordprocessingml/2006/main" xmlns:w14="http://schemas.microsoft.com/office/word/2010/wordml" xmlns:w15="http://schemas.microsoft.com/office/word/2012/wordml" xmlns:w16cex="http://schemas.microsoft.com/office/word/2018/wordml/cex" xmlns:w16cid="http://schemas.microsoft.com/office/word/2016/wordml/cid" xmlns:w16="http://schemas.microsoft.com/office/word/2018/wordml" xmlns:w16du="http://schemas.microsoft.com/office/word/2023/wordml/word16du" xmlns:w16sdtdh="http://schemas.microsoft.com/office/word/2020/wordml/sdtdatahash" xmlns:w16se="http://schemas.microsoft.com/office/word/2015/wordml/symex" xmlns:wpg="http://schemas.microsoft.com/office/word/2010/wordprocessingGroup" xmlns:wpi="http://schemas.microsoft.com/office/word/2010/wordprocessingInk" xmlns:wne="http://schemas.microsoft.com/office/word/2006/wordml" xmlns:wps="http://schemas.microsoft.com/office/word/2010/wordprocessingShape" mc:Ignorable="w14 w15 w16se w16cid w16 w16cex w16sdtdh w16du wp14">
+<w:footnotes xmlns:wpc="http://schemas.microsoft.com/office/word/2010/wordprocessingCanvas" xmlns:cx="http://schemas.microsoft.com/office/drawing/2014/chartex" xmlns:cx1="http://schemas.microsoft.com/office/drawing/2015/9/8/chartex" xmlns:cx2="http://schemas.microsoft.com/office/drawing/2015/10/21/chartex" xmlns:cx3="http://schemas.microsoft.com/office/drawing/2016/5/9/chartex" xmlns:cx4="http://schemas.microsoft.com/office/drawing/2016/5/10/chartex" xmlns:cx5="http://schemas.microsoft.com/office/drawing/2016/5/11/chartex" xmlns:cx6="http://schemas.microsoft.com/office/drawing/2016/5/12/chartex" xmlns:cx7="http://schemas.microsoft.com/office/drawing/2016/5/13/chartex" xmlns:cx8="http://schemas.microsoft.com/office/drawing/2016/5/14/chartex" xmlns:mc="http://schemas.openxmlformats.org/markup-compatibility/2006" xmlns:aink="http://schemas.microsoft.com/office/drawing/2016/ink" xmlns:am3d="http://schemas.microsoft.com/office/drawing/2017/model3d" xmlns:o="urn:schemas-microsoft-com:office:office" xmlns:oel="http://schemas.microsoft.com/office/2019/extlst" xmlns:r="http://schemas.openxmlformats.org/officeDocument/2006/relationships" xmlns:m="http://schemas.openxmlformats.org/officeDocument/2006/math" xmlns:v="urn:schemas-microsoft-com:vml" xmlns:wp14="http://schemas.microsoft.com/office/word/2010/wordprocessingDrawing" xmlns:wp="http://schemas.openxmlformats.org/drawingml/2006/wordprocessingDrawing" xmlns:w10="urn:schemas-microsoft-com:office:word" xmlns:w="http://schemas.openxmlformats.org/wordprocessingml/2006/main" xmlns:w14="http://schemas.microsoft.com/office/word/2010/wordml" xmlns:w15="http://schemas.microsoft.com/office/word/2012/wordml" xmlns:w16cex="http://schemas.microsoft.com/office/word/2018/wordml/cex" xmlns:w16="http://schemas.microsoft.com/office/word/2018/wordml" xmlns:w16du="http://schemas.microsoft.com/office/word/2023/wordml/word16du" xmlns:w16sdtdh="http://schemas.microsoft.com/office/word/2020/wordml/sdtdatahash" xmlns:w16se="http://schemas.microsoft.com/office/word/2015/wordml/symex" xmlns:wpg="http://schemas.microsoft.com/office/word/2010/wordprocessingGroup" xmlns:wpi="http://schemas.microsoft.com/office/word/2010/wordprocessingInk" xmlns:wne="http://schemas.microsoft.com/office/word/2006/wordml" xmlns:wps="http://schemas.microsoft.com/office/word/2010/wordprocessingShape">
   <w:footnote w:type="separator" w:id="-1">
     <w:p>
       <w:pPr>
@@ -6056,7 +6056,7 @@
 </file>
 
 <file path=word/header1.xml><?xml version="1.0" encoding="utf-8"?>
-<w:hdr xmlns:wpc="http://schemas.microsoft.com/office/word/2010/wordprocessingCanvas" xmlns:cx="http://schemas.microsoft.com/office/drawing/2014/chartex" xmlns:cx1="http://schemas.microsoft.com/office/drawing/2015/9/8/chartex" xmlns:cx2="http://schemas.microsoft.com/office/drawing/2015/10/21/chartex" xmlns:cx3="http://schemas.microsoft.com/office/drawing/2016/5/9/chartex" xmlns:cx4="http://schemas.microsoft.com/office/drawing/2016/5/10/chartex" xmlns:cx5="http://schemas.microsoft.com/office/drawing/2016/5/11/chartex" xmlns:cx6="http://schemas.microsoft.com/office/drawing/2016/5/12/chartex" xmlns:cx7="http://schemas.microsoft.com/office/drawing/2016/5/13/chartex" xmlns:cx8="http://schemas.microsoft.com/office/drawing/2016/5/14/chartex" xmlns:mc="http://schemas.openxmlformats.org/markup-compatibility/2006" xmlns:aink="http://schemas.microsoft.com/office/drawing/2016/ink" xmlns:am3d="http://schemas.microsoft.com/office/drawing/2017/model3d" xmlns:o="urn:schemas-microsoft-com:office:office" xmlns:oel="http://schemas.microsoft.com/office/2019/extlst" xmlns:r="http://schemas.openxmlformats.org/officeDocument/2006/relationships" xmlns:m="http://schemas.openxmlformats.org/officeDocument/2006/math" xmlns:v="urn:schemas-microsoft-com:vml" xmlns:wp14="http://schemas.microsoft.com/office/word/2010/wordprocessingDrawing" xmlns:wp="http://schemas.openxmlformats.org/drawingml/2006/wordprocessingDrawing" xmlns:w10="urn:schemas-microsoft-com:office:word" xmlns:w="http://schemas.openxmlformats.org/wordprocessingml/2006/main" xmlns:w14="http://schemas.microsoft.com/office/word/2010/wordml" xmlns:w15="http://schemas.microsoft.com/office/word/2012/wordml" xmlns:w16cex="http://schemas.microsoft.com/office/word/2018/wordml/cex" xmlns:w16cid="http://schemas.microsoft.com/office/word/2016/wordml/cid" xmlns:w16="http://schemas.microsoft.com/office/word/2018/wordml" xmlns:w16du="http://schemas.microsoft.com/office/word/2023/wordml/word16du" xmlns:w16sdtdh="http://schemas.microsoft.com/office/word/2020/wordml/sdtdatahash" xmlns:w16se="http://schemas.microsoft.com/office/word/2015/wordml/symex" xmlns:wpg="http://schemas.microsoft.com/office/word/2010/wordprocessingGroup" xmlns:wpi="http://schemas.microsoft.com/office/word/2010/wordprocessingInk" xmlns:wne="http://schemas.microsoft.com/office/word/2006/wordml" xmlns:wps="http://schemas.microsoft.com/office/word/2010/wordprocessingShape" mc:Ignorable="w14 w15 w16se w16cid w16 w16cex w16sdtdh w16du wp14">
+<w:hdr xmlns:wpc="http://schemas.microsoft.com/office/word/2010/wordprocessingCanvas" xmlns:cx="http://schemas.microsoft.com/office/drawing/2014/chartex" xmlns:cx1="http://schemas.microsoft.com/office/drawing/2015/9/8/chartex" xmlns:cx2="http://schemas.microsoft.com/office/drawing/2015/10/21/chartex" xmlns:cx3="http://schemas.microsoft.com/office/drawing/2016/5/9/chartex" xmlns:cx4="http://schemas.microsoft.com/office/drawing/2016/5/10/chartex" xmlns:cx5="http://schemas.microsoft.com/office/drawing/2016/5/11/chartex" xmlns:cx6="http://schemas.microsoft.com/office/drawing/2016/5/12/chartex" xmlns:cx7="http://schemas.microsoft.com/office/drawing/2016/5/13/chartex" xmlns:cx8="http://schemas.microsoft.com/office/drawing/2016/5/14/chartex" xmlns:mc="http://schemas.openxmlformats.org/markup-compatibility/2006" xmlns:aink="http://schemas.microsoft.com/office/drawing/2016/ink" xmlns:am3d="http://schemas.microsoft.com/office/drawing/2017/model3d" xmlns:o="urn:schemas-microsoft-com:office:office" xmlns:oel="http://schemas.microsoft.com/office/2019/extlst" xmlns:r="http://schemas.openxmlformats.org/officeDocument/2006/relationships" xmlns:m="http://schemas.openxmlformats.org/officeDocument/2006/math" xmlns:v="urn:schemas-microsoft-com:vml" xmlns:wp14="http://schemas.microsoft.com/office/word/2010/wordprocessingDrawing" xmlns:wp="http://schemas.openxmlformats.org/drawingml/2006/wordprocessingDrawing" xmlns:w10="urn:schemas-microsoft-com:office:word" xmlns:w="http://schemas.openxmlformats.org/wordprocessingml/2006/main" xmlns:w14="http://schemas.microsoft.com/office/word/2010/wordml" xmlns:w15="http://schemas.microsoft.com/office/word/2012/wordml" xmlns:w16cex="http://schemas.microsoft.com/office/word/2018/wordml/cex" xmlns:w16="http://schemas.microsoft.com/office/word/2018/wordml" xmlns:w16du="http://schemas.microsoft.com/office/word/2023/wordml/word16du" xmlns:w16sdtdh="http://schemas.microsoft.com/office/word/2020/wordml/sdtdatahash" xmlns:w16se="http://schemas.microsoft.com/office/word/2015/wordml/symex" xmlns:wpg="http://schemas.microsoft.com/office/word/2010/wordprocessingGroup" xmlns:wpi="http://schemas.microsoft.com/office/word/2010/wordprocessingInk" xmlns:wne="http://schemas.microsoft.com/office/word/2006/wordml" xmlns:wps="http://schemas.microsoft.com/office/word/2010/wordprocessingShape">
   <w:p>
     <w:pPr>
       <w:pStyle w:val="Header"/>
@@ -6066,7 +6066,7 @@
 </file>
 
 <file path=word/people.xml><?xml version="1.0" encoding="utf-8"?>
-<w15:people xmlns:wpc="http://schemas.microsoft.com/office/word/2010/wordprocessingCanvas" xmlns:cx="http://schemas.microsoft.com/office/drawing/2014/chartex" xmlns:cx1="http://schemas.microsoft.com/office/drawing/2015/9/8/chartex" xmlns:cx2="http://schemas.microsoft.com/office/drawing/2015/10/21/chartex" xmlns:cx3="http://schemas.microsoft.com/office/drawing/2016/5/9/chartex" xmlns:cx4="http://schemas.microsoft.com/office/drawing/2016/5/10/chartex" xmlns:cx5="http://schemas.microsoft.com/office/drawing/2016/5/11/chartex" xmlns:cx6="http://schemas.microsoft.com/office/drawing/2016/5/12/chartex" xmlns:cx7="http://schemas.microsoft.com/office/drawing/2016/5/13/chartex" xmlns:cx8="http://schemas.microsoft.com/office/drawing/2016/5/14/chartex" xmlns:mc="http://schemas.openxmlformats.org/markup-compatibility/2006" xmlns:aink="http://schemas.microsoft.com/office/drawing/2016/ink" xmlns:am3d="http://schemas.microsoft.com/office/drawing/2017/model3d" xmlns:o="urn:schemas-microsoft-com:office:office" xmlns:oel="http://schemas.microsoft.com/office/2019/extlst" xmlns:r="http://schemas.openxmlformats.org/officeDocument/2006/relationships" xmlns:m="http://schemas.openxmlformats.org/officeDocument/2006/math" xmlns:v="urn:schemas-microsoft-com:vml" xmlns:wp14="http://schemas.microsoft.com/office/word/2010/wordprocessingDrawing" xmlns:wp="http://schemas.openxmlformats.org/drawingml/2006/wordprocessingDrawing" xmlns:w10="urn:schemas-microsoft-com:office:word" xmlns:w="http://schemas.openxmlformats.org/wordprocessingml/2006/main" xmlns:w14="http://schemas.microsoft.com/office/word/2010/wordml" xmlns:w15="http://schemas.microsoft.com/office/word/2012/wordml" xmlns:w16cex="http://schemas.microsoft.com/office/word/2018/wordml/cex" xmlns:w16cid="http://schemas.microsoft.com/office/word/2016/wordml/cid" xmlns:w16="http://schemas.microsoft.com/office/word/2018/wordml" xmlns:w16du="http://schemas.microsoft.com/office/word/2023/wordml/word16du" xmlns:w16sdtdh="http://schemas.microsoft.com/office/word/2020/wordml/sdtdatahash" xmlns:w16se="http://schemas.microsoft.com/office/word/2015/wordml/symex" xmlns:wpg="http://schemas.microsoft.com/office/word/2010/wordprocessingGroup" xmlns:wpi="http://schemas.microsoft.com/office/word/2010/wordprocessingInk" xmlns:wne="http://schemas.microsoft.com/office/word/2006/wordml" xmlns:wps="http://schemas.microsoft.com/office/word/2010/wordprocessingShape" mc:Ignorable="w14 w15 w16se w16cid w16 w16cex w16sdtdh w16du wp14">
+<w15:people xmlns:wpc="http://schemas.microsoft.com/office/word/2010/wordprocessingCanvas" xmlns:cx="http://schemas.microsoft.com/office/drawing/2014/chartex" xmlns:cx1="http://schemas.microsoft.com/office/drawing/2015/9/8/chartex" xmlns:cx2="http://schemas.microsoft.com/office/drawing/2015/10/21/chartex" xmlns:cx3="http://schemas.microsoft.com/office/drawing/2016/5/9/chartex" xmlns:cx4="http://schemas.microsoft.com/office/drawing/2016/5/10/chartex" xmlns:cx5="http://schemas.microsoft.com/office/drawing/2016/5/11/chartex" xmlns:cx6="http://schemas.microsoft.com/office/drawing/2016/5/12/chartex" xmlns:cx7="http://schemas.microsoft.com/office/drawing/2016/5/13/chartex" xmlns:cx8="http://schemas.microsoft.com/office/drawing/2016/5/14/chartex" xmlns:mc="http://schemas.openxmlformats.org/markup-compatibility/2006" xmlns:aink="http://schemas.microsoft.com/office/drawing/2016/ink" xmlns:am3d="http://schemas.microsoft.com/office/drawing/2017/model3d" xmlns:o="urn:schemas-microsoft-com:office:office" xmlns:oel="http://schemas.microsoft.com/office/2019/extlst" xmlns:r="http://schemas.openxmlformats.org/officeDocument/2006/relationships" xmlns:m="http://schemas.openxmlformats.org/officeDocument/2006/math" xmlns:v="urn:schemas-microsoft-com:vml" xmlns:wp14="http://schemas.microsoft.com/office/word/2010/wordprocessingDrawing" xmlns:wp="http://schemas.openxmlformats.org/drawingml/2006/wordprocessingDrawing" xmlns:w10="urn:schemas-microsoft-com:office:word" xmlns:w="http://schemas.openxmlformats.org/wordprocessingml/2006/main" xmlns:w14="http://schemas.microsoft.com/office/word/2010/wordml" xmlns:w15="http://schemas.microsoft.com/office/word/2012/wordml" xmlns:w16cex="http://schemas.microsoft.com/office/word/2018/wordml/cex" xmlns:w16="http://schemas.microsoft.com/office/word/2018/wordml" xmlns:w16du="http://schemas.microsoft.com/office/word/2023/wordml/word16du" xmlns:w16sdtdh="http://schemas.microsoft.com/office/word/2020/wordml/sdtdatahash" xmlns:w16se="http://schemas.microsoft.com/office/word/2015/wordml/symex" xmlns:wpg="http://schemas.microsoft.com/office/word/2010/wordprocessingGroup" xmlns:wpi="http://schemas.microsoft.com/office/word/2010/wordprocessingInk" xmlns:wne="http://schemas.microsoft.com/office/word/2006/wordml" xmlns:wps="http://schemas.microsoft.com/office/word/2010/wordprocessingShape">
   <w15:person w15:author="Dương KTDA">
     <w15:presenceInfo w15:providerId="None" w15:userId="Dương KTDA"/>
   </w15:person>
@@ -6074,7 +6074,7 @@
 </file>
 
 <file path=word/styles.xml><?xml version="1.0" encoding="utf-8"?>
-<w:styles xmlns:mc="http://schemas.openxmlformats.org/markup-compatibility/2006" xmlns:r="http://schemas.openxmlformats.org/officeDocument/2006/relationships" xmlns:w="http://schemas.openxmlformats.org/wordprocessingml/2006/main" xmlns:w14="http://schemas.microsoft.com/office/word/2010/wordml" xmlns:w15="http://schemas.microsoft.com/office/word/2012/wordml" xmlns:w16cex="http://schemas.microsoft.com/office/word/2018/wordml/cex" xmlns:w16cid="http://schemas.microsoft.com/office/word/2016/wordml/cid" xmlns:w16="http://schemas.microsoft.com/office/word/2018/wordml" xmlns:w16du="http://schemas.microsoft.com/office/word/2023/wordml/word16du" xmlns:w16sdtdh="http://schemas.microsoft.com/office/word/2020/wordml/sdtdatahash" xmlns:w16se="http://schemas.microsoft.com/office/word/2015/wordml/symex" mc:Ignorable="w14 w15 w16se w16cid w16 w16cex w16sdtdh w16du">
+<w:styles xmlns:mc="http://schemas.openxmlformats.org/markup-compatibility/2006" xmlns:r="http://schemas.openxmlformats.org/officeDocument/2006/relationships" xmlns:w="http://schemas.openxmlformats.org/wordprocessingml/2006/main" xmlns:w14="http://schemas.microsoft.com/office/word/2010/wordml" xmlns:w15="http://schemas.microsoft.com/office/word/2012/wordml" xmlns:w16cex="http://schemas.microsoft.com/office/word/2018/wordml/cex" xmlns:w16="http://schemas.microsoft.com/office/word/2018/wordml" xmlns:w16du="http://schemas.microsoft.com/office/word/2023/wordml/word16du" xmlns:w16sdtdh="http://schemas.microsoft.com/office/word/2020/wordml/sdtdatahash" xmlns:w16se="http://schemas.microsoft.com/office/word/2015/wordml/symex">
   <w:docDefaults>
     <w:rPrDefault>
       <w:rPr>

--- a/skills/phong-ktda/assets/du-thao-hop-dong.docx
+++ b/skills/phong-ktda/assets/du-thao-hop-dong.docx
@@ -1,5 +1,141 @@
 
-<file path=word/document.xml><?xml version="1.0" encoding="utf-8"?>
+<file path=./[Content_Types].xml><?xml version="1.0" encoding="utf-8"?>
+<Types xmlns="http://schemas.openxmlformats.org/package/2006/content-types">
+  <Default Extension="jpeg" ContentType="image/jpeg"/>
+  <Default Extension="rels" ContentType="application/vnd.openxmlformats-package.relationships+xml"/>
+  <Default Extension="xml" ContentType="application/xml"/>
+  <Override PartName="/word/document.xml" ContentType="application/vnd.openxmlformats-officedocument.wordprocessingml.document.main+xml"/>
+  <Override PartName="/word/styles.xml" ContentType="application/vnd.openxmlformats-officedocument.wordprocessingml.styles+xml"/>
+  <Override PartName="/word/settings.xml" ContentType="application/vnd.openxmlformats-officedocument.wordprocessingml.settings+xml"/>
+  <Override PartName="/word/webSettings.xml" ContentType="application/vnd.openxmlformats-officedocument.wordprocessingml.webSettings+xml"/>
+  <Override PartName="/word/footnotes.xml" ContentType="application/vnd.openxmlformats-officedocument.wordprocessingml.footnotes+xml"/>
+  <Override PartName="/word/endnotes.xml" ContentType="application/vnd.openxmlformats-officedocument.wordprocessingml.endnotes+xml"/>
+  <Override PartName="/word/comments.xml" ContentType="application/vnd.openxmlformats-officedocument.wordprocessingml.comments+xml"/>
+  <Override PartName="/word/commentsExtended.xml" ContentType="application/vnd.openxmlformats-officedocument.wordprocessingml.commentsExtended+xml"/>
+  <Override PartName="/word/commentsIds.xml" ContentType="application/vnd.openxmlformats-officedocument.wordprocessingml.commentsIds+xml"/>
+  <Override PartName="/word/commentsExtensible.xml" ContentType="application/vnd.openxmlformats-officedocument.wordprocessingml.commentsExtensible+xml"/>
+  <Override PartName="/word/header1.xml" ContentType="application/vnd.openxmlformats-officedocument.wordprocessingml.header+xml"/>
+  <Override PartName="/word/fontTable.xml" ContentType="application/vnd.openxmlformats-officedocument.wordprocessingml.fontTable+xml"/>
+  <Override PartName="/word/people.xml" ContentType="application/vnd.openxmlformats-officedocument.wordprocessingml.people+xml"/>
+  <Override PartName="/word/theme/theme1.xml" ContentType="application/vnd.openxmlformats-officedocument.theme+xml"/>
+  <Override PartName="/docProps/core.xml" ContentType="application/vnd.openxmlformats-package.core-properties+xml"/>
+  <Override PartName="/docProps/app.xml" ContentType="application/vnd.openxmlformats-officedocument.extended-properties+xml"/>
+</Types>
+</file>
+
+<file path=./docProps/app.xml><?xml version="1.0" encoding="utf-8"?>
+<Properties xmlns="http://schemas.openxmlformats.org/officeDocument/2006/extended-properties" xmlns:vt="http://schemas.openxmlformats.org/officeDocument/2006/docPropsVTypes">
+  <Template>Normal.dotm</Template>
+  <TotalTime>1009</TotalTime>
+  <Pages>5</Pages>
+  <Words>878</Words>
+  <Characters>5010</Characters>
+  <Application>Microsoft Office Word</Application>
+  <DocSecurity>0</DocSecurity>
+  <Lines>41</Lines>
+  <Paragraphs>11</Paragraphs>
+  <ScaleCrop>false</ScaleCrop>
+  <HeadingPairs>
+    <vt:vector size="2" baseType="variant">
+      <vt:variant>
+        <vt:lpstr>Title</vt:lpstr>
+      </vt:variant>
+      <vt:variant>
+        <vt:i4>1</vt:i4>
+      </vt:variant>
+    </vt:vector>
+  </HeadingPairs>
+  <TitlesOfParts>
+    <vt:vector size="1" baseType="lpstr">
+      <vt:lpstr/>
+    </vt:vector>
+  </TitlesOfParts>
+  <Company/>
+  <LinksUpToDate>false</LinksUpToDate>
+  <CharactersWithSpaces>5877</CharactersWithSpaces>
+  <SharedDoc>false</SharedDoc>
+  <HyperlinksChanged>false</HyperlinksChanged>
+  <AppVersion>16.0000</AppVersion>
+</Properties>
+</file>
+
+<file path=./docProps/core.xml><?xml version="1.0" encoding="utf-8"?>
+<cp:coreProperties xmlns:cp="http://schemas.openxmlformats.org/package/2006/metadata/core-properties" xmlns:dc="http://purl.org/dc/elements/1.1/" xmlns:dcterms="http://purl.org/dc/terms/" xmlns:dcmitype="http://purl.org/dc/dcmitype/" xmlns:xsi="http://www.w3.org/2001/XMLSchema-instance">
+  <dc:title/>
+  <dc:subject/>
+  <dc:creator>COMPUTER</dc:creator>
+  <cp:keywords/>
+  <dc:description/>
+  <cp:lastModifiedBy>Dương KTDA</cp:lastModifiedBy>
+  <cp:revision>211</cp:revision>
+  <cp:lastPrinted>2026-04-22T02:21:00Z</cp:lastPrinted>
+  <dcterms:created xsi:type="dcterms:W3CDTF">2019-01-16T00:57:00Z</dcterms:created>
+  <dcterms:modified xsi:type="dcterms:W3CDTF">2026-04-29T08:17:00Z</dcterms:modified>
+</cp:coreProperties>
+</file>
+
+<file path=./word/comments.xml><?xml version="1.0" encoding="utf-8"?>
+<w:comments xmlns:wpc="http://schemas.microsoft.com/office/word/2010/wordprocessingCanvas" xmlns:cx="http://schemas.microsoft.com/office/drawing/2014/chartex" xmlns:cx1="http://schemas.microsoft.com/office/drawing/2015/9/8/chartex" xmlns:cx2="http://schemas.microsoft.com/office/drawing/2015/10/21/chartex" xmlns:cx3="http://schemas.microsoft.com/office/drawing/2016/5/9/chartex" xmlns:cx4="http://schemas.microsoft.com/office/drawing/2016/5/10/chartex" xmlns:cx5="http://schemas.microsoft.com/office/drawing/2016/5/11/chartex" xmlns:cx6="http://schemas.microsoft.com/office/drawing/2016/5/12/chartex" xmlns:cx7="http://schemas.microsoft.com/office/drawing/2016/5/13/chartex" xmlns:cx8="http://schemas.microsoft.com/office/drawing/2016/5/14/chartex" xmlns:mc="http://schemas.openxmlformats.org/markup-compatibility/2006" xmlns:aink="http://schemas.microsoft.com/office/drawing/2016/ink" xmlns:am3d="http://schemas.microsoft.com/office/drawing/2017/model3d" xmlns:o="urn:schemas-microsoft-com:office:office" xmlns:oel="http://schemas.microsoft.com/office/2019/extlst" xmlns:r="http://schemas.openxmlformats.org/officeDocument/2006/relationships" xmlns:m="http://schemas.openxmlformats.org/officeDocument/2006/math" xmlns:v="urn:schemas-microsoft-com:vml" xmlns:wp14="http://schemas.microsoft.com/office/word/2010/wordprocessingDrawing" xmlns:wp="http://schemas.openxmlformats.org/drawingml/2006/wordprocessingDrawing" xmlns:w10="urn:schemas-microsoft-com:office:word" xmlns:w="http://schemas.openxmlformats.org/wordprocessingml/2006/main" xmlns:w14="http://schemas.microsoft.com/office/word/2010/wordml" xmlns:w15="http://schemas.microsoft.com/office/word/2012/wordml" xmlns:w16cex="http://schemas.microsoft.com/office/word/2018/wordml/cex" xmlns:w16="http://schemas.microsoft.com/office/word/2018/wordml" xmlns:w16du="http://schemas.microsoft.com/office/word/2023/wordml/word16du" xmlns:w16sdtdh="http://schemas.microsoft.com/office/word/2020/wordml/sdtdatahash" xmlns:w16se="http://schemas.microsoft.com/office/word/2015/wordml/symex" xmlns:wpg="http://schemas.microsoft.com/office/word/2010/wordprocessingGroup" xmlns:wpi="http://schemas.microsoft.com/office/word/2010/wordprocessingInk" xmlns:wne="http://schemas.microsoft.com/office/word/2006/wordml" xmlns:wps="http://schemas.microsoft.com/office/word/2010/wordprocessingShape">
+  <w:comment w:id="1" w:author="Dương KTDA" w:date="2026-03-12T08:45:00Z" w:initials="DK">
+    <w:p>
+      <w:pPr>
+        <w:pStyle w:val="CommentText"/>
+      </w:pPr>
+      <w:r>
+        <w:rPr>
+          <w:rStyle w:val="CommentReference"/>
+        </w:rPr>
+        <w:annotationRef/>
+      </w:r>
+      <w:r>
+        <w:t>Ghi ngày thực hiện gói thầu theo bảng kế hoạch LCNT đã được phê duyệt</w:t>
+      </w:r>
+    </w:p>
+  </w:comment>
+  <w:comment w:id="2" w:author="Dương KTDA" w:date="2026-03-12T08:46:00Z" w:initials="DK">
+    <w:p>
+      <w:pPr>
+        <w:pStyle w:val="CommentText"/>
+      </w:pPr>
+      <w:r>
+        <w:rPr>
+          <w:rStyle w:val="CommentReference"/>
+        </w:rPr>
+        <w:annotationRef/>
+      </w:r>
+      <w:r>
+        <w:t>Thời gian thực hiện HĐ = Thời gian thực hiện gói thầu + Thời hạn thanh toán</w:t>
+      </w:r>
+      <w:r>
+        <w:t xml:space="preserve"> (được nêu tại Điểm b, Khoản 2, Điều 5 hợp đồng này)</w:t>
+      </w:r>
+    </w:p>
+  </w:comment>
+</w:comments>
+</file>
+
+<file path=./word/commentsExtended.xml><?xml version="1.0" encoding="utf-8"?>
+<w15:commentsEx xmlns:wpc="http://schemas.microsoft.com/office/word/2010/wordprocessingCanvas" xmlns:cx="http://schemas.microsoft.com/office/drawing/2014/chartex" xmlns:cx1="http://schemas.microsoft.com/office/drawing/2015/9/8/chartex" xmlns:cx2="http://schemas.microsoft.com/office/drawing/2015/10/21/chartex" xmlns:cx3="http://schemas.microsoft.com/office/drawing/2016/5/9/chartex" xmlns:cx4="http://schemas.microsoft.com/office/drawing/2016/5/10/chartex" xmlns:cx5="http://schemas.microsoft.com/office/drawing/2016/5/11/chartex" xmlns:cx6="http://schemas.microsoft.com/office/drawing/2016/5/12/chartex" xmlns:cx7="http://schemas.microsoft.com/office/drawing/2016/5/13/chartex" xmlns:cx8="http://schemas.microsoft.com/office/drawing/2016/5/14/chartex" xmlns:mc="http://schemas.openxmlformats.org/markup-compatibility/2006" xmlns:aink="http://schemas.microsoft.com/office/drawing/2016/ink" xmlns:am3d="http://schemas.microsoft.com/office/drawing/2017/model3d" xmlns:o="urn:schemas-microsoft-com:office:office" xmlns:oel="http://schemas.microsoft.com/office/2019/extlst" xmlns:r="http://schemas.openxmlformats.org/officeDocument/2006/relationships" xmlns:m="http://schemas.openxmlformats.org/officeDocument/2006/math" xmlns:v="urn:schemas-microsoft-com:vml" xmlns:wp14="http://schemas.microsoft.com/office/word/2010/wordprocessingDrawing" xmlns:wp="http://schemas.openxmlformats.org/drawingml/2006/wordprocessingDrawing" xmlns:w10="urn:schemas-microsoft-com:office:word" xmlns:w="http://schemas.openxmlformats.org/wordprocessingml/2006/main" xmlns:w14="http://schemas.microsoft.com/office/word/2010/wordml" xmlns:w15="http://schemas.microsoft.com/office/word/2012/wordml" xmlns:w16cex="http://schemas.microsoft.com/office/word/2018/wordml/cex" xmlns:w16="http://schemas.microsoft.com/office/word/2018/wordml" xmlns:w16du="http://schemas.microsoft.com/office/word/2023/wordml/word16du" xmlns:w16sdtdh="http://schemas.microsoft.com/office/word/2020/wordml/sdtdatahash" xmlns:w16se="http://schemas.microsoft.com/office/word/2015/wordml/symex" xmlns:wpg="http://schemas.microsoft.com/office/word/2010/wordprocessingGroup" xmlns:wpi="http://schemas.microsoft.com/office/word/2010/wordprocessingInk" xmlns:wne="http://schemas.microsoft.com/office/word/2006/wordml" xmlns:wps="http://schemas.microsoft.com/office/word/2010/wordprocessingShape">
+  <w15:commentEx w15:paraId="142E53DE" w15:done="0"/>
+  <w15:commentEx w15:paraId="1111FE82" w15:done="0"/>
+</w15:commentsEx>
+</file>
+
+<file path=./word/commentsExtensible.xml><?xml version="1.0" encoding="utf-8"?>
+<w16cex:commentsExtensible xmlns:wpc="http://schemas.microsoft.com/office/word/2010/wordprocessingCanvas" xmlns:cx="http://schemas.microsoft.com/office/drawing/2014/chartex" xmlns:cx1="http://schemas.microsoft.com/office/drawing/2015/9/8/chartex" xmlns:cx2="http://schemas.microsoft.com/office/drawing/2015/10/21/chartex" xmlns:cx3="http://schemas.microsoft.com/office/drawing/2016/5/9/chartex" xmlns:cx4="http://schemas.microsoft.com/office/drawing/2016/5/10/chartex" xmlns:cx5="http://schemas.microsoft.com/office/drawing/2016/5/11/chartex" xmlns:cx6="http://schemas.microsoft.com/office/drawing/2016/5/12/chartex" xmlns:cx7="http://schemas.microsoft.com/office/drawing/2016/5/13/chartex" xmlns:cx8="http://schemas.microsoft.com/office/drawing/2016/5/14/chartex" xmlns:cr="http://schemas.microsoft.com/office/comments/2020/reactions" xmlns:mc="http://schemas.openxmlformats.org/markup-compatibility/2006" xmlns:aink="http://schemas.microsoft.com/office/drawing/2016/ink" xmlns:am3d="http://schemas.microsoft.com/office/drawing/2017/model3d" xmlns:o="urn:schemas-microsoft-com:office:office" xmlns:oel="http://schemas.microsoft.com/office/2019/extlst" xmlns:r="http://schemas.openxmlformats.org/officeDocument/2006/relationships" xmlns:m="http://schemas.openxmlformats.org/officeDocument/2006/math" xmlns:v="urn:schemas-microsoft-com:vml" xmlns:wp14="http://schemas.microsoft.com/office/word/2010/wordprocessingDrawing" xmlns:wp="http://schemas.openxmlformats.org/drawingml/2006/wordprocessingDrawing" xmlns:w10="urn:schemas-microsoft-com:office:word" xmlns:w="http://schemas.openxmlformats.org/wordprocessingml/2006/main" xmlns:w14="http://schemas.microsoft.com/office/word/2010/wordml" xmlns:w15="http://schemas.microsoft.com/office/word/2012/wordml" xmlns:w16cex="http://schemas.microsoft.com/office/word/2018/wordml/cex" xmlns:w16="http://schemas.microsoft.com/office/word/2018/wordml" xmlns:w16du="http://schemas.microsoft.com/office/word/2023/wordml/word16du" xmlns:w16sdtdh="http://schemas.microsoft.com/office/word/2020/wordml/sdtdatahash" xmlns:w16se="http://schemas.microsoft.com/office/word/2015/wordml/symex" xmlns:wpg="http://schemas.microsoft.com/office/word/2010/wordprocessingGroup" xmlns:wpi="http://schemas.microsoft.com/office/word/2010/wordprocessingInk" xmlns:wne="http://schemas.microsoft.com/office/word/2006/wordml" xmlns:wps="http://schemas.microsoft.com/office/word/2010/wordprocessingShape">
+  <w16cex:commentExtensible w16cex:dateUtc="2026-03-12T01:45:00Z" w16cex:durableId="00000001"/>
+  <w16cex:commentExtensible w16cex:dateUtc="2026-03-12T01:46:00Z" w16cex:durableId="00000002"/>
+</w16cex:commentsExtensible>
+</file>
+
+<file path=./word/commentsIds.xml><?xml version="1.0" encoding="utf-8"?>
+<w16cid:commentsIds xmlns:wpc="http://schemas.microsoft.com/office/word/2010/wordprocessingCanvas" xmlns:cx="http://schemas.microsoft.com/office/drawing/2014/chartex" xmlns:cx1="http://schemas.microsoft.com/office/drawing/2015/9/8/chartex" xmlns:cx2="http://schemas.microsoft.com/office/drawing/2015/10/21/chartex" xmlns:cx3="http://schemas.microsoft.com/office/drawing/2016/5/9/chartex" xmlns:cx4="http://schemas.microsoft.com/office/drawing/2016/5/10/chartex" xmlns:cx5="http://schemas.microsoft.com/office/drawing/2016/5/11/chartex" xmlns:cx6="http://schemas.microsoft.com/office/drawing/2016/5/12/chartex" xmlns:cx7="http://schemas.microsoft.com/office/drawing/2016/5/13/chartex" xmlns:cx8="http://schemas.microsoft.com/office/drawing/2016/5/14/chartex" xmlns:mc="http://schemas.openxmlformats.org/markup-compatibility/2006" xmlns:aink="http://schemas.microsoft.com/office/drawing/2016/ink" xmlns:am3d="http://schemas.microsoft.com/office/drawing/2017/model3d" xmlns:o="urn:schemas-microsoft-com:office:office" xmlns:oel="http://schemas.microsoft.com/office/2019/extlst" xmlns:r="http://schemas.openxmlformats.org/officeDocument/2006/relationships" xmlns:m="http://schemas.openxmlformats.org/officeDocument/2006/math" xmlns:v="urn:schemas-microsoft-com:vml" xmlns:wp14="http://schemas.microsoft.com/office/word/2010/wordprocessingDrawing" xmlns:wp="http://schemas.openxmlformats.org/drawingml/2006/wordprocessingDrawing" xmlns:w10="urn:schemas-microsoft-com:office:word" xmlns:w="http://schemas.openxmlformats.org/wordprocessingml/2006/main" xmlns:w14="http://schemas.microsoft.com/office/word/2010/wordml" xmlns:w15="http://schemas.microsoft.com/office/word/2012/wordml" xmlns:w16cex="http://schemas.microsoft.com/office/word/2018/wordml/cex" xmlns:w16="http://schemas.microsoft.com/office/word/2018/wordml" xmlns:w16du="http://schemas.microsoft.com/office/word/2023/wordml/word16du" xmlns:w16sdtdh="http://schemas.microsoft.com/office/word/2020/wordml/sdtdatahash" xmlns:w16se="http://schemas.microsoft.com/office/word/2015/wordml/symex" xmlns:wpg="http://schemas.microsoft.com/office/word/2010/wordprocessingGroup" xmlns:wpi="http://schemas.microsoft.com/office/word/2010/wordprocessingInk" xmlns:wne="http://schemas.microsoft.com/office/word/2006/wordml" xmlns:wps="http://schemas.microsoft.com/office/word/2010/wordprocessingShape" xmlns:w16cid="http://schemas.microsoft.com/office/word/2016/wordml/cid">
+  <w16cid:commentId w16cid:paraId="142E53DE" w16cid:durableId="142E53DE"/>
+  <w16cid:commentId w16cid:paraId="1111FE82" w16cid:durableId="1111FE82"/>
+</w16cid:commentsIds>
+</file>
+
+<file path=./word/document.xml><?xml version="1.0" encoding="utf-8"?>
 <w:document xmlns:ns1="http://schemas.openxmlformats.org/markup-compatibility/2006" xmlns:ns10="http://schemas.openxmlformats.org/officeDocument/2006/relationships" xmlns:ns11="http://schemas.microsoft.com/office/drawing/2010/main" xmlns:ns2="http://schemas.microsoft.com/office/word/2010/wordml" xmlns:ns3="http://schemas.openxmlformats.org/drawingml/2006/wordprocessingDrawing" xmlns:ns4="http://schemas.microsoft.com/office/word/2010/wordprocessingDrawing" xmlns:ns5="http://schemas.openxmlformats.org/drawingml/2006/main" xmlns:ns6="http://schemas.microsoft.com/office/word/2010/wordprocessingShape" xmlns:ns7="urn:schemas-microsoft-com:vml" xmlns:ns8="urn:schemas-microsoft-com:office:office" xmlns:ns9="http://schemas.openxmlformats.org/drawingml/2006/picture" xmlns:w="http://schemas.openxmlformats.org/wordprocessingml/2006/main" xmlns:wps="http://schemas.microsoft.com/office/word/2010/wordprocessingShape">
   <w:body>
     <w:p ns2:paraId="314E5595" ns2:textId="77777777">
@@ -5944,68 +6080,7 @@
 </w:document>
 </file>
 
-<file path=word/comments.xml><?xml version="1.0" encoding="utf-8"?>
-<w:comments xmlns:wpc="http://schemas.microsoft.com/office/word/2010/wordprocessingCanvas" xmlns:cx="http://schemas.microsoft.com/office/drawing/2014/chartex" xmlns:cx1="http://schemas.microsoft.com/office/drawing/2015/9/8/chartex" xmlns:cx2="http://schemas.microsoft.com/office/drawing/2015/10/21/chartex" xmlns:cx3="http://schemas.microsoft.com/office/drawing/2016/5/9/chartex" xmlns:cx4="http://schemas.microsoft.com/office/drawing/2016/5/10/chartex" xmlns:cx5="http://schemas.microsoft.com/office/drawing/2016/5/11/chartex" xmlns:cx6="http://schemas.microsoft.com/office/drawing/2016/5/12/chartex" xmlns:cx7="http://schemas.microsoft.com/office/drawing/2016/5/13/chartex" xmlns:cx8="http://schemas.microsoft.com/office/drawing/2016/5/14/chartex" xmlns:mc="http://schemas.openxmlformats.org/markup-compatibility/2006" xmlns:aink="http://schemas.microsoft.com/office/drawing/2016/ink" xmlns:am3d="http://schemas.microsoft.com/office/drawing/2017/model3d" xmlns:o="urn:schemas-microsoft-com:office:office" xmlns:oel="http://schemas.microsoft.com/office/2019/extlst" xmlns:r="http://schemas.openxmlformats.org/officeDocument/2006/relationships" xmlns:m="http://schemas.openxmlformats.org/officeDocument/2006/math" xmlns:v="urn:schemas-microsoft-com:vml" xmlns:wp14="http://schemas.microsoft.com/office/word/2010/wordprocessingDrawing" xmlns:wp="http://schemas.openxmlformats.org/drawingml/2006/wordprocessingDrawing" xmlns:w10="urn:schemas-microsoft-com:office:word" xmlns:w="http://schemas.openxmlformats.org/wordprocessingml/2006/main" xmlns:w14="http://schemas.microsoft.com/office/word/2010/wordml" xmlns:w15="http://schemas.microsoft.com/office/word/2012/wordml" xmlns:w16cex="http://schemas.microsoft.com/office/word/2018/wordml/cex" xmlns:w16="http://schemas.microsoft.com/office/word/2018/wordml" xmlns:w16du="http://schemas.microsoft.com/office/word/2023/wordml/word16du" xmlns:w16sdtdh="http://schemas.microsoft.com/office/word/2020/wordml/sdtdatahash" xmlns:w16se="http://schemas.microsoft.com/office/word/2015/wordml/symex" xmlns:wpg="http://schemas.microsoft.com/office/word/2010/wordprocessingGroup" xmlns:wpi="http://schemas.microsoft.com/office/word/2010/wordprocessingInk" xmlns:wne="http://schemas.microsoft.com/office/word/2006/wordml" xmlns:wps="http://schemas.microsoft.com/office/word/2010/wordprocessingShape">
-  <w:comment w:id="1" w:author="Dương KTDA" w:date="2026-03-12T08:45:00Z" w:initials="DK">
-    <w:p>
-      <w:pPr>
-        <w:pStyle w:val="CommentText"/>
-      </w:pPr>
-      <w:r>
-        <w:rPr>
-          <w:rStyle w:val="CommentReference"/>
-        </w:rPr>
-        <w:annotationRef/>
-      </w:r>
-      <w:r>
-        <w:t>Ghi ngày thực hiện gói thầu theo bảng kế hoạch LCNT đã được phê duyệt</w:t>
-      </w:r>
-    </w:p>
-  </w:comment>
-  <w:comment w:id="2" w:author="Dương KTDA" w:date="2026-03-12T08:46:00Z" w:initials="DK">
-    <w:p>
-      <w:pPr>
-        <w:pStyle w:val="CommentText"/>
-      </w:pPr>
-      <w:r>
-        <w:rPr>
-          <w:rStyle w:val="CommentReference"/>
-        </w:rPr>
-        <w:annotationRef/>
-      </w:r>
-      <w:r>
-        <w:t>Thời gian thực hiện HĐ = Thời gian thực hiện gói thầu + Thời hạn thanh toán</w:t>
-      </w:r>
-      <w:r>
-        <w:t xml:space="preserve"> (được nêu tại Điểm b, Khoản 2, Điều 5 hợp đồng này)</w:t>
-      </w:r>
-    </w:p>
-  </w:comment>
-</w:comments>
-</file>
-
-<file path=word/commentsExtended.xml><?xml version="1.0" encoding="utf-8"?>
-<w15:commentsEx xmlns:wpc="http://schemas.microsoft.com/office/word/2010/wordprocessingCanvas" xmlns:cx="http://schemas.microsoft.com/office/drawing/2014/chartex" xmlns:cx1="http://schemas.microsoft.com/office/drawing/2015/9/8/chartex" xmlns:cx2="http://schemas.microsoft.com/office/drawing/2015/10/21/chartex" xmlns:cx3="http://schemas.microsoft.com/office/drawing/2016/5/9/chartex" xmlns:cx4="http://schemas.microsoft.com/office/drawing/2016/5/10/chartex" xmlns:cx5="http://schemas.microsoft.com/office/drawing/2016/5/11/chartex" xmlns:cx6="http://schemas.microsoft.com/office/drawing/2016/5/12/chartex" xmlns:cx7="http://schemas.microsoft.com/office/drawing/2016/5/13/chartex" xmlns:cx8="http://schemas.microsoft.com/office/drawing/2016/5/14/chartex" xmlns:mc="http://schemas.openxmlformats.org/markup-compatibility/2006" xmlns:aink="http://schemas.microsoft.com/office/drawing/2016/ink" xmlns:am3d="http://schemas.microsoft.com/office/drawing/2017/model3d" xmlns:o="urn:schemas-microsoft-com:office:office" xmlns:oel="http://schemas.microsoft.com/office/2019/extlst" xmlns:r="http://schemas.openxmlformats.org/officeDocument/2006/relationships" xmlns:m="http://schemas.openxmlformats.org/officeDocument/2006/math" xmlns:v="urn:schemas-microsoft-com:vml" xmlns:wp14="http://schemas.microsoft.com/office/word/2010/wordprocessingDrawing" xmlns:wp="http://schemas.openxmlformats.org/drawingml/2006/wordprocessingDrawing" xmlns:w10="urn:schemas-microsoft-com:office:word" xmlns:w="http://schemas.openxmlformats.org/wordprocessingml/2006/main" xmlns:w14="http://schemas.microsoft.com/office/word/2010/wordml" xmlns:w15="http://schemas.microsoft.com/office/word/2012/wordml" xmlns:w16cex="http://schemas.microsoft.com/office/word/2018/wordml/cex" xmlns:w16="http://schemas.microsoft.com/office/word/2018/wordml" xmlns:w16du="http://schemas.microsoft.com/office/word/2023/wordml/word16du" xmlns:w16sdtdh="http://schemas.microsoft.com/office/word/2020/wordml/sdtdatahash" xmlns:w16se="http://schemas.microsoft.com/office/word/2015/wordml/symex" xmlns:wpg="http://schemas.microsoft.com/office/word/2010/wordprocessingGroup" xmlns:wpi="http://schemas.microsoft.com/office/word/2010/wordprocessingInk" xmlns:wne="http://schemas.microsoft.com/office/word/2006/wordml" xmlns:wps="http://schemas.microsoft.com/office/word/2010/wordprocessingShape">
-  <w15:commentEx w15:paraId="142E53DE" w15:done="0"/>
-  <w15:commentEx w15:paraId="1111FE82" w15:done="0"/>
-</w15:commentsEx>
-</file>
-
-<file path=word/commentsExtensible.xml><?xml version="1.0" encoding="utf-8"?>
-<w16cex:commentsExtensible xmlns:wpc="http://schemas.microsoft.com/office/word/2010/wordprocessingCanvas" xmlns:cx="http://schemas.microsoft.com/office/drawing/2014/chartex" xmlns:cx1="http://schemas.microsoft.com/office/drawing/2015/9/8/chartex" xmlns:cx2="http://schemas.microsoft.com/office/drawing/2015/10/21/chartex" xmlns:cx3="http://schemas.microsoft.com/office/drawing/2016/5/9/chartex" xmlns:cx4="http://schemas.microsoft.com/office/drawing/2016/5/10/chartex" xmlns:cx5="http://schemas.microsoft.com/office/drawing/2016/5/11/chartex" xmlns:cx6="http://schemas.microsoft.com/office/drawing/2016/5/12/chartex" xmlns:cx7="http://schemas.microsoft.com/office/drawing/2016/5/13/chartex" xmlns:cx8="http://schemas.microsoft.com/office/drawing/2016/5/14/chartex" xmlns:cr="http://schemas.microsoft.com/office/comments/2020/reactions" xmlns:mc="http://schemas.openxmlformats.org/markup-compatibility/2006" xmlns:aink="http://schemas.microsoft.com/office/drawing/2016/ink" xmlns:am3d="http://schemas.microsoft.com/office/drawing/2017/model3d" xmlns:o="urn:schemas-microsoft-com:office:office" xmlns:oel="http://schemas.microsoft.com/office/2019/extlst" xmlns:r="http://schemas.openxmlformats.org/officeDocument/2006/relationships" xmlns:m="http://schemas.openxmlformats.org/officeDocument/2006/math" xmlns:v="urn:schemas-microsoft-com:vml" xmlns:wp14="http://schemas.microsoft.com/office/word/2010/wordprocessingDrawing" xmlns:wp="http://schemas.openxmlformats.org/drawingml/2006/wordprocessingDrawing" xmlns:w10="urn:schemas-microsoft-com:office:word" xmlns:w="http://schemas.openxmlformats.org/wordprocessingml/2006/main" xmlns:w14="http://schemas.microsoft.com/office/word/2010/wordml" xmlns:w15="http://schemas.microsoft.com/office/word/2012/wordml" xmlns:w16cex="http://schemas.microsoft.com/office/word/2018/wordml/cex" xmlns:w16="http://schemas.microsoft.com/office/word/2018/wordml" xmlns:w16du="http://schemas.microsoft.com/office/word/2023/wordml/word16du" xmlns:w16sdtdh="http://schemas.microsoft.com/office/word/2020/wordml/sdtdatahash" xmlns:w16se="http://schemas.microsoft.com/office/word/2015/wordml/symex" xmlns:wpg="http://schemas.microsoft.com/office/word/2010/wordprocessingGroup" xmlns:wpi="http://schemas.microsoft.com/office/word/2010/wordprocessingInk" xmlns:wne="http://schemas.microsoft.com/office/word/2006/wordml" xmlns:wps="http://schemas.microsoft.com/office/word/2010/wordprocessingShape">
-  <w16cex:commentExtensible w16cex:dateUtc="2026-03-12T01:45:00Z" w16cex:durableId="00000001"/>
-  <w16cex:commentExtensible w16cex:dateUtc="2026-03-12T01:46:00Z" w16cex:durableId="00000002"/>
-</w16cex:commentsExtensible>
-</file>
-
-<file path=word/commentsIds.xml><?xml version="1.0" encoding="utf-8"?>
-<w16cid:commentsIds xmlns:wpc="http://schemas.microsoft.com/office/word/2010/wordprocessingCanvas" xmlns:cx="http://schemas.microsoft.com/office/drawing/2014/chartex" xmlns:cx1="http://schemas.microsoft.com/office/drawing/2015/9/8/chartex" xmlns:cx2="http://schemas.microsoft.com/office/drawing/2015/10/21/chartex" xmlns:cx3="http://schemas.microsoft.com/office/drawing/2016/5/9/chartex" xmlns:cx4="http://schemas.microsoft.com/office/drawing/2016/5/10/chartex" xmlns:cx5="http://schemas.microsoft.com/office/drawing/2016/5/11/chartex" xmlns:cx6="http://schemas.microsoft.com/office/drawing/2016/5/12/chartex" xmlns:cx7="http://schemas.microsoft.com/office/drawing/2016/5/13/chartex" xmlns:cx8="http://schemas.microsoft.com/office/drawing/2016/5/14/chartex" xmlns:mc="http://schemas.openxmlformats.org/markup-compatibility/2006" xmlns:aink="http://schemas.microsoft.com/office/drawing/2016/ink" xmlns:am3d="http://schemas.microsoft.com/office/drawing/2017/model3d" xmlns:o="urn:schemas-microsoft-com:office:office" xmlns:oel="http://schemas.microsoft.com/office/2019/extlst" xmlns:r="http://schemas.openxmlformats.org/officeDocument/2006/relationships" xmlns:m="http://schemas.openxmlformats.org/officeDocument/2006/math" xmlns:v="urn:schemas-microsoft-com:vml" xmlns:wp14="http://schemas.microsoft.com/office/word/2010/wordprocessingDrawing" xmlns:wp="http://schemas.openxmlformats.org/drawingml/2006/wordprocessingDrawing" xmlns:w10="urn:schemas-microsoft-com:office:word" xmlns:w="http://schemas.openxmlformats.org/wordprocessingml/2006/main" xmlns:w14="http://schemas.microsoft.com/office/word/2010/wordml" xmlns:w15="http://schemas.microsoft.com/office/word/2012/wordml" xmlns:w16cex="http://schemas.microsoft.com/office/word/2018/wordml/cex" xmlns:w16="http://schemas.microsoft.com/office/word/2018/wordml" xmlns:w16du="http://schemas.microsoft.com/office/word/2023/wordml/word16du" xmlns:w16sdtdh="http://schemas.microsoft.com/office/word/2020/wordml/sdtdatahash" xmlns:w16se="http://schemas.microsoft.com/office/word/2015/wordml/symex" xmlns:wpg="http://schemas.microsoft.com/office/word/2010/wordprocessingGroup" xmlns:wpi="http://schemas.microsoft.com/office/word/2010/wordprocessingInk" xmlns:wne="http://schemas.microsoft.com/office/word/2006/wordml" xmlns:wps="http://schemas.microsoft.com/office/word/2010/wordprocessingShape" xmlns:w16cid="http://schemas.microsoft.com/office/word/2016/wordml/cid">
-  <w16cid:commentId w16cid:paraId="142E53DE" w16cid:durableId="142E53DE"/>
-  <w16cid:commentId w16cid:paraId="1111FE82" w16cid:durableId="1111FE82"/>
-</w16cid:commentsIds>
-</file>
-
-<file path=word/endnotes.xml><?xml version="1.0" encoding="utf-8"?>
+<file path=./word/endnotes.xml><?xml version="1.0" encoding="utf-8"?>
 <w:endnotes xmlns:wpc="http://schemas.microsoft.com/office/word/2010/wordprocessingCanvas" xmlns:cx="http://schemas.microsoft.com/office/drawing/2014/chartex" xmlns:cx1="http://schemas.microsoft.com/office/drawing/2015/9/8/chartex" xmlns:cx2="http://schemas.microsoft.com/office/drawing/2015/10/21/chartex" xmlns:cx3="http://schemas.microsoft.com/office/drawing/2016/5/9/chartex" xmlns:cx4="http://schemas.microsoft.com/office/drawing/2016/5/10/chartex" xmlns:cx5="http://schemas.microsoft.com/office/drawing/2016/5/11/chartex" xmlns:cx6="http://schemas.microsoft.com/office/drawing/2016/5/12/chartex" xmlns:cx7="http://schemas.microsoft.com/office/drawing/2016/5/13/chartex" xmlns:cx8="http://schemas.microsoft.com/office/drawing/2016/5/14/chartex" xmlns:mc="http://schemas.openxmlformats.org/markup-compatibility/2006" xmlns:aink="http://schemas.microsoft.com/office/drawing/2016/ink" xmlns:am3d="http://schemas.microsoft.com/office/drawing/2017/model3d" xmlns:o="urn:schemas-microsoft-com:office:office" xmlns:oel="http://schemas.microsoft.com/office/2019/extlst" xmlns:r="http://schemas.openxmlformats.org/officeDocument/2006/relationships" xmlns:m="http://schemas.openxmlformats.org/officeDocument/2006/math" xmlns:v="urn:schemas-microsoft-com:vml" xmlns:wp14="http://schemas.microsoft.com/office/word/2010/wordprocessingDrawing" xmlns:wp="http://schemas.openxmlformats.org/drawingml/2006/wordprocessingDrawing" xmlns:w10="urn:schemas-microsoft-com:office:word" xmlns:w="http://schemas.openxmlformats.org/wordprocessingml/2006/main" xmlns:w14="http://schemas.microsoft.com/office/word/2010/wordml" xmlns:w15="http://schemas.microsoft.com/office/word/2012/wordml" xmlns:w16cex="http://schemas.microsoft.com/office/word/2018/wordml/cex" xmlns:w16="http://schemas.microsoft.com/office/word/2018/wordml" xmlns:w16du="http://schemas.microsoft.com/office/word/2023/wordml/word16du" xmlns:w16sdtdh="http://schemas.microsoft.com/office/word/2020/wordml/sdtdatahash" xmlns:w16se="http://schemas.microsoft.com/office/word/2015/wordml/symex" xmlns:wpg="http://schemas.microsoft.com/office/word/2010/wordprocessingGroup" xmlns:wpi="http://schemas.microsoft.com/office/word/2010/wordprocessingInk" xmlns:wne="http://schemas.microsoft.com/office/word/2006/wordml" xmlns:wps="http://schemas.microsoft.com/office/word/2010/wordprocessingShape">
   <w:endnote w:type="separator" w:id="-1">
     <w:p>
@@ -6030,7 +6105,55 @@
 </w:endnotes>
 </file>
 
-<file path=word/footnotes.xml><?xml version="1.0" encoding="utf-8"?>
+<file path=./word/fontTable.xml><?xml version="1.0" encoding="utf-8"?>
+<w:fonts xmlns:mc="http://schemas.openxmlformats.org/markup-compatibility/2006" xmlns:r="http://schemas.openxmlformats.org/officeDocument/2006/relationships" xmlns:w="http://schemas.openxmlformats.org/wordprocessingml/2006/main" xmlns:w14="http://schemas.microsoft.com/office/word/2010/wordml" xmlns:w15="http://schemas.microsoft.com/office/word/2012/wordml" xmlns:w16cex="http://schemas.microsoft.com/office/word/2018/wordml/cex" xmlns:w16="http://schemas.microsoft.com/office/word/2018/wordml" xmlns:w16du="http://schemas.microsoft.com/office/word/2023/wordml/word16du" xmlns:w16sdtdh="http://schemas.microsoft.com/office/word/2020/wordml/sdtdatahash" xmlns:w16se="http://schemas.microsoft.com/office/word/2015/wordml/symex">
+  <w:font w:name="Times New Roman">
+    <w:panose1 w:val="02020603050405020304"/>
+    <w:family w:val="roman"/>
+    <w:pitch w:val="variable"/>
+    <w:sig w:usb0="E0002EFF" w:usb1="C000785B" w:usb2="00000009" w:usb3="00000000" w:csb0="000001FF" w:csb1="00000000"/>
+  </w:font>
+  <w:font w:name="Calibri">
+    <w:panose1 w:val="020F0502020204030204"/>
+    <w:family w:val="swiss"/>
+    <w:pitch w:val="variable"/>
+    <w:sig w:usb0="E4002EFF" w:usb1="C000247B" w:usb2="00000009" w:usb3="00000000" w:csb0="000001FF" w:csb1="00000000"/>
+  </w:font>
+  <w:font w:name="Cambria">
+    <w:panose1 w:val="02040503050406030204"/>
+    <w:family w:val="roman"/>
+    <w:pitch w:val="variable"/>
+    <w:sig w:usb0="E00006FF" w:usb1="420024FF" w:usb2="02000000" w:usb3="00000000" w:csb0="0000019F" w:csb1="00000000"/>
+  </w:font>
+  <w:font w:name=".VnTimeH">
+    <w:panose1 w:val="020B7200000000000000"/>
+    <w:family w:val="swiss"/>
+    <w:pitch w:val="variable"/>
+    <w:sig w:usb0="00000007" w:usb1="00000000" w:usb2="00000000" w:usb3="00000000" w:csb0="00000013" w:csb1="00000000"/>
+  </w:font>
+  <w:font w:name="TimesNewRomanPSMT">
+    <w:altName w:val="Times New Roman"/>
+    <w:panose1 w:val="00000000000000000000"/>
+    <w:family w:val="roman"/>
+    <w:notTrueType/>
+    <w:pitch w:val="default"/>
+  </w:font>
+  <w:font w:name="Tahoma">
+    <w:panose1 w:val="020B0604030504040204"/>
+    <w:family w:val="swiss"/>
+    <w:pitch w:val="variable"/>
+    <w:sig w:usb0="E1002EFF" w:usb1="C000605B" w:usb2="00000029" w:usb3="00000000" w:csb0="000101FF" w:csb1="00000000"/>
+  </w:font>
+  <w:font w:name="Arial Unicode MS">
+    <w:panose1 w:val="020B0604020202020204"/>
+    <w:family w:val="swiss"/>
+    <w:pitch w:val="variable"/>
+    <w:sig w:usb0="F7FFAFFF" w:usb1="E9DFFFFF" w:usb2="0000003F" w:usb3="00000000" w:csb0="003F01FF" w:csb1="00000000"/>
+  </w:font>
+</w:fonts>
+</file>
+
+<file path=./word/footnotes.xml><?xml version="1.0" encoding="utf-8"?>
 <w:footnotes xmlns:wpc="http://schemas.microsoft.com/office/word/2010/wordprocessingCanvas" xmlns:cx="http://schemas.microsoft.com/office/drawing/2014/chartex" xmlns:cx1="http://schemas.microsoft.com/office/drawing/2015/9/8/chartex" xmlns:cx2="http://schemas.microsoft.com/office/drawing/2015/10/21/chartex" xmlns:cx3="http://schemas.microsoft.com/office/drawing/2016/5/9/chartex" xmlns:cx4="http://schemas.microsoft.com/office/drawing/2016/5/10/chartex" xmlns:cx5="http://schemas.microsoft.com/office/drawing/2016/5/11/chartex" xmlns:cx6="http://schemas.microsoft.com/office/drawing/2016/5/12/chartex" xmlns:cx7="http://schemas.microsoft.com/office/drawing/2016/5/13/chartex" xmlns:cx8="http://schemas.microsoft.com/office/drawing/2016/5/14/chartex" xmlns:mc="http://schemas.openxmlformats.org/markup-compatibility/2006" xmlns:aink="http://schemas.microsoft.com/office/drawing/2016/ink" xmlns:am3d="http://schemas.microsoft.com/office/drawing/2017/model3d" xmlns:o="urn:schemas-microsoft-com:office:office" xmlns:oel="http://schemas.microsoft.com/office/2019/extlst" xmlns:r="http://schemas.openxmlformats.org/officeDocument/2006/relationships" xmlns:m="http://schemas.openxmlformats.org/officeDocument/2006/math" xmlns:v="urn:schemas-microsoft-com:vml" xmlns:wp14="http://schemas.microsoft.com/office/word/2010/wordprocessingDrawing" xmlns:wp="http://schemas.openxmlformats.org/drawingml/2006/wordprocessingDrawing" xmlns:w10="urn:schemas-microsoft-com:office:word" xmlns:w="http://schemas.openxmlformats.org/wordprocessingml/2006/main" xmlns:w14="http://schemas.microsoft.com/office/word/2010/wordml" xmlns:w15="http://schemas.microsoft.com/office/word/2012/wordml" xmlns:w16cex="http://schemas.microsoft.com/office/word/2018/wordml/cex" xmlns:w16="http://schemas.microsoft.com/office/word/2018/wordml" xmlns:w16du="http://schemas.microsoft.com/office/word/2023/wordml/word16du" xmlns:w16sdtdh="http://schemas.microsoft.com/office/word/2020/wordml/sdtdatahash" xmlns:w16se="http://schemas.microsoft.com/office/word/2015/wordml/symex" xmlns:wpg="http://schemas.microsoft.com/office/word/2010/wordprocessingGroup" xmlns:wpi="http://schemas.microsoft.com/office/word/2010/wordprocessingInk" xmlns:wne="http://schemas.microsoft.com/office/word/2006/wordml" xmlns:wps="http://schemas.microsoft.com/office/word/2010/wordprocessingShape">
   <w:footnote w:type="separator" w:id="-1">
     <w:p>
@@ -6055,7 +6178,7 @@
 </w:footnotes>
 </file>
 
-<file path=word/header1.xml><?xml version="1.0" encoding="utf-8"?>
+<file path=./word/header1.xml><?xml version="1.0" encoding="utf-8"?>
 <w:hdr xmlns:wpc="http://schemas.microsoft.com/office/word/2010/wordprocessingCanvas" xmlns:cx="http://schemas.microsoft.com/office/drawing/2014/chartex" xmlns:cx1="http://schemas.microsoft.com/office/drawing/2015/9/8/chartex" xmlns:cx2="http://schemas.microsoft.com/office/drawing/2015/10/21/chartex" xmlns:cx3="http://schemas.microsoft.com/office/drawing/2016/5/9/chartex" xmlns:cx4="http://schemas.microsoft.com/office/drawing/2016/5/10/chartex" xmlns:cx5="http://schemas.microsoft.com/office/drawing/2016/5/11/chartex" xmlns:cx6="http://schemas.microsoft.com/office/drawing/2016/5/12/chartex" xmlns:cx7="http://schemas.microsoft.com/office/drawing/2016/5/13/chartex" xmlns:cx8="http://schemas.microsoft.com/office/drawing/2016/5/14/chartex" xmlns:mc="http://schemas.openxmlformats.org/markup-compatibility/2006" xmlns:aink="http://schemas.microsoft.com/office/drawing/2016/ink" xmlns:am3d="http://schemas.microsoft.com/office/drawing/2017/model3d" xmlns:o="urn:schemas-microsoft-com:office:office" xmlns:oel="http://schemas.microsoft.com/office/2019/extlst" xmlns:r="http://schemas.openxmlformats.org/officeDocument/2006/relationships" xmlns:m="http://schemas.openxmlformats.org/officeDocument/2006/math" xmlns:v="urn:schemas-microsoft-com:vml" xmlns:wp14="http://schemas.microsoft.com/office/word/2010/wordprocessingDrawing" xmlns:wp="http://schemas.openxmlformats.org/drawingml/2006/wordprocessingDrawing" xmlns:w10="urn:schemas-microsoft-com:office:word" xmlns:w="http://schemas.openxmlformats.org/wordprocessingml/2006/main" xmlns:w14="http://schemas.microsoft.com/office/word/2010/wordml" xmlns:w15="http://schemas.microsoft.com/office/word/2012/wordml" xmlns:w16cex="http://schemas.microsoft.com/office/word/2018/wordml/cex" xmlns:w16="http://schemas.microsoft.com/office/word/2018/wordml" xmlns:w16du="http://schemas.microsoft.com/office/word/2023/wordml/word16du" xmlns:w16sdtdh="http://schemas.microsoft.com/office/word/2020/wordml/sdtdatahash" xmlns:w16se="http://schemas.microsoft.com/office/word/2015/wordml/symex" xmlns:wpg="http://schemas.microsoft.com/office/word/2010/wordprocessingGroup" xmlns:wpi="http://schemas.microsoft.com/office/word/2010/wordprocessingInk" xmlns:wne="http://schemas.microsoft.com/office/word/2006/wordml" xmlns:wps="http://schemas.microsoft.com/office/word/2010/wordprocessingShape">
   <w:p>
     <w:pPr>
@@ -6065,7 +6188,7 @@
 </w:hdr>
 </file>
 
-<file path=word/people.xml><?xml version="1.0" encoding="utf-8"?>
+<file path=./word/people.xml><?xml version="1.0" encoding="utf-8"?>
 <w15:people xmlns:wpc="http://schemas.microsoft.com/office/word/2010/wordprocessingCanvas" xmlns:cx="http://schemas.microsoft.com/office/drawing/2014/chartex" xmlns:cx1="http://schemas.microsoft.com/office/drawing/2015/9/8/chartex" xmlns:cx2="http://schemas.microsoft.com/office/drawing/2015/10/21/chartex" xmlns:cx3="http://schemas.microsoft.com/office/drawing/2016/5/9/chartex" xmlns:cx4="http://schemas.microsoft.com/office/drawing/2016/5/10/chartex" xmlns:cx5="http://schemas.microsoft.com/office/drawing/2016/5/11/chartex" xmlns:cx6="http://schemas.microsoft.com/office/drawing/2016/5/12/chartex" xmlns:cx7="http://schemas.microsoft.com/office/drawing/2016/5/13/chartex" xmlns:cx8="http://schemas.microsoft.com/office/drawing/2016/5/14/chartex" xmlns:mc="http://schemas.openxmlformats.org/markup-compatibility/2006" xmlns:aink="http://schemas.microsoft.com/office/drawing/2016/ink" xmlns:am3d="http://schemas.microsoft.com/office/drawing/2017/model3d" xmlns:o="urn:schemas-microsoft-com:office:office" xmlns:oel="http://schemas.microsoft.com/office/2019/extlst" xmlns:r="http://schemas.openxmlformats.org/officeDocument/2006/relationships" xmlns:m="http://schemas.openxmlformats.org/officeDocument/2006/math" xmlns:v="urn:schemas-microsoft-com:vml" xmlns:wp14="http://schemas.microsoft.com/office/word/2010/wordprocessingDrawing" xmlns:wp="http://schemas.openxmlformats.org/drawingml/2006/wordprocessingDrawing" xmlns:w10="urn:schemas-microsoft-com:office:word" xmlns:w="http://schemas.openxmlformats.org/wordprocessingml/2006/main" xmlns:w14="http://schemas.microsoft.com/office/word/2010/wordml" xmlns:w15="http://schemas.microsoft.com/office/word/2012/wordml" xmlns:w16cex="http://schemas.microsoft.com/office/word/2018/wordml/cex" xmlns:w16="http://schemas.microsoft.com/office/word/2018/wordml" xmlns:w16du="http://schemas.microsoft.com/office/word/2023/wordml/word16du" xmlns:w16sdtdh="http://schemas.microsoft.com/office/word/2020/wordml/sdtdatahash" xmlns:w16se="http://schemas.microsoft.com/office/word/2015/wordml/symex" xmlns:wpg="http://schemas.microsoft.com/office/word/2010/wordprocessingGroup" xmlns:wpi="http://schemas.microsoft.com/office/word/2010/wordprocessingInk" xmlns:wne="http://schemas.microsoft.com/office/word/2006/wordml" xmlns:wps="http://schemas.microsoft.com/office/word/2010/wordprocessingShape">
   <w15:person w15:author="Dương KTDA">
     <w15:presenceInfo w15:providerId="None" w15:userId="Dương KTDA"/>
@@ -6073,7 +6196,327 @@
 </w15:people>
 </file>
 
-<file path=word/styles.xml><?xml version="1.0" encoding="utf-8"?>
+<file path=./word/settings.xml><?xml version="1.0" encoding="utf-8"?>
+<w:settings xmlns:mc="http://schemas.openxmlformats.org/markup-compatibility/2006" xmlns:o="urn:schemas-microsoft-com:office:office" xmlns:r="http://schemas.openxmlformats.org/officeDocument/2006/relationships" xmlns:m="http://schemas.openxmlformats.org/officeDocument/2006/math" xmlns:v="urn:schemas-microsoft-com:vml" xmlns:w10="urn:schemas-microsoft-com:office:word" xmlns:w="http://schemas.openxmlformats.org/wordprocessingml/2006/main" xmlns:w14="http://schemas.microsoft.com/office/word/2010/wordml" xmlns:w15="http://schemas.microsoft.com/office/word/2012/wordml" xmlns:w16cex="http://schemas.microsoft.com/office/word/2018/wordml/cex" xmlns:w16="http://schemas.microsoft.com/office/word/2018/wordml" xmlns:w16du="http://schemas.microsoft.com/office/word/2023/wordml/word16du" xmlns:w16sdtdh="http://schemas.microsoft.com/office/word/2020/wordml/sdtdatahash" xmlns:w16se="http://schemas.microsoft.com/office/word/2015/wordml/symex" xmlns:sl="http://schemas.openxmlformats.org/schemaLibrary/2006/main">
+  <w:zoom w:percent="140"/>
+  <w:defaultTabStop w:val="720"/>
+  <w:drawingGridHorizontalSpacing w:val="120"/>
+  <w:displayHorizontalDrawingGridEvery w:val="2"/>
+  <w:displayVerticalDrawingGridEvery w:val="2"/>
+  <w:characterSpacingControl w:val="doNotCompress"/>
+  <w:hdrShapeDefaults>
+    <o:shapedefaults v:ext="edit" spidmax="2050"/>
+  </w:hdrShapeDefaults>
+  <w:compat>
+    <w:compatSetting w:name="compatibilityMode" w:uri="http://schemas.microsoft.com/office/word" w:val="14"/>
+    <w:compatSetting w:name="overrideTableStyleFontSizeAndJustification" w:uri="http://schemas.microsoft.com/office/word" w:val="1"/>
+    <w:compatSetting w:name="enableOpenTypeFeatures" w:uri="http://schemas.microsoft.com/office/word" w:val="1"/>
+    <w:compatSetting w:name="doNotFlipMirrorIndents" w:uri="http://schemas.microsoft.com/office/word" w:val="1"/>
+    <w:compatSetting w:name="useWord2013TrackBottomHyphenation" w:uri="http://schemas.microsoft.com/office/word" w:val="1"/>
+  </w:compat>
+  <w:rsids>
+    <w:rsidRoot w:val="003C6AF8"/>
+    <w:rsid w:val="00001404"/>
+    <w:rsid w:val="00034CC2"/>
+    <w:rsid w:val="00065918"/>
+    <w:rsid w:val="00065AD3"/>
+    <w:rsid w:val="000A38F8"/>
+    <w:rsid w:val="000A7F6C"/>
+    <w:rsid w:val="00104EDD"/>
+    <w:rsid w:val="001150F8"/>
+    <w:rsid w:val="00123BD5"/>
+    <w:rsid w:val="0012561B"/>
+    <w:rsid w:val="0013399D"/>
+    <w:rsid w:val="00134B4B"/>
+    <w:rsid w:val="00143C23"/>
+    <w:rsid w:val="00146DAC"/>
+    <w:rsid w:val="001559A6"/>
+    <w:rsid w:val="0015797D"/>
+    <w:rsid w:val="00160ABA"/>
+    <w:rsid w:val="00172AC3"/>
+    <w:rsid w:val="001B6787"/>
+    <w:rsid w:val="001D6584"/>
+    <w:rsid w:val="001E0C5B"/>
+    <w:rsid w:val="00200725"/>
+    <w:rsid w:val="0021057F"/>
+    <w:rsid w:val="00210A5A"/>
+    <w:rsid w:val="0022116E"/>
+    <w:rsid w:val="00233D95"/>
+    <w:rsid w:val="00262725"/>
+    <w:rsid w:val="00272E48"/>
+    <w:rsid w:val="002964F4"/>
+    <w:rsid w:val="002B0FAD"/>
+    <w:rsid w:val="002B5917"/>
+    <w:rsid w:val="002B6022"/>
+    <w:rsid w:val="002C7BF1"/>
+    <w:rsid w:val="002D384D"/>
+    <w:rsid w:val="002E3384"/>
+    <w:rsid w:val="002E47C9"/>
+    <w:rsid w:val="00302D9A"/>
+    <w:rsid w:val="00304FAC"/>
+    <w:rsid w:val="00305A63"/>
+    <w:rsid w:val="00307835"/>
+    <w:rsid w:val="00311FA0"/>
+    <w:rsid w:val="0031706A"/>
+    <w:rsid w:val="00317BFD"/>
+    <w:rsid w:val="0034775D"/>
+    <w:rsid w:val="00352936"/>
+    <w:rsid w:val="0037022B"/>
+    <w:rsid w:val="00382D6E"/>
+    <w:rsid w:val="00390D90"/>
+    <w:rsid w:val="003A6585"/>
+    <w:rsid w:val="003C23EC"/>
+    <w:rsid w:val="003C3224"/>
+    <w:rsid w:val="003C6AF8"/>
+    <w:rsid w:val="003C6F2F"/>
+    <w:rsid w:val="003D0B4F"/>
+    <w:rsid w:val="003D1C73"/>
+    <w:rsid w:val="003E5044"/>
+    <w:rsid w:val="004028B9"/>
+    <w:rsid w:val="00403B59"/>
+    <w:rsid w:val="00416B21"/>
+    <w:rsid w:val="00450B3A"/>
+    <w:rsid w:val="00451742"/>
+    <w:rsid w:val="004530ED"/>
+    <w:rsid w:val="00457D88"/>
+    <w:rsid w:val="00466289"/>
+    <w:rsid w:val="00494828"/>
+    <w:rsid w:val="00497C9B"/>
+    <w:rsid w:val="004A58E5"/>
+    <w:rsid w:val="004B10EE"/>
+    <w:rsid w:val="004C0F2F"/>
+    <w:rsid w:val="004D04BB"/>
+    <w:rsid w:val="004D1A56"/>
+    <w:rsid w:val="004E048E"/>
+    <w:rsid w:val="004E21C8"/>
+    <w:rsid w:val="004F6CF0"/>
+    <w:rsid w:val="0051154B"/>
+    <w:rsid w:val="00513E5D"/>
+    <w:rsid w:val="005141A4"/>
+    <w:rsid w:val="005172A1"/>
+    <w:rsid w:val="00531069"/>
+    <w:rsid w:val="005525BA"/>
+    <w:rsid w:val="00553DF3"/>
+    <w:rsid w:val="005567B0"/>
+    <w:rsid w:val="0058391B"/>
+    <w:rsid w:val="005862BA"/>
+    <w:rsid w:val="00597042"/>
+    <w:rsid w:val="005A7D18"/>
+    <w:rsid w:val="005B531F"/>
+    <w:rsid w:val="005D1DD4"/>
+    <w:rsid w:val="005E10FF"/>
+    <w:rsid w:val="005F2AD9"/>
+    <w:rsid w:val="00604C12"/>
+    <w:rsid w:val="00613438"/>
+    <w:rsid w:val="006359E1"/>
+    <w:rsid w:val="00642986"/>
+    <w:rsid w:val="006529FD"/>
+    <w:rsid w:val="0066209A"/>
+    <w:rsid w:val="006676B0"/>
+    <w:rsid w:val="00670120"/>
+    <w:rsid w:val="006710C8"/>
+    <w:rsid w:val="00682B6C"/>
+    <w:rsid w:val="0068416C"/>
+    <w:rsid w:val="0068540D"/>
+    <w:rsid w:val="006955FA"/>
+    <w:rsid w:val="006A23F1"/>
+    <w:rsid w:val="006C6EC0"/>
+    <w:rsid w:val="006D2093"/>
+    <w:rsid w:val="006D5CB6"/>
+    <w:rsid w:val="006E4E1E"/>
+    <w:rsid w:val="006E7704"/>
+    <w:rsid w:val="006F2D4A"/>
+    <w:rsid w:val="00707533"/>
+    <w:rsid w:val="00713C9B"/>
+    <w:rsid w:val="007159D2"/>
+    <w:rsid w:val="00733504"/>
+    <w:rsid w:val="00736EBA"/>
+    <w:rsid w:val="0074442A"/>
+    <w:rsid w:val="00764F3C"/>
+    <w:rsid w:val="00775717"/>
+    <w:rsid w:val="00784C7D"/>
+    <w:rsid w:val="00785B52"/>
+    <w:rsid w:val="007925F7"/>
+    <w:rsid w:val="007A0287"/>
+    <w:rsid w:val="007A2849"/>
+    <w:rsid w:val="007B4824"/>
+    <w:rsid w:val="007C4D02"/>
+    <w:rsid w:val="007D024B"/>
+    <w:rsid w:val="007E347F"/>
+    <w:rsid w:val="007E3543"/>
+    <w:rsid w:val="007E40F3"/>
+    <w:rsid w:val="007E7B44"/>
+    <w:rsid w:val="007F05DF"/>
+    <w:rsid w:val="00807324"/>
+    <w:rsid w:val="00820406"/>
+    <w:rsid w:val="008226AE"/>
+    <w:rsid w:val="00830731"/>
+    <w:rsid w:val="008361C2"/>
+    <w:rsid w:val="00841FEF"/>
+    <w:rsid w:val="008623E2"/>
+    <w:rsid w:val="00867C0A"/>
+    <w:rsid w:val="00890A69"/>
+    <w:rsid w:val="00893377"/>
+    <w:rsid w:val="008A6D4F"/>
+    <w:rsid w:val="008C1665"/>
+    <w:rsid w:val="008C3617"/>
+    <w:rsid w:val="008C7805"/>
+    <w:rsid w:val="008D5215"/>
+    <w:rsid w:val="008E2003"/>
+    <w:rsid w:val="008F2036"/>
+    <w:rsid w:val="008F4209"/>
+    <w:rsid w:val="009269C3"/>
+    <w:rsid w:val="0092758B"/>
+    <w:rsid w:val="00933B64"/>
+    <w:rsid w:val="00947F15"/>
+    <w:rsid w:val="009517B3"/>
+    <w:rsid w:val="00965817"/>
+    <w:rsid w:val="00983D37"/>
+    <w:rsid w:val="00986CC1"/>
+    <w:rsid w:val="009942C0"/>
+    <w:rsid w:val="009B1216"/>
+    <w:rsid w:val="009B201C"/>
+    <w:rsid w:val="009C0215"/>
+    <w:rsid w:val="009D12D8"/>
+    <w:rsid w:val="009D426F"/>
+    <w:rsid w:val="009D57C2"/>
+    <w:rsid w:val="009D6238"/>
+    <w:rsid w:val="009D7F3C"/>
+    <w:rsid w:val="009E160A"/>
+    <w:rsid w:val="009F1571"/>
+    <w:rsid w:val="00A02FB7"/>
+    <w:rsid w:val="00A105C8"/>
+    <w:rsid w:val="00A23FA8"/>
+    <w:rsid w:val="00A36B49"/>
+    <w:rsid w:val="00A41E4A"/>
+    <w:rsid w:val="00A52942"/>
+    <w:rsid w:val="00A568B0"/>
+    <w:rsid w:val="00A67396"/>
+    <w:rsid w:val="00A757C6"/>
+    <w:rsid w:val="00A83BC8"/>
+    <w:rsid w:val="00A870D6"/>
+    <w:rsid w:val="00A90919"/>
+    <w:rsid w:val="00A9764C"/>
+    <w:rsid w:val="00AA0C23"/>
+    <w:rsid w:val="00AA0F3B"/>
+    <w:rsid w:val="00AA0FCF"/>
+    <w:rsid w:val="00AB38F2"/>
+    <w:rsid w:val="00AC59CD"/>
+    <w:rsid w:val="00AD03D8"/>
+    <w:rsid w:val="00AE3437"/>
+    <w:rsid w:val="00AF0ED5"/>
+    <w:rsid w:val="00B0072B"/>
+    <w:rsid w:val="00B1270B"/>
+    <w:rsid w:val="00B12C3E"/>
+    <w:rsid w:val="00B14A20"/>
+    <w:rsid w:val="00B220DE"/>
+    <w:rsid w:val="00B362D1"/>
+    <w:rsid w:val="00B36670"/>
+    <w:rsid w:val="00B465AA"/>
+    <w:rsid w:val="00B75B5F"/>
+    <w:rsid w:val="00B82A6C"/>
+    <w:rsid w:val="00B94DF1"/>
+    <w:rsid w:val="00BB3892"/>
+    <w:rsid w:val="00BC0F42"/>
+    <w:rsid w:val="00BD6390"/>
+    <w:rsid w:val="00BE57F5"/>
+    <w:rsid w:val="00BF5B76"/>
+    <w:rsid w:val="00C00052"/>
+    <w:rsid w:val="00C04384"/>
+    <w:rsid w:val="00C07D96"/>
+    <w:rsid w:val="00C14B5F"/>
+    <w:rsid w:val="00C15D1C"/>
+    <w:rsid w:val="00C317A0"/>
+    <w:rsid w:val="00C34905"/>
+    <w:rsid w:val="00C474D4"/>
+    <w:rsid w:val="00C73C9B"/>
+    <w:rsid w:val="00C85E24"/>
+    <w:rsid w:val="00CB48A1"/>
+    <w:rsid w:val="00CE53BA"/>
+    <w:rsid w:val="00CF4F28"/>
+    <w:rsid w:val="00D03E92"/>
+    <w:rsid w:val="00D067E7"/>
+    <w:rsid w:val="00D128D7"/>
+    <w:rsid w:val="00D25843"/>
+    <w:rsid w:val="00D4095F"/>
+    <w:rsid w:val="00D471D8"/>
+    <w:rsid w:val="00D65A8C"/>
+    <w:rsid w:val="00D71AA3"/>
+    <w:rsid w:val="00DA1F4F"/>
+    <w:rsid w:val="00DB3CF6"/>
+    <w:rsid w:val="00DB5DA5"/>
+    <w:rsid w:val="00DE60F0"/>
+    <w:rsid w:val="00DF5479"/>
+    <w:rsid w:val="00E07A67"/>
+    <w:rsid w:val="00E10104"/>
+    <w:rsid w:val="00E15A01"/>
+    <w:rsid w:val="00E16236"/>
+    <w:rsid w:val="00E502C4"/>
+    <w:rsid w:val="00E605E3"/>
+    <w:rsid w:val="00E6581F"/>
+    <w:rsid w:val="00E66BC6"/>
+    <w:rsid w:val="00E671CF"/>
+    <w:rsid w:val="00E7564E"/>
+    <w:rsid w:val="00E84A91"/>
+    <w:rsid w:val="00E91B00"/>
+    <w:rsid w:val="00EA6243"/>
+    <w:rsid w:val="00EA795A"/>
+    <w:rsid w:val="00EB49DA"/>
+    <w:rsid w:val="00EC5553"/>
+    <w:rsid w:val="00EC6343"/>
+    <w:rsid w:val="00ED2702"/>
+    <w:rsid w:val="00EE1763"/>
+    <w:rsid w:val="00EE31ED"/>
+    <w:rsid w:val="00EF79D3"/>
+    <w:rsid w:val="00F00047"/>
+    <w:rsid w:val="00F02E54"/>
+    <w:rsid w:val="00F03C26"/>
+    <w:rsid w:val="00F068B9"/>
+    <w:rsid w:val="00F160BF"/>
+    <w:rsid w:val="00F22046"/>
+    <w:rsid w:val="00F30785"/>
+    <w:rsid w:val="00F3320C"/>
+    <w:rsid w:val="00F34875"/>
+    <w:rsid w:val="00F42BC4"/>
+    <w:rsid w:val="00F77333"/>
+    <w:rsid w:val="00F81303"/>
+    <w:rsid w:val="00FA1033"/>
+    <w:rsid w:val="00FB406F"/>
+    <w:rsid w:val="00FC22FA"/>
+    <w:rsid w:val="00FC714E"/>
+    <w:rsid w:val="00FE1E29"/>
+    <w:rsid w:val="00FE470E"/>
+    <w:rsid w:val="00FF77B6"/>
+  </w:rsids>
+  <m:mathPr>
+    <m:mathFont m:val="Cambria Math"/>
+    <m:brkBin m:val="before"/>
+    <m:brkBinSub m:val="--"/>
+    <m:smallFrac m:val="0"/>
+    <m:dispDef/>
+    <m:lMargin m:val="0"/>
+    <m:rMargin m:val="0"/>
+    <m:defJc m:val="centerGroup"/>
+    <m:wrapIndent m:val="1440"/>
+    <m:intLim m:val="subSup"/>
+    <m:naryLim m:val="undOvr"/>
+  </m:mathPr>
+  <w:themeFontLang w:val="en-US"/>
+  <w:clrSchemeMapping w:bg1="light1" w:t1="dark1" w:bg2="light2" w:t2="dark2" w:accent1="accent1" w:accent2="accent2" w:accent3="accent3" w:accent4="accent4" w:accent5="accent5" w:accent6="accent6" w:hyperlink="hyperlink" w:followedHyperlink="followedHyperlink"/>
+  <w:shapeDefaults>
+    <o:shapedefaults v:ext="edit" spidmax="2050"/>
+    <o:shapelayout v:ext="edit">
+      <o:idmap v:ext="edit" data="2"/>
+    </o:shapelayout>
+  </w:shapeDefaults>
+  <w:decimalSymbol w:val=","/>
+  <w:listSeparator w:val=","/>
+  <w14:docId w14:val="083101A5"/>
+  <w15:docId w15:val="{A3C80366-C824-4F33-8922-ACB4D70607C6}"/>
+</w:settings>
+</file>
+
+<file path=./word/styles.xml><?xml version="1.0" encoding="utf-8"?>
 <w:styles xmlns:mc="http://schemas.openxmlformats.org/markup-compatibility/2006" xmlns:r="http://schemas.openxmlformats.org/officeDocument/2006/relationships" xmlns:w="http://schemas.openxmlformats.org/wordprocessingml/2006/main" xmlns:w14="http://schemas.microsoft.com/office/word/2010/wordml" xmlns:w15="http://schemas.microsoft.com/office/word/2012/wordml" xmlns:w16cex="http://schemas.microsoft.com/office/word/2018/wordml/cex" xmlns:w16="http://schemas.microsoft.com/office/word/2018/wordml" xmlns:w16du="http://schemas.microsoft.com/office/word/2023/wordml/word16du" xmlns:w16sdtdh="http://schemas.microsoft.com/office/word/2020/wordml/sdtdatahash" xmlns:w16se="http://schemas.microsoft.com/office/word/2015/wordml/symex">
   <w:docDefaults>
     <w:rPrDefault>
@@ -6838,7 +7281,7 @@
 </w:styles>
 </file>
 
-<file path=word/theme/theme1.xml><?xml version="1.0" encoding="utf-8"?>
+<file path=./word/theme/theme1.xml><?xml version="1.0" encoding="utf-8"?>
 <a:theme xmlns:a="http://schemas.openxmlformats.org/drawingml/2006/main" name="Office Theme">
   <a:themeElements>
     <a:clrScheme name="Office">
@@ -7121,4 +7564,27 @@
   <a:objectDefaults/>
   <a:extraClrSchemeLst/>
 </a:theme>
+</file>
+
+<file path=./word/webSettings.xml><?xml version="1.0" encoding="utf-8"?>
+<w:webSettings xmlns:mc="http://schemas.openxmlformats.org/markup-compatibility/2006" xmlns:r="http://schemas.openxmlformats.org/officeDocument/2006/relationships" xmlns:w="http://schemas.openxmlformats.org/wordprocessingml/2006/main" xmlns:w14="http://schemas.microsoft.com/office/word/2010/wordml" xmlns:w15="http://schemas.microsoft.com/office/word/2012/wordml" xmlns:w16cex="http://schemas.microsoft.com/office/word/2018/wordml/cex" xmlns:w16="http://schemas.microsoft.com/office/word/2018/wordml" xmlns:w16du="http://schemas.microsoft.com/office/word/2023/wordml/word16du" xmlns:w16sdtdh="http://schemas.microsoft.com/office/word/2020/wordml/sdtdatahash" xmlns:w16se="http://schemas.microsoft.com/office/word/2015/wordml/symex">
+  <w:divs>
+    <w:div w:id="22245452">
+      <w:bodyDiv w:val="1"/>
+      <w:marLeft w:val="0"/>
+      <w:marRight w:val="0"/>
+      <w:marTop w:val="0"/>
+      <w:marBottom w:val="0"/>
+      <w:divBdr>
+        <w:top w:val="none" w:sz="0" w:space="0" w:color="auto"/>
+        <w:left w:val="none" w:sz="0" w:space="0" w:color="auto"/>
+        <w:bottom w:val="none" w:sz="0" w:space="0" w:color="auto"/>
+        <w:right w:val="none" w:sz="0" w:space="0" w:color="auto"/>
+      </w:divBdr>
+    </w:div>
+  </w:divs>
+  <w:optimizeForBrowser/>
+  <w:relyOnVML/>
+  <w:allowPNG/>
+</w:webSettings>
 </file>
--- a/skills/phong-ktda/assets/du-thao-hop-dong.docx
+++ b/skills/phong-ktda/assets/du-thao-hop-dong.docx
@@ -1,144 +1,8 @@
 
-<file path=./[Content_Types].xml><?xml version="1.0" encoding="utf-8"?>
-<Types xmlns="http://schemas.openxmlformats.org/package/2006/content-types">
-  <Default Extension="jpeg" ContentType="image/jpeg"/>
-  <Default Extension="rels" ContentType="application/vnd.openxmlformats-package.relationships+xml"/>
-  <Default Extension="xml" ContentType="application/xml"/>
-  <Override PartName="/word/document.xml" ContentType="application/vnd.openxmlformats-officedocument.wordprocessingml.document.main+xml"/>
-  <Override PartName="/word/styles.xml" ContentType="application/vnd.openxmlformats-officedocument.wordprocessingml.styles+xml"/>
-  <Override PartName="/word/settings.xml" ContentType="application/vnd.openxmlformats-officedocument.wordprocessingml.settings+xml"/>
-  <Override PartName="/word/webSettings.xml" ContentType="application/vnd.openxmlformats-officedocument.wordprocessingml.webSettings+xml"/>
-  <Override PartName="/word/footnotes.xml" ContentType="application/vnd.openxmlformats-officedocument.wordprocessingml.footnotes+xml"/>
-  <Override PartName="/word/endnotes.xml" ContentType="application/vnd.openxmlformats-officedocument.wordprocessingml.endnotes+xml"/>
-  <Override PartName="/word/comments.xml" ContentType="application/vnd.openxmlformats-officedocument.wordprocessingml.comments+xml"/>
-  <Override PartName="/word/commentsExtended.xml" ContentType="application/vnd.openxmlformats-officedocument.wordprocessingml.commentsExtended+xml"/>
-  <Override PartName="/word/commentsIds.xml" ContentType="application/vnd.openxmlformats-officedocument.wordprocessingml.commentsIds+xml"/>
-  <Override PartName="/word/commentsExtensible.xml" ContentType="application/vnd.openxmlformats-officedocument.wordprocessingml.commentsExtensible+xml"/>
-  <Override PartName="/word/header1.xml" ContentType="application/vnd.openxmlformats-officedocument.wordprocessingml.header+xml"/>
-  <Override PartName="/word/fontTable.xml" ContentType="application/vnd.openxmlformats-officedocument.wordprocessingml.fontTable+xml"/>
-  <Override PartName="/word/people.xml" ContentType="application/vnd.openxmlformats-officedocument.wordprocessingml.people+xml"/>
-  <Override PartName="/word/theme/theme1.xml" ContentType="application/vnd.openxmlformats-officedocument.theme+xml"/>
-  <Override PartName="/docProps/core.xml" ContentType="application/vnd.openxmlformats-package.core-properties+xml"/>
-  <Override PartName="/docProps/app.xml" ContentType="application/vnd.openxmlformats-officedocument.extended-properties+xml"/>
-</Types>
-</file>
-
-<file path=./docProps/app.xml><?xml version="1.0" encoding="utf-8"?>
-<Properties xmlns="http://schemas.openxmlformats.org/officeDocument/2006/extended-properties" xmlns:vt="http://schemas.openxmlformats.org/officeDocument/2006/docPropsVTypes">
-  <Template>Normal.dotm</Template>
-  <TotalTime>1009</TotalTime>
-  <Pages>5</Pages>
-  <Words>878</Words>
-  <Characters>5010</Characters>
-  <Application>Microsoft Office Word</Application>
-  <DocSecurity>0</DocSecurity>
-  <Lines>41</Lines>
-  <Paragraphs>11</Paragraphs>
-  <ScaleCrop>false</ScaleCrop>
-  <HeadingPairs>
-    <vt:vector size="2" baseType="variant">
-      <vt:variant>
-        <vt:lpstr>Title</vt:lpstr>
-      </vt:variant>
-      <vt:variant>
-        <vt:i4>1</vt:i4>
-      </vt:variant>
-    </vt:vector>
-  </HeadingPairs>
-  <TitlesOfParts>
-    <vt:vector size="1" baseType="lpstr">
-      <vt:lpstr/>
-    </vt:vector>
-  </TitlesOfParts>
-  <Company/>
-  <LinksUpToDate>false</LinksUpToDate>
-  <CharactersWithSpaces>5877</CharactersWithSpaces>
-  <SharedDoc>false</SharedDoc>
-  <HyperlinksChanged>false</HyperlinksChanged>
-  <AppVersion>16.0000</AppVersion>
-</Properties>
-</file>
-
-<file path=./docProps/core.xml><?xml version="1.0" encoding="utf-8"?>
-<cp:coreProperties xmlns:cp="http://schemas.openxmlformats.org/package/2006/metadata/core-properties" xmlns:dc="http://purl.org/dc/elements/1.1/" xmlns:dcterms="http://purl.org/dc/terms/" xmlns:dcmitype="http://purl.org/dc/dcmitype/" xmlns:xsi="http://www.w3.org/2001/XMLSchema-instance">
-  <dc:title/>
-  <dc:subject/>
-  <dc:creator>COMPUTER</dc:creator>
-  <cp:keywords/>
-  <dc:description/>
-  <cp:lastModifiedBy>Dương KTDA</cp:lastModifiedBy>
-  <cp:revision>211</cp:revision>
-  <cp:lastPrinted>2026-04-22T02:21:00Z</cp:lastPrinted>
-  <dcterms:created xsi:type="dcterms:W3CDTF">2019-01-16T00:57:00Z</dcterms:created>
-  <dcterms:modified xsi:type="dcterms:W3CDTF">2026-04-29T08:17:00Z</dcterms:modified>
-</cp:coreProperties>
-</file>
-
-<file path=./word/comments.xml><?xml version="1.0" encoding="utf-8"?>
-<w:comments xmlns:wpc="http://schemas.microsoft.com/office/word/2010/wordprocessingCanvas" xmlns:cx="http://schemas.microsoft.com/office/drawing/2014/chartex" xmlns:cx1="http://schemas.microsoft.com/office/drawing/2015/9/8/chartex" xmlns:cx2="http://schemas.microsoft.com/office/drawing/2015/10/21/chartex" xmlns:cx3="http://schemas.microsoft.com/office/drawing/2016/5/9/chartex" xmlns:cx4="http://schemas.microsoft.com/office/drawing/2016/5/10/chartex" xmlns:cx5="http://schemas.microsoft.com/office/drawing/2016/5/11/chartex" xmlns:cx6="http://schemas.microsoft.com/office/drawing/2016/5/12/chartex" xmlns:cx7="http://schemas.microsoft.com/office/drawing/2016/5/13/chartex" xmlns:cx8="http://schemas.microsoft.com/office/drawing/2016/5/14/chartex" xmlns:mc="http://schemas.openxmlformats.org/markup-compatibility/2006" xmlns:aink="http://schemas.microsoft.com/office/drawing/2016/ink" xmlns:am3d="http://schemas.microsoft.com/office/drawing/2017/model3d" xmlns:o="urn:schemas-microsoft-com:office:office" xmlns:oel="http://schemas.microsoft.com/office/2019/extlst" xmlns:r="http://schemas.openxmlformats.org/officeDocument/2006/relationships" xmlns:m="http://schemas.openxmlformats.org/officeDocument/2006/math" xmlns:v="urn:schemas-microsoft-com:vml" xmlns:wp14="http://schemas.microsoft.com/office/word/2010/wordprocessingDrawing" xmlns:wp="http://schemas.openxmlformats.org/drawingml/2006/wordprocessingDrawing" xmlns:w10="urn:schemas-microsoft-com:office:word" xmlns:w="http://schemas.openxmlformats.org/wordprocessingml/2006/main" xmlns:w14="http://schemas.microsoft.com/office/word/2010/wordml" xmlns:w15="http://schemas.microsoft.com/office/word/2012/wordml" xmlns:w16cex="http://schemas.microsoft.com/office/word/2018/wordml/cex" xmlns:w16="http://schemas.microsoft.com/office/word/2018/wordml" xmlns:w16du="http://schemas.microsoft.com/office/word/2023/wordml/word16du" xmlns:w16sdtdh="http://schemas.microsoft.com/office/word/2020/wordml/sdtdatahash" xmlns:w16se="http://schemas.microsoft.com/office/word/2015/wordml/symex" xmlns:wpg="http://schemas.microsoft.com/office/word/2010/wordprocessingGroup" xmlns:wpi="http://schemas.microsoft.com/office/word/2010/wordprocessingInk" xmlns:wne="http://schemas.microsoft.com/office/word/2006/wordml" xmlns:wps="http://schemas.microsoft.com/office/word/2010/wordprocessingShape">
-  <w:comment w:id="1" w:author="Dương KTDA" w:date="2026-03-12T08:45:00Z" w:initials="DK">
-    <w:p>
-      <w:pPr>
-        <w:pStyle w:val="CommentText"/>
-      </w:pPr>
-      <w:r>
-        <w:rPr>
-          <w:rStyle w:val="CommentReference"/>
-        </w:rPr>
-        <w:annotationRef/>
-      </w:r>
-      <w:r>
-        <w:t>Ghi ngày thực hiện gói thầu theo bảng kế hoạch LCNT đã được phê duyệt</w:t>
-      </w:r>
-    </w:p>
-  </w:comment>
-  <w:comment w:id="2" w:author="Dương KTDA" w:date="2026-03-12T08:46:00Z" w:initials="DK">
-    <w:p>
-      <w:pPr>
-        <w:pStyle w:val="CommentText"/>
-      </w:pPr>
-      <w:r>
-        <w:rPr>
-          <w:rStyle w:val="CommentReference"/>
-        </w:rPr>
-        <w:annotationRef/>
-      </w:r>
-      <w:r>
-        <w:t>Thời gian thực hiện HĐ = Thời gian thực hiện gói thầu + Thời hạn thanh toán</w:t>
-      </w:r>
-      <w:r>
-        <w:t xml:space="preserve"> (được nêu tại Điểm b, Khoản 2, Điều 5 hợp đồng này)</w:t>
-      </w:r>
-    </w:p>
-  </w:comment>
-</w:comments>
-</file>
-
-<file path=./word/commentsExtended.xml><?xml version="1.0" encoding="utf-8"?>
-<w15:commentsEx xmlns:wpc="http://schemas.microsoft.com/office/word/2010/wordprocessingCanvas" xmlns:cx="http://schemas.microsoft.com/office/drawing/2014/chartex" xmlns:cx1="http://schemas.microsoft.com/office/drawing/2015/9/8/chartex" xmlns:cx2="http://schemas.microsoft.com/office/drawing/2015/10/21/chartex" xmlns:cx3="http://schemas.microsoft.com/office/drawing/2016/5/9/chartex" xmlns:cx4="http://schemas.microsoft.com/office/drawing/2016/5/10/chartex" xmlns:cx5="http://schemas.microsoft.com/office/drawing/2016/5/11/chartex" xmlns:cx6="http://schemas.microsoft.com/office/drawing/2016/5/12/chartex" xmlns:cx7="http://schemas.microsoft.com/office/drawing/2016/5/13/chartex" xmlns:cx8="http://schemas.microsoft.com/office/drawing/2016/5/14/chartex" xmlns:mc="http://schemas.openxmlformats.org/markup-compatibility/2006" xmlns:aink="http://schemas.microsoft.com/office/drawing/2016/ink" xmlns:am3d="http://schemas.microsoft.com/office/drawing/2017/model3d" xmlns:o="urn:schemas-microsoft-com:office:office" xmlns:oel="http://schemas.microsoft.com/office/2019/extlst" xmlns:r="http://schemas.openxmlformats.org/officeDocument/2006/relationships" xmlns:m="http://schemas.openxmlformats.org/officeDocument/2006/math" xmlns:v="urn:schemas-microsoft-com:vml" xmlns:wp14="http://schemas.microsoft.com/office/word/2010/wordprocessingDrawing" xmlns:wp="http://schemas.openxmlformats.org/drawingml/2006/wordprocessingDrawing" xmlns:w10="urn:schemas-microsoft-com:office:word" xmlns:w="http://schemas.openxmlformats.org/wordprocessingml/2006/main" xmlns:w14="http://schemas.microsoft.com/office/word/2010/wordml" xmlns:w15="http://schemas.microsoft.com/office/word/2012/wordml" xmlns:w16cex="http://schemas.microsoft.com/office/word/2018/wordml/cex" xmlns:w16="http://schemas.microsoft.com/office/word/2018/wordml" xmlns:w16du="http://schemas.microsoft.com/office/word/2023/wordml/word16du" xmlns:w16sdtdh="http://schemas.microsoft.com/office/word/2020/wordml/sdtdatahash" xmlns:w16se="http://schemas.microsoft.com/office/word/2015/wordml/symex" xmlns:wpg="http://schemas.microsoft.com/office/word/2010/wordprocessingGroup" xmlns:wpi="http://schemas.microsoft.com/office/word/2010/wordprocessingInk" xmlns:wne="http://schemas.microsoft.com/office/word/2006/wordml" xmlns:wps="http://schemas.microsoft.com/office/word/2010/wordprocessingShape">
-  <w15:commentEx w15:paraId="142E53DE" w15:done="0"/>
-  <w15:commentEx w15:paraId="1111FE82" w15:done="0"/>
-</w15:commentsEx>
-</file>
-
-<file path=./word/commentsExtensible.xml><?xml version="1.0" encoding="utf-8"?>
-<w16cex:commentsExtensible xmlns:wpc="http://schemas.microsoft.com/office/word/2010/wordprocessingCanvas" xmlns:cx="http://schemas.microsoft.com/office/drawing/2014/chartex" xmlns:cx1="http://schemas.microsoft.com/office/drawing/2015/9/8/chartex" xmlns:cx2="http://schemas.microsoft.com/office/drawing/2015/10/21/chartex" xmlns:cx3="http://schemas.microsoft.com/office/drawing/2016/5/9/chartex" xmlns:cx4="http://schemas.microsoft.com/office/drawing/2016/5/10/chartex" xmlns:cx5="http://schemas.microsoft.com/office/drawing/2016/5/11/chartex" xmlns:cx6="http://schemas.microsoft.com/office/drawing/2016/5/12/chartex" xmlns:cx7="http://schemas.microsoft.com/office/drawing/2016/5/13/chartex" xmlns:cx8="http://schemas.microsoft.com/office/drawing/2016/5/14/chartex" xmlns:cr="http://schemas.microsoft.com/office/comments/2020/reactions" xmlns:mc="http://schemas.openxmlformats.org/markup-compatibility/2006" xmlns:aink="http://schemas.microsoft.com/office/drawing/2016/ink" xmlns:am3d="http://schemas.microsoft.com/office/drawing/2017/model3d" xmlns:o="urn:schemas-microsoft-com:office:office" xmlns:oel="http://schemas.microsoft.com/office/2019/extlst" xmlns:r="http://schemas.openxmlformats.org/officeDocument/2006/relationships" xmlns:m="http://schemas.openxmlformats.org/officeDocument/2006/math" xmlns:v="urn:schemas-microsoft-com:vml" xmlns:wp14="http://schemas.microsoft.com/office/word/2010/wordprocessingDrawing" xmlns:wp="http://schemas.openxmlformats.org/drawingml/2006/wordprocessingDrawing" xmlns:w10="urn:schemas-microsoft-com:office:word" xmlns:w="http://schemas.openxmlformats.org/wordprocessingml/2006/main" xmlns:w14="http://schemas.microsoft.com/office/word/2010/wordml" xmlns:w15="http://schemas.microsoft.com/office/word/2012/wordml" xmlns:w16cex="http://schemas.microsoft.com/office/word/2018/wordml/cex" xmlns:w16="http://schemas.microsoft.com/office/word/2018/wordml" xmlns:w16du="http://schemas.microsoft.com/office/word/2023/wordml/word16du" xmlns:w16sdtdh="http://schemas.microsoft.com/office/word/2020/wordml/sdtdatahash" xmlns:w16se="http://schemas.microsoft.com/office/word/2015/wordml/symex" xmlns:wpg="http://schemas.microsoft.com/office/word/2010/wordprocessingGroup" xmlns:wpi="http://schemas.microsoft.com/office/word/2010/wordprocessingInk" xmlns:wne="http://schemas.microsoft.com/office/word/2006/wordml" xmlns:wps="http://schemas.microsoft.com/office/word/2010/wordprocessingShape">
-  <w16cex:commentExtensible w16cex:dateUtc="2026-03-12T01:45:00Z" w16cex:durableId="00000001"/>
-  <w16cex:commentExtensible w16cex:dateUtc="2026-03-12T01:46:00Z" w16cex:durableId="00000002"/>
-</w16cex:commentsExtensible>
-</file>
-
-<file path=./word/commentsIds.xml><?xml version="1.0" encoding="utf-8"?>
-<w16cid:commentsIds xmlns:wpc="http://schemas.microsoft.com/office/word/2010/wordprocessingCanvas" xmlns:cx="http://schemas.microsoft.com/office/drawing/2014/chartex" xmlns:cx1="http://schemas.microsoft.com/office/drawing/2015/9/8/chartex" xmlns:cx2="http://schemas.microsoft.com/office/drawing/2015/10/21/chartex" xmlns:cx3="http://schemas.microsoft.com/office/drawing/2016/5/9/chartex" xmlns:cx4="http://schemas.microsoft.com/office/drawing/2016/5/10/chartex" xmlns:cx5="http://schemas.microsoft.com/office/drawing/2016/5/11/chartex" xmlns:cx6="http://schemas.microsoft.com/office/drawing/2016/5/12/chartex" xmlns:cx7="http://schemas.microsoft.com/office/drawing/2016/5/13/chartex" xmlns:cx8="http://schemas.microsoft.com/office/drawing/2016/5/14/chartex" xmlns:mc="http://schemas.openxmlformats.org/markup-compatibility/2006" xmlns:aink="http://schemas.microsoft.com/office/drawing/2016/ink" xmlns:am3d="http://schemas.microsoft.com/office/drawing/2017/model3d" xmlns:o="urn:schemas-microsoft-com:office:office" xmlns:oel="http://schemas.microsoft.com/office/2019/extlst" xmlns:r="http://schemas.openxmlformats.org/officeDocument/2006/relationships" xmlns:m="http://schemas.openxmlformats.org/officeDocument/2006/math" xmlns:v="urn:schemas-microsoft-com:vml" xmlns:wp14="http://schemas.microsoft.com/office/word/2010/wordprocessingDrawing" xmlns:wp="http://schemas.openxmlformats.org/drawingml/2006/wordprocessingDrawing" xmlns:w10="urn:schemas-microsoft-com:office:word" xmlns:w="http://schemas.openxmlformats.org/wordprocessingml/2006/main" xmlns:w14="http://schemas.microsoft.com/office/word/2010/wordml" xmlns:w15="http://schemas.microsoft.com/office/word/2012/wordml" xmlns:w16cex="http://schemas.microsoft.com/office/word/2018/wordml/cex" xmlns:w16="http://schemas.microsoft.com/office/word/2018/wordml" xmlns:w16du="http://schemas.microsoft.com/office/word/2023/wordml/word16du" xmlns:w16sdtdh="http://schemas.microsoft.com/office/word/2020/wordml/sdtdatahash" xmlns:w16se="http://schemas.microsoft.com/office/word/2015/wordml/symex" xmlns:wpg="http://schemas.microsoft.com/office/word/2010/wordprocessingGroup" xmlns:wpi="http://schemas.microsoft.com/office/word/2010/wordprocessingInk" xmlns:wne="http://schemas.microsoft.com/office/word/2006/wordml" xmlns:wps="http://schemas.microsoft.com/office/word/2010/wordprocessingShape" xmlns:w16cid="http://schemas.microsoft.com/office/word/2016/wordml/cid">
-  <w16cid:commentId w16cid:paraId="142E53DE" w16cid:durableId="142E53DE"/>
-  <w16cid:commentId w16cid:paraId="1111FE82" w16cid:durableId="1111FE82"/>
-</w16cid:commentsIds>
-</file>
-
-<file path=./word/document.xml><?xml version="1.0" encoding="utf-8"?>
-<w:document xmlns:ns1="http://schemas.openxmlformats.org/markup-compatibility/2006" xmlns:ns10="http://schemas.openxmlformats.org/officeDocument/2006/relationships" xmlns:ns11="http://schemas.microsoft.com/office/drawing/2010/main" xmlns:ns2="http://schemas.microsoft.com/office/word/2010/wordml" xmlns:ns3="http://schemas.openxmlformats.org/drawingml/2006/wordprocessingDrawing" xmlns:ns4="http://schemas.microsoft.com/office/word/2010/wordprocessingDrawing" xmlns:ns5="http://schemas.openxmlformats.org/drawingml/2006/main" xmlns:ns6="http://schemas.microsoft.com/office/word/2010/wordprocessingShape" xmlns:ns7="urn:schemas-microsoft-com:vml" xmlns:ns8="urn:schemas-microsoft-com:office:office" xmlns:ns9="http://schemas.openxmlformats.org/drawingml/2006/picture" xmlns:w="http://schemas.openxmlformats.org/wordprocessingml/2006/main" xmlns:wps="http://schemas.microsoft.com/office/word/2010/wordprocessingShape">
+<file path=word/document.xml><?xml version="1.0" encoding="utf-8"?>
+<w:document xmlns:wpc="http://schemas.microsoft.com/office/word/2010/wordprocessingCanvas" xmlns:cx="http://schemas.microsoft.com/office/drawing/2014/chartex" xmlns:cx1="http://schemas.microsoft.com/office/drawing/2015/9/8/chartex" xmlns:cx2="http://schemas.microsoft.com/office/drawing/2015/10/21/chartex" xmlns:cx3="http://schemas.microsoft.com/office/drawing/2016/5/9/chartex" xmlns:cx4="http://schemas.microsoft.com/office/drawing/2016/5/10/chartex" xmlns:cx5="http://schemas.microsoft.com/office/drawing/2016/5/11/chartex" xmlns:cx6="http://schemas.microsoft.com/office/drawing/2016/5/12/chartex" xmlns:cx7="http://schemas.microsoft.com/office/drawing/2016/5/13/chartex" xmlns:cx8="http://schemas.microsoft.com/office/drawing/2016/5/14/chartex" xmlns:mc="http://schemas.openxmlformats.org/markup-compatibility/2006" xmlns:aink="http://schemas.microsoft.com/office/drawing/2016/ink" xmlns:am3d="http://schemas.microsoft.com/office/drawing/2017/model3d" xmlns:o="urn:schemas-microsoft-com:office:office" xmlns:oel="http://schemas.microsoft.com/office/2019/extlst" xmlns:r="http://schemas.openxmlformats.org/officeDocument/2006/relationships" xmlns:m="http://schemas.openxmlformats.org/officeDocument/2006/math" xmlns:v="urn:schemas-microsoft-com:vml" xmlns:wp14="http://schemas.microsoft.com/office/word/2010/wordprocessingDrawing" xmlns:wp="http://schemas.openxmlformats.org/drawingml/2006/wordprocessingDrawing" xmlns:w10="urn:schemas-microsoft-com:office:word" xmlns:w="http://schemas.openxmlformats.org/wordprocessingml/2006/main" xmlns:w14="http://schemas.microsoft.com/office/word/2010/wordml" xmlns:w15="http://schemas.microsoft.com/office/word/2012/wordml" xmlns:w16cex="http://schemas.microsoft.com/office/word/2018/wordml/cex" xmlns:w16cid="http://schemas.microsoft.com/office/word/2016/wordml/cid" xmlns:w16="http://schemas.microsoft.com/office/word/2018/wordml" xmlns:w16du="http://schemas.microsoft.com/office/word/2023/wordml/word16du" xmlns:w16sdtdh="http://schemas.microsoft.com/office/word/2020/wordml/sdtdatahash" xmlns:w16se="http://schemas.microsoft.com/office/word/2015/wordml/symex" xmlns:wpg="http://schemas.microsoft.com/office/word/2010/wordprocessingGroup" xmlns:wpi="http://schemas.microsoft.com/office/word/2010/wordprocessingInk" xmlns:wne="http://schemas.microsoft.com/office/word/2006/wordml" xmlns:wps="http://schemas.microsoft.com/office/word/2010/wordprocessingShape">
   <w:body>
-    <w:p ns2:paraId="314E5595" ns2:textId="77777777">
+    <w:p>
       <w:pPr>
         <w:widowControl w:val="0"/>
         <w:spacing w:before="20" w:after="20"/>
@@ -170,7 +34,7 @@
         <w:t xml:space="preserve"> PHÚ THỌ</w:t>
       </w:r>
     </w:p>
-    <w:p ns2:paraId="2535F68B" ns2:textId="77777777">
+    <w:p>
       <w:pPr>
         <w:widowControl w:val="0"/>
         <w:spacing w:before="20" w:after="20"/>
@@ -188,65 +52,65 @@
           <w:sz w:val="40"/>
           <w:szCs w:val="40"/>
         </w:rPr>
-        <ns1:AlternateContent>
-          <ns1:Choice Requires="wps">
+        <mc:AlternateContent>
+          <mc:Choice Requires="wps">
             <w:drawing>
-              <ns3:anchor distT="0" distB="0" distL="114300" distR="114300" simplePos="0" relativeHeight="251659264" behindDoc="0" locked="0" layoutInCell="1" allowOverlap="1" ns4:editId="22D3BA7A">
-                <ns3:simplePos x="0" y="0"/>
-                <ns3:positionH relativeFrom="column">
-                  <ns3:posOffset>1947862</ns3:posOffset>
-                </ns3:positionH>
-                <ns3:positionV relativeFrom="paragraph">
-                  <ns3:posOffset>330200</ns3:posOffset>
-                </ns3:positionV>
-                <ns3:extent cx="2009775" cy="0"/>
-                <ns3:effectExtent l="0" t="0" r="0" b="0"/>
-                <ns3:wrapNone/>
-                <ns3:docPr id="711462442" name="Straight Connector 1"/>
-                <ns3:cNvGraphicFramePr/>
-                <ns5:graphic>
-                  <ns5:graphicData uri="http://schemas.microsoft.com/office/word/2010/wordprocessingShape">
-                    <ns6:wsp>
-                      <ns6:cNvCnPr/>
-                      <ns6:spPr>
-                        <ns5:xfrm>
-                          <ns5:off x="0" y="0"/>
-                          <ns5:ext cx="2009775" cy="0"/>
-                        </ns5:xfrm>
-                        <ns5:prstGeom prst="line">
-                          <ns5:avLst/>
-                        </ns5:prstGeom>
-                      </ns6:spPr>
-                      <ns6:style>
-                        <ns5:lnRef idx="1">
-                          <ns5:schemeClr val="dk1"/>
-                        </ns5:lnRef>
-                        <ns5:fillRef idx="0">
-                          <ns5:schemeClr val="dk1"/>
-                        </ns5:fillRef>
-                        <ns5:effectRef idx="0">
-                          <ns5:schemeClr val="dk1"/>
-                        </ns5:effectRef>
-                        <ns5:fontRef idx="minor">
-                          <ns5:schemeClr val="tx1"/>
-                        </ns5:fontRef>
-                      </ns6:style>
-                      <ns6:bodyPr/>
-                    </ns6:wsp>
-                  </ns5:graphicData>
-                </ns5:graphic>
-                <ns4:sizeRelH relativeFrom="margin">
-                  <ns4:pctWidth>0</ns4:pctWidth>
-                </ns4:sizeRelH>
-              </ns3:anchor>
+              <wp:anchor distT="0" distB="0" distL="114300" distR="114300" simplePos="0" relativeHeight="251659264" behindDoc="0" locked="0" layoutInCell="1" allowOverlap="1" wp14:editId="49BB2E24">
+                <wp:simplePos x="0" y="0"/>
+                <wp:positionH relativeFrom="column">
+                  <wp:posOffset>1944370</wp:posOffset>
+                </wp:positionH>
+                <wp:positionV relativeFrom="paragraph">
+                  <wp:posOffset>331734</wp:posOffset>
+                </wp:positionV>
+                <wp:extent cx="2009775" cy="0"/>
+                <wp:effectExtent l="0" t="0" r="0" b="0"/>
+                <wp:wrapNone/>
+                <wp:docPr id="711462442" name="Straight Connector 1"/>
+                <wp:cNvGraphicFramePr/>
+                <a:graphic xmlns:a="http://schemas.openxmlformats.org/drawingml/2006/main">
+                  <a:graphicData uri="http://schemas.microsoft.com/office/word/2010/wordprocessingShape">
+                    <wps:wsp>
+                      <wps:cNvCnPr/>
+                      <wps:spPr>
+                        <a:xfrm>
+                          <a:off x="0" y="0"/>
+                          <a:ext cx="2009775" cy="0"/>
+                        </a:xfrm>
+                        <a:prstGeom prst="line">
+                          <a:avLst/>
+                        </a:prstGeom>
+                      </wps:spPr>
+                      <wps:style>
+                        <a:lnRef idx="1">
+                          <a:schemeClr val="dk1"/>
+                        </a:lnRef>
+                        <a:fillRef idx="0">
+                          <a:schemeClr val="dk1"/>
+                        </a:fillRef>
+                        <a:effectRef idx="0">
+                          <a:schemeClr val="dk1"/>
+                        </a:effectRef>
+                        <a:fontRef idx="minor">
+                          <a:schemeClr val="tx1"/>
+                        </a:fontRef>
+                      </wps:style>
+                      <wps:bodyPr/>
+                    </wps:wsp>
+                  </a:graphicData>
+                </a:graphic>
+                <wp14:sizeRelH relativeFrom="margin">
+                  <wp14:pctWidth>0</wp14:pctWidth>
+                </wp14:sizeRelH>
+              </wp:anchor>
             </w:drawing>
-          </ns1:Choice>
-          <ns1:Fallback>
+          </mc:Choice>
+          <mc:Fallback>
             <w:pict>
-              <ns7:line id="Straight Connector 1" ns8:spid="_x0000_s1026" style="position:absolute;z-index:251659264;visibility:visible;mso-wrap-style:square;mso-width-percent:0;mso-wrap-distance-left:9pt;mso-wrap-distance-top:0;mso-wrap-distance-right:9pt;mso-wrap-distance-bottom:0;mso-position-horizontal:absolute;mso-position-horizontal-relative:text;mso-position-vertical:absolute;mso-position-vertical-relative:text;mso-width-percent:0;mso-width-relative:margin" from="153.35pt,26pt" to="311.6pt,26pt" ns8:gfxdata="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" strokecolor="black [3040]"/>
+              <v:line id="Straight Connector 1" o:spid="_x0000_s1026" style="position:absolute;z-index:251659264;visibility:visible;mso-wrap-style:square;mso-width-percent:0;mso-wrap-distance-left:9pt;mso-wrap-distance-top:0;mso-wrap-distance-right:9pt;mso-wrap-distance-bottom:0;mso-position-horizontal:absolute;mso-position-horizontal-relative:text;mso-position-vertical:absolute;mso-position-vertical-relative:text;mso-width-percent:0;mso-width-relative:margin" from="153.1pt,26.1pt" to="311.35pt,26.1pt" o:gfxdata="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" strokecolor="black [3040]"/>
             </w:pict>
-          </ns1:Fallback>
-        </ns1:AlternateContent>
+          </mc:Fallback>
+        </mc:AlternateContent>
       </w:r>
       <w:r>
         <w:rPr>
@@ -276,7 +140,7 @@
         <w:t xml:space="preserve"> TỈNH </w:t>
       </w:r>
     </w:p>
-    <w:p ns2:paraId="223FFBEE" ns2:textId="77777777">
+    <w:p>
       <w:pPr>
         <w:widowControl w:val="0"/>
         <w:jc w:val="center"/>
@@ -287,7 +151,7 @@
         </w:rPr>
       </w:pPr>
     </w:p>
-    <w:p ns2:paraId="0BB08D3D" ns2:textId="77777777">
+    <w:p>
       <w:pPr>
         <w:widowControl w:val="0"/>
         <w:jc w:val="center"/>
@@ -302,56 +166,56 @@
           <w:noProof/>
         </w:rPr>
         <w:drawing>
-          <ns3:inline distT="0" distB="0" distL="0" distR="0" ns4:editId="5B5DDB04">
-            <ns3:extent cx="2427437" cy="1416808"/>
-            <ns3:effectExtent l="0" t="0" r="0" b="0"/>
-            <ns3:docPr id="411460039" name="Picture 2"/>
-            <ns3:cNvGraphicFramePr>
-              <ns5:graphicFrameLocks noChangeAspect="1"/>
-            </ns3:cNvGraphicFramePr>
-            <ns5:graphic>
-              <ns5:graphicData uri="http://schemas.openxmlformats.org/drawingml/2006/picture">
-                <ns9:pic>
-                  <ns9:nvPicPr>
-                    <ns9:cNvPr id="0" name="Picture 3"/>
-                    <ns9:cNvPicPr>
-                      <ns5:picLocks noChangeAspect="1" noChangeArrowheads="1"/>
-                    </ns9:cNvPicPr>
-                  </ns9:nvPicPr>
-                  <ns9:blipFill>
-                    <ns5:blip ns10:embed="rId6" cstate="print">
-                      <ns5:extLst>
-                        <ns5:ext uri="{28A0092B-C50C-407E-A947-70E740481C1C}">
-                          <ns11:useLocalDpi val="0"/>
-                        </ns5:ext>
-                      </ns5:extLst>
-                    </ns5:blip>
-                    <ns5:srcRect/>
-                    <ns5:stretch>
-                      <ns5:fillRect/>
-                    </ns5:stretch>
-                  </ns9:blipFill>
-                  <ns9:spPr bwMode="auto">
-                    <ns5:xfrm>
-                      <ns5:off x="0" y="0"/>
-                      <ns5:ext cx="2430349" cy="1418508"/>
-                    </ns5:xfrm>
-                    <ns5:prstGeom prst="rect">
-                      <ns5:avLst/>
-                    </ns5:prstGeom>
-                    <ns5:noFill/>
-                    <ns5:ln>
-                      <ns5:noFill/>
-                    </ns5:ln>
-                  </ns9:spPr>
-                </ns9:pic>
-              </ns5:graphicData>
-            </ns5:graphic>
-          </ns3:inline>
+          <wp:inline distT="0" distB="0" distL="0" distR="0" wp14:editId="48084762">
+            <wp:extent cx="2427437" cy="1416808"/>
+            <wp:effectExtent l="0" t="0" r="0" b="0"/>
+            <wp:docPr id="411460039" name="Picture 2"/>
+            <wp:cNvGraphicFramePr>
+              <a:graphicFrameLocks xmlns:a="http://schemas.openxmlformats.org/drawingml/2006/main" noChangeAspect="1"/>
+            </wp:cNvGraphicFramePr>
+            <a:graphic xmlns:a="http://schemas.openxmlformats.org/drawingml/2006/main">
+              <a:graphicData uri="http://schemas.openxmlformats.org/drawingml/2006/picture">
+                <pic:pic xmlns:pic="http://schemas.openxmlformats.org/drawingml/2006/picture">
+                  <pic:nvPicPr>
+                    <pic:cNvPr id="0" name="Picture 3"/>
+                    <pic:cNvPicPr>
+                      <a:picLocks noChangeAspect="1" noChangeArrowheads="1"/>
+                    </pic:cNvPicPr>
+                  </pic:nvPicPr>
+                  <pic:blipFill>
+                    <a:blip r:embed="rId6" cstate="print">
+                      <a:extLst>
+                        <a:ext uri="{28A0092B-C50C-407E-A947-70E740481C1C}">
+                          <a14:useLocalDpi xmlns:a14="http://schemas.microsoft.com/office/drawing/2010/main" val="0"/>
+                        </a:ext>
+                      </a:extLst>
+                    </a:blip>
+                    <a:srcRect/>
+                    <a:stretch>
+                      <a:fillRect/>
+                    </a:stretch>
+                  </pic:blipFill>
+                  <pic:spPr bwMode="auto">
+                    <a:xfrm>
+                      <a:off x="0" y="0"/>
+                      <a:ext cx="2430349" cy="1418508"/>
+                    </a:xfrm>
+                    <a:prstGeom prst="rect">
+                      <a:avLst/>
+                    </a:prstGeom>
+                    <a:noFill/>
+                    <a:ln>
+                      <a:noFill/>
+                    </a:ln>
+                  </pic:spPr>
+                </pic:pic>
+              </a:graphicData>
+            </a:graphic>
+          </wp:inline>
         </w:drawing>
       </w:r>
     </w:p>
-    <w:p ns2:paraId="0F272458" ns2:textId="77777777">
+    <w:p>
       <w:pPr>
         <w:widowControl w:val="0"/>
         <w:jc w:val="center"/>
@@ -362,7 +226,7 @@
         </w:rPr>
       </w:pPr>
     </w:p>
-    <w:p ns2:paraId="6BAA0CDF" ns2:textId="77777777">
+    <w:p>
       <w:pPr>
         <w:widowControl w:val="0"/>
         <w:spacing w:before="40" w:after="40" w:line="288" w:lineRule="auto"/>
@@ -382,7 +246,7 @@
         <w:t>DỰ THẢO HỢP ĐỒNG</w:t>
       </w:r>
     </w:p>
-    <w:p ns2:paraId="08036D5B" ns2:textId="77777777">
+    <w:p>
       <w:pPr>
         <w:spacing w:before="40" w:after="40" w:line="288" w:lineRule="auto"/>
         <w:contextualSpacing/>
@@ -403,7 +267,27 @@
           <w:szCs w:val="30"/>
           <w:lang w:val="fr-FR"/>
         </w:rPr>
-        <w:t xml:space="preserve">(Kèm theo Thư mời hoàn thiện hợp đồng </w:t>
+        <w:t xml:space="preserve">(Kèm theo Thư mời </w:t>
+      </w:r>
+      <w:r>
+        <w:rPr>
+          <w:i/>
+          <w:iCs/>
+          <w:sz w:val="30"/>
+          <w:szCs w:val="30"/>
+          <w:lang w:val="fr-FR"/>
+        </w:rPr>
+        <w:t>ký kết</w:t>
+      </w:r>
+      <w:r>
+        <w:rPr>
+          <w:i/>
+          <w:iCs/>
+          <w:sz w:val="30"/>
+          <w:szCs w:val="30"/>
+          <w:lang w:val="fr-FR"/>
+        </w:rPr>
+        <w:t xml:space="preserve"> hợp đồng </w:t>
       </w:r>
       <w:r>
         <w:rPr>
@@ -427,7 +311,7 @@
         <w:t xml:space="preserve"> của </w:t>
       </w:r>
     </w:p>
-    <w:p ns2:paraId="75BCBD19" ns2:textId="18E443A2">
+    <w:p>
       <w:pPr>
         <w:spacing w:before="40" w:after="40" w:line="288" w:lineRule="auto"/>
         <w:contextualSpacing/>
@@ -451,7 +335,7 @@
         <w:t>Giám đốc Bệnh viện Đa khoa tỉnh Phú Thọ)</w:t>
       </w:r>
     </w:p>
-    <w:p ns2:paraId="64AF4C1C" ns2:textId="77777777">
+    <w:p>
       <w:pPr>
         <w:widowControl w:val="0"/>
         <w:spacing w:before="80"/>
@@ -463,7 +347,7 @@
         </w:rPr>
       </w:pPr>
     </w:p>
-    <w:p ns2:paraId="3407BAE5" ns2:textId="77777777">
+    <w:p>
       <w:pPr>
         <w:widowControl w:val="0"/>
         <w:spacing w:before="80"/>
@@ -475,7 +359,7 @@
         </w:rPr>
       </w:pPr>
     </w:p>
-    <w:p ns2:paraId="2799AC2C" ns2:textId="77777777">
+    <w:p>
       <w:pPr>
         <w:widowControl w:val="0"/>
         <w:spacing w:before="80"/>
@@ -506,7 +390,7 @@
         <w:gridCol w:w="325"/>
         <w:gridCol w:w="7053"/>
       </w:tblGrid>
-      <w:tr ns2:paraId="73133AF7" ns2:textId="77777777">
+      <w:tr>
         <w:trPr>
           <w:trHeight w:val="649"/>
         </w:trPr>
@@ -514,9 +398,8 @@
           <w:tcPr>
             <w:tcW w:w="2193" w:type="dxa"/>
             <w:vAlign w:val="center"/>
-            <w:hideMark/>
           </w:tcPr>
-          <w:p ns2:paraId="50361AB2" ns2:textId="77777777">
+          <w:p>
             <w:pPr>
               <w:widowControl w:val="0"/>
               <w:spacing w:before="40" w:after="40" w:line="288" w:lineRule="auto"/>
@@ -544,9 +427,8 @@
           <w:tcPr>
             <w:tcW w:w="325" w:type="dxa"/>
             <w:vAlign w:val="center"/>
-            <w:hideMark/>
           </w:tcPr>
-          <w:p ns2:paraId="46AAF069" ns2:textId="77777777">
+          <w:p>
             <w:pPr>
               <w:widowControl w:val="0"/>
               <w:spacing w:before="40" w:after="40" w:line="288" w:lineRule="auto"/>
@@ -575,14 +457,13 @@
           <w:tcPr>
             <w:tcW w:w="7053" w:type="dxa"/>
             <w:vAlign w:val="center"/>
-            <w:hideMark/>
           </w:tcPr>
-          <w:p ns2:paraId="26D5CC81" ns2:textId="77777777">
+          <w:p>
             <w:pPr>
               <w:widowControl w:val="0"/>
               <w:spacing w:before="40" w:after="40" w:line="288" w:lineRule="auto"/>
               <w:rPr>
-                <w:b/>
+                <w:bCs/>
                 <w:color w:val="FF0000"/>
                 <w:sz w:val="30"/>
                 <w:szCs w:val="30"/>
@@ -593,14 +474,15 @@
               <w:rPr>
                 <w:bCs/>
                 <w:color w:val="FF0000"/>
-                <w:szCs w:val="28"/>
+                <w:sz w:val="30"/>
+                <w:szCs w:val="30"/>
               </w:rPr>
               <w:t>_______________________________.</w:t>
             </w:r>
           </w:p>
         </w:tc>
       </w:tr>
-      <w:tr ns2:paraId="76B20C29" ns2:textId="77777777">
+      <w:tr>
         <w:trPr>
           <w:trHeight w:val="43"/>
         </w:trPr>
@@ -609,15 +491,15 @@
             <w:tcW w:w="2193" w:type="dxa"/>
             <w:vAlign w:val="center"/>
           </w:tcPr>
-          <w:p ns2:paraId="43CA0839" ns2:textId="77777777">
+          <w:p>
             <w:pPr>
               <w:widowControl w:val="0"/>
               <w:spacing w:before="40" w:after="40" w:line="288" w:lineRule="auto"/>
               <w:rPr>
                 <w:b/>
                 <w:color w:val="FF0000"/>
-                <w:sz w:val="2"/>
-                <w:szCs w:val="2"/>
+                <w:sz w:val="10"/>
+                <w:szCs w:val="10"/>
                 <w:lang w:val="sv-SE"/>
               </w:rPr>
             </w:pPr>
@@ -628,7 +510,7 @@
             <w:tcW w:w="325" w:type="dxa"/>
             <w:vAlign w:val="center"/>
           </w:tcPr>
-          <w:p ns2:paraId="38AA3B2A" ns2:textId="77777777">
+          <w:p>
             <w:pPr>
               <w:widowControl w:val="0"/>
               <w:spacing w:before="40" w:after="40" w:line="288" w:lineRule="auto"/>
@@ -636,8 +518,8 @@
               <w:rPr>
                 <w:b/>
                 <w:color w:val="FF0000"/>
-                <w:sz w:val="2"/>
-                <w:szCs w:val="2"/>
+                <w:sz w:val="10"/>
+                <w:szCs w:val="10"/>
                 <w:lang w:val="sv-SE"/>
               </w:rPr>
             </w:pPr>
@@ -648,21 +530,21 @@
             <w:tcW w:w="7053" w:type="dxa"/>
             <w:vAlign w:val="center"/>
           </w:tcPr>
-          <w:p ns2:paraId="75AC8688" ns2:textId="77777777">
+          <w:p>
             <w:pPr>
               <w:widowControl w:val="0"/>
               <w:spacing w:before="40" w:after="40" w:line="288" w:lineRule="auto"/>
               <w:rPr>
                 <w:bCs/>
                 <w:color w:val="FF0000"/>
-                <w:sz w:val="2"/>
-                <w:szCs w:val="2"/>
+                <w:sz w:val="10"/>
+                <w:szCs w:val="10"/>
               </w:rPr>
             </w:pPr>
           </w:p>
         </w:tc>
       </w:tr>
-      <w:tr ns2:paraId="4E26D82D" ns2:textId="77777777">
+      <w:tr>
         <w:trPr>
           <w:trHeight w:val="1046"/>
         </w:trPr>
@@ -670,9 +552,8 @@
           <w:tcPr>
             <w:tcW w:w="2193" w:type="dxa"/>
             <w:vAlign w:val="center"/>
-            <w:hideMark/>
           </w:tcPr>
-          <w:p ns2:paraId="27896B5F" ns2:textId="77777777">
+          <w:p>
             <w:pPr>
               <w:widowControl w:val="0"/>
               <w:spacing w:before="40" w:after="40" w:line="288" w:lineRule="auto"/>
@@ -700,9 +581,8 @@
           <w:tcPr>
             <w:tcW w:w="325" w:type="dxa"/>
             <w:vAlign w:val="center"/>
-            <w:hideMark/>
           </w:tcPr>
-          <w:p ns2:paraId="5DE8D355" ns2:textId="77777777">
+          <w:p>
             <w:pPr>
               <w:widowControl w:val="0"/>
               <w:spacing w:before="40" w:after="40" w:line="288" w:lineRule="auto"/>
@@ -731,14 +611,13 @@
           <w:tcPr>
             <w:tcW w:w="7053" w:type="dxa"/>
             <w:vAlign w:val="center"/>
-            <w:hideMark/>
           </w:tcPr>
-          <w:p ns2:paraId="48004A15" ns2:textId="77777777">
+          <w:p>
             <w:pPr>
               <w:widowControl w:val="0"/>
               <w:spacing w:before="40" w:after="40" w:line="288" w:lineRule="auto"/>
               <w:rPr>
-                <w:b/>
+                <w:bCs/>
                 <w:color w:val="FF0000"/>
                 <w:sz w:val="30"/>
                 <w:szCs w:val="30"/>
@@ -749,7 +628,8 @@
               <w:rPr>
                 <w:bCs/>
                 <w:color w:val="FF0000"/>
-                <w:szCs w:val="28"/>
+                <w:sz w:val="30"/>
+                <w:szCs w:val="30"/>
               </w:rPr>
               <w:t>_______________________________.</w:t>
             </w:r>
@@ -757,38 +637,158 @@
         </w:tc>
       </w:tr>
     </w:tbl>
-    <w:p ns2:paraId="332DCEC2" ns2:textId="221D1187">
-      <w:pPr>
-        <w:spacing w:before="300" w:after="300" w:line="288" w:lineRule="auto"/>
-        <w:rPr>
-          <w:b/>
-          <w:szCs w:val="28"/>
-        </w:rPr>
-      </w:pPr>
-    </w:p>
-    <w:p ns2:paraId="1A8BB68D" ns2:textId="77777777">
-      <w:pPr>
-        <w:rPr>
-          <w:rFonts w:eastAsia="Times New Roman" w:cs="Times New Roman"/>
+    <w:p>
+      <w:pPr>
+        <w:pStyle w:val="BodyText"/>
+        <w:widowControl w:val="0"/>
+        <w:tabs>
+          <w:tab w:val="left" w:pos="9072"/>
+        </w:tabs>
+        <w:spacing w:before="120" w:after="120"/>
+        <w:ind w:firstLine="567"/>
+        <w:jc w:val="right"/>
+        <w:rPr>
+          <w:i/>
+          <w:sz w:val="26"/>
+          <w:szCs w:val="26"/>
+          <w:lang w:val="en-US"/>
+        </w:rPr>
+      </w:pPr>
+    </w:p>
+    <w:p>
+      <w:pPr>
+        <w:pStyle w:val="BodyText"/>
+        <w:widowControl w:val="0"/>
+        <w:tabs>
+          <w:tab w:val="left" w:pos="9072"/>
+        </w:tabs>
+        <w:spacing w:before="120" w:after="120"/>
+        <w:ind w:firstLine="567"/>
+        <w:jc w:val="right"/>
+        <w:rPr>
           <w:i/>
           <w:color w:val="000000" w:themeColor="text1"/>
-          <w:spacing w:val="-4"/>
-          <w:sz w:val="26"/>
-          <w:szCs w:val="26"/>
-          <w:lang w:eastAsia="x-none"/>
-        </w:rPr>
-      </w:pPr>
-      <w:r>
+          <w:sz w:val="26"/>
+          <w:szCs w:val="26"/>
+          <w:lang w:val="en-US"/>
+        </w:rPr>
+      </w:pPr>
+    </w:p>
+    <w:p>
+      <w:pPr>
+        <w:pStyle w:val="BodyText"/>
+        <w:widowControl w:val="0"/>
+        <w:tabs>
+          <w:tab w:val="left" w:pos="9072"/>
+        </w:tabs>
+        <w:spacing w:before="120" w:after="120"/>
+        <w:ind w:firstLine="567"/>
+        <w:jc w:val="right"/>
         <w:rPr>
           <w:i/>
           <w:color w:val="000000" w:themeColor="text1"/>
           <w:sz w:val="26"/>
           <w:szCs w:val="26"/>
-        </w:rPr>
-        <w:br w:type="page"/>
-      </w:r>
-    </w:p>
-    <w:p ns2:paraId="4A17E5FC" ns2:textId="77777777">
+          <w:lang w:val="en-US"/>
+        </w:rPr>
+      </w:pPr>
+    </w:p>
+    <w:p>
+      <w:pPr>
+        <w:pStyle w:val="BodyText"/>
+        <w:widowControl w:val="0"/>
+        <w:tabs>
+          <w:tab w:val="left" w:pos="9072"/>
+        </w:tabs>
+        <w:spacing w:before="120" w:after="120"/>
+        <w:ind w:firstLine="567"/>
+        <w:jc w:val="right"/>
+        <w:rPr>
+          <w:i/>
+          <w:color w:val="000000" w:themeColor="text1"/>
+          <w:sz w:val="26"/>
+          <w:szCs w:val="26"/>
+          <w:lang w:val="en-US"/>
+        </w:rPr>
+      </w:pPr>
+    </w:p>
+    <w:p>
+      <w:pPr>
+        <w:pStyle w:val="BodyText"/>
+        <w:widowControl w:val="0"/>
+        <w:tabs>
+          <w:tab w:val="left" w:pos="9072"/>
+        </w:tabs>
+        <w:spacing w:before="120" w:after="120"/>
+        <w:ind w:firstLine="567"/>
+        <w:jc w:val="right"/>
+        <w:rPr>
+          <w:i/>
+          <w:color w:val="000000" w:themeColor="text1"/>
+          <w:sz w:val="26"/>
+          <w:szCs w:val="26"/>
+          <w:lang w:val="en-US"/>
+        </w:rPr>
+      </w:pPr>
+    </w:p>
+    <w:p>
+      <w:pPr>
+        <w:pStyle w:val="BodyText"/>
+        <w:widowControl w:val="0"/>
+        <w:tabs>
+          <w:tab w:val="left" w:pos="9072"/>
+        </w:tabs>
+        <w:spacing w:before="120" w:after="120"/>
+        <w:ind w:firstLine="567"/>
+        <w:jc w:val="right"/>
+        <w:rPr>
+          <w:i/>
+          <w:color w:val="000000" w:themeColor="text1"/>
+          <w:sz w:val="26"/>
+          <w:szCs w:val="26"/>
+          <w:lang w:val="en-US"/>
+        </w:rPr>
+      </w:pPr>
+    </w:p>
+    <w:p>
+      <w:pPr>
+        <w:pStyle w:val="BodyText"/>
+        <w:widowControl w:val="0"/>
+        <w:tabs>
+          <w:tab w:val="left" w:pos="9072"/>
+        </w:tabs>
+        <w:spacing w:before="120" w:after="120"/>
+        <w:ind w:firstLine="567"/>
+        <w:jc w:val="right"/>
+        <w:rPr>
+          <w:i/>
+          <w:color w:val="000000" w:themeColor="text1"/>
+          <w:sz w:val="26"/>
+          <w:szCs w:val="26"/>
+          <w:lang w:val="en-US"/>
+        </w:rPr>
+      </w:pPr>
+    </w:p>
+    <w:p>
+      <w:pPr>
+        <w:pStyle w:val="BodyText"/>
+        <w:widowControl w:val="0"/>
+        <w:tabs>
+          <w:tab w:val="left" w:pos="9072"/>
+        </w:tabs>
+        <w:spacing w:before="120" w:after="120"/>
+        <w:ind w:firstLine="567"/>
+        <w:jc w:val="right"/>
+        <w:rPr>
+          <w:i/>
+          <w:color w:val="000000" w:themeColor="text1"/>
+          <w:sz w:val="26"/>
+          <w:szCs w:val="26"/>
+          <w:lang w:val="en-US"/>
+        </w:rPr>
+      </w:pPr>
+    </w:p>
+    <w:p>
       <w:pPr>
         <w:pStyle w:val="BodyText"/>
         <w:widowControl w:val="0"/>
@@ -808,21 +808,8 @@
           <w:lang w:val="en-US"/>
         </w:rPr>
       </w:pPr>
-      <w:r>
-        <w:rPr>
-          <w:b/>
-          <w:bCs/>
-          <w:iCs/>
-          <w:color w:val="000000" w:themeColor="text1"/>
-          <w:sz w:val="26"/>
-          <w:szCs w:val="26"/>
-          <w:lang w:val="en-US"/>
-        </w:rPr>
-        <w:lastRenderedPageBreak/>
-        <w:t>CỘNG HOÀ XÃ HỘI CHỦ NGHĨA VIỆT NAM</w:t>
-      </w:r>
-    </w:p>
-    <w:p ns2:paraId="11DEE431" ns2:textId="77777777">
+    </w:p>
+    <w:p>
       <w:pPr>
         <w:pStyle w:val="BodyText"/>
         <w:widowControl w:val="0"/>
@@ -847,101 +834,117 @@
           <w:b/>
           <w:bCs/>
           <w:iCs/>
-          <w:noProof/>
           <w:color w:val="000000" w:themeColor="text1"/>
           <w:sz w:val="26"/>
           <w:szCs w:val="26"/>
           <w:lang w:val="en-US"/>
         </w:rPr>
-        <ns1:AlternateContent>
-          <ns1:Choice Requires="wps">
-            <w:drawing>
-              <ns3:anchor distT="0" distB="0" distL="114300" distR="114300" simplePos="0" relativeHeight="251661312" behindDoc="0" locked="0" layoutInCell="1" allowOverlap="1" ns4:editId="3E1567F5">
-                <ns3:simplePos x="0" y="0"/>
-                <ns3:positionH relativeFrom="column">
-                  <ns3:posOffset>2184400</ns3:posOffset>
-                </ns3:positionH>
-                <ns3:positionV relativeFrom="paragraph">
-                  <ns3:posOffset>223202</ns3:posOffset>
-                </ns3:positionV>
-                <ns3:extent cx="1978025" cy="0"/>
-                <ns3:effectExtent l="0" t="0" r="0" b="0"/>
-                <ns3:wrapNone/>
-                <ns3:docPr id="1172796188" name="Straight Connector 1"/>
-                <ns3:cNvGraphicFramePr/>
-                <ns5:graphic>
-                  <ns5:graphicData uri="http://schemas.microsoft.com/office/word/2010/wordprocessingShape">
-                    <ns6:wsp>
-                      <ns6:cNvCnPr/>
-                      <ns6:spPr>
-                        <ns5:xfrm>
-                          <ns5:off x="0" y="0"/>
-                          <ns5:ext cx="1978025" cy="0"/>
-                        </ns5:xfrm>
-                        <ns5:prstGeom prst="line">
-                          <ns5:avLst/>
-                        </ns5:prstGeom>
-                      </ns6:spPr>
-                      <ns6:style>
-                        <ns5:lnRef idx="1">
-                          <ns5:schemeClr val="dk1"/>
-                        </ns5:lnRef>
-                        <ns5:fillRef idx="0">
-                          <ns5:schemeClr val="dk1"/>
-                        </ns5:fillRef>
-                        <ns5:effectRef idx="0">
-                          <ns5:schemeClr val="dk1"/>
-                        </ns5:effectRef>
-                        <ns5:fontRef idx="minor">
-                          <ns5:schemeClr val="tx1"/>
-                        </ns5:fontRef>
-                      </ns6:style>
-                      <ns6:bodyPr/>
-                    </ns6:wsp>
-                  </ns5:graphicData>
-                </ns5:graphic>
-              </ns3:anchor>
-            </w:drawing>
-          </ns1:Choice>
-          <ns1:Fallback>
-            <w:pict>
-              <ns7:line id="Straight Connector 1_2" ns8:spid="_x0000_s1026" style="position:absolute;z-index:251661312;visibility:visible;mso-wrap-style:square;mso-wrap-distance-left:9pt;mso-wrap-distance-top:0;mso-wrap-distance-right:9pt;mso-wrap-distance-bottom:0;mso-position-horizontal:absolute;mso-position-horizontal-relative:text;mso-position-vertical:absolute;mso-position-vertical-relative:text" from="172pt,17.55pt" to="327.75pt,17.55pt" ns8:gfxdata="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" strokecolor="black [3040]"/>
-            </w:pict>
-          </ns1:Fallback>
-        </ns1:AlternateContent>
-      </w:r>
-      <w:r>
-        <w:rPr>
-          <w:b/>
-          <w:bCs/>
-          <w:iCs/>
-          <w:color w:val="000000" w:themeColor="text1"/>
-          <w:sz w:val="26"/>
-          <w:szCs w:val="26"/>
-          <w:lang w:val="en-US"/>
-        </w:rPr>
-        <w:t>Độc lập – Tự do – Hạnh phúc</w:t>
-      </w:r>
-    </w:p>
-    <w:p ns2:paraId="2C1C05D1" ns2:textId="77777777">
+        <w:lastRenderedPageBreak/>
+        <w:t>CỘNG HOÀ XÃ HỘI CHỦ NGHĨA VIỆT NAM</w:t>
+      </w:r>
+    </w:p>
+    <w:p>
       <w:pPr>
         <w:pStyle w:val="BodyText"/>
         <w:widowControl w:val="0"/>
         <w:tabs>
           <w:tab w:val="left" w:pos="9072"/>
         </w:tabs>
-        <w:spacing w:before="120" w:after="120"/>
+        <w:spacing w:before="20" w:after="20" w:line="276" w:lineRule="auto"/>
+        <w:ind w:right="-74" w:firstLine="567"/>
         <w:jc w:val="center"/>
         <w:rPr>
-          <w:i/>
+          <w:b/>
+          <w:bCs/>
+          <w:iCs/>
           <w:color w:val="000000" w:themeColor="text1"/>
           <w:sz w:val="26"/>
           <w:szCs w:val="26"/>
           <w:lang w:val="en-US"/>
         </w:rPr>
       </w:pPr>
-    </w:p>
-    <w:p ns2:paraId="25538044" ns2:textId="58436239">
+      <w:r>
+        <w:rPr>
+          <w:b/>
+          <w:bCs/>
+          <w:iCs/>
+          <w:noProof/>
+          <w:color w:val="000000" w:themeColor="text1"/>
+          <w:sz w:val="26"/>
+          <w:szCs w:val="26"/>
+          <w:lang w:val="en-US"/>
+        </w:rPr>
+        <mc:AlternateContent>
+          <mc:Choice Requires="wps">
+            <w:drawing>
+              <wp:anchor distT="0" distB="0" distL="114300" distR="114300" simplePos="0" relativeHeight="251660288" behindDoc="0" locked="0" layoutInCell="1" allowOverlap="1" wp14:editId="1F9A209A">
+                <wp:simplePos x="0" y="0"/>
+                <wp:positionH relativeFrom="column">
+                  <wp:posOffset>2185035</wp:posOffset>
+                </wp:positionH>
+                <wp:positionV relativeFrom="paragraph">
+                  <wp:posOffset>223520</wp:posOffset>
+                </wp:positionV>
+                <wp:extent cx="1978025" cy="0"/>
+                <wp:effectExtent l="0" t="0" r="0" b="0"/>
+                <wp:wrapNone/>
+                <wp:docPr id="1172796188" name="Straight Connector 1"/>
+                <wp:cNvGraphicFramePr/>
+                <a:graphic xmlns:a="http://schemas.openxmlformats.org/drawingml/2006/main">
+                  <a:graphicData uri="http://schemas.microsoft.com/office/word/2010/wordprocessingShape">
+                    <wps:wsp>
+                      <wps:cNvCnPr/>
+                      <wps:spPr>
+                        <a:xfrm>
+                          <a:off x="0" y="0"/>
+                          <a:ext cx="1978025" cy="0"/>
+                        </a:xfrm>
+                        <a:prstGeom prst="line">
+                          <a:avLst/>
+                        </a:prstGeom>
+                      </wps:spPr>
+                      <wps:style>
+                        <a:lnRef idx="1">
+                          <a:schemeClr val="dk1"/>
+                        </a:lnRef>
+                        <a:fillRef idx="0">
+                          <a:schemeClr val="dk1"/>
+                        </a:fillRef>
+                        <a:effectRef idx="0">
+                          <a:schemeClr val="dk1"/>
+                        </a:effectRef>
+                        <a:fontRef idx="minor">
+                          <a:schemeClr val="tx1"/>
+                        </a:fontRef>
+                      </wps:style>
+                      <wps:bodyPr/>
+                    </wps:wsp>
+                  </a:graphicData>
+                </a:graphic>
+              </wp:anchor>
+            </w:drawing>
+          </mc:Choice>
+          <mc:Fallback>
+            <w:pict>
+              <v:line id="Straight Connector 1_2" o:spid="_x0000_s1026" style="position:absolute;z-index:251660288;visibility:visible;mso-wrap-style:square;mso-wrap-distance-left:9pt;mso-wrap-distance-top:0;mso-wrap-distance-right:9pt;mso-wrap-distance-bottom:0;mso-position-horizontal:absolute;mso-position-horizontal-relative:text;mso-position-vertical:absolute;mso-position-vertical-relative:text" from="172.05pt,17.6pt" to="327.8pt,17.6pt" o:gfxdata="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" strokecolor="black [3040]"/>
+            </w:pict>
+          </mc:Fallback>
+        </mc:AlternateContent>
+      </w:r>
+      <w:r>
+        <w:rPr>
+          <w:b/>
+          <w:bCs/>
+          <w:iCs/>
+          <w:color w:val="000000" w:themeColor="text1"/>
+          <w:sz w:val="26"/>
+          <w:szCs w:val="26"/>
+          <w:lang w:val="en-US"/>
+        </w:rPr>
+        <w:t>Độc lập – Tự do – Hạnh phúc</w:t>
+      </w:r>
+    </w:p>
+    <w:p>
       <w:pPr>
         <w:pStyle w:val="BodyText"/>
         <w:widowControl w:val="0"/>
@@ -956,31 +959,50 @@
           <w:color w:val="000000" w:themeColor="text1"/>
           <w:sz w:val="26"/>
           <w:szCs w:val="26"/>
-          <w:lang w:val="vi-VN"/>
-        </w:rPr>
-      </w:pPr>
-      <w:r>
+          <w:lang w:val="en-US"/>
+        </w:rPr>
+      </w:pPr>
+    </w:p>
+    <w:p>
+      <w:pPr>
+        <w:pStyle w:val="BodyText"/>
+        <w:widowControl w:val="0"/>
+        <w:tabs>
+          <w:tab w:val="left" w:pos="9072"/>
+        </w:tabs>
+        <w:spacing w:before="120" w:after="120"/>
+        <w:ind w:firstLine="567"/>
+        <w:jc w:val="right"/>
         <w:rPr>
           <w:i/>
           <w:color w:val="000000" w:themeColor="text1"/>
           <w:sz w:val="26"/>
           <w:szCs w:val="26"/>
-          <w:lang w:val="en-US"/>
-        </w:rPr>
-        <w:t xml:space="preserve">Phú Thọ, ngày {{NGAY_KY}} tháng {{THANG_KY}} năm {{NAM_KY}}</w:t>
-      </w:r>
+          <w:lang w:val="vi-VN"/>
+        </w:rPr>
+      </w:pPr>
       <w:r>
         <w:rPr>
           <w:i/>
           <w:color w:val="000000" w:themeColor="text1"/>
           <w:sz w:val="26"/>
           <w:szCs w:val="26"/>
+          <w:lang w:val="en-US"/>
+        </w:rPr>
+        <w:t>Phú Thọ</w:t>
+      </w:r>
+      <w:r>
+        <w:rPr>
+          <w:i/>
+          <w:color w:val="000000" w:themeColor="text1"/>
+          <w:sz w:val="26"/>
+          <w:szCs w:val="26"/>
           <w:lang w:val="vi-VN"/>
         </w:rPr>
-        <w:t/>
-      </w:r>
-    </w:p>
-    <w:p ns2:paraId="432BF978" ns2:textId="77777777">
+        <w:t>, ngày ____ tháng ____ năm ____</w:t>
+      </w:r>
+    </w:p>
+    <w:p>
       <w:pPr>
         <w:pStyle w:val="BodyText"/>
         <w:widowControl w:val="0"/>
@@ -996,7 +1018,7 @@
         </w:rPr>
       </w:pPr>
     </w:p>
-    <w:p ns2:paraId="6114D537" ns2:textId="1C0A5926">
+    <w:p>
       <w:pPr>
         <w:pStyle w:val="BodyText"/>
         <w:widowControl w:val="0"/>
@@ -1045,7 +1067,7 @@
         <w:t>KINH TẾ</w:t>
       </w:r>
     </w:p>
-    <w:p ns2:paraId="5B23F536" ns2:textId="414F0E82">
+    <w:p>
       <w:pPr>
         <w:pStyle w:val="BodyText"/>
         <w:widowControl w:val="0"/>
@@ -1131,7 +1153,7 @@
         <w:t>)</w:t>
       </w:r>
     </w:p>
-    <w:p ns2:paraId="6736D64D" ns2:textId="77777777">
+    <w:p>
       <w:pPr>
         <w:pStyle w:val="BodyText"/>
         <w:widowControl w:val="0"/>
@@ -1170,13 +1192,13 @@
         <w:gridCol w:w="283"/>
         <w:gridCol w:w="6663"/>
       </w:tblGrid>
-      <w:tr ns2:paraId="710897AE" ns2:textId="77777777">
+      <w:tr>
         <w:tc>
           <w:tcPr>
             <w:tcW w:w="1843" w:type="dxa"/>
             <w:vAlign w:val="center"/>
           </w:tcPr>
-          <w:p ns2:paraId="4319D06B" ns2:textId="62A703FA">
+          <w:p>
             <w:pPr>
               <w:pStyle w:val="BodyText"/>
               <w:widowControl w:val="0"/>
@@ -1209,7 +1231,7 @@
             <w:tcW w:w="283" w:type="dxa"/>
             <w:vAlign w:val="center"/>
           </w:tcPr>
-          <w:p ns2:paraId="505D7841" ns2:textId="48998747">
+          <w:p>
             <w:pPr>
               <w:pStyle w:val="BodyText"/>
               <w:widowControl w:val="0"/>
@@ -1241,7 +1263,7 @@
             <w:tcW w:w="6663" w:type="dxa"/>
             <w:vAlign w:val="center"/>
           </w:tcPr>
-          <w:p ns2:paraId="2CDB3838" ns2:textId="6EE3D51A">
+          <w:p>
             <w:pPr>
               <w:pStyle w:val="BodyText"/>
               <w:widowControl w:val="0"/>
@@ -1275,13 +1297,13 @@
           </w:p>
         </w:tc>
       </w:tr>
-      <w:tr ns2:paraId="03445B1B" ns2:textId="77777777">
+      <w:tr>
         <w:tc>
           <w:tcPr>
             <w:tcW w:w="1843" w:type="dxa"/>
             <w:vAlign w:val="center"/>
           </w:tcPr>
-          <w:p ns2:paraId="71AFD828" ns2:textId="4F79CF14">
+          <w:p>
             <w:pPr>
               <w:pStyle w:val="BodyText"/>
               <w:widowControl w:val="0"/>
@@ -1323,7 +1345,7 @@
             <w:tcW w:w="283" w:type="dxa"/>
             <w:vAlign w:val="center"/>
           </w:tcPr>
-          <w:p ns2:paraId="020470BE" ns2:textId="44E777D9">
+          <w:p>
             <w:pPr>
               <w:pStyle w:val="BodyText"/>
               <w:widowControl w:val="0"/>
@@ -1355,7 +1377,7 @@
             <w:tcW w:w="6663" w:type="dxa"/>
             <w:vAlign w:val="center"/>
           </w:tcPr>
-          <w:p ns2:paraId="7F65E663" ns2:textId="2A2A960A">
+          <w:p>
             <w:pPr>
               <w:pStyle w:val="BodyText"/>
               <w:widowControl w:val="0"/>
@@ -1397,7 +1419,7 @@
         </w:tc>
       </w:tr>
     </w:tbl>
-    <w:p ns2:paraId="58BD4684" ns2:textId="77777777">
+    <w:p>
       <w:pPr>
         <w:pStyle w:val="BodyText"/>
         <w:widowControl w:val="0"/>
@@ -1415,7 +1437,7 @@
         </w:rPr>
       </w:pPr>
     </w:p>
-    <w:p ns2:paraId="222852FB" ns2:textId="615A1AA6">
+    <w:p>
       <w:pPr>
         <w:pStyle w:val="BodyText"/>
         <w:widowControl w:val="0"/>
@@ -1453,7 +1475,7 @@
         <w:tab/>
       </w:r>
     </w:p>
-    <w:p ns2:paraId="5D3482C9" ns2:textId="77777777">
+    <w:p>
       <w:pPr>
         <w:spacing w:before="40" w:after="40"/>
         <w:ind w:firstLine="720"/>
@@ -1473,7 +1495,7 @@
         <w:t>Căn cứ vào Bộ Luật Dân sự số 91/2015/QH13 được Quốc hội nước Cộng hoà xã hội chủ nghĩa Việt Nam thông qua ngày 24 tháng 11 năm 2015;</w:t>
       </w:r>
     </w:p>
-    <w:p ns2:paraId="037C44D5" ns2:textId="6B410EB9">
+    <w:p>
       <w:pPr>
         <w:spacing w:before="40" w:after="40"/>
         <w:jc w:val="both"/>
@@ -1504,7 +1526,7 @@
         <w:t>Căn cứ Luật Đấu thầu ngày 23/06/2023 được sửa đổi, bổ sung bởi Luật số 57/2024/QH15 ngày 29/11/2024 và Luật số 90/2025/QH15 ngày 25/6/2025;</w:t>
       </w:r>
     </w:p>
-    <w:p ns2:paraId="51695015" ns2:textId="77777777">
+    <w:p>
       <w:pPr>
         <w:spacing w:before="40" w:after="40"/>
         <w:jc w:val="both"/>
@@ -1524,7 +1546,7 @@
         <w:t>Căn cứ Nghị định số 214/2025/NĐ-CP ngày 04/8/2025 của Chính phủ quy định chi tiết một số điều và biện pháp thi hành Luật Đấu thầu về lựa chọn nhà thầu;</w:t>
       </w:r>
     </w:p>
-    <w:p ns2:paraId="0477821B" ns2:textId="3C12802D">
+    <w:p>
       <w:pPr>
         <w:spacing w:before="40" w:after="40"/>
         <w:jc w:val="both"/>
@@ -1544,7 +1566,7 @@
         <w:t>Các căn cứ khác (nếu có).</w:t>
       </w:r>
     </w:p>
-    <w:p ns2:paraId="7560206F" ns2:textId="77777777">
+    <w:p>
       <w:pPr>
         <w:spacing w:before="40" w:after="40"/>
         <w:jc w:val="both"/>
@@ -1555,7 +1577,7 @@
         </w:rPr>
       </w:pPr>
     </w:p>
-    <w:p ns2:paraId="11F27579" ns2:textId="2EBDC29B">
+    <w:p>
       <w:pPr>
         <w:spacing w:before="40" w:after="40"/>
         <w:jc w:val="both"/>
@@ -1586,7 +1608,7 @@
         <w:t>II. THÀNH PHẦN THAM GIA:</w:t>
       </w:r>
     </w:p>
-    <w:p ns2:paraId="2A020E28" ns2:textId="0B711457">
+    <w:p>
       <w:pPr>
         <w:pStyle w:val="BodyText"/>
         <w:widowControl w:val="0"/>
@@ -1612,7 +1634,7 @@
         <w:t>Chúng tôi, đại diện cho các bên ký hợp đồng, gồm có:</w:t>
       </w:r>
     </w:p>
-    <w:p ns2:paraId="2BE5E96D" ns2:textId="1CF754F3">
+    <w:p>
       <w:pPr>
         <w:pStyle w:val="BodyText"/>
         <w:widowControl w:val="0"/>
@@ -1647,7 +1669,7 @@
         <w:t>Chủ đầu tư (sau đây gọi là Bên A)</w:t>
       </w:r>
     </w:p>
-    <w:p ns2:paraId="2E38CCB8" ns2:textId="61B107F7">
+    <w:p>
       <w:pPr>
         <w:pStyle w:val="BodyText"/>
         <w:widowControl w:val="0"/>
@@ -1728,7 +1750,7 @@
         <w:tab/>
       </w:r>
     </w:p>
-    <w:p ns2:paraId="54128BAE" ns2:textId="0145AC69">
+    <w:p>
       <w:pPr>
         <w:pStyle w:val="BodyText"/>
         <w:widowControl w:val="0"/>
@@ -1784,7 +1806,7 @@
         <w:tab/>
       </w:r>
     </w:p>
-    <w:p ns2:paraId="27DC9CE8" ns2:textId="7160CA45">
+    <w:p>
       <w:pPr>
         <w:pStyle w:val="BodyText"/>
         <w:widowControl w:val="0"/>
@@ -1805,37 +1827,37 @@
           <w:szCs w:val="26"/>
           <w:lang w:val="fr-FR"/>
         </w:rPr>
-        <w:t xml:space="preserve">- Điện thoại: {{DIENTHOAI_BV}};</w:t>
-      </w:r>
-      <w:r>
-        <w:rPr>
-          <w:sz w:val="26"/>
-          <w:szCs w:val="26"/>
-          <w:lang w:val="fr-FR"/>
-        </w:rPr>
-        <w:t/>
-      </w:r>
-      <w:r>
-        <w:rPr>
-          <w:sz w:val="26"/>
-          <w:szCs w:val="26"/>
-          <w:lang w:val="fr-FR"/>
-        </w:rPr>
-        <w:t xml:space="preserve"/>
-      </w:r>
-      <w:r>
-        <w:rPr>
-          <w:sz w:val="26"/>
-          <w:szCs w:val="26"/>
-        </w:rPr>
-        <w:t/>
-      </w:r>
-      <w:r>
-        <w:rPr>
-          <w:sz w:val="26"/>
-          <w:szCs w:val="26"/>
-        </w:rPr>
-        <w:t/>
+        <w:t xml:space="preserve">- </w:t>
+      </w:r>
+      <w:r>
+        <w:rPr>
+          <w:sz w:val="26"/>
+          <w:szCs w:val="26"/>
+          <w:lang w:val="fr-FR"/>
+        </w:rPr>
+        <w:t>Điện thoại:</w:t>
+      </w:r>
+      <w:r>
+        <w:rPr>
+          <w:sz w:val="26"/>
+          <w:szCs w:val="26"/>
+          <w:lang w:val="fr-FR"/>
+        </w:rPr>
+        <w:t xml:space="preserve"> </w:t>
+      </w:r>
+      <w:r>
+        <w:rPr>
+          <w:sz w:val="26"/>
+          <w:szCs w:val="26"/>
+        </w:rPr>
+        <w:t>0210 6254179</w:t>
+      </w:r>
+      <w:r>
+        <w:rPr>
+          <w:sz w:val="26"/>
+          <w:szCs w:val="26"/>
+        </w:rPr>
+        <w:t>;</w:t>
       </w:r>
       <w:r>
         <w:rPr>
@@ -1854,7 +1876,7 @@
         <w:tab/>
       </w:r>
     </w:p>
-    <w:p ns2:paraId="557C2721" ns2:textId="32C23A11">
+    <w:p>
       <w:pPr>
         <w:pStyle w:val="BodyText"/>
         <w:widowControl w:val="0"/>
@@ -1918,7 +1940,7 @@
         <w:tab/>
       </w:r>
     </w:p>
-    <w:p ns2:paraId="16F5F555" ns2:textId="68C2E5F5">
+    <w:p>
       <w:pPr>
         <w:pStyle w:val="BodyText"/>
         <w:widowControl w:val="0"/>
@@ -1939,87 +1961,87 @@
           <w:szCs w:val="26"/>
           <w:lang w:val="fr-FR"/>
         </w:rPr>
-        <w:t xml:space="preserve">- Tài khoản: {{TK_KHO_BAC_1}} ; {{TK_KHO_BAC_2}} mở tại Kho bạc Nhà nước Khu vực VIII/  {{TK_VIETCOMBANK}} mở tại Ngân hàng Vietcombank – Chi nhánh Phú Thọ;</w:t>
-      </w:r>
-      <w:r>
-        <w:rPr>
-          <w:sz w:val="26"/>
-          <w:szCs w:val="26"/>
-          <w:lang w:val="fr-FR"/>
-        </w:rPr>
-        <w:t/>
-      </w:r>
-      <w:r>
-        <w:rPr>
-          <w:sz w:val="26"/>
-          <w:szCs w:val="26"/>
-          <w:lang w:val="fr-FR"/>
-        </w:rPr>
-        <w:t xml:space="preserve"/>
-      </w:r>
-      <w:r>
-        <w:rPr>
-          <w:sz w:val="26"/>
-          <w:szCs w:val="26"/>
-          <w:lang w:val="fr-FR"/>
-        </w:rPr>
-        <w:t/>
-      </w:r>
-      <w:r>
-        <w:rPr>
-          <w:sz w:val="26"/>
-          <w:szCs w:val="26"/>
-          <w:lang w:val="fr-FR"/>
-        </w:rPr>
-        <w:t xml:space="preserve"/>
-      </w:r>
-      <w:r>
-        <w:rPr>
-          <w:sz w:val="26"/>
-          <w:szCs w:val="26"/>
-          <w:lang w:val="fr-FR"/>
-        </w:rPr>
-        <w:t/>
-      </w:r>
-      <w:r>
-        <w:rPr>
-          <w:sz w:val="26"/>
-          <w:szCs w:val="26"/>
-          <w:lang w:val="fr-FR"/>
-        </w:rPr>
-        <w:t xml:space="preserve"/>
-      </w:r>
-      <w:r>
-        <w:rPr>
-          <w:sz w:val="26"/>
-          <w:szCs w:val="26"/>
-          <w:lang w:val="fr-FR"/>
-        </w:rPr>
-        <w:t/>
-      </w:r>
-      <w:r>
-        <w:rPr>
-          <w:sz w:val="26"/>
-          <w:szCs w:val="26"/>
-          <w:lang w:val="fr-FR"/>
-        </w:rPr>
-        <w:t xml:space="preserve"/>
-      </w:r>
-      <w:r>
-        <w:rPr>
-          <w:sz w:val="26"/>
-          <w:szCs w:val="26"/>
-          <w:lang w:val="fr-FR"/>
-        </w:rPr>
-        <w:t/>
-      </w:r>
-      <w:r>
-        <w:rPr>
-          <w:sz w:val="26"/>
-          <w:szCs w:val="26"/>
-          <w:lang w:val="fr-FR"/>
-        </w:rPr>
-        <w:t/>
+        <w:t xml:space="preserve">- </w:t>
+      </w:r>
+      <w:r>
+        <w:rPr>
+          <w:sz w:val="26"/>
+          <w:szCs w:val="26"/>
+          <w:lang w:val="fr-FR"/>
+        </w:rPr>
+        <w:t>Tài khoản:</w:t>
+      </w:r>
+      <w:r>
+        <w:rPr>
+          <w:sz w:val="26"/>
+          <w:szCs w:val="26"/>
+          <w:lang w:val="fr-FR"/>
+        </w:rPr>
+        <w:t xml:space="preserve"> </w:t>
+      </w:r>
+      <w:r>
+        <w:rPr>
+          <w:sz w:val="26"/>
+          <w:szCs w:val="26"/>
+          <w:lang w:val="fr-FR"/>
+        </w:rPr>
+        <w:t>3713.0.1017725.0000</w:t>
+      </w:r>
+      <w:r>
+        <w:rPr>
+          <w:sz w:val="26"/>
+          <w:szCs w:val="26"/>
+          <w:lang w:val="fr-FR"/>
+        </w:rPr>
+        <w:t xml:space="preserve"> ; </w:t>
+      </w:r>
+      <w:r>
+        <w:rPr>
+          <w:sz w:val="26"/>
+          <w:szCs w:val="26"/>
+          <w:lang w:val="fr-FR"/>
+        </w:rPr>
+        <w:t>3714.0.1017725.0000</w:t>
+      </w:r>
+      <w:r>
+        <w:rPr>
+          <w:sz w:val="26"/>
+          <w:szCs w:val="26"/>
+          <w:lang w:val="fr-FR"/>
+        </w:rPr>
+        <w:t xml:space="preserve"> </w:t>
+      </w:r>
+      <w:r>
+        <w:rPr>
+          <w:sz w:val="26"/>
+          <w:szCs w:val="26"/>
+          <w:lang w:val="fr-FR"/>
+        </w:rPr>
+        <w:t>mở tại Kho bạc Nhà nước Khu vực VIII</w:t>
+      </w:r>
+      <w:r>
+        <w:rPr>
+          <w:sz w:val="26"/>
+          <w:szCs w:val="26"/>
+          <w:lang w:val="fr-FR"/>
+        </w:rPr>
+        <w:t xml:space="preserve">/  </w:t>
+      </w:r>
+      <w:r>
+        <w:rPr>
+          <w:sz w:val="26"/>
+          <w:szCs w:val="26"/>
+          <w:lang w:val="fr-FR"/>
+        </w:rPr>
+        <w:t>8169 999 999 mở tại Ngân hàng Vietcombank – Chi nhánh Phú Thọ</w:t>
+      </w:r>
+      <w:r>
+        <w:rPr>
+          <w:sz w:val="26"/>
+          <w:szCs w:val="26"/>
+          <w:lang w:val="fr-FR"/>
+        </w:rPr>
+        <w:t>;</w:t>
       </w:r>
       <w:r>
         <w:rPr>
@@ -2030,7 +2052,7 @@
         <w:tab/>
       </w:r>
     </w:p>
-    <w:p ns2:paraId="74D17745" ns2:textId="0DBCC42E">
+    <w:p>
       <w:pPr>
         <w:pStyle w:val="BodyText"/>
         <w:widowControl w:val="0"/>
@@ -2051,39 +2073,39 @@
           <w:szCs w:val="26"/>
           <w:lang w:val="fr-FR"/>
         </w:rPr>
-        <w:t xml:space="preserve">- Mã số thuế: {{MA_SO_THUE_BV}};</w:t>
-      </w:r>
-      <w:r>
-        <w:rPr>
-          <w:sz w:val="26"/>
-          <w:szCs w:val="26"/>
-          <w:lang w:val="fr-FR"/>
-        </w:rPr>
-        <w:t/>
-      </w:r>
-      <w:r>
-        <w:rPr>
-          <w:sz w:val="26"/>
-          <w:szCs w:val="26"/>
-          <w:lang w:val="fr-FR"/>
-        </w:rPr>
-        <w:t xml:space="preserve"/>
-      </w:r>
-      <w:r>
-        <w:rPr>
-          <w:sz w:val="26"/>
-          <w:szCs w:val="26"/>
-          <w:lang w:val="fr-FR"/>
-        </w:rPr>
-        <w:t/>
-      </w:r>
-      <w:r>
-        <w:rPr>
-          <w:sz w:val="26"/>
-          <w:szCs w:val="26"/>
-          <w:lang w:val="fr-FR"/>
-        </w:rPr>
-        <w:t/>
+        <w:t xml:space="preserve">- </w:t>
+      </w:r>
+      <w:r>
+        <w:rPr>
+          <w:sz w:val="26"/>
+          <w:szCs w:val="26"/>
+          <w:lang w:val="fr-FR"/>
+        </w:rPr>
+        <w:t>Mã số thuế:</w:t>
+      </w:r>
+      <w:r>
+        <w:rPr>
+          <w:sz w:val="26"/>
+          <w:szCs w:val="26"/>
+          <w:lang w:val="fr-FR"/>
+        </w:rPr>
+        <w:t xml:space="preserve"> </w:t>
+      </w:r>
+      <w:r>
+        <w:rPr>
+          <w:sz w:val="26"/>
+          <w:szCs w:val="26"/>
+          <w:lang w:val="fr-FR"/>
+        </w:rPr>
+        <w:t>2600 377 322</w:t>
+      </w:r>
+      <w:r>
+        <w:rPr>
+          <w:sz w:val="26"/>
+          <w:szCs w:val="26"/>
+          <w:lang w:val="fr-FR"/>
+        </w:rPr>
+        <w:t>;</w:t>
       </w:r>
       <w:r>
         <w:rPr>
@@ -2094,7 +2116,7 @@
         <w:tab/>
       </w:r>
     </w:p>
-    <w:p ns2:paraId="109669C3" ns2:textId="6E78074B">
+    <w:p>
       <w:pPr>
         <w:pStyle w:val="BodyText"/>
         <w:widowControl w:val="0"/>
@@ -2116,39 +2138,39 @@
           <w:szCs w:val="26"/>
           <w:lang w:val="fr-FR"/>
         </w:rPr>
-        <w:t xml:space="preserve">- Đại diện là : Ông: {{GIAM_DOC_KY}}-Chức vụ: Giám đốc Bệnh viện.</w:t>
-      </w:r>
-      <w:r>
-        <w:rPr>
-          <w:sz w:val="26"/>
-          <w:szCs w:val="26"/>
-          <w:lang w:val="fr-FR"/>
-        </w:rPr>
-        <w:t/>
-      </w:r>
-      <w:r>
-        <w:rPr>
-          <w:sz w:val="26"/>
-          <w:szCs w:val="26"/>
-          <w:lang w:val="fr-FR"/>
-        </w:rPr>
-        <w:t/>
-      </w:r>
-      <w:r>
-        <w:rPr>
-          <w:sz w:val="26"/>
-          <w:szCs w:val="26"/>
-          <w:lang w:val="fr-FR"/>
-        </w:rPr>
-        <w:t/>
-      </w:r>
-      <w:r>
-        <w:rPr>
-          <w:sz w:val="26"/>
-          <w:szCs w:val="26"/>
-          <w:lang w:val="fr-FR"/>
-        </w:rPr>
-        <w:t xml:space="preserve"/>
+        <w:t xml:space="preserve">- </w:t>
+      </w:r>
+      <w:r>
+        <w:rPr>
+          <w:sz w:val="26"/>
+          <w:szCs w:val="26"/>
+          <w:lang w:val="fr-FR"/>
+        </w:rPr>
+        <w:t>Đại diện là</w:t>
+      </w:r>
+      <w:r>
+        <w:rPr>
+          <w:sz w:val="26"/>
+          <w:szCs w:val="26"/>
+          <w:lang w:val="fr-FR"/>
+        </w:rPr>
+        <w:t> : Ô</w:t>
+      </w:r>
+      <w:r>
+        <w:rPr>
+          <w:sz w:val="26"/>
+          <w:szCs w:val="26"/>
+          <w:lang w:val="fr-FR"/>
+        </w:rPr>
+        <w:t>ng:</w:t>
+      </w:r>
+      <w:r>
+        <w:rPr>
+          <w:sz w:val="26"/>
+          <w:szCs w:val="26"/>
+          <w:lang w:val="fr-FR"/>
+        </w:rPr>
+        <w:t xml:space="preserve"> Lê Đình Thanh Sơn</w:t>
       </w:r>
       <w:r>
         <w:rPr>
@@ -2157,7 +2179,7 @@
           <w:lang w:val="fr-FR"/>
         </w:rPr>
         <w:tab/>
-        <w:t/>
+        <w:t>-</w:t>
       </w:r>
       <w:r>
         <w:rPr>
@@ -2173,23 +2195,23 @@
           <w:szCs w:val="26"/>
           <w:lang w:val="fr-FR"/>
         </w:rPr>
-        <w:t/>
-      </w:r>
-      <w:r>
-        <w:rPr>
-          <w:sz w:val="26"/>
-          <w:szCs w:val="26"/>
-          <w:lang w:val="fr-FR"/>
-        </w:rPr>
-        <w:t xml:space="preserve"/>
-      </w:r>
-      <w:r>
-        <w:rPr>
-          <w:sz w:val="26"/>
-          <w:szCs w:val="26"/>
-          <w:lang w:val="fr-FR"/>
-        </w:rPr>
-        <w:t/>
+        <w:t>Chức vụ:</w:t>
+      </w:r>
+      <w:r>
+        <w:rPr>
+          <w:sz w:val="26"/>
+          <w:szCs w:val="26"/>
+          <w:lang w:val="fr-FR"/>
+        </w:rPr>
+        <w:t xml:space="preserve"> Giám đốc Bệnh viện</w:t>
+      </w:r>
+      <w:r>
+        <w:rPr>
+          <w:sz w:val="26"/>
+          <w:szCs w:val="26"/>
+          <w:lang w:val="fr-FR"/>
+        </w:rPr>
+        <w:t>.</w:t>
       </w:r>
       <w:r>
         <w:rPr>
@@ -2200,7 +2222,7 @@
         <w:tab/>
       </w:r>
     </w:p>
-    <w:p ns2:paraId="1EB65709" ns2:textId="72BE7E93">
+    <w:p>
       <w:pPr>
         <w:pStyle w:val="BodyText"/>
         <w:widowControl w:val="0"/>
@@ -2235,7 +2257,7 @@
         <w:t>Nhà thầu (sau đây gọi là Bên B)</w:t>
       </w:r>
     </w:p>
-    <w:p ns2:paraId="5435B023" ns2:textId="55D915D9">
+    <w:p>
       <w:pPr>
         <w:pStyle w:val="BodyText"/>
         <w:widowControl w:val="0"/>
@@ -2284,7 +2306,7 @@
         <w:tab/>
       </w:r>
     </w:p>
-    <w:p ns2:paraId="2AB30D93" ns2:textId="0FE99FBE">
+    <w:p>
       <w:pPr>
         <w:pStyle w:val="BodyText"/>
         <w:widowControl w:val="0"/>
@@ -2324,7 +2346,7 @@
         <w:tab/>
       </w:r>
     </w:p>
-    <w:p ns2:paraId="321C9898" ns2:textId="30AA04F2">
+    <w:p>
       <w:pPr>
         <w:pStyle w:val="BodyText"/>
         <w:widowControl w:val="0"/>
@@ -2364,7 +2386,7 @@
         <w:tab/>
       </w:r>
     </w:p>
-    <w:p ns2:paraId="1C5E53F6" ns2:textId="14196E4B">
+    <w:p>
       <w:pPr>
         <w:pStyle w:val="BodyText"/>
         <w:widowControl w:val="0"/>
@@ -2404,7 +2426,7 @@
         <w:tab/>
       </w:r>
     </w:p>
-    <w:p ns2:paraId="69C7CA59" ns2:textId="1F240A57">
+    <w:p>
       <w:pPr>
         <w:pStyle w:val="BodyText"/>
         <w:widowControl w:val="0"/>
@@ -2444,7 +2466,7 @@
         <w:tab/>
       </w:r>
     </w:p>
-    <w:p ns2:paraId="30AAAB33" ns2:textId="4CF6F9D7">
+    <w:p>
       <w:pPr>
         <w:pStyle w:val="BodyText"/>
         <w:widowControl w:val="0"/>
@@ -2485,7 +2507,7 @@
         <w:tab/>
       </w:r>
     </w:p>
-    <w:p ns2:paraId="445DF4E7" ns2:textId="35FA21E8">
+    <w:p>
       <w:pPr>
         <w:pStyle w:val="BodyText"/>
         <w:widowControl w:val="0"/>
@@ -2551,7 +2573,7 @@
         <w:tab/>
       </w:r>
     </w:p>
-    <w:p ns2:paraId="63891A2F" ns2:textId="77777777">
+    <w:p>
       <w:pPr>
         <w:pStyle w:val="BodyText"/>
         <w:widowControl w:val="0"/>
@@ -2585,7 +2607,7 @@
         <w:t>(trường hợp được ủy quyền).</w:t>
       </w:r>
     </w:p>
-    <w:p ns2:paraId="5BD33DBC" ns2:textId="77777777">
+    <w:p>
       <w:pPr>
         <w:pStyle w:val="BodyText"/>
         <w:widowControl w:val="0"/>
@@ -2602,7 +2624,7 @@
         </w:rPr>
       </w:pPr>
     </w:p>
-    <w:p ns2:paraId="5B5759BC" ns2:textId="7B66B934">
+    <w:p>
       <w:pPr>
         <w:pStyle w:val="BodyText"/>
         <w:widowControl w:val="0"/>
@@ -2632,7 +2654,7 @@
         <w:t>III. NỘI DUNG HỢP ĐỒNG:</w:t>
       </w:r>
     </w:p>
-    <w:p ns2:paraId="1DBE55DE" ns2:textId="7119F23B">
+    <w:p>
       <w:pPr>
         <w:pStyle w:val="BodyText"/>
         <w:widowControl w:val="0"/>
@@ -2680,7 +2702,7 @@
         <w:t xml:space="preserve"> với các nội dung sau:</w:t>
       </w:r>
     </w:p>
-    <w:p ns2:paraId="29F0E27E" ns2:textId="77777777">
+    <w:p>
       <w:pPr>
         <w:pStyle w:val="BodyText"/>
         <w:widowControl w:val="0"/>
@@ -2706,7 +2728,7 @@
         <w:t>Điều 1. Đối tượng hợp đồng</w:t>
       </w:r>
     </w:p>
-    <w:p ns2:paraId="192DC222" ns2:textId="138714C9">
+    <w:p>
       <w:pPr>
         <w:pStyle w:val="BodyText"/>
         <w:widowControl w:val="0"/>
@@ -2717,7 +2739,6 @@
         <w:ind w:firstLine="709"/>
         <w:rPr>
           <w:color w:val="FF0000"/>
-          <w:spacing w:val="0"/>
           <w:sz w:val="26"/>
           <w:szCs w:val="26"/>
           <w:lang w:val="fr-FR"/>
@@ -2726,17 +2747,15 @@
       <w:r>
         <w:rPr>
           <w:color w:val="000000" w:themeColor="text1"/>
-          <w:spacing w:val="0"/>
-          <w:sz w:val="26"/>
-          <w:szCs w:val="26"/>
-          <w:lang w:val="fr-FR"/>
-        </w:rPr>
-        <w:t>Đối tượng của hợp đồng là</w:t>
+          <w:sz w:val="26"/>
+          <w:szCs w:val="26"/>
+          <w:lang w:val="fr-FR"/>
+        </w:rPr>
+        <w:t>Đối tượng của hợp đồng</w:t>
       </w:r>
       <w:r>
         <w:rPr>
           <w:color w:val="000000" w:themeColor="text1"/>
-          <w:spacing w:val="0"/>
           <w:sz w:val="26"/>
           <w:szCs w:val="26"/>
           <w:lang w:val="fr-FR"/>
@@ -2746,17 +2765,43 @@
       <w:r>
         <w:rPr>
           <w:color w:val="000000" w:themeColor="text1"/>
-          <w:spacing w:val="0"/>
-          <w:sz w:val="26"/>
-          <w:szCs w:val="26"/>
-          <w:lang w:val="fr-FR"/>
-        </w:rPr>
-        <w:t xml:space="preserve">các dịch vụ </w:t>
+          <w:sz w:val="26"/>
+          <w:szCs w:val="26"/>
+          <w:lang w:val="fr-FR"/>
+        </w:rPr>
+        <w:t>là</w:t>
       </w:r>
       <w:r>
         <w:rPr>
           <w:color w:val="000000" w:themeColor="text1"/>
-          <w:spacing w:val="0"/>
+          <w:sz w:val="26"/>
+          <w:szCs w:val="26"/>
+          <w:lang w:val="fr-FR"/>
+        </w:rPr>
+        <w:t xml:space="preserve"> các hàng hoá </w:t>
+      </w:r>
+      <w:r>
+        <w:rPr>
+          <w:color w:val="FF0000"/>
+          <w:sz w:val="26"/>
+          <w:szCs w:val="26"/>
+          <w:highlight w:val="yellow"/>
+          <w:lang w:val="fr-FR"/>
+        </w:rPr>
+        <w:t>[hoặc dịch vụ]</w:t>
+      </w:r>
+      <w:r>
+        <w:rPr>
+          <w:color w:val="000000" w:themeColor="text1"/>
+          <w:sz w:val="26"/>
+          <w:szCs w:val="26"/>
+          <w:lang w:val="fr-FR"/>
+        </w:rPr>
+        <w:t xml:space="preserve"> </w:t>
+      </w:r>
+      <w:r>
+        <w:rPr>
+          <w:color w:val="000000" w:themeColor="text1"/>
           <w:sz w:val="26"/>
           <w:szCs w:val="26"/>
           <w:lang w:val="nb-NO"/>
@@ -2766,7 +2811,6 @@
       <w:r>
         <w:rPr>
           <w:color w:val="000000" w:themeColor="text1"/>
-          <w:spacing w:val="0"/>
           <w:sz w:val="26"/>
           <w:szCs w:val="26"/>
         </w:rPr>
@@ -2775,7 +2819,6 @@
       <w:r>
         <w:rPr>
           <w:color w:val="000000" w:themeColor="text1"/>
-          <w:spacing w:val="0"/>
           <w:sz w:val="26"/>
           <w:szCs w:val="26"/>
           <w:lang w:val="vi-VN"/>
@@ -2785,7 +2828,6 @@
       <w:r>
         <w:rPr>
           <w:color w:val="000000" w:themeColor="text1"/>
-          <w:spacing w:val="0"/>
           <w:sz w:val="26"/>
           <w:szCs w:val="26"/>
           <w:lang w:val="nb-NO"/>
@@ -2795,7 +2837,6 @@
       <w:r>
         <w:rPr>
           <w:color w:val="000000" w:themeColor="text1"/>
-          <w:spacing w:val="0"/>
           <w:sz w:val="26"/>
           <w:szCs w:val="26"/>
           <w:lang w:val="vi-VN"/>
@@ -2805,15 +2846,32 @@
       <w:r>
         <w:rPr>
           <w:color w:val="000000" w:themeColor="text1"/>
-          <w:spacing w:val="0"/>
           <w:sz w:val="26"/>
           <w:szCs w:val="26"/>
           <w:lang w:val="nb-NO"/>
         </w:rPr>
-        <w:t xml:space="preserve"> hợp đồng.</w:t>
-      </w:r>
-    </w:p>
-    <w:p ns2:paraId="3ADE99ED" ns2:textId="0542E8A2">
+        <w:t xml:space="preserve"> hợp đồn</w:t>
+      </w:r>
+      <w:r>
+        <w:rPr>
+          <w:color w:val="000000" w:themeColor="text1"/>
+          <w:sz w:val="26"/>
+          <w:szCs w:val="26"/>
+          <w:lang w:val="nb-NO"/>
+        </w:rPr>
+        <w:t>g</w:t>
+      </w:r>
+      <w:r>
+        <w:rPr>
+          <w:color w:val="000000" w:themeColor="text1"/>
+          <w:sz w:val="26"/>
+          <w:szCs w:val="26"/>
+          <w:lang w:val="fr-FR"/>
+        </w:rPr>
+        <w:t>.</w:t>
+      </w:r>
+    </w:p>
+    <w:p>
       <w:pPr>
         <w:pStyle w:val="BodyText"/>
         <w:widowControl w:val="0"/>
@@ -2823,49 +2881,41 @@
         <w:spacing w:before="40" w:after="40" w:line="276" w:lineRule="auto"/>
         <w:ind w:firstLine="709"/>
         <w:rPr>
-          <w:i/>
-          <w:iCs/>
-          <w:color w:val="FF0000"/>
-          <w:sz w:val="26"/>
-          <w:szCs w:val="26"/>
-          <w:lang w:val="fr-FR"/>
-        </w:rPr>
-      </w:pPr>
-      <w:r>
-        <w:rPr>
-          <w:i/>
-          <w:iCs/>
-          <w:color w:val="000000" w:themeColor="text1"/>
-          <w:sz w:val="26"/>
-          <w:szCs w:val="26"/>
-          <w:lang w:val="fr-FR"/>
-        </w:rPr>
-        <w:t>(</w:t>
-      </w:r>
-      <w:r>
-        <w:rPr>
-          <w:i/>
-          <w:iCs/>
-          <w:color w:val="000000" w:themeColor="text1"/>
-          <w:sz w:val="26"/>
-          <w:szCs w:val="26"/>
-          <w:lang w:val="fr-FR"/>
-        </w:rPr>
-        <w:t>Nội dung chi tiết theo phụ lục đính kèm</w:t>
-      </w:r>
-      <w:r>
-        <w:rPr>
-          <w:i/>
-          <w:iCs/>
-          <w:color w:val="000000" w:themeColor="text1"/>
-          <w:sz w:val="26"/>
-          <w:szCs w:val="26"/>
-          <w:lang w:val="fr-FR"/>
-        </w:rPr>
-        <w:t>)</w:t>
-      </w:r>
-    </w:p>
-    <w:p ns2:paraId="0B7D5B56" ns2:textId="77777777">
+          <w:b/>
+          <w:sz w:val="26"/>
+          <w:szCs w:val="26"/>
+          <w:lang w:val="fr-FR"/>
+        </w:rPr>
+      </w:pPr>
+      <w:r>
+        <w:rPr>
+          <w:b/>
+          <w:sz w:val="26"/>
+          <w:szCs w:val="26"/>
+          <w:lang w:val="fr-FR"/>
+        </w:rPr>
+        <w:t xml:space="preserve">Điều </w:t>
+      </w:r>
+      <w:r>
+        <w:rPr>
+          <w:b/>
+          <w:sz w:val="26"/>
+          <w:szCs w:val="26"/>
+          <w:lang w:val="fr-FR"/>
+        </w:rPr>
+        <w:t>2</w:t>
+      </w:r>
+      <w:r>
+        <w:rPr>
+          <w:b/>
+          <w:sz w:val="26"/>
+          <w:szCs w:val="26"/>
+          <w:lang w:val="fr-FR"/>
+        </w:rPr>
+        <w:t>. Trách nhiệm của Bên A</w:t>
+      </w:r>
+    </w:p>
+    <w:p>
       <w:pPr>
         <w:pStyle w:val="BodyText"/>
         <w:widowControl w:val="0"/>
@@ -2883,15 +2933,13 @@
       </w:pPr>
       <w:r>
         <w:rPr>
-          <w:b/>
-          <w:sz w:val="26"/>
-          <w:szCs w:val="26"/>
-          <w:lang w:val="fr-FR"/>
-        </w:rPr>
-        <w:t>Điều 2. Thành phần hợp đồng</w:t>
-      </w:r>
-    </w:p>
-    <w:p ns2:paraId="6325A292" ns2:textId="77777777">
+          <w:sz w:val="26"/>
+          <w:szCs w:val="26"/>
+        </w:rPr>
+        <w:t>Bên A cam kết thanh toán cho Bên B theo giá hợp đồng và phương thức thanh toán nêu tại Điều 5 của hợp đồng này cũng như thực hiện đầy đủ nghĩa vụ và trách nhiệm khác được quy định trong hợp đồng.</w:t>
+      </w:r>
+    </w:p>
+    <w:p>
       <w:pPr>
         <w:pStyle w:val="BodyText"/>
         <w:widowControl w:val="0"/>
@@ -2901,21 +2949,41 @@
         <w:spacing w:before="40" w:after="40" w:line="276" w:lineRule="auto"/>
         <w:ind w:firstLine="709"/>
         <w:rPr>
-          <w:sz w:val="26"/>
-          <w:szCs w:val="26"/>
-          <w:lang w:val="fr-FR"/>
-        </w:rPr>
-      </w:pPr>
-      <w:r>
-        <w:rPr>
-          <w:sz w:val="26"/>
-          <w:szCs w:val="26"/>
-          <w:lang w:val="fr-FR"/>
-        </w:rPr>
-        <w:t>Thành phần hợp đồng và thứ tự ưu tiên pháp lý như sau:</w:t>
-      </w:r>
-    </w:p>
-    <w:p ns2:paraId="35DA9AF3" ns2:textId="2DE8E8BB">
+          <w:b/>
+          <w:sz w:val="26"/>
+          <w:szCs w:val="26"/>
+          <w:lang w:val="fr-FR"/>
+        </w:rPr>
+      </w:pPr>
+      <w:r>
+        <w:rPr>
+          <w:b/>
+          <w:sz w:val="26"/>
+          <w:szCs w:val="26"/>
+          <w:lang w:val="fr-FR"/>
+        </w:rPr>
+        <w:t xml:space="preserve">Điều </w:t>
+      </w:r>
+      <w:r>
+        <w:rPr>
+          <w:b/>
+          <w:sz w:val="26"/>
+          <w:szCs w:val="26"/>
+          <w:lang w:val="fr-FR"/>
+        </w:rPr>
+        <w:t>3</w:t>
+      </w:r>
+      <w:r>
+        <w:rPr>
+          <w:b/>
+          <w:sz w:val="26"/>
+          <w:szCs w:val="26"/>
+          <w:lang w:val="fr-FR"/>
+        </w:rPr>
+        <w:t>. Trách nhiệm của Bên B</w:t>
+      </w:r>
+    </w:p>
+    <w:p>
       <w:pPr>
         <w:pStyle w:val="BodyText"/>
         <w:widowControl w:val="0"/>
@@ -2934,12 +3002,25 @@
         <w:rPr>
           <w:sz w:val="26"/>
           <w:szCs w:val="26"/>
-          <w:lang w:val="fr-FR"/>
-        </w:rPr>
-        <w:t>1. Văn bản hợp đồng;</w:t>
-      </w:r>
-    </w:p>
-    <w:p ns2:paraId="1E7722F0" ns2:textId="77777777">
+        </w:rPr>
+        <w:t xml:space="preserve">Bên B cam kết </w:t>
+      </w:r>
+      <w:r>
+        <w:rPr>
+          <w:sz w:val="26"/>
+          <w:szCs w:val="26"/>
+        </w:rPr>
+        <w:t>thực hiện các công việc và dịch vụ liên quan</w:t>
+      </w:r>
+      <w:r>
+        <w:rPr>
+          <w:sz w:val="26"/>
+          <w:szCs w:val="26"/>
+        </w:rPr>
+        <w:t xml:space="preserve"> như nêu tại Điều 1 của hợp đồng này, đồng thời cam kết thực hiện đầy đủ các nghĩa vụ và trách nhiệm được nêu trong hợp đồng.</w:t>
+      </w:r>
+    </w:p>
+    <w:p>
       <w:pPr>
         <w:pStyle w:val="BodyText"/>
         <w:widowControl w:val="0"/>
@@ -2949,21 +3030,218 @@
         <w:spacing w:before="40" w:after="40" w:line="276" w:lineRule="auto"/>
         <w:ind w:firstLine="709"/>
         <w:rPr>
-          <w:sz w:val="26"/>
-          <w:szCs w:val="26"/>
-          <w:lang w:val="fr-FR"/>
-        </w:rPr>
-      </w:pPr>
-      <w:r>
-        <w:rPr>
-          <w:sz w:val="26"/>
-          <w:szCs w:val="26"/>
-          <w:lang w:val="fr-FR"/>
-        </w:rPr>
-        <w:t>2. Biên bản hoàn thiện hợp đồng;</w:t>
-      </w:r>
-    </w:p>
-    <w:p ns2:paraId="5B840FAD" ns2:textId="39D3D943">
+          <w:b/>
+          <w:sz w:val="26"/>
+          <w:szCs w:val="26"/>
+          <w:lang w:val="fr-FR"/>
+        </w:rPr>
+      </w:pPr>
+      <w:r>
+        <w:rPr>
+          <w:b/>
+          <w:sz w:val="26"/>
+          <w:szCs w:val="26"/>
+          <w:lang w:val="fr-FR"/>
+        </w:rPr>
+        <w:t xml:space="preserve">Điều </w:t>
+      </w:r>
+      <w:r>
+        <w:rPr>
+          <w:b/>
+          <w:sz w:val="26"/>
+          <w:szCs w:val="26"/>
+          <w:lang w:val="fr-FR"/>
+        </w:rPr>
+        <w:t>4</w:t>
+      </w:r>
+      <w:r>
+        <w:rPr>
+          <w:b/>
+          <w:sz w:val="26"/>
+          <w:szCs w:val="26"/>
+          <w:lang w:val="fr-FR"/>
+        </w:rPr>
+        <w:t>. Giá hợp đồng và phương thức thanh toán</w:t>
+      </w:r>
+    </w:p>
+    <w:p>
+      <w:pPr>
+        <w:pStyle w:val="BodyText"/>
+        <w:spacing w:before="40" w:after="40" w:line="276" w:lineRule="auto"/>
+        <w:ind w:right="49" w:firstLine="709"/>
+        <w:rPr>
+          <w:i/>
+          <w:sz w:val="26"/>
+          <w:szCs w:val="26"/>
+          <w:lang w:val="fr-FR"/>
+        </w:rPr>
+      </w:pPr>
+      <w:r>
+        <w:rPr>
+          <w:b/>
+          <w:bCs/>
+          <w:color w:val="FF0000"/>
+          <w:sz w:val="26"/>
+          <w:szCs w:val="26"/>
+          <w:lang w:val="fr-FR"/>
+        </w:rPr>
+        <w:t xml:space="preserve">1. Giá hợp đồng: </w:t>
+      </w:r>
+      <w:r>
+        <w:rPr>
+          <w:b/>
+          <w:bCs/>
+          <w:iCs/>
+          <w:color w:val="FF0000"/>
+          <w:sz w:val="26"/>
+          <w:szCs w:val="26"/>
+          <w:lang w:val="fr-FR"/>
+        </w:rPr>
+        <w:t>_______</w:t>
+      </w:r>
+      <w:r>
+        <w:rPr>
+          <w:b/>
+          <w:bCs/>
+          <w:iCs/>
+          <w:color w:val="FF0000"/>
+          <w:sz w:val="26"/>
+          <w:szCs w:val="26"/>
+          <w:lang w:val="fr-FR"/>
+        </w:rPr>
+        <w:t xml:space="preserve"> đồng  </w:t>
+      </w:r>
+      <w:r>
+        <w:rPr>
+          <w:i/>
+          <w:color w:val="FF0000"/>
+          <w:sz w:val="26"/>
+          <w:szCs w:val="26"/>
+          <w:lang w:val="fr-FR"/>
+        </w:rPr>
+        <w:t xml:space="preserve">(Bằng chữ: </w:t>
+      </w:r>
+      <w:r>
+        <w:rPr>
+          <w:i/>
+          <w:color w:val="FF0000"/>
+          <w:sz w:val="26"/>
+          <w:szCs w:val="26"/>
+          <w:lang w:val="fr-FR"/>
+        </w:rPr>
+        <w:t>________</w:t>
+      </w:r>
+      <w:r>
+        <w:rPr>
+          <w:i/>
+          <w:color w:val="FF0000"/>
+          <w:sz w:val="26"/>
+          <w:szCs w:val="26"/>
+          <w:lang w:val="fr-FR"/>
+        </w:rPr>
+        <w:t xml:space="preserve">./.). </w:t>
+      </w:r>
+    </w:p>
+    <w:p>
+      <w:pPr>
+        <w:spacing w:before="20" w:after="20" w:line="288" w:lineRule="auto"/>
+        <w:ind w:firstLine="709"/>
+        <w:jc w:val="both"/>
+        <w:rPr>
+          <w:rFonts w:eastAsia="Calibri" w:cs="Times New Roman"/>
+          <w:i/>
+          <w:iCs/>
+          <w:color w:val="000000" w:themeColor="text1"/>
+          <w:sz w:val="26"/>
+          <w:szCs w:val="26"/>
+          <w:lang w:val="nl-NL"/>
+        </w:rPr>
+      </w:pPr>
+      <w:r>
+        <w:rPr>
+          <w:rFonts w:cs="Times New Roman"/>
+          <w:i/>
+          <w:color w:val="000000" w:themeColor="text1"/>
+          <w:sz w:val="26"/>
+          <w:szCs w:val="26"/>
+        </w:rPr>
+        <w:t>(</w:t>
+      </w:r>
+      <w:r>
+        <w:rPr>
+          <w:rFonts w:cs="Times New Roman"/>
+          <w:i/>
+          <w:color w:val="000000" w:themeColor="text1"/>
+          <w:sz w:val="26"/>
+          <w:szCs w:val="26"/>
+          <w:lang w:val="nl-NL"/>
+        </w:rPr>
+        <w:t xml:space="preserve">Giá hợp đồng chi tiết theo phụ lục đính kèm) </w:t>
+      </w:r>
+    </w:p>
+    <w:p>
+      <w:pPr>
+        <w:pStyle w:val="BodyText"/>
+        <w:widowControl w:val="0"/>
+        <w:tabs>
+          <w:tab w:val="left" w:pos="9072"/>
+        </w:tabs>
+        <w:spacing w:before="20" w:after="20" w:line="288" w:lineRule="auto"/>
+        <w:ind w:firstLine="709"/>
+        <w:rPr>
+          <w:color w:val="000000" w:themeColor="text1"/>
+          <w:sz w:val="26"/>
+          <w:szCs w:val="26"/>
+          <w:lang w:val="nl-NL"/>
+        </w:rPr>
+      </w:pPr>
+      <w:r>
+        <w:rPr>
+          <w:color w:val="000000" w:themeColor="text1"/>
+          <w:sz w:val="26"/>
+          <w:szCs w:val="26"/>
+          <w:lang w:val="nl-NL"/>
+        </w:rPr>
+        <w:t xml:space="preserve">Giá hợp đồng này đã bao gồm toàn bộ các </w:t>
+      </w:r>
+      <w:r>
+        <w:rPr>
+          <w:color w:val="000000" w:themeColor="text1"/>
+          <w:sz w:val="26"/>
+          <w:szCs w:val="26"/>
+          <w:lang w:val="nl-NL"/>
+        </w:rPr>
+        <w:t>loại thuế, phí, lệ phí theo quy định hiện hành và các chi phí liên quan khác</w:t>
+      </w:r>
+      <w:r>
+        <w:rPr>
+          <w:color w:val="000000" w:themeColor="text1"/>
+          <w:sz w:val="26"/>
+          <w:szCs w:val="26"/>
+          <w:lang w:val="nl-NL"/>
+        </w:rPr>
+        <w:t xml:space="preserve"> (bao gồm cả chi phí vận chuyển</w:t>
+      </w:r>
+      <w:r>
+        <w:rPr>
+          <w:color w:val="000000" w:themeColor="text1"/>
+          <w:sz w:val="26"/>
+          <w:szCs w:val="26"/>
+          <w:lang w:val="nl-NL"/>
+        </w:rPr>
+        <w:t xml:space="preserve"> và lắp đặt (nếu có)</w:t>
+      </w:r>
+      <w:r>
+        <w:rPr>
+          <w:color w:val="000000" w:themeColor="text1"/>
+          <w:sz w:val="26"/>
+          <w:szCs w:val="26"/>
+          <w:lang w:val="nl-NL"/>
+        </w:rPr>
+        <w:t>)</w:t>
+      </w:r>
+    </w:p>
+    <w:p>
       <w:pPr>
         <w:pStyle w:val="BodyText"/>
         <w:widowControl w:val="0"/>
@@ -2973,37 +3251,150 @@
         <w:spacing w:before="40" w:after="40" w:line="276" w:lineRule="auto"/>
         <w:ind w:firstLine="709"/>
         <w:rPr>
-          <w:sz w:val="26"/>
-          <w:szCs w:val="26"/>
-          <w:lang w:val="fr-FR"/>
-        </w:rPr>
-      </w:pPr>
-      <w:r>
-        <w:rPr>
-          <w:sz w:val="26"/>
-          <w:szCs w:val="26"/>
-          <w:lang w:val="fr-FR"/>
-        </w:rPr>
-        <w:t xml:space="preserve">3. Quyết định phê duyệt kết quả </w:t>
-      </w:r>
-      <w:r>
-        <w:rPr>
-          <w:sz w:val="26"/>
-          <w:szCs w:val="26"/>
-          <w:lang w:val="fr-FR"/>
-        </w:rPr>
-        <w:t>lựa chọn nhà thầu</w:t>
-      </w:r>
-      <w:r>
-        <w:rPr>
-          <w:sz w:val="26"/>
-          <w:szCs w:val="26"/>
-          <w:lang w:val="fr-FR"/>
-        </w:rPr>
-        <w:t>;</w:t>
-      </w:r>
-    </w:p>
-    <w:p ns2:paraId="724589C8" ns2:textId="0ABDC987">
+          <w:b/>
+          <w:bCs/>
+          <w:sz w:val="26"/>
+          <w:szCs w:val="26"/>
+          <w:lang w:val="fr-FR"/>
+        </w:rPr>
+      </w:pPr>
+      <w:r>
+        <w:rPr>
+          <w:b/>
+          <w:bCs/>
+          <w:sz w:val="26"/>
+          <w:szCs w:val="26"/>
+          <w:lang w:val="fr-FR"/>
+        </w:rPr>
+        <w:t>2. Phương thức thanh toán</w:t>
+      </w:r>
+    </w:p>
+    <w:p>
+      <w:pPr>
+        <w:shd w:val="clear" w:color="auto" w:fill="FFFFFF"/>
+        <w:tabs>
+          <w:tab w:val="left" w:pos="1134"/>
+        </w:tabs>
+        <w:spacing w:before="40" w:after="40"/>
+        <w:ind w:firstLine="709"/>
+        <w:jc w:val="both"/>
+        <w:rPr>
+          <w:rFonts w:eastAsia="Arial Unicode MS"/>
+          <w:iCs/>
+          <w:sz w:val="26"/>
+          <w:szCs w:val="26"/>
+          <w:lang w:val="nl-NL"/>
+        </w:rPr>
+      </w:pPr>
+      <w:r>
+        <w:rPr>
+          <w:rFonts w:eastAsia="Arial Unicode MS"/>
+          <w:sz w:val="26"/>
+          <w:szCs w:val="26"/>
+          <w:lang w:val="nl-NL"/>
+        </w:rPr>
+        <w:t>a) Hình thức thanh toán</w:t>
+      </w:r>
+      <w:r>
+        <w:rPr>
+          <w:rFonts w:eastAsia="Arial Unicode MS"/>
+          <w:iCs/>
+          <w:sz w:val="26"/>
+          <w:szCs w:val="26"/>
+          <w:lang w:val="nl-NL"/>
+        </w:rPr>
+        <w:t>: Chuyển khoản</w:t>
+      </w:r>
+      <w:r>
+        <w:rPr>
+          <w:rFonts w:eastAsia="Arial Unicode MS"/>
+          <w:iCs/>
+          <w:sz w:val="26"/>
+          <w:szCs w:val="26"/>
+          <w:lang w:val="nl-NL"/>
+        </w:rPr>
+        <w:t>.</w:t>
+      </w:r>
+    </w:p>
+    <w:p>
+      <w:pPr>
+        <w:shd w:val="clear" w:color="auto" w:fill="FFFFFF"/>
+        <w:tabs>
+          <w:tab w:val="left" w:pos="1134"/>
+        </w:tabs>
+        <w:spacing w:before="40" w:after="40"/>
+        <w:ind w:firstLine="709"/>
+        <w:jc w:val="both"/>
+        <w:rPr>
+          <w:rFonts w:eastAsia="Arial Unicode MS"/>
+          <w:iCs/>
+          <w:sz w:val="26"/>
+          <w:szCs w:val="26"/>
+          <w:lang w:val="nl-NL"/>
+        </w:rPr>
+      </w:pPr>
+      <w:r>
+        <w:rPr>
+          <w:rFonts w:eastAsia="Arial Unicode MS"/>
+          <w:sz w:val="26"/>
+          <w:szCs w:val="26"/>
+          <w:lang w:val="nl-NL"/>
+        </w:rPr>
+        <w:t>b) Thời hạn thanh toán</w:t>
+      </w:r>
+      <w:r>
+        <w:rPr>
+          <w:rFonts w:eastAsia="Arial Unicode MS"/>
+          <w:iCs/>
+          <w:sz w:val="26"/>
+          <w:szCs w:val="26"/>
+          <w:lang w:val="nl-NL"/>
+        </w:rPr>
+        <w:t xml:space="preserve">: Trong vòng </w:t>
+      </w:r>
+      <w:r>
+        <w:rPr>
+          <w:rFonts w:eastAsia="Arial Unicode MS"/>
+          <w:iCs/>
+          <w:color w:val="FF0000"/>
+          <w:sz w:val="26"/>
+          <w:szCs w:val="26"/>
+          <w:lang w:val="nl-NL"/>
+        </w:rPr>
+        <w:t>90 ngày</w:t>
+      </w:r>
+      <w:r>
+        <w:rPr>
+          <w:rFonts w:eastAsia="Arial Unicode MS"/>
+          <w:iCs/>
+          <w:sz w:val="26"/>
+          <w:szCs w:val="26"/>
+          <w:lang w:val="nl-NL"/>
+        </w:rPr>
+        <w:t xml:space="preserve"> kể từ ngày bên A nhận được</w:t>
+      </w:r>
+      <w:r>
+        <w:rPr>
+          <w:rFonts w:eastAsia="Arial Unicode MS"/>
+          <w:iCs/>
+          <w:sz w:val="26"/>
+          <w:szCs w:val="26"/>
+          <w:lang w:val="nl-NL"/>
+        </w:rPr>
+        <w:t xml:space="preserve"> </w:t>
+      </w:r>
+      <w:r>
+        <w:rPr>
+          <w:rFonts w:eastAsia="Arial Unicode MS"/>
+          <w:iCs/>
+          <w:sz w:val="26"/>
+          <w:szCs w:val="26"/>
+          <w:lang w:val="nl-NL"/>
+        </w:rPr>
+        <w:t>hóa đơn tài chính hợp lệ của bên B.</w:t>
+      </w:r>
+    </w:p>
+    <w:p>
       <w:pPr>
         <w:pStyle w:val="BodyText"/>
         <w:widowControl w:val="0"/>
@@ -3013,29 +3404,74 @@
         <w:spacing w:before="40" w:after="40" w:line="276" w:lineRule="auto"/>
         <w:ind w:firstLine="709"/>
         <w:rPr>
-          <w:sz w:val="26"/>
-          <w:szCs w:val="26"/>
-          <w:lang w:val="fr-FR"/>
-        </w:rPr>
-      </w:pPr>
-      <w:r>
-        <w:rPr>
-          <w:sz w:val="26"/>
-          <w:szCs w:val="26"/>
-          <w:lang w:val="fr-FR"/>
-        </w:rPr>
-        <w:t>4</w:t>
-      </w:r>
-      <w:r>
-        <w:rPr>
-          <w:sz w:val="26"/>
-          <w:szCs w:val="26"/>
-          <w:lang w:val="fr-FR"/>
-        </w:rPr>
-        <w:t xml:space="preserve">. Các tài liệu kèm theo khác (nếu có). </w:t>
-      </w:r>
-    </w:p>
-    <w:p ns2:paraId="70C3B34B" ns2:textId="77777777">
+          <w:rFonts w:eastAsia="Arial Unicode MS"/>
+          <w:iCs/>
+          <w:sz w:val="26"/>
+          <w:szCs w:val="26"/>
+          <w:lang w:val="nl-NL"/>
+        </w:rPr>
+      </w:pPr>
+      <w:r>
+        <w:rPr>
+          <w:rFonts w:eastAsia="Arial Unicode MS"/>
+          <w:sz w:val="26"/>
+          <w:szCs w:val="26"/>
+          <w:lang w:val="nl-NL"/>
+        </w:rPr>
+        <w:t>c) Số lần thanh toán</w:t>
+      </w:r>
+      <w:r>
+        <w:rPr>
+          <w:rFonts w:eastAsia="Arial Unicode MS"/>
+          <w:iCs/>
+          <w:sz w:val="26"/>
+          <w:szCs w:val="26"/>
+          <w:lang w:val="nl-NL"/>
+        </w:rPr>
+        <w:t>: Thanh toán 01 lần</w:t>
+      </w:r>
+      <w:r>
+        <w:rPr>
+          <w:rFonts w:eastAsia="Arial Unicode MS"/>
+          <w:iCs/>
+          <w:sz w:val="26"/>
+          <w:szCs w:val="26"/>
+          <w:lang w:val="nl-NL"/>
+        </w:rPr>
+        <w:t xml:space="preserve"> sau khi Bên B hoàn thành xong công việc quy định tại Đi</w:t>
+      </w:r>
+      <w:r>
+        <w:rPr>
+          <w:rFonts w:eastAsia="Arial Unicode MS"/>
+          <w:iCs/>
+          <w:sz w:val="26"/>
+          <w:szCs w:val="26"/>
+          <w:lang w:val="nl-NL"/>
+        </w:rPr>
+        <w:t>ều</w:t>
+      </w:r>
+      <w:r>
+        <w:rPr>
+          <w:rFonts w:eastAsia="Arial Unicode MS"/>
+          <w:iCs/>
+          <w:sz w:val="26"/>
+          <w:szCs w:val="26"/>
+          <w:lang w:val="nl-NL"/>
+        </w:rPr>
+        <w:t xml:space="preserve"> 1 hợp đồng này</w:t>
+      </w:r>
+      <w:r>
+        <w:rPr>
+          <w:rFonts w:eastAsia="Arial Unicode MS"/>
+          <w:iCs/>
+          <w:sz w:val="26"/>
+          <w:szCs w:val="26"/>
+          <w:lang w:val="nl-NL"/>
+        </w:rPr>
+        <w:t>.</w:t>
+      </w:r>
+    </w:p>
+    <w:p>
       <w:pPr>
         <w:pStyle w:val="BodyText"/>
         <w:widowControl w:val="0"/>
@@ -3045,23 +3481,27 @@
         <w:spacing w:before="40" w:after="40" w:line="276" w:lineRule="auto"/>
         <w:ind w:firstLine="709"/>
         <w:rPr>
-          <w:b/>
-          <w:sz w:val="26"/>
-          <w:szCs w:val="26"/>
-          <w:lang w:val="fr-FR"/>
-        </w:rPr>
-      </w:pPr>
-      <w:r>
-        <w:rPr>
-          <w:b/>
-          <w:sz w:val="26"/>
-          <w:szCs w:val="26"/>
-          <w:lang w:val="fr-FR"/>
-        </w:rPr>
-        <w:t>Điều 3. Trách nhiệm của Bên A</w:t>
-      </w:r>
-    </w:p>
-    <w:p ns2:paraId="1EC224FB" ns2:textId="4FB266EF">
+          <w:i/>
+          <w:sz w:val="26"/>
+          <w:szCs w:val="26"/>
+          <w:lang w:val="fr-FR"/>
+        </w:rPr>
+      </w:pPr>
+      <w:r>
+        <w:rPr>
+          <w:rFonts w:eastAsia="Arial Unicode MS"/>
+          <w:i/>
+          <w:color w:val="FF0000"/>
+          <w:spacing w:val="-6"/>
+          <w:sz w:val="26"/>
+          <w:szCs w:val="26"/>
+          <w:highlight w:val="yellow"/>
+          <w:lang w:val="nl-NL"/>
+        </w:rPr>
+        <w:t>[Mục này các đơn vị có thể thay đổi đảm bảo phù hợp với từng nội dung của gói thầu]</w:t>
+      </w:r>
+    </w:p>
+    <w:p>
       <w:pPr>
         <w:pStyle w:val="BodyText"/>
         <w:widowControl w:val="0"/>
@@ -3071,21 +3511,70 @@
         <w:spacing w:before="40" w:after="40" w:line="276" w:lineRule="auto"/>
         <w:ind w:firstLine="709"/>
         <w:rPr>
-          <w:b/>
-          <w:sz w:val="26"/>
-          <w:szCs w:val="26"/>
-          <w:lang w:val="fr-FR"/>
-        </w:rPr>
-      </w:pPr>
-      <w:r>
-        <w:rPr>
-          <w:sz w:val="26"/>
-          <w:szCs w:val="26"/>
-        </w:rPr>
-        <w:t>Bên A cam kết thanh toán cho Bên B theo giá hợp đồng và phương thức thanh toán nêu tại Điều 5 của hợp đồng này cũng như thực hiện đầy đủ nghĩa vụ và trách nhiệm khác được quy định trong hợp đồng.</w:t>
-      </w:r>
-    </w:p>
-    <w:p ns2:paraId="191177D8" ns2:textId="77777777">
+          <w:i/>
+          <w:sz w:val="26"/>
+          <w:szCs w:val="26"/>
+          <w:lang w:val="fr-FR"/>
+        </w:rPr>
+      </w:pPr>
+      <w:r>
+        <w:rPr>
+          <w:b/>
+          <w:sz w:val="26"/>
+          <w:szCs w:val="26"/>
+          <w:lang w:val="fr-FR"/>
+        </w:rPr>
+        <w:t xml:space="preserve">Điều </w:t>
+      </w:r>
+      <w:r>
+        <w:rPr>
+          <w:b/>
+          <w:sz w:val="26"/>
+          <w:szCs w:val="26"/>
+          <w:lang w:val="fr-FR"/>
+        </w:rPr>
+        <w:t>5</w:t>
+      </w:r>
+      <w:r>
+        <w:rPr>
+          <w:b/>
+          <w:sz w:val="26"/>
+          <w:szCs w:val="26"/>
+          <w:lang w:val="fr-FR"/>
+        </w:rPr>
+        <w:t>. Loại hợp đồng:</w:t>
+      </w:r>
+      <w:r>
+        <w:rPr>
+          <w:b/>
+          <w:sz w:val="26"/>
+          <w:szCs w:val="26"/>
+          <w:lang w:val="fr-FR"/>
+        </w:rPr>
+        <w:t xml:space="preserve"> </w:t>
+      </w:r>
+      <w:r>
+        <w:rPr>
+          <w:bCs/>
+          <w:color w:val="FF0000"/>
+          <w:sz w:val="26"/>
+          <w:szCs w:val="26"/>
+          <w:lang w:val="fr-FR"/>
+        </w:rPr>
+        <w:t>Trọn gói</w:t>
+      </w:r>
+      <w:r>
+        <w:rPr>
+          <w:bCs/>
+          <w:i/>
+          <w:sz w:val="26"/>
+          <w:szCs w:val="26"/>
+          <w:lang w:val="fr-FR"/>
+        </w:rPr>
+        <w:t>.</w:t>
+      </w:r>
+    </w:p>
+    <w:p>
       <w:pPr>
         <w:pStyle w:val="BodyText"/>
         <w:widowControl w:val="0"/>
@@ -3108,10 +3597,533 @@
           <w:szCs w:val="26"/>
           <w:lang w:val="fr-FR"/>
         </w:rPr>
-        <w:t>Điều 4. Trách nhiệm của Bên B</w:t>
-      </w:r>
-    </w:p>
-    <w:p ns2:paraId="4E2F57F5" ns2:textId="676F6C8D">
+        <w:t xml:space="preserve">Điều </w:t>
+      </w:r>
+      <w:r>
+        <w:rPr>
+          <w:b/>
+          <w:sz w:val="26"/>
+          <w:szCs w:val="26"/>
+          <w:lang w:val="fr-FR"/>
+        </w:rPr>
+        <w:t>6</w:t>
+      </w:r>
+      <w:r>
+        <w:rPr>
+          <w:b/>
+          <w:sz w:val="26"/>
+          <w:szCs w:val="26"/>
+          <w:lang w:val="fr-FR"/>
+        </w:rPr>
+        <w:t>. Thời gian thực hiện</w:t>
+      </w:r>
+    </w:p>
+    <w:p>
+      <w:pPr>
+        <w:pStyle w:val="BodyText"/>
+        <w:widowControl w:val="0"/>
+        <w:tabs>
+          <w:tab w:val="left" w:pos="9072"/>
+        </w:tabs>
+        <w:spacing w:before="40" w:after="40" w:line="295" w:lineRule="auto"/>
+        <w:ind w:firstLine="709"/>
+        <w:rPr>
+          <w:bCs/>
+          <w:sz w:val="26"/>
+          <w:szCs w:val="26"/>
+          <w:lang w:val="fr-FR"/>
+        </w:rPr>
+      </w:pPr>
+      <w:r>
+        <w:rPr>
+          <w:bCs/>
+          <w:sz w:val="26"/>
+          <w:szCs w:val="26"/>
+          <w:lang w:val="fr-FR"/>
+        </w:rPr>
+        <w:t xml:space="preserve">- Thời gian thực hiện gói thầu : </w:t>
+      </w:r>
+      <w:commentRangeStart w:id="1"/>
+      <w:r>
+        <w:rPr>
+          <w:bCs/>
+          <w:color w:val="FF0000"/>
+          <w:sz w:val="26"/>
+          <w:szCs w:val="26"/>
+          <w:lang w:val="fr-FR"/>
+        </w:rPr>
+        <w:t>___</w:t>
+      </w:r>
+      <w:r>
+        <w:rPr>
+          <w:bCs/>
+          <w:color w:val="FF0000"/>
+          <w:sz w:val="26"/>
+          <w:szCs w:val="26"/>
+          <w:lang w:val="fr-FR"/>
+        </w:rPr>
+        <w:t xml:space="preserve"> ngày</w:t>
+      </w:r>
+      <w:r>
+        <w:rPr>
+          <w:bCs/>
+          <w:color w:val="FF0000"/>
+          <w:sz w:val="26"/>
+          <w:szCs w:val="26"/>
+          <w:lang w:val="fr-FR"/>
+        </w:rPr>
+        <w:t xml:space="preserve"> </w:t>
+      </w:r>
+      <w:r>
+        <w:rPr>
+          <w:bCs/>
+          <w:color w:val="FF0000"/>
+          <w:sz w:val="26"/>
+          <w:szCs w:val="26"/>
+          <w:lang w:val="fr-FR"/>
+        </w:rPr>
+        <w:t>[hoặc tháng</w:t>
+      </w:r>
+      <w:r>
+        <w:rPr>
+          <w:bCs/>
+          <w:color w:val="FF0000"/>
+          <w:sz w:val="26"/>
+          <w:szCs w:val="26"/>
+          <w:lang w:val="fr-FR"/>
+        </w:rPr>
+        <w:t xml:space="preserve">/ </w:t>
+      </w:r>
+      <w:r>
+        <w:rPr>
+          <w:bCs/>
+          <w:color w:val="FF0000"/>
+          <w:sz w:val="26"/>
+          <w:szCs w:val="26"/>
+          <w:lang w:val="fr-FR"/>
+        </w:rPr>
+        <w:t>năm]</w:t>
+      </w:r>
+      <w:r>
+        <w:rPr>
+          <w:bCs/>
+          <w:color w:val="FF0000"/>
+          <w:sz w:val="26"/>
+          <w:szCs w:val="26"/>
+          <w:lang w:val="fr-FR"/>
+        </w:rPr>
+        <w:t xml:space="preserve"> </w:t>
+      </w:r>
+      <w:r>
+        <w:rPr>
+          <w:bCs/>
+          <w:color w:val="FF0000"/>
+          <w:sz w:val="26"/>
+          <w:szCs w:val="26"/>
+          <w:lang w:val="fr-FR"/>
+        </w:rPr>
+        <w:t>kể</w:t>
+      </w:r>
+      <w:r>
+        <w:rPr>
+          <w:bCs/>
+          <w:color w:val="FF0000"/>
+          <w:sz w:val="26"/>
+          <w:szCs w:val="26"/>
+          <w:lang w:val="fr-FR"/>
+        </w:rPr>
+        <w:t xml:space="preserve"> từ ngày hợp đồng có hiệu lực</w:t>
+      </w:r>
+      <w:commentRangeEnd w:id="1"/>
+      <w:r>
+        <w:rPr>
+          <w:rStyle w:val="CommentReference"/>
+          <w:rFonts w:eastAsiaTheme="minorHAnsi" w:cstheme="minorBidi"/>
+          <w:spacing w:val="0"/>
+          <w:lang w:val="en-US" w:eastAsia="en-US"/>
+        </w:rPr>
+        <w:commentReference w:id="1"/>
+      </w:r>
+      <w:r>
+        <w:rPr>
+          <w:bCs/>
+          <w:sz w:val="26"/>
+          <w:szCs w:val="26"/>
+          <w:lang w:val="fr-FR"/>
+        </w:rPr>
+        <w:t>.</w:t>
+      </w:r>
+      <w:r>
+        <w:rPr>
+          <w:bCs/>
+          <w:sz w:val="26"/>
+          <w:szCs w:val="26"/>
+          <w:lang w:val="fr-FR"/>
+        </w:rPr>
+        <w:t xml:space="preserve"> </w:t>
+      </w:r>
+    </w:p>
+    <w:p>
+      <w:pPr>
+        <w:pStyle w:val="BodyText"/>
+        <w:widowControl w:val="0"/>
+        <w:tabs>
+          <w:tab w:val="left" w:pos="9072"/>
+        </w:tabs>
+        <w:spacing w:before="40" w:after="40" w:line="295" w:lineRule="auto"/>
+        <w:ind w:firstLine="709"/>
+        <w:rPr>
+          <w:bCs/>
+          <w:sz w:val="26"/>
+          <w:szCs w:val="26"/>
+          <w:lang w:val="fr-FR"/>
+        </w:rPr>
+      </w:pPr>
+      <w:r>
+        <w:rPr>
+          <w:bCs/>
+          <w:sz w:val="26"/>
+          <w:szCs w:val="26"/>
+          <w:lang w:val="fr-FR"/>
+        </w:rPr>
+        <w:t xml:space="preserve">- Thời gian thực hiện hợp đồng : </w:t>
+      </w:r>
+      <w:commentRangeStart w:id="2"/>
+      <w:r>
+        <w:rPr>
+          <w:bCs/>
+          <w:color w:val="FF0000"/>
+          <w:sz w:val="26"/>
+          <w:szCs w:val="26"/>
+          <w:lang w:val="fr-FR"/>
+        </w:rPr>
+        <w:t>___</w:t>
+      </w:r>
+      <w:r>
+        <w:rPr>
+          <w:bCs/>
+          <w:color w:val="FF0000"/>
+          <w:sz w:val="26"/>
+          <w:szCs w:val="26"/>
+          <w:lang w:val="fr-FR"/>
+        </w:rPr>
+        <w:t xml:space="preserve"> ngày</w:t>
+      </w:r>
+      <w:r>
+        <w:rPr>
+          <w:bCs/>
+          <w:color w:val="FF0000"/>
+          <w:sz w:val="26"/>
+          <w:szCs w:val="26"/>
+          <w:lang w:val="fr-FR"/>
+        </w:rPr>
+        <w:t xml:space="preserve"> </w:t>
+      </w:r>
+      <w:r>
+        <w:rPr>
+          <w:bCs/>
+          <w:color w:val="FF0000"/>
+          <w:sz w:val="26"/>
+          <w:szCs w:val="26"/>
+          <w:lang w:val="fr-FR"/>
+        </w:rPr>
+        <w:t>[hoặc tháng</w:t>
+      </w:r>
+      <w:r>
+        <w:rPr>
+          <w:bCs/>
+          <w:color w:val="FF0000"/>
+          <w:sz w:val="26"/>
+          <w:szCs w:val="26"/>
+          <w:lang w:val="fr-FR"/>
+        </w:rPr>
+        <w:t xml:space="preserve">/ </w:t>
+      </w:r>
+      <w:r>
+        <w:rPr>
+          <w:bCs/>
+          <w:color w:val="FF0000"/>
+          <w:sz w:val="26"/>
+          <w:szCs w:val="26"/>
+          <w:lang w:val="fr-FR"/>
+        </w:rPr>
+        <w:t>năm]</w:t>
+      </w:r>
+      <w:r>
+        <w:rPr>
+          <w:bCs/>
+          <w:color w:val="FF0000"/>
+          <w:sz w:val="26"/>
+          <w:szCs w:val="26"/>
+          <w:lang w:val="fr-FR"/>
+        </w:rPr>
+        <w:t xml:space="preserve"> kể từ ngày hợp đồng có hiệu lực</w:t>
+      </w:r>
+      <w:commentRangeEnd w:id="2"/>
+      <w:r>
+        <w:rPr>
+          <w:rStyle w:val="CommentReference"/>
+          <w:rFonts w:eastAsiaTheme="minorHAnsi" w:cstheme="minorBidi"/>
+          <w:spacing w:val="0"/>
+          <w:lang w:val="en-US" w:eastAsia="en-US"/>
+        </w:rPr>
+        <w:commentReference w:id="2"/>
+      </w:r>
+      <w:r>
+        <w:rPr>
+          <w:bCs/>
+          <w:color w:val="FF0000"/>
+          <w:sz w:val="26"/>
+          <w:szCs w:val="26"/>
+          <w:lang w:val="fr-FR"/>
+        </w:rPr>
+        <w:t>.</w:t>
+      </w:r>
+    </w:p>
+    <w:p>
+      <w:pPr>
+        <w:spacing w:before="40" w:after="40"/>
+        <w:ind w:firstLine="720"/>
+        <w:jc w:val="both"/>
+        <w:rPr>
+          <w:rFonts w:cs="Times New Roman"/>
+          <w:b/>
+          <w:sz w:val="26"/>
+          <w:szCs w:val="26"/>
+        </w:rPr>
+      </w:pPr>
+      <w:r>
+        <w:rPr>
+          <w:rFonts w:cs="Times New Roman"/>
+          <w:b/>
+          <w:sz w:val="26"/>
+          <w:szCs w:val="26"/>
+        </w:rPr>
+        <w:t xml:space="preserve">Điều </w:t>
+      </w:r>
+      <w:r>
+        <w:rPr>
+          <w:rFonts w:cs="Times New Roman"/>
+          <w:b/>
+          <w:sz w:val="26"/>
+          <w:szCs w:val="26"/>
+        </w:rPr>
+        <w:t>7</w:t>
+      </w:r>
+      <w:r>
+        <w:rPr>
+          <w:rFonts w:cs="Times New Roman"/>
+          <w:b/>
+          <w:sz w:val="26"/>
+          <w:szCs w:val="26"/>
+        </w:rPr>
+        <w:t>. Hiệu chỉnh, bổ sung hợp đồng</w:t>
+      </w:r>
+    </w:p>
+    <w:p>
+      <w:pPr>
+        <w:spacing w:before="40" w:after="40"/>
+        <w:ind w:firstLine="720"/>
+        <w:jc w:val="both"/>
+        <w:rPr>
+          <w:rFonts w:eastAsia="Arial Unicode MS"/>
+          <w:spacing w:val="-2"/>
+          <w:sz w:val="26"/>
+          <w:szCs w:val="26"/>
+          <w:lang w:val="nl-NL"/>
+        </w:rPr>
+      </w:pPr>
+      <w:r>
+        <w:rPr>
+          <w:rFonts w:eastAsia="Arial Unicode MS"/>
+          <w:spacing w:val="-2"/>
+          <w:sz w:val="26"/>
+          <w:szCs w:val="26"/>
+          <w:lang w:val="nl-NL"/>
+        </w:rPr>
+        <w:lastRenderedPageBreak/>
+        <w:t xml:space="preserve">Trường hợp phát sinh các hạng mục công việc ngoài phạm vi nêu tại Điều 1 của Hợp đồng này,  </w:t>
+      </w:r>
+      <w:r>
+        <w:rPr>
+          <w:rFonts w:eastAsia="Arial Unicode MS"/>
+          <w:sz w:val="26"/>
+          <w:szCs w:val="26"/>
+          <w:lang w:val="nl-NL"/>
+        </w:rPr>
+        <w:t xml:space="preserve">Bên A </w:t>
+      </w:r>
+      <w:r>
+        <w:rPr>
+          <w:rFonts w:eastAsia="Arial Unicode MS"/>
+          <w:spacing w:val="-2"/>
+          <w:sz w:val="26"/>
+          <w:szCs w:val="26"/>
+          <w:lang w:val="nl-NL"/>
+        </w:rPr>
+        <w:t>và Bên B sẽ tiến hành thương thảo để làm cơ sở ký kết phụ lục bổ sung hợp đồng.</w:t>
+      </w:r>
+    </w:p>
+    <w:p>
+      <w:pPr>
+        <w:spacing w:before="40" w:after="40"/>
+        <w:ind w:firstLine="720"/>
+        <w:jc w:val="both"/>
+        <w:rPr>
+          <w:rFonts w:cs="Times New Roman"/>
+          <w:sz w:val="26"/>
+          <w:szCs w:val="26"/>
+        </w:rPr>
+      </w:pPr>
+      <w:r>
+        <w:rPr>
+          <w:rFonts w:cs="Times New Roman"/>
+          <w:b/>
+          <w:sz w:val="26"/>
+          <w:szCs w:val="26"/>
+        </w:rPr>
+        <w:t xml:space="preserve">Điều </w:t>
+      </w:r>
+      <w:r>
+        <w:rPr>
+          <w:rFonts w:cs="Times New Roman"/>
+          <w:b/>
+          <w:sz w:val="26"/>
+          <w:szCs w:val="26"/>
+        </w:rPr>
+        <w:t>8</w:t>
+      </w:r>
+      <w:r>
+        <w:rPr>
+          <w:rFonts w:cs="Times New Roman"/>
+          <w:b/>
+          <w:sz w:val="26"/>
+          <w:szCs w:val="26"/>
+        </w:rPr>
+        <w:t>. Chấm dứt hợp đồng</w:t>
+      </w:r>
+    </w:p>
+    <w:p>
+      <w:pPr>
+        <w:spacing w:before="40" w:after="40"/>
+        <w:ind w:firstLine="720"/>
+        <w:jc w:val="both"/>
+        <w:rPr>
+          <w:rFonts w:cs="Times New Roman"/>
+          <w:sz w:val="26"/>
+          <w:szCs w:val="26"/>
+        </w:rPr>
+      </w:pPr>
+      <w:r>
+        <w:rPr>
+          <w:rFonts w:cs="Times New Roman"/>
+          <w:sz w:val="26"/>
+          <w:szCs w:val="26"/>
+        </w:rPr>
+        <w:t>1. Bên A hoặc Bên B có thể chấm dứt hợp đồng nếu một trong hai bên có vi phạm cơ bản về hợp đồng như sau:</w:t>
+      </w:r>
+    </w:p>
+    <w:p>
+      <w:pPr>
+        <w:spacing w:before="40" w:after="40"/>
+        <w:ind w:firstLine="720"/>
+        <w:jc w:val="both"/>
+        <w:rPr>
+          <w:rFonts w:cs="Times New Roman"/>
+          <w:sz w:val="26"/>
+          <w:szCs w:val="26"/>
+        </w:rPr>
+      </w:pPr>
+      <w:r>
+        <w:rPr>
+          <w:rFonts w:cs="Times New Roman"/>
+          <w:sz w:val="26"/>
+          <w:szCs w:val="26"/>
+        </w:rPr>
+        <w:t>a) Bên B không thực hiện một phần hoặc toàn bộ nội dung công việc theo hợp đồng trong thời hạn đã nêu trong hợp đồng hoặc trong khoảng thời gian đã được Bên A gia hạn;</w:t>
+      </w:r>
+    </w:p>
+    <w:p>
+      <w:pPr>
+        <w:spacing w:before="40" w:after="40"/>
+        <w:ind w:firstLine="720"/>
+        <w:jc w:val="both"/>
+        <w:rPr>
+          <w:rFonts w:cs="Times New Roman"/>
+          <w:sz w:val="26"/>
+          <w:szCs w:val="26"/>
+        </w:rPr>
+      </w:pPr>
+      <w:r>
+        <w:rPr>
+          <w:rFonts w:cs="Times New Roman"/>
+          <w:sz w:val="26"/>
+          <w:szCs w:val="26"/>
+        </w:rPr>
+        <w:t>b) Bên B bị phá sản, giải thể;</w:t>
+      </w:r>
+    </w:p>
+    <w:p>
+      <w:pPr>
+        <w:spacing w:before="40" w:after="40"/>
+        <w:ind w:firstLine="720"/>
+        <w:jc w:val="both"/>
+        <w:rPr>
+          <w:rFonts w:cs="Times New Roman"/>
+          <w:sz w:val="26"/>
+          <w:szCs w:val="26"/>
+        </w:rPr>
+      </w:pPr>
+      <w:r>
+        <w:rPr>
+          <w:rFonts w:cs="Times New Roman"/>
+          <w:sz w:val="26"/>
+          <w:szCs w:val="26"/>
+        </w:rPr>
+        <w:t>c) Các hành vi khác (nếu có).</w:t>
+      </w:r>
+    </w:p>
+    <w:p>
+      <w:pPr>
+        <w:spacing w:before="40" w:after="40"/>
+        <w:ind w:firstLine="720"/>
+        <w:jc w:val="both"/>
+        <w:rPr>
+          <w:rFonts w:cs="Times New Roman"/>
+          <w:sz w:val="26"/>
+          <w:szCs w:val="26"/>
+        </w:rPr>
+      </w:pPr>
+      <w:r>
+        <w:rPr>
+          <w:rFonts w:cs="Times New Roman"/>
+          <w:sz w:val="26"/>
+          <w:szCs w:val="26"/>
+        </w:rPr>
+        <w:t>2. Trong trường hợp Bên A chấm dứt hợp đồng theo điểm a khoản 1 Điều này, Bên A có thể ký hợp đồng với nhà thầu khác để thực hiện phần hợp đồng mà Bên B đã không thực hiện. Bên B sẽ chịu trách nhiệm bồi thường cho Bên A những chi phí vượt trội cho việc thực hiện phần hợp đồng này. Tuy nhiên, Bên B vẫn phải tiếp tục thực hiện phần hợp đồng mà mình đang thực hiện và chịu trách nhiệm bảo hành phần hợp đồng đó.</w:t>
+      </w:r>
+    </w:p>
+    <w:p>
+      <w:pPr>
+        <w:spacing w:before="40" w:after="40"/>
+        <w:ind w:firstLine="720"/>
+        <w:jc w:val="both"/>
+        <w:rPr>
+          <w:rFonts w:cs="Times New Roman"/>
+          <w:sz w:val="26"/>
+          <w:szCs w:val="26"/>
+        </w:rPr>
+      </w:pPr>
+      <w:r>
+        <w:rPr>
+          <w:rFonts w:cs="Times New Roman"/>
+          <w:sz w:val="26"/>
+          <w:szCs w:val="26"/>
+        </w:rPr>
+        <w:t>3. Trong trường hợp Bên A chấm dứt hợp đồng theo điểm b khoản 1 Điều này, Bên A không phải chịu bất cứ chi phí đền bù nào. Việc chấm dứt hợp đồng này không làm mất đi quyền lợi của Bên A được hưởng theo quy định của hợp đồng và pháp luật.</w:t>
+      </w:r>
+    </w:p>
+    <w:p>
       <w:pPr>
         <w:pStyle w:val="BodyText"/>
         <w:widowControl w:val="0"/>
@@ -3121,34 +4133,41 @@
         <w:spacing w:before="40" w:after="40" w:line="276" w:lineRule="auto"/>
         <w:ind w:firstLine="709"/>
         <w:rPr>
-          <w:sz w:val="26"/>
-          <w:szCs w:val="26"/>
-          <w:lang w:val="fr-FR"/>
-        </w:rPr>
-      </w:pPr>
-      <w:r>
-        <w:rPr>
-          <w:sz w:val="26"/>
-          <w:szCs w:val="26"/>
-        </w:rPr>
-        <w:t xml:space="preserve">Bên B cam kết </w:t>
-      </w:r>
-      <w:r>
-        <w:rPr>
-          <w:sz w:val="26"/>
-          <w:szCs w:val="26"/>
-        </w:rPr>
-        <w:t>thực hiện các công việc và dịch vụ liên quan</w:t>
-      </w:r>
-      <w:r>
-        <w:rPr>
-          <w:sz w:val="26"/>
-          <w:szCs w:val="26"/>
-        </w:rPr>
-        <w:t xml:space="preserve"> như nêu tại Điều 1 của hợp đồng này, đồng thời cam kết thực hiện đầy đủ các nghĩa vụ và trách nhiệm được nêu trong hợp đồng.</w:t>
-      </w:r>
-    </w:p>
-    <w:p ns2:paraId="094E3E94" ns2:textId="3C3AFB36">
+          <w:b/>
+          <w:sz w:val="26"/>
+          <w:szCs w:val="26"/>
+          <w:lang w:val="fr-FR"/>
+        </w:rPr>
+      </w:pPr>
+      <w:r>
+        <w:rPr>
+          <w:b/>
+          <w:sz w:val="26"/>
+          <w:szCs w:val="26"/>
+          <w:lang w:val="fr-FR"/>
+        </w:rPr>
+        <w:t xml:space="preserve">Điều </w:t>
+      </w:r>
+      <w:r>
+        <w:rPr>
+          <w:b/>
+          <w:sz w:val="26"/>
+          <w:szCs w:val="26"/>
+          <w:lang w:val="fr-FR"/>
+        </w:rPr>
+        <w:t>9</w:t>
+      </w:r>
+      <w:r>
+        <w:rPr>
+          <w:b/>
+          <w:sz w:val="26"/>
+          <w:szCs w:val="26"/>
+          <w:lang w:val="fr-FR"/>
+        </w:rPr>
+        <w:t xml:space="preserve">. Hiệu lực hợp đồng </w:t>
+      </w:r>
+    </w:p>
+    <w:p>
       <w:pPr>
         <w:pStyle w:val="BodyText"/>
         <w:widowControl w:val="0"/>
@@ -3158,200 +4177,65 @@
         <w:spacing w:before="40" w:after="40" w:line="276" w:lineRule="auto"/>
         <w:ind w:firstLine="709"/>
         <w:rPr>
-          <w:b/>
-          <w:sz w:val="26"/>
-          <w:szCs w:val="26"/>
-          <w:lang w:val="fr-FR"/>
-        </w:rPr>
-      </w:pPr>
-      <w:r>
-        <w:rPr>
-          <w:b/>
-          <w:sz w:val="26"/>
-          <w:szCs w:val="26"/>
-          <w:lang w:val="fr-FR"/>
-        </w:rPr>
-        <w:t>Điều 5. Giá hợp đồng và phương thức thanh toán</w:t>
-      </w:r>
-    </w:p>
-    <w:p ns2:paraId="4AF07472" ns2:textId="40457380">
-      <w:pPr>
-        <w:pStyle w:val="BodyText"/>
-        <w:spacing w:before="40" w:after="40" w:line="276" w:lineRule="auto"/>
-        <w:ind w:right="49" w:firstLine="709"/>
+          <w:sz w:val="26"/>
+          <w:szCs w:val="26"/>
+          <w:lang w:val="fr-FR"/>
+        </w:rPr>
+      </w:pPr>
+      <w:r>
+        <w:rPr>
+          <w:sz w:val="26"/>
+          <w:szCs w:val="26"/>
+          <w:lang w:val="fr-FR"/>
+        </w:rPr>
+        <w:t xml:space="preserve">1. Hợp đồng có hiệu lực kể từ </w:t>
+      </w:r>
+      <w:r>
+        <w:rPr>
+          <w:sz w:val="26"/>
+          <w:szCs w:val="26"/>
+          <w:lang w:val="fr-FR"/>
+        </w:rPr>
+        <w:t>ngày ký</w:t>
+      </w:r>
+      <w:r>
         <w:rPr>
           <w:i/>
-          <w:sz w:val="26"/>
-          <w:szCs w:val="26"/>
-          <w:lang w:val="fr-FR"/>
-        </w:rPr>
-      </w:pPr>
-      <w:r>
-        <w:rPr>
-          <w:b/>
-          <w:bCs/>
-          <w:color w:val="FF0000"/>
-          <w:sz w:val="26"/>
-          <w:szCs w:val="26"/>
-          <w:lang w:val="fr-FR"/>
-        </w:rPr>
-        <w:t xml:space="preserve">1. Giá hợp đồng: {{GIA_TRI_HD}} đồng (Bằng chữ: {{GIA_TRI_CHU}}./.). </w:t>
-      </w:r>
-      <w:r>
-        <w:rPr>
-          <w:b/>
-          <w:bCs/>
-          <w:iCs/>
-          <w:color w:val="FF0000"/>
-          <w:sz w:val="26"/>
-          <w:szCs w:val="26"/>
-          <w:lang w:val="fr-FR"/>
-        </w:rPr>
-        <w:t/>
-      </w:r>
-      <w:r>
-        <w:rPr>
-          <w:b/>
-          <w:bCs/>
-          <w:iCs/>
-          <w:color w:val="FF0000"/>
-          <w:sz w:val="26"/>
-          <w:szCs w:val="26"/>
-          <w:lang w:val="fr-FR"/>
-        </w:rPr>
-        <w:t xml:space="preserve"/>
-      </w:r>
-      <w:r>
-        <w:rPr>
-          <w:i/>
-          <w:color w:val="FF0000"/>
-          <w:sz w:val="26"/>
-          <w:szCs w:val="26"/>
-          <w:lang w:val="fr-FR"/>
-        </w:rPr>
-        <w:t xml:space="preserve"/>
-      </w:r>
-      <w:r>
-        <w:rPr>
-          <w:i/>
-          <w:color w:val="FF0000"/>
-          <w:sz w:val="26"/>
-          <w:szCs w:val="26"/>
-          <w:lang w:val="fr-FR"/>
-        </w:rPr>
-        <w:t/>
-      </w:r>
-      <w:r>
-        <w:rPr>
-          <w:i/>
-          <w:color w:val="FF0000"/>
-          <w:sz w:val="26"/>
-          <w:szCs w:val="26"/>
-          <w:lang w:val="fr-FR"/>
-        </w:rPr>
-        <w:t xml:space="preserve"/>
-      </w:r>
-    </w:p>
-    <w:p ns2:paraId="6A5ABC25" ns2:textId="0C287EB3">
-      <w:pPr>
-        <w:spacing w:before="20" w:after="20" w:line="288" w:lineRule="auto"/>
-        <w:ind w:firstLine="709"/>
-        <w:jc w:val="both"/>
-        <w:rPr>
-          <w:rFonts w:eastAsia="Calibri" w:cs="Times New Roman"/>
-          <w:i/>
-          <w:iCs/>
-          <w:color w:val="000000" w:themeColor="text1"/>
-          <w:sz w:val="26"/>
-          <w:szCs w:val="26"/>
-          <w:lang w:val="nl-NL"/>
-        </w:rPr>
-      </w:pPr>
-      <w:r>
-        <w:rPr>
-          <w:rFonts w:cs="Times New Roman"/>
-          <w:i/>
-          <w:color w:val="000000" w:themeColor="text1"/>
-          <w:sz w:val="26"/>
-          <w:szCs w:val="26"/>
-        </w:rPr>
-        <w:t>(</w:t>
-      </w:r>
-      <w:r>
-        <w:rPr>
-          <w:rFonts w:cs="Times New Roman"/>
-          <w:i/>
-          <w:color w:val="000000" w:themeColor="text1"/>
-          <w:sz w:val="26"/>
-          <w:szCs w:val="26"/>
-          <w:lang w:val="nl-NL"/>
-        </w:rPr>
-        <w:t xml:space="preserve">Giá hợp đồng chi tiết theo phụ lục đính kèm) </w:t>
-      </w:r>
-    </w:p>
-    <w:p ns2:paraId="35F0BF98" ns2:textId="72C64B8F">
+          <w:spacing w:val="-8"/>
+          <w:sz w:val="26"/>
+          <w:szCs w:val="26"/>
+          <w:lang w:val="fr-FR"/>
+        </w:rPr>
+        <w:t>.</w:t>
+      </w:r>
+    </w:p>
+    <w:p>
       <w:pPr>
         <w:pStyle w:val="BodyText"/>
         <w:widowControl w:val="0"/>
         <w:tabs>
           <w:tab w:val="left" w:pos="9072"/>
         </w:tabs>
-        <w:spacing w:before="20" w:after="20" w:line="288" w:lineRule="auto"/>
-        <w:ind w:firstLine="709"/>
-        <w:rPr>
-          <w:color w:val="000000" w:themeColor="text1"/>
-          <w:sz w:val="26"/>
-          <w:szCs w:val="26"/>
-          <w:lang w:val="nl-NL"/>
-        </w:rPr>
-      </w:pPr>
-      <w:r>
-        <w:rPr>
-          <w:color w:val="000000" w:themeColor="text1"/>
-          <w:sz w:val="26"/>
-          <w:szCs w:val="26"/>
-          <w:lang w:val="nl-NL"/>
-        </w:rPr>
-        <w:t xml:space="preserve">Giá hợp đồng này đã bao gồm toàn bộ các </w:t>
-      </w:r>
-      <w:r>
-        <w:rPr>
-          <w:color w:val="000000" w:themeColor="text1"/>
-          <w:sz w:val="26"/>
-          <w:szCs w:val="26"/>
-          <w:lang w:val="nl-NL"/>
-        </w:rPr>
-        <w:t>loại thuế, phí, lệ phí theo quy định hiện hành và các chi phí liên quan khác</w:t>
-      </w:r>
-      <w:r>
-        <w:rPr>
-          <w:color w:val="000000" w:themeColor="text1"/>
-          <w:sz w:val="26"/>
-          <w:szCs w:val="26"/>
-          <w:lang w:val="nl-NL"/>
-        </w:rPr>
-        <w:t xml:space="preserve"> (bao gồm cả chi phí vận chuyển</w:t>
-      </w:r>
-      <w:r>
-        <w:rPr>
-          <w:color w:val="000000" w:themeColor="text1"/>
-          <w:sz w:val="26"/>
-          <w:szCs w:val="26"/>
-          <w:lang w:val="nl-NL"/>
-        </w:rPr>
-        <w:t xml:space="preserve"> và lắp đặt (nếu có)</w:t>
-      </w:r>
-      <w:r>
-        <w:rPr>
-          <w:color w:val="000000" w:themeColor="text1"/>
-          <w:sz w:val="26"/>
-          <w:szCs w:val="26"/>
-          <w:lang w:val="nl-NL"/>
-        </w:rPr>
-        <w:t>)</w:t>
-      </w:r>
-    </w:p>
-    <w:p ns2:paraId="797EDA21" ns2:textId="0E25061A">
+        <w:spacing w:before="40" w:after="40" w:line="276" w:lineRule="auto"/>
+        <w:ind w:right="0" w:firstLine="709"/>
+        <w:rPr>
+          <w:spacing w:val="-2"/>
+          <w:sz w:val="26"/>
+          <w:szCs w:val="26"/>
+          <w:lang w:val="fr-FR"/>
+        </w:rPr>
+      </w:pPr>
+      <w:r>
+        <w:rPr>
+          <w:spacing w:val="-2"/>
+          <w:sz w:val="26"/>
+          <w:szCs w:val="26"/>
+          <w:lang w:val="fr-FR"/>
+        </w:rPr>
+        <w:t>2. Hợp đồng hết hiệu lực sau khi hai bên tiến hành thanh lý hợp đồng theo luật định.</w:t>
+      </w:r>
+    </w:p>
+    <w:p>
       <w:pPr>
         <w:pStyle w:val="BodyText"/>
         <w:widowControl w:val="0"/>
@@ -3361,150 +4245,85 @@
         <w:spacing w:before="40" w:after="40" w:line="276" w:lineRule="auto"/>
         <w:ind w:firstLine="709"/>
         <w:rPr>
-          <w:b/>
-          <w:bCs/>
-          <w:sz w:val="26"/>
-          <w:szCs w:val="26"/>
-          <w:lang w:val="fr-FR"/>
-        </w:rPr>
-      </w:pPr>
-      <w:r>
-        <w:rPr>
-          <w:b/>
-          <w:bCs/>
-          <w:sz w:val="26"/>
-          <w:szCs w:val="26"/>
-          <w:lang w:val="fr-FR"/>
-        </w:rPr>
-        <w:t>2. Phương thức thanh toán</w:t>
-      </w:r>
-    </w:p>
-    <w:p ns2:paraId="516641F0" ns2:textId="133FB31E">
-      <w:pPr>
-        <w:shd w:val="clear" w:color="auto" w:fill="FFFFFF"/>
-        <w:tabs>
-          <w:tab w:val="left" w:pos="1134"/>
-        </w:tabs>
-        <w:spacing w:before="40" w:after="40"/>
-        <w:ind w:firstLine="709"/>
-        <w:jc w:val="both"/>
-        <w:rPr>
-          <w:rFonts w:eastAsia="Arial Unicode MS"/>
-          <w:iCs/>
-          <w:sz w:val="26"/>
-          <w:szCs w:val="26"/>
-          <w:lang w:val="nl-NL"/>
-        </w:rPr>
-      </w:pPr>
-      <w:r>
-        <w:rPr>
-          <w:rFonts w:eastAsia="Arial Unicode MS"/>
-          <w:sz w:val="26"/>
-          <w:szCs w:val="26"/>
-          <w:lang w:val="nl-NL"/>
-        </w:rPr>
-        <w:t>a) Hình thức thanh toán</w:t>
-      </w:r>
-      <w:r>
-        <w:rPr>
-          <w:rFonts w:eastAsia="Arial Unicode MS"/>
-          <w:iCs/>
-          <w:sz w:val="26"/>
-          <w:szCs w:val="26"/>
-          <w:lang w:val="nl-NL"/>
-        </w:rPr>
-        <w:t>: Chuyển khoản</w:t>
-      </w:r>
-      <w:r>
-        <w:rPr>
-          <w:rFonts w:eastAsia="Arial Unicode MS"/>
-          <w:iCs/>
-          <w:sz w:val="26"/>
-          <w:szCs w:val="26"/>
-          <w:lang w:val="nl-NL"/>
-        </w:rPr>
-        <w:t>.</w:t>
-      </w:r>
-    </w:p>
-    <w:p ns2:paraId="5AFC8268" ns2:textId="72FB5479">
-      <w:pPr>
-        <w:shd w:val="clear" w:color="auto" w:fill="FFFFFF"/>
-        <w:tabs>
-          <w:tab w:val="left" w:pos="1134"/>
-        </w:tabs>
-        <w:spacing w:before="40" w:after="40"/>
-        <w:ind w:firstLine="709"/>
-        <w:jc w:val="both"/>
-        <w:rPr>
-          <w:rFonts w:eastAsia="Arial Unicode MS"/>
-          <w:iCs/>
-          <w:sz w:val="26"/>
-          <w:szCs w:val="26"/>
-          <w:lang w:val="nl-NL"/>
-        </w:rPr>
-      </w:pPr>
-      <w:r>
-        <w:rPr>
-          <w:rFonts w:eastAsia="Arial Unicode MS"/>
-          <w:sz w:val="26"/>
-          <w:szCs w:val="26"/>
-          <w:lang w:val="nl-NL"/>
-        </w:rPr>
-        <w:t>b) Thời hạn thanh toán</w:t>
-      </w:r>
-      <w:r>
-        <w:rPr>
-          <w:rFonts w:eastAsia="Arial Unicode MS"/>
-          <w:iCs/>
-          <w:sz w:val="26"/>
-          <w:szCs w:val="26"/>
-          <w:lang w:val="nl-NL"/>
-        </w:rPr>
-        <w:t xml:space="preserve">: Trong vòng </w:t>
-      </w:r>
-      <w:r>
-        <w:rPr>
-          <w:rFonts w:eastAsia="Arial Unicode MS"/>
-          <w:iCs/>
-          <w:color w:val="FF0000"/>
-          <w:sz w:val="26"/>
-          <w:szCs w:val="26"/>
-          <w:lang w:val="nl-NL"/>
-        </w:rPr>
-        <w:t>90 ngày</w:t>
-      </w:r>
-      <w:r>
-        <w:rPr>
-          <w:rFonts w:eastAsia="Arial Unicode MS"/>
-          <w:iCs/>
-          <w:sz w:val="26"/>
-          <w:szCs w:val="26"/>
-          <w:lang w:val="nl-NL"/>
-        </w:rPr>
-        <w:t xml:space="preserve"> kể từ ngày bên A nhận được</w:t>
-      </w:r>
-      <w:r>
-        <w:rPr>
-          <w:rFonts w:eastAsia="Arial Unicode MS"/>
-          <w:iCs/>
-          <w:sz w:val="26"/>
-          <w:szCs w:val="26"/>
-          <w:lang w:val="nl-NL"/>
-        </w:rPr>
-        <w:t xml:space="preserve"> </w:t>
-      </w:r>
-      <w:r>
-        <w:rPr>
-          <w:rFonts w:eastAsia="Arial Unicode MS"/>
-          <w:iCs/>
-          <w:sz w:val="26"/>
-          <w:szCs w:val="26"/>
-          <w:lang w:val="nl-NL"/>
-        </w:rPr>
-        <w:t>hóa đơn tài chính hợp lệ của bên B.</w:t>
-      </w:r>
-    </w:p>
-    <w:p ns2:paraId="20D2C898" ns2:textId="1217C399">
+          <w:sz w:val="26"/>
+          <w:szCs w:val="26"/>
+          <w:lang w:val="fr-FR"/>
+        </w:rPr>
+      </w:pPr>
+      <w:r>
+        <w:rPr>
+          <w:sz w:val="26"/>
+          <w:szCs w:val="26"/>
+          <w:lang w:val="fr-FR"/>
+        </w:rPr>
+        <w:t xml:space="preserve">Hợp đồng được lập thành </w:t>
+      </w:r>
+      <w:r>
+        <w:rPr>
+          <w:sz w:val="26"/>
+          <w:szCs w:val="26"/>
+          <w:lang w:val="fr-FR"/>
+        </w:rPr>
+        <w:t>0</w:t>
+      </w:r>
+      <w:r>
+        <w:rPr>
+          <w:sz w:val="26"/>
+          <w:szCs w:val="26"/>
+          <w:lang w:val="fr-FR"/>
+        </w:rPr>
+        <w:t>6</w:t>
+      </w:r>
+      <w:r>
+        <w:rPr>
+          <w:sz w:val="26"/>
+          <w:szCs w:val="26"/>
+          <w:lang w:val="fr-FR"/>
+        </w:rPr>
+        <w:t xml:space="preserve"> bộ, Chủ đầu tư giữ </w:t>
+      </w:r>
+      <w:r>
+        <w:rPr>
+          <w:sz w:val="26"/>
+          <w:szCs w:val="26"/>
+          <w:lang w:val="fr-FR"/>
+        </w:rPr>
+        <w:t>0</w:t>
+      </w:r>
+      <w:r>
+        <w:rPr>
+          <w:sz w:val="26"/>
+          <w:szCs w:val="26"/>
+          <w:lang w:val="fr-FR"/>
+        </w:rPr>
+        <w:t>4</w:t>
+      </w:r>
+      <w:r>
+        <w:rPr>
+          <w:sz w:val="26"/>
+          <w:szCs w:val="26"/>
+          <w:lang w:val="fr-FR"/>
+        </w:rPr>
+        <w:t xml:space="preserve"> bộ, nhà thầu giữ</w:t>
+      </w:r>
+      <w:r>
+        <w:rPr>
+          <w:sz w:val="26"/>
+          <w:szCs w:val="26"/>
+          <w:lang w:val="fr-FR"/>
+        </w:rPr>
+        <w:t xml:space="preserve"> 02</w:t>
+      </w:r>
+      <w:r>
+        <w:rPr>
+          <w:sz w:val="26"/>
+          <w:szCs w:val="26"/>
+          <w:lang w:val="fr-FR"/>
+        </w:rPr>
+        <w:t xml:space="preserve"> bộ, các bộ hợp đồng có giá trị pháp lý như nhau.</w:t>
+      </w:r>
+    </w:p>
+    <w:p>
       <w:pPr>
         <w:pStyle w:val="BodyText"/>
         <w:widowControl w:val="0"/>
@@ -3514,823 +4333,6 @@
         <w:spacing w:before="40" w:after="40" w:line="276" w:lineRule="auto"/>
         <w:ind w:firstLine="709"/>
         <w:rPr>
-          <w:rFonts w:eastAsia="Arial Unicode MS"/>
-          <w:iCs/>
-          <w:sz w:val="26"/>
-          <w:szCs w:val="26"/>
-          <w:lang w:val="nl-NL"/>
-        </w:rPr>
-      </w:pPr>
-      <w:r>
-        <w:rPr>
-          <w:rFonts w:eastAsia="Arial Unicode MS"/>
-          <w:sz w:val="26"/>
-          <w:szCs w:val="26"/>
-          <w:lang w:val="nl-NL"/>
-        </w:rPr>
-        <w:t>c) Số lần thanh toán</w:t>
-      </w:r>
-      <w:r>
-        <w:rPr>
-          <w:rFonts w:eastAsia="Arial Unicode MS"/>
-          <w:iCs/>
-          <w:sz w:val="26"/>
-          <w:szCs w:val="26"/>
-          <w:lang w:val="nl-NL"/>
-        </w:rPr>
-        <w:t>: Thanh toán 01 lần</w:t>
-      </w:r>
-      <w:r>
-        <w:rPr>
-          <w:rFonts w:eastAsia="Arial Unicode MS"/>
-          <w:iCs/>
-          <w:sz w:val="26"/>
-          <w:szCs w:val="26"/>
-          <w:lang w:val="nl-NL"/>
-        </w:rPr>
-        <w:t xml:space="preserve"> sau khi Bên B hoàn thành xong công việc quy định tại Đi</w:t>
-      </w:r>
-      <w:r>
-        <w:rPr>
-          <w:rFonts w:eastAsia="Arial Unicode MS"/>
-          <w:iCs/>
-          <w:sz w:val="26"/>
-          <w:szCs w:val="26"/>
-          <w:lang w:val="nl-NL"/>
-        </w:rPr>
-        <w:t>ều</w:t>
-      </w:r>
-      <w:r>
-        <w:rPr>
-          <w:rFonts w:eastAsia="Arial Unicode MS"/>
-          <w:iCs/>
-          <w:sz w:val="26"/>
-          <w:szCs w:val="26"/>
-          <w:lang w:val="nl-NL"/>
-        </w:rPr>
-        <w:t xml:space="preserve"> 1 hợp đồng này</w:t>
-      </w:r>
-      <w:r>
-        <w:rPr>
-          <w:rFonts w:eastAsia="Arial Unicode MS"/>
-          <w:iCs/>
-          <w:sz w:val="26"/>
-          <w:szCs w:val="26"/>
-          <w:lang w:val="nl-NL"/>
-        </w:rPr>
-        <w:t>.</w:t>
-      </w:r>
-      <w:r>
-        <w:rPr>
-          <w:rFonts w:eastAsia="Arial Unicode MS"/>
-          <w:iCs/>
-          <w:sz w:val="26"/>
-          <w:szCs w:val="26"/>
-          <w:lang w:val="nl-NL"/>
-        </w:rPr>
-        <w:t xml:space="preserve"> </w:t>
-      </w:r>
-    </w:p>
-    <w:p ns2:paraId="4ECA32CF" ns2:textId="3E0BFED9">
-      <w:pPr>
-        <w:pStyle w:val="BodyText"/>
-        <w:widowControl w:val="0"/>
-        <w:tabs>
-          <w:tab w:val="left" w:pos="9072"/>
-        </w:tabs>
-        <w:spacing w:before="40" w:after="40" w:line="276" w:lineRule="auto"/>
-        <w:ind w:firstLine="709"/>
-        <w:rPr>
-          <w:i/>
-          <w:sz w:val="26"/>
-          <w:szCs w:val="26"/>
-          <w:lang w:val="fr-FR"/>
-        </w:rPr>
-      </w:pPr>
-      <w:r>
-        <w:rPr>
-          <w:rFonts w:eastAsia="Arial Unicode MS"/>
-          <w:i/>
-          <w:color w:val="FF0000"/>
-          <w:spacing w:val="-6"/>
-          <w:sz w:val="26"/>
-          <w:szCs w:val="26"/>
-          <w:highlight w:val="yellow"/>
-          <w:lang w:val="nl-NL"/>
-        </w:rPr>
-        <w:t>[Mục này các đơn vị có thể thay đổi đảm bảo phù hợp với từng nội dung của gói thầu]</w:t>
-      </w:r>
-    </w:p>
-    <w:p ns2:paraId="12832983" ns2:textId="6446BB5B">
-      <w:pPr>
-        <w:pStyle w:val="BodyText"/>
-        <w:widowControl w:val="0"/>
-        <w:tabs>
-          <w:tab w:val="left" w:pos="9072"/>
-        </w:tabs>
-        <w:spacing w:before="40" w:after="40" w:line="276" w:lineRule="auto"/>
-        <w:ind w:firstLine="709"/>
-        <w:rPr>
-          <w:i/>
-          <w:sz w:val="26"/>
-          <w:szCs w:val="26"/>
-          <w:lang w:val="fr-FR"/>
-        </w:rPr>
-      </w:pPr>
-      <w:r>
-        <w:rPr>
-          <w:b/>
-          <w:sz w:val="26"/>
-          <w:szCs w:val="26"/>
-          <w:lang w:val="fr-FR"/>
-        </w:rPr>
-        <w:t>Điều 6. Loại hợp đồng:</w:t>
-      </w:r>
-      <w:r>
-        <w:rPr>
-          <w:b/>
-          <w:sz w:val="26"/>
-          <w:szCs w:val="26"/>
-          <w:lang w:val="fr-FR"/>
-        </w:rPr>
-        <w:t xml:space="preserve"> </w:t>
-      </w:r>
-      <w:r>
-        <w:rPr>
-          <w:bCs/>
-          <w:sz w:val="26"/>
-          <w:szCs w:val="26"/>
-          <w:lang w:val="fr-FR"/>
-        </w:rPr>
-        <w:t>Trọn gói</w:t>
-      </w:r>
-      <w:r>
-        <w:rPr>
-          <w:bCs/>
-          <w:i/>
-          <w:sz w:val="26"/>
-          <w:szCs w:val="26"/>
-          <w:lang w:val="fr-FR"/>
-        </w:rPr>
-        <w:t>.</w:t>
-      </w:r>
-    </w:p>
-    <w:p ns2:paraId="33DC0D4A" ns2:textId="2A6D9486">
-      <w:pPr>
-        <w:pStyle w:val="BodyText"/>
-        <w:widowControl w:val="0"/>
-        <w:tabs>
-          <w:tab w:val="left" w:pos="9072"/>
-        </w:tabs>
-        <w:spacing w:before="40" w:after="40" w:line="276" w:lineRule="auto"/>
-        <w:ind w:firstLine="709"/>
-        <w:rPr>
-          <w:b/>
-          <w:sz w:val="26"/>
-          <w:szCs w:val="26"/>
-          <w:lang w:val="fr-FR"/>
-        </w:rPr>
-      </w:pPr>
-      <w:r>
-        <w:rPr>
-          <w:b/>
-          <w:sz w:val="26"/>
-          <w:szCs w:val="26"/>
-          <w:lang w:val="fr-FR"/>
-        </w:rPr>
-        <w:t xml:space="preserve">Điều 7. Thời gian thực hiện: </w:t>
-      </w:r>
-    </w:p>
-    <w:p ns2:paraId="2B50BB6D" ns2:textId="4A24248E">
-      <w:pPr>
-        <w:pStyle w:val="BodyText"/>
-        <w:widowControl w:val="0"/>
-        <w:tabs>
-          <w:tab w:val="left" w:pos="9072"/>
-        </w:tabs>
-        <w:spacing w:before="40" w:after="40" w:line="295" w:lineRule="auto"/>
-        <w:ind w:firstLine="709"/>
-        <w:rPr>
-          <w:bCs/>
-          <w:sz w:val="26"/>
-          <w:szCs w:val="26"/>
-          <w:lang w:val="fr-FR"/>
-        </w:rPr>
-      </w:pPr>
-      <w:r>
-        <w:rPr>
-          <w:bCs/>
-          <w:sz w:val="26"/>
-          <w:szCs w:val="26"/>
-          <w:lang w:val="fr-FR"/>
-        </w:rPr>
-        <w:lastRenderedPageBreak/>
-        <w:t xml:space="preserve">- Thời gian thực hiện gói thầu : </w:t>
-      </w:r>
-      <w:commentRangeStart w:id="1"/>
-      <w:r>
-        <w:rPr>
-          <w:bCs/>
-          <w:color w:val="FF0000"/>
-          <w:sz w:val="26"/>
-          <w:szCs w:val="26"/>
-          <w:lang w:val="fr-FR"/>
-        </w:rPr>
-        <w:t>___</w:t>
-      </w:r>
-      <w:r>
-        <w:rPr>
-          <w:bCs/>
-          <w:color w:val="FF0000"/>
-          <w:sz w:val="26"/>
-          <w:szCs w:val="26"/>
-          <w:lang w:val="fr-FR"/>
-        </w:rPr>
-        <w:t xml:space="preserve"> ngày</w:t>
-      </w:r>
-      <w:r>
-        <w:rPr>
-          <w:bCs/>
-          <w:color w:val="FF0000"/>
-          <w:sz w:val="26"/>
-          <w:szCs w:val="26"/>
-          <w:lang w:val="fr-FR"/>
-        </w:rPr>
-        <w:t xml:space="preserve"> </w:t>
-      </w:r>
-      <w:r>
-        <w:rPr>
-          <w:color w:val="FF0000"/>
-          <w:sz w:val="26"/>
-          <w:szCs w:val="26"/>
-          <w:highlight w:val="yellow"/>
-          <w:lang w:val="nl-NL"/>
-        </w:rPr>
-        <w:t>[hoặc tháng/ năm]</w:t>
-      </w:r>
-      <w:r>
-        <w:rPr>
-          <w:bCs/>
-          <w:color w:val="FF0000"/>
-          <w:sz w:val="26"/>
-          <w:szCs w:val="26"/>
-          <w:lang w:val="fr-FR"/>
-        </w:rPr>
-        <w:t xml:space="preserve"> kể</w:t>
-      </w:r>
-      <w:r>
-        <w:rPr>
-          <w:bCs/>
-          <w:color w:val="FF0000"/>
-          <w:sz w:val="26"/>
-          <w:szCs w:val="26"/>
-          <w:lang w:val="fr-FR"/>
-        </w:rPr>
-        <w:t xml:space="preserve"> từ ngày hợp đồng có hiệu lực</w:t>
-      </w:r>
-      <w:commentRangeEnd w:id="1"/>
-      <w:r>
-        <w:rPr>
-          <w:rStyle w:val="CommentReference"/>
-          <w:rFonts w:eastAsiaTheme="minorHAnsi" w:cstheme="minorBidi"/>
-          <w:spacing w:val="0"/>
-          <w:lang w:val="en-US" w:eastAsia="en-US"/>
-        </w:rPr>
-        <w:commentReference w:id="1"/>
-      </w:r>
-      <w:r>
-        <w:rPr>
-          <w:bCs/>
-          <w:sz w:val="26"/>
-          <w:szCs w:val="26"/>
-          <w:lang w:val="fr-FR"/>
-        </w:rPr>
-        <w:t>.</w:t>
-      </w:r>
-      <w:r>
-        <w:rPr>
-          <w:bCs/>
-          <w:sz w:val="26"/>
-          <w:szCs w:val="26"/>
-          <w:lang w:val="fr-FR"/>
-        </w:rPr>
-        <w:t xml:space="preserve"> </w:t>
-      </w:r>
-    </w:p>
-    <w:p ns2:paraId="53330783" ns2:textId="230EBC85">
-      <w:pPr>
-        <w:pStyle w:val="BodyText"/>
-        <w:widowControl w:val="0"/>
-        <w:tabs>
-          <w:tab w:val="left" w:pos="9072"/>
-        </w:tabs>
-        <w:spacing w:before="40" w:after="40" w:line="295" w:lineRule="auto"/>
-        <w:ind w:firstLine="709"/>
-        <w:rPr>
-          <w:bCs/>
-          <w:sz w:val="26"/>
-          <w:szCs w:val="26"/>
-          <w:lang w:val="fr-FR"/>
-        </w:rPr>
-      </w:pPr>
-      <w:r>
-        <w:rPr>
-          <w:bCs/>
-          <w:sz w:val="26"/>
-          <w:szCs w:val="26"/>
-          <w:lang w:val="fr-FR"/>
-        </w:rPr>
-        <w:t xml:space="preserve">- Thời gian thực hiện hợp đồng : </w:t>
-      </w:r>
-      <w:commentRangeStart w:id="2"/>
-      <w:r>
-        <w:rPr>
-          <w:bCs/>
-          <w:color w:val="FF0000"/>
-          <w:sz w:val="26"/>
-          <w:szCs w:val="26"/>
-          <w:lang w:val="fr-FR"/>
-        </w:rPr>
-        <w:t>___</w:t>
-      </w:r>
-      <w:r>
-        <w:rPr>
-          <w:bCs/>
-          <w:color w:val="FF0000"/>
-          <w:sz w:val="26"/>
-          <w:szCs w:val="26"/>
-          <w:lang w:val="fr-FR"/>
-        </w:rPr>
-        <w:t xml:space="preserve"> ngày</w:t>
-      </w:r>
-      <w:r>
-        <w:rPr>
-          <w:bCs/>
-          <w:color w:val="FF0000"/>
-          <w:sz w:val="26"/>
-          <w:szCs w:val="26"/>
-          <w:lang w:val="fr-FR"/>
-        </w:rPr>
-        <w:t xml:space="preserve"> </w:t>
-      </w:r>
-      <w:r>
-        <w:rPr>
-          <w:color w:val="FF0000"/>
-          <w:sz w:val="26"/>
-          <w:szCs w:val="26"/>
-          <w:highlight w:val="yellow"/>
-          <w:lang w:val="nl-NL"/>
-        </w:rPr>
-        <w:t>[hoặc tháng/ năm]</w:t>
-      </w:r>
-      <w:r>
-        <w:rPr>
-          <w:bCs/>
-          <w:color w:val="FF0000"/>
-          <w:sz w:val="26"/>
-          <w:szCs w:val="26"/>
-          <w:lang w:val="fr-FR"/>
-        </w:rPr>
-        <w:t xml:space="preserve"> kể từ ngày hợp đồng có hiệu lực</w:t>
-      </w:r>
-      <w:commentRangeEnd w:id="2"/>
-      <w:r>
-        <w:rPr>
-          <w:rStyle w:val="CommentReference"/>
-          <w:rFonts w:eastAsiaTheme="minorHAnsi" w:cstheme="minorBidi"/>
-          <w:spacing w:val="0"/>
-          <w:lang w:val="en-US" w:eastAsia="en-US"/>
-        </w:rPr>
-        <w:commentReference w:id="2"/>
-      </w:r>
-      <w:r>
-        <w:rPr>
-          <w:bCs/>
-          <w:color w:val="FF0000"/>
-          <w:sz w:val="26"/>
-          <w:szCs w:val="26"/>
-          <w:lang w:val="fr-FR"/>
-        </w:rPr>
-        <w:t>.</w:t>
-      </w:r>
-    </w:p>
-    <w:p ns2:paraId="32ACCD25" ns2:textId="410F23F2">
-      <w:pPr>
-        <w:spacing w:before="40" w:after="40"/>
-        <w:ind w:firstLine="720"/>
-        <w:jc w:val="both"/>
-        <w:rPr>
-          <w:rFonts w:cs="Times New Roman"/>
-          <w:b/>
-          <w:sz w:val="26"/>
-          <w:szCs w:val="26"/>
-        </w:rPr>
-      </w:pPr>
-      <w:r>
-        <w:rPr>
-          <w:rFonts w:cs="Times New Roman"/>
-          <w:b/>
-          <w:sz w:val="26"/>
-          <w:szCs w:val="26"/>
-        </w:rPr>
-        <w:t>Điều 8. Hiệu chỉnh, bổ sung hợp đồng</w:t>
-      </w:r>
-    </w:p>
-    <w:p ns2:paraId="2A46CDA6" ns2:textId="77777777">
-      <w:pPr>
-        <w:spacing w:before="40" w:after="40"/>
-        <w:ind w:firstLine="720"/>
-        <w:jc w:val="both"/>
-        <w:rPr>
-          <w:rFonts w:eastAsia="Arial Unicode MS"/>
-          <w:spacing w:val="-2"/>
-          <w:sz w:val="26"/>
-          <w:szCs w:val="26"/>
-          <w:lang w:val="nl-NL"/>
-        </w:rPr>
-      </w:pPr>
-      <w:r>
-        <w:rPr>
-          <w:rFonts w:eastAsia="Arial Unicode MS"/>
-          <w:spacing w:val="-2"/>
-          <w:sz w:val="26"/>
-          <w:szCs w:val="26"/>
-          <w:lang w:val="nl-NL"/>
-        </w:rPr>
-        <w:t xml:space="preserve">Trường hợp phát sinh các hạng mục công việc ngoài phạm vi nêu tại Điều 1 của Hợp đồng này,  </w:t>
-      </w:r>
-      <w:r>
-        <w:rPr>
-          <w:rFonts w:eastAsia="Arial Unicode MS"/>
-          <w:sz w:val="26"/>
-          <w:szCs w:val="26"/>
-          <w:lang w:val="nl-NL"/>
-        </w:rPr>
-        <w:t xml:space="preserve">Bên A </w:t>
-      </w:r>
-      <w:r>
-        <w:rPr>
-          <w:rFonts w:eastAsia="Arial Unicode MS"/>
-          <w:spacing w:val="-2"/>
-          <w:sz w:val="26"/>
-          <w:szCs w:val="26"/>
-          <w:lang w:val="nl-NL"/>
-        </w:rPr>
-        <w:t>và Bên B sẽ tiến hành thương thảo để làm cơ sở ký kết phụ lục bổ sung hợp đồng.</w:t>
-      </w:r>
-    </w:p>
-    <w:p ns2:paraId="794C1E89" ns2:textId="24BE0526">
-      <w:pPr>
-        <w:spacing w:before="40" w:after="40"/>
-        <w:ind w:firstLine="720"/>
-        <w:jc w:val="both"/>
-        <w:rPr>
-          <w:rFonts w:cs="Times New Roman"/>
-          <w:sz w:val="26"/>
-          <w:szCs w:val="26"/>
-        </w:rPr>
-      </w:pPr>
-      <w:r>
-        <w:rPr>
-          <w:rFonts w:cs="Times New Roman"/>
-          <w:b/>
-          <w:sz w:val="26"/>
-          <w:szCs w:val="26"/>
-        </w:rPr>
-        <w:t>Điều 9. Chấm dứt hợp đồng</w:t>
-      </w:r>
-    </w:p>
-    <w:p ns2:paraId="783C67AD" ns2:textId="77777777">
-      <w:pPr>
-        <w:spacing w:before="40" w:after="40"/>
-        <w:ind w:firstLine="720"/>
-        <w:jc w:val="both"/>
-        <w:rPr>
-          <w:rFonts w:cs="Times New Roman"/>
-          <w:sz w:val="26"/>
-          <w:szCs w:val="26"/>
-        </w:rPr>
-      </w:pPr>
-      <w:r>
-        <w:rPr>
-          <w:rFonts w:cs="Times New Roman"/>
-          <w:sz w:val="26"/>
-          <w:szCs w:val="26"/>
-        </w:rPr>
-        <w:t>1. Bên A hoặc Bên B có thể chấm dứt hợp đồng nếu một trong hai bên có vi phạm cơ bản về hợp đồng như sau:</w:t>
-      </w:r>
-    </w:p>
-    <w:p ns2:paraId="40624611" ns2:textId="77777777">
-      <w:pPr>
-        <w:spacing w:before="40" w:after="40"/>
-        <w:ind w:firstLine="720"/>
-        <w:jc w:val="both"/>
-        <w:rPr>
-          <w:rFonts w:cs="Times New Roman"/>
-          <w:sz w:val="26"/>
-          <w:szCs w:val="26"/>
-        </w:rPr>
-      </w:pPr>
-      <w:r>
-        <w:rPr>
-          <w:rFonts w:cs="Times New Roman"/>
-          <w:sz w:val="26"/>
-          <w:szCs w:val="26"/>
-        </w:rPr>
-        <w:t>a) Bên B không thực hiện một phần hoặc toàn bộ nội dung công việc theo hợp đồng trong thời hạn đã nêu trong hợp đồng hoặc trong khoảng thời gian đã được Bên A gia hạn;</w:t>
-      </w:r>
-    </w:p>
-    <w:p ns2:paraId="1526DB83" ns2:textId="77777777">
-      <w:pPr>
-        <w:spacing w:before="40" w:after="40"/>
-        <w:ind w:firstLine="720"/>
-        <w:jc w:val="both"/>
-        <w:rPr>
-          <w:rFonts w:cs="Times New Roman"/>
-          <w:sz w:val="26"/>
-          <w:szCs w:val="26"/>
-        </w:rPr>
-      </w:pPr>
-      <w:r>
-        <w:rPr>
-          <w:rFonts w:cs="Times New Roman"/>
-          <w:sz w:val="26"/>
-          <w:szCs w:val="26"/>
-        </w:rPr>
-        <w:t>b) Bên B bị phá sản, giải thể;</w:t>
-      </w:r>
-    </w:p>
-    <w:p ns2:paraId="0EBFE232" ns2:textId="77777777">
-      <w:pPr>
-        <w:spacing w:before="40" w:after="40"/>
-        <w:ind w:firstLine="720"/>
-        <w:jc w:val="both"/>
-        <w:rPr>
-          <w:rFonts w:cs="Times New Roman"/>
-          <w:sz w:val="26"/>
-          <w:szCs w:val="26"/>
-        </w:rPr>
-      </w:pPr>
-      <w:r>
-        <w:rPr>
-          <w:rFonts w:cs="Times New Roman"/>
-          <w:sz w:val="26"/>
-          <w:szCs w:val="26"/>
-        </w:rPr>
-        <w:t>c) Các hành vi khác (nếu có).</w:t>
-      </w:r>
-    </w:p>
-    <w:p ns2:paraId="72555514" ns2:textId="77777777">
-      <w:pPr>
-        <w:spacing w:before="40" w:after="40"/>
-        <w:ind w:firstLine="720"/>
-        <w:jc w:val="both"/>
-        <w:rPr>
-          <w:rFonts w:cs="Times New Roman"/>
-          <w:sz w:val="26"/>
-          <w:szCs w:val="26"/>
-        </w:rPr>
-      </w:pPr>
-      <w:r>
-        <w:rPr>
-          <w:rFonts w:cs="Times New Roman"/>
-          <w:sz w:val="26"/>
-          <w:szCs w:val="26"/>
-        </w:rPr>
-        <w:t>2. Trong trường hợp Bên A chấm dứt hợp đồng theo điểm a khoản 1 Điều này, Bên A có thể ký hợp đồng với nhà thầu khác để thực hiện phần hợp đồng mà Bên B đã không thực hiện. Bên B sẽ chịu trách nhiệm bồi thường cho Bên A những chi phí vượt trội cho việc thực hiện phần hợp đồng này. Tuy nhiên, Bên B vẫn phải tiếp tục thực hiện phần hợp đồng mà mình đang thực hiện và chịu trách nhiệm bảo hành phần hợp đồng đó.</w:t>
-      </w:r>
-    </w:p>
-    <w:p ns2:paraId="4EADD3F4" ns2:textId="77777777">
-      <w:pPr>
-        <w:spacing w:before="40" w:after="40"/>
-        <w:ind w:firstLine="720"/>
-        <w:jc w:val="both"/>
-        <w:rPr>
-          <w:rFonts w:cs="Times New Roman"/>
-          <w:sz w:val="26"/>
-          <w:szCs w:val="26"/>
-        </w:rPr>
-      </w:pPr>
-      <w:r>
-        <w:rPr>
-          <w:rFonts w:cs="Times New Roman"/>
-          <w:sz w:val="26"/>
-          <w:szCs w:val="26"/>
-        </w:rPr>
-        <w:t>3. Trong trường hợp Bên A chấm dứt hợp đồng theo điểm b khoản 1 Điều này, Bên A không phải chịu bất cứ chi phí đền bù nào. Việc chấm dứt hợp đồng này không làm mất đi quyền lợi của Bên A được hưởng theo quy định của hợp đồng và pháp luật.</w:t>
-      </w:r>
-    </w:p>
-    <w:p ns2:paraId="0E1D4ABD" ns2:textId="5498F728">
-      <w:pPr>
-        <w:pStyle w:val="BodyText"/>
-        <w:widowControl w:val="0"/>
-        <w:tabs>
-          <w:tab w:val="left" w:pos="9072"/>
-        </w:tabs>
-        <w:spacing w:before="40" w:after="40" w:line="276" w:lineRule="auto"/>
-        <w:ind w:firstLine="709"/>
-        <w:rPr>
-          <w:b/>
-          <w:sz w:val="26"/>
-          <w:szCs w:val="26"/>
-          <w:lang w:val="fr-FR"/>
-        </w:rPr>
-      </w:pPr>
-      <w:r>
-        <w:rPr>
-          <w:b/>
-          <w:sz w:val="26"/>
-          <w:szCs w:val="26"/>
-          <w:lang w:val="fr-FR"/>
-        </w:rPr>
-        <w:t xml:space="preserve">Điều </w:t>
-      </w:r>
-      <w:r>
-        <w:rPr>
-          <w:b/>
-          <w:sz w:val="26"/>
-          <w:szCs w:val="26"/>
-          <w:lang w:val="fr-FR"/>
-        </w:rPr>
-        <w:t>10</w:t>
-      </w:r>
-      <w:r>
-        <w:rPr>
-          <w:b/>
-          <w:sz w:val="26"/>
-          <w:szCs w:val="26"/>
-          <w:lang w:val="fr-FR"/>
-        </w:rPr>
-        <w:t xml:space="preserve">. Hiệu lực hợp đồng </w:t>
-      </w:r>
-    </w:p>
-    <w:p ns2:paraId="14C8ED4F" ns2:textId="493433B5">
-      <w:pPr>
-        <w:pStyle w:val="BodyText"/>
-        <w:widowControl w:val="0"/>
-        <w:tabs>
-          <w:tab w:val="left" w:pos="9072"/>
-        </w:tabs>
-        <w:spacing w:before="40" w:after="40" w:line="276" w:lineRule="auto"/>
-        <w:ind w:firstLine="709"/>
-        <w:rPr>
-          <w:iCs/>
-          <w:sz w:val="26"/>
-          <w:szCs w:val="26"/>
-          <w:lang w:val="fr-FR"/>
-        </w:rPr>
-      </w:pPr>
-      <w:r>
-        <w:rPr>
-          <w:sz w:val="26"/>
-          <w:szCs w:val="26"/>
-          <w:lang w:val="fr-FR"/>
-        </w:rPr>
-        <w:t xml:space="preserve">1. Hợp đồng có hiệu lực kể từ </w:t>
-      </w:r>
-      <w:r>
-        <w:rPr>
-          <w:sz w:val="26"/>
-          <w:szCs w:val="26"/>
-          <w:lang w:val="fr-FR"/>
-        </w:rPr>
-        <w:t>ngày ký</w:t>
-      </w:r>
-      <w:r>
-        <w:rPr>
-          <w:i/>
-          <w:spacing w:val="-8"/>
-          <w:sz w:val="26"/>
-          <w:szCs w:val="26"/>
-          <w:lang w:val="fr-FR"/>
-        </w:rPr>
-        <w:t>.</w:t>
-      </w:r>
-    </w:p>
-    <w:p ns2:paraId="7B44AF76" ns2:textId="77777777">
-      <w:pPr>
-        <w:pStyle w:val="BodyText"/>
-        <w:widowControl w:val="0"/>
-        <w:tabs>
-          <w:tab w:val="left" w:pos="9072"/>
-        </w:tabs>
-        <w:spacing w:before="40" w:after="40" w:line="276" w:lineRule="auto"/>
-        <w:ind w:right="0" w:firstLine="709"/>
-        <w:rPr>
-          <w:spacing w:val="0"/>
-          <w:sz w:val="26"/>
-          <w:szCs w:val="26"/>
-          <w:lang w:val="fr-FR"/>
-        </w:rPr>
-      </w:pPr>
-      <w:r>
-        <w:rPr>
-          <w:spacing w:val="0"/>
-          <w:sz w:val="26"/>
-          <w:szCs w:val="26"/>
-          <w:lang w:val="fr-FR"/>
-        </w:rPr>
-        <w:t>2. Hợp đồng hết hiệu lực sau khi hai bên tiến hành thanh lý hợp đồng theo luật định.</w:t>
-      </w:r>
-    </w:p>
-    <w:p ns2:paraId="150C31D0" ns2:textId="427D654D">
-      <w:pPr>
-        <w:pStyle w:val="BodyText"/>
-        <w:widowControl w:val="0"/>
-        <w:tabs>
-          <w:tab w:val="left" w:pos="9072"/>
-        </w:tabs>
-        <w:spacing w:before="40" w:after="40" w:line="276" w:lineRule="auto"/>
-        <w:ind w:firstLine="709"/>
-        <w:rPr>
-          <w:sz w:val="26"/>
-          <w:szCs w:val="26"/>
-          <w:lang w:val="fr-FR"/>
-        </w:rPr>
-      </w:pPr>
-      <w:r>
-        <w:rPr>
-          <w:sz w:val="26"/>
-          <w:szCs w:val="26"/>
-          <w:lang w:val="fr-FR"/>
-        </w:rPr>
-        <w:t xml:space="preserve">Hợp đồng được lập thành </w:t>
-      </w:r>
-      <w:r>
-        <w:rPr>
-          <w:sz w:val="26"/>
-          <w:szCs w:val="26"/>
-          <w:lang w:val="fr-FR"/>
-        </w:rPr>
-        <w:t>0</w:t>
-      </w:r>
-      <w:r>
-        <w:rPr>
-          <w:sz w:val="26"/>
-          <w:szCs w:val="26"/>
-          <w:lang w:val="fr-FR"/>
-        </w:rPr>
-        <w:t>6</w:t>
-      </w:r>
-      <w:r>
-        <w:rPr>
-          <w:sz w:val="26"/>
-          <w:szCs w:val="26"/>
-          <w:lang w:val="fr-FR"/>
-        </w:rPr>
-        <w:t xml:space="preserve"> bộ, Chủ đầu tư giữ </w:t>
-      </w:r>
-      <w:r>
-        <w:rPr>
-          <w:sz w:val="26"/>
-          <w:szCs w:val="26"/>
-          <w:lang w:val="fr-FR"/>
-        </w:rPr>
-        <w:t>0</w:t>
-      </w:r>
-      <w:r>
-        <w:rPr>
-          <w:sz w:val="26"/>
-          <w:szCs w:val="26"/>
-          <w:lang w:val="fr-FR"/>
-        </w:rPr>
-        <w:t>4</w:t>
-      </w:r>
-      <w:r>
-        <w:rPr>
-          <w:sz w:val="26"/>
-          <w:szCs w:val="26"/>
-          <w:lang w:val="fr-FR"/>
-        </w:rPr>
-        <w:t xml:space="preserve"> bộ, nhà thầu giữ</w:t>
-      </w:r>
-      <w:r>
-        <w:rPr>
-          <w:sz w:val="26"/>
-          <w:szCs w:val="26"/>
-          <w:lang w:val="fr-FR"/>
-        </w:rPr>
-        <w:t xml:space="preserve"> 02</w:t>
-      </w:r>
-      <w:r>
-        <w:rPr>
-          <w:sz w:val="26"/>
-          <w:szCs w:val="26"/>
-          <w:lang w:val="fr-FR"/>
-        </w:rPr>
-        <w:t xml:space="preserve"> bộ, các bộ hợp đồng có giá trị pháp lý như nhau.</w:t>
-      </w:r>
-    </w:p>
-    <w:p ns2:paraId="27B2A8CE" ns2:textId="77777777">
-      <w:pPr>
-        <w:pStyle w:val="BodyText"/>
-        <w:widowControl w:val="0"/>
-        <w:tabs>
-          <w:tab w:val="left" w:pos="9072"/>
-        </w:tabs>
-        <w:spacing w:before="40" w:after="40" w:line="276" w:lineRule="auto"/>
-        <w:ind w:firstLine="709"/>
-        <w:rPr>
           <w:sz w:val="12"/>
           <w:szCs w:val="12"/>
           <w:lang w:val="fr-FR"/>
@@ -4340,22 +4342,19 @@
     <w:tbl>
       <w:tblPr>
         <w:tblW w:w="9498" w:type="dxa"/>
-        <w:jc w:val="center"/>
+        <w:tblInd w:w="108" w:type="dxa"/>
         <w:tblLook w:val="01E0" w:firstRow="1" w:lastRow="1" w:firstColumn="1" w:lastColumn="1" w:noHBand="0" w:noVBand="0"/>
       </w:tblPr>
       <w:tblGrid>
         <w:gridCol w:w="4678"/>
         <w:gridCol w:w="4820"/>
       </w:tblGrid>
-      <w:tr ns2:paraId="03094FB7" ns2:textId="77777777">
-        <w:trPr>
-          <w:jc w:val="center"/>
-        </w:trPr>
+      <w:tr>
         <w:tc>
           <w:tcPr>
             <w:tcW w:w="4678" w:type="dxa"/>
           </w:tcPr>
-          <w:p ns2:paraId="0FDFBA6E" ns2:textId="77777777">
+          <w:p>
             <w:pPr>
               <w:pStyle w:val="BodyText"/>
               <w:widowControl w:val="0"/>
@@ -4380,7 +4379,7 @@
               <w:t>ĐẠI DIỆN HỢP PHÁP CỦA NHÀ THẦU</w:t>
             </w:r>
           </w:p>
-          <w:p ns2:paraId="14FFB47A" ns2:textId="77777777">
+          <w:p>
             <w:pPr>
               <w:pStyle w:val="BodyText"/>
               <w:widowControl w:val="0"/>
@@ -4431,7 +4430,7 @@
           <w:tcPr>
             <w:tcW w:w="4820" w:type="dxa"/>
           </w:tcPr>
-          <w:p ns2:paraId="30BB6DBC" ns2:textId="719B075D">
+          <w:p>
             <w:pPr>
               <w:pStyle w:val="BodyText"/>
               <w:widowControl w:val="0"/>
@@ -4456,7 +4455,7 @@
               <w:t>ĐẠI DIỆN HỢP PHÁP CỦA CHỦ ĐẦU TƯ</w:t>
             </w:r>
           </w:p>
-          <w:p ns2:paraId="216D8EBB" ns2:textId="77777777">
+          <w:p>
             <w:pPr>
               <w:pStyle w:val="BodyText"/>
               <w:widowControl w:val="0"/>
@@ -4483,7 +4482,7 @@
         </w:tc>
       </w:tr>
     </w:tbl>
-    <w:p ns2:paraId="56A54871" ns2:textId="18836691">
+    <w:p>
       <w:pPr>
         <w:pStyle w:val="BodyText"/>
         <w:tabs>
@@ -4493,7 +4492,7 @@
         <w:jc w:val="center"/>
       </w:pPr>
     </w:p>
-    <w:p ns2:paraId="50CF6AE2" ns2:textId="77777777">
+    <w:p>
       <w:pPr>
         <w:rPr>
           <w:rFonts w:eastAsia="Times New Roman" w:cs="Times New Roman"/>
@@ -4504,7 +4503,7 @@
         </w:rPr>
       </w:pPr>
     </w:p>
-    <w:p ns2:paraId="1701E69C" ns2:textId="4D5A6EB1">
+    <w:p>
       <w:pPr>
         <w:tabs>
           <w:tab w:val="left" w:pos="3885"/>
@@ -4520,13 +4519,13 @@
         <w:tab/>
       </w:r>
     </w:p>
-    <w:p ns2:paraId="4F03241D" ns2:textId="77777777">
+    <w:p>
       <w:pPr>
         <w:rPr>
           <w:lang w:val="x-none" w:eastAsia="x-none"/>
         </w:rPr>
         <w:sectPr>
-          <w:headerReference w:type="default" ns10:id="rId11"/>
+          <w:headerReference w:type="default" r:id="rId11"/>
           <w:pgSz w:w="11907" w:h="16840" w:code="9"/>
           <w:pgMar w:top="1134" w:right="1134" w:bottom="1134" w:left="1418" w:header="720" w:footer="720" w:gutter="0"/>
           <w:cols w:space="720"/>
@@ -4540,7 +4539,7 @@
         <w:br w:type="page"/>
       </w:r>
     </w:p>
-    <w:p ns2:paraId="59277EBA" ns2:textId="4211AD6C">
+    <w:p>
       <w:pPr>
         <w:pStyle w:val="BodyText"/>
         <w:tabs>
@@ -4584,34 +4583,10 @@
           <w:sz w:val="28"/>
           <w:lang w:val="nl-NL"/>
         </w:rPr>
-        <w:t xml:space="preserve">DANH SÁCH </w:t>
-      </w:r>
-      <w:r>
-        <w:rPr>
-          <w:b/>
-          <w:sz w:val="28"/>
-          <w:lang w:val="nl-NL"/>
-        </w:rPr>
-        <w:t>DỊCH VỤ</w:t>
-      </w:r>
-      <w:r>
-        <w:rPr>
-          <w:b/>
-          <w:sz w:val="28"/>
-          <w:lang w:val="nl-NL"/>
-        </w:rPr>
-        <w:t xml:space="preserve"> VÀ </w:t>
-      </w:r>
-      <w:r>
-        <w:rPr>
-          <w:b/>
-          <w:sz w:val="28"/>
-          <w:lang w:val="nl-NL"/>
-        </w:rPr>
         <w:t>BẢNG GIÁ HỢP ĐỒNG</w:t>
       </w:r>
     </w:p>
-    <w:p ns2:paraId="2307DDF7" ns2:textId="0409CD47">
+    <w:p>
       <w:pPr>
         <w:tabs>
           <w:tab w:val="left" w:pos="3885"/>
@@ -4694,7 +4669,7 @@
         <w:t>, ngày ____ tháng ____ năm ____)</w:t>
       </w:r>
     </w:p>
-    <w:p ns2:paraId="434D66D6" ns2:textId="77777777">
+    <w:p>
       <w:pPr>
         <w:tabs>
           <w:tab w:val="left" w:pos="3885"/>
@@ -4723,14 +4698,14 @@
         <w:gridCol w:w="709"/>
         <w:gridCol w:w="3544"/>
         <w:gridCol w:w="2695"/>
-        <w:gridCol w:w="991"/>
-        <w:gridCol w:w="1418"/>
+        <w:gridCol w:w="994"/>
+        <w:gridCol w:w="1415"/>
         <w:gridCol w:w="2695"/>
         <w:gridCol w:w="2692"/>
       </w:tblGrid>
-      <w:tr ns2:paraId="247EE4BB" ns2:textId="77777777">
+      <w:tr>
         <w:trPr>
-          <w:trHeight w:val="1137"/>
+          <w:trHeight w:val="1279"/>
         </w:trPr>
         <w:tc>
           <w:tcPr>
@@ -4745,7 +4720,7 @@
             <w:vAlign w:val="center"/>
             <w:hideMark/>
           </w:tcPr>
-          <w:p ns2:paraId="2523D789" ns2:textId="77777777">
+          <w:p>
             <w:pPr>
               <w:spacing w:before="20" w:after="20" w:line="264" w:lineRule="auto"/>
               <w:ind w:hanging="2"/>
@@ -4758,6 +4733,7 @@
                 <w:szCs w:val="24"/>
               </w:rPr>
             </w:pPr>
+            <w:bookmarkStart w:id="3" w:name="_Hlk226731553"/>
             <w:r>
               <w:rPr>
                 <w:sz w:val="24"/>
@@ -4791,7 +4767,7 @@
             <w:vAlign w:val="center"/>
             <w:hideMark/>
           </w:tcPr>
-          <w:p ns2:paraId="6B1078A3" ns2:textId="77777777">
+          <w:p>
             <w:pPr>
               <w:spacing w:before="20" w:after="20" w:line="264" w:lineRule="auto"/>
               <w:ind w:hanging="2"/>
@@ -4812,7 +4788,38 @@
                 <w:sz w:val="24"/>
                 <w:szCs w:val="24"/>
               </w:rPr>
-              <w:t>Danh sách dịch vụ</w:t>
+              <w:t xml:space="preserve">Danh sách </w:t>
+            </w:r>
+            <w:r>
+              <w:rPr>
+                <w:b/>
+                <w:bCs/>
+                <w:color w:val="FF0000"/>
+                <w:sz w:val="24"/>
+                <w:szCs w:val="24"/>
+              </w:rPr>
+              <w:t>hàng hoá</w:t>
+            </w:r>
+            <w:r>
+              <w:rPr>
+                <w:b/>
+                <w:bCs/>
+                <w:color w:val="FF0000"/>
+                <w:sz w:val="24"/>
+                <w:szCs w:val="24"/>
+              </w:rPr>
+              <w:t xml:space="preserve"> </w:t>
+            </w:r>
+            <w:r>
+              <w:rPr>
+                <w:b/>
+                <w:bCs/>
+                <w:color w:val="FF0000"/>
+                <w:sz w:val="24"/>
+                <w:szCs w:val="24"/>
+                <w:highlight w:val="yellow"/>
+              </w:rPr>
+              <w:t>[hoặc dịch vụ]</w:t>
             </w:r>
           </w:p>
         </w:tc>
@@ -4828,7 +4835,7 @@
             <w:shd w:val="clear" w:color="auto" w:fill="FFFFFF"/>
             <w:vAlign w:val="center"/>
           </w:tcPr>
-          <w:p ns2:paraId="71F0E532" ns2:textId="77777777">
+          <w:p>
             <w:pPr>
               <w:spacing w:before="20" w:after="20" w:line="264" w:lineRule="auto"/>
               <w:ind w:hanging="2"/>
@@ -4849,13 +4856,74 @@
                 <w:sz w:val="24"/>
                 <w:szCs w:val="24"/>
               </w:rPr>
-              <w:t>Mô tả tính năng của dịch vụ</w:t>
+              <w:t xml:space="preserve">Mô tả </w:t>
+            </w:r>
+            <w:r>
+              <w:rPr>
+                <w:b/>
+                <w:bCs/>
+                <w:color w:val="000000"/>
+                <w:sz w:val="24"/>
+                <w:szCs w:val="24"/>
+              </w:rPr>
+              <w:t>cấu hình kỹ thuật</w:t>
+            </w:r>
+            <w:r>
+              <w:rPr>
+                <w:b/>
+                <w:bCs/>
+                <w:color w:val="000000"/>
+                <w:sz w:val="24"/>
+                <w:szCs w:val="24"/>
+              </w:rPr>
+              <w:t>, tính năng</w:t>
+            </w:r>
+            <w:r>
+              <w:rPr>
+                <w:b/>
+                <w:bCs/>
+                <w:color w:val="000000"/>
+                <w:sz w:val="24"/>
+                <w:szCs w:val="24"/>
+              </w:rPr>
+              <w:t xml:space="preserve"> của </w:t>
+            </w:r>
+            <w:r>
+              <w:rPr>
+                <w:b/>
+                <w:bCs/>
+                <w:color w:val="FF0000"/>
+                <w:sz w:val="24"/>
+                <w:szCs w:val="24"/>
+              </w:rPr>
+              <w:t>hàng hoá</w:t>
+            </w:r>
+            <w:r>
+              <w:rPr>
+                <w:b/>
+                <w:bCs/>
+                <w:color w:val="FF0000"/>
+                <w:sz w:val="24"/>
+                <w:szCs w:val="24"/>
+              </w:rPr>
+              <w:t xml:space="preserve"> </w:t>
+            </w:r>
+            <w:r>
+              <w:rPr>
+                <w:b/>
+                <w:bCs/>
+                <w:color w:val="FF0000"/>
+                <w:sz w:val="24"/>
+                <w:szCs w:val="24"/>
+                <w:highlight w:val="yellow"/>
+              </w:rPr>
+              <w:t>[hoặc dịch vụ]</w:t>
             </w:r>
           </w:p>
         </w:tc>
         <w:tc>
           <w:tcPr>
-            <w:tcW w:w="336" w:type="pct"/>
+            <w:tcW w:w="337" w:type="pct"/>
             <w:tcBorders>
               <w:top w:val="single" w:sz="4" w:space="0" w:color="auto"/>
               <w:left w:val="single" w:sz="4" w:space="0" w:color="auto"/>
@@ -4865,7 +4933,7 @@
             <w:shd w:val="clear" w:color="auto" w:fill="FFFFFF"/>
             <w:vAlign w:val="center"/>
           </w:tcPr>
-          <w:p ns2:paraId="4195A33A" ns2:textId="77777777">
+          <w:p>
             <w:pPr>
               <w:spacing w:before="20" w:after="20" w:line="264" w:lineRule="auto"/>
               <w:ind w:hanging="2"/>
@@ -4892,7 +4960,7 @@
         </w:tc>
         <w:tc>
           <w:tcPr>
-            <w:tcW w:w="481" w:type="pct"/>
+            <w:tcW w:w="480" w:type="pct"/>
             <w:tcBorders>
               <w:top w:val="single" w:sz="4" w:space="0" w:color="auto"/>
               <w:left w:val="single" w:sz="4" w:space="0" w:color="auto"/>
@@ -4902,7 +4970,7 @@
             <w:shd w:val="clear" w:color="auto" w:fill="FFFFFF"/>
             <w:vAlign w:val="center"/>
           </w:tcPr>
-          <w:p ns2:paraId="24A3CFD9" ns2:textId="77777777">
+          <w:p>
             <w:pPr>
               <w:spacing w:before="20" w:after="20" w:line="264" w:lineRule="auto"/>
               <w:ind w:hanging="2"/>
@@ -4940,7 +5008,7 @@
             <w:vAlign w:val="center"/>
             <w:hideMark/>
           </w:tcPr>
-          <w:p ns2:paraId="3B698143" ns2:textId="77777777">
+          <w:p>
             <w:pPr>
               <w:spacing w:before="20" w:after="20" w:line="264" w:lineRule="auto"/>
               <w:ind w:hanging="2"/>
@@ -4964,7 +5032,7 @@
               <w:t xml:space="preserve">Đơn giá </w:t>
             </w:r>
           </w:p>
-          <w:p ns2:paraId="5990C17A" ns2:textId="77777777">
+          <w:p>
             <w:pPr>
               <w:spacing w:before="20" w:after="20" w:line="264" w:lineRule="auto"/>
               <w:ind w:hanging="2"/>
@@ -5002,7 +5070,7 @@
             <w:vAlign w:val="center"/>
             <w:hideMark/>
           </w:tcPr>
-          <w:p ns2:paraId="215B52DE" ns2:textId="77777777">
+          <w:p>
             <w:pPr>
               <w:spacing w:before="20" w:after="20" w:line="264" w:lineRule="auto"/>
               <w:ind w:hanging="2"/>
@@ -5026,7 +5094,7 @@
               <w:t xml:space="preserve">Thành tiền </w:t>
             </w:r>
           </w:p>
-          <w:p ns2:paraId="4786D78E" ns2:textId="77777777">
+          <w:p>
             <w:pPr>
               <w:spacing w:before="20" w:after="20" w:line="264" w:lineRule="auto"/>
               <w:ind w:hanging="2"/>
@@ -5050,7 +5118,7 @@
               <w:t xml:space="preserve">(Đã bao gồm thuế VAT) </w:t>
             </w:r>
           </w:p>
-          <w:p ns2:paraId="1B083250" ns2:textId="77777777">
+          <w:p>
             <w:pPr>
               <w:spacing w:before="20" w:after="20" w:line="264" w:lineRule="auto"/>
               <w:ind w:hanging="2"/>
@@ -5076,7 +5144,7 @@
           </w:p>
         </w:tc>
       </w:tr>
-      <w:tr ns2:paraId="108ED623" ns2:textId="77777777">
+      <w:tr>
         <w:trPr>
           <w:trHeight w:val="785"/>
         </w:trPr>
@@ -5094,7 +5162,7 @@
             <w:vAlign w:val="center"/>
             <w:hideMark/>
           </w:tcPr>
-          <w:p ns2:paraId="3319A038" ns2:textId="77777777">
+          <w:p>
             <w:pPr>
               <w:spacing w:before="20" w:after="20" w:line="264" w:lineRule="auto"/>
               <w:ind w:hanging="2"/>
@@ -5127,7 +5195,7 @@
             <w:shd w:val="clear" w:color="auto" w:fill="FFFFFF"/>
             <w:vAlign w:val="center"/>
           </w:tcPr>
-          <w:p ns2:paraId="7924465A" ns2:textId="2E205962">
+          <w:p>
             <w:pPr>
               <w:spacing w:before="20" w:after="20" w:line="264" w:lineRule="auto"/>
               <w:ind w:hanging="2"/>
@@ -5143,7 +5211,7 @@
                 <w:sz w:val="24"/>
                 <w:szCs w:val="24"/>
               </w:rPr>
-              <w:t>___________</w:t>
+              <w:t>_____________</w:t>
             </w:r>
           </w:p>
         </w:tc>
@@ -5157,9 +5225,8 @@
               <w:right w:val="single" w:sz="4" w:space="0" w:color="auto"/>
             </w:tcBorders>
             <w:shd w:val="clear" w:color="auto" w:fill="FFFFFF"/>
-            <w:vAlign w:val="center"/>
           </w:tcPr>
-          <w:p ns2:paraId="7FABEBDE" ns2:textId="56E399FA">
+          <w:p>
             <w:pPr>
               <w:spacing w:before="20" w:after="20" w:line="264" w:lineRule="auto"/>
               <w:ind w:hanging="2"/>
@@ -5170,19 +5237,11 @@
                 <w:szCs w:val="24"/>
               </w:rPr>
             </w:pPr>
-            <w:r>
-              <w:rPr>
-                <w:color w:val="FF0000"/>
-                <w:sz w:val="24"/>
-                <w:szCs w:val="24"/>
-              </w:rPr>
-              <w:t>___________</w:t>
-            </w:r>
           </w:p>
         </w:tc>
         <w:tc>
           <w:tcPr>
-            <w:tcW w:w="336" w:type="pct"/>
+            <w:tcW w:w="337" w:type="pct"/>
             <w:tcBorders>
               <w:top w:val="single" w:sz="4" w:space="0" w:color="auto"/>
               <w:left w:val="single" w:sz="4" w:space="0" w:color="auto"/>
@@ -5193,7 +5252,7 @@
             <w:noWrap/>
             <w:vAlign w:val="center"/>
           </w:tcPr>
-          <w:p ns2:paraId="0184A98D" ns2:textId="679ED531">
+          <w:p>
             <w:pPr>
               <w:spacing w:before="20" w:after="20" w:line="264" w:lineRule="auto"/>
               <w:ind w:hanging="2"/>
@@ -5204,19 +5263,11 @@
                 <w:szCs w:val="24"/>
               </w:rPr>
             </w:pPr>
-            <w:r>
-              <w:rPr>
-                <w:color w:val="FF0000"/>
-                <w:sz w:val="24"/>
-                <w:szCs w:val="24"/>
-              </w:rPr>
-              <w:t>_____</w:t>
-            </w:r>
           </w:p>
         </w:tc>
         <w:tc>
           <w:tcPr>
-            <w:tcW w:w="481" w:type="pct"/>
+            <w:tcW w:w="480" w:type="pct"/>
             <w:tcBorders>
               <w:top w:val="single" w:sz="4" w:space="0" w:color="auto"/>
               <w:left w:val="single" w:sz="4" w:space="0" w:color="auto"/>
@@ -5226,7 +5277,7 @@
             <w:shd w:val="clear" w:color="auto" w:fill="FFFFFF"/>
             <w:vAlign w:val="center"/>
           </w:tcPr>
-          <w:p ns2:paraId="59692A1D" ns2:textId="249CCC62">
+          <w:p>
             <w:pPr>
               <w:spacing w:before="20" w:after="20" w:line="264" w:lineRule="auto"/>
               <w:ind w:hanging="2"/>
@@ -5237,14 +5288,6 @@
                 <w:szCs w:val="24"/>
               </w:rPr>
             </w:pPr>
-            <w:r>
-              <w:rPr>
-                <w:color w:val="FF0000"/>
-                <w:sz w:val="24"/>
-                <w:szCs w:val="24"/>
-              </w:rPr>
-              <w:t>_______</w:t>
-            </w:r>
           </w:p>
         </w:tc>
         <w:tc>
@@ -5259,7 +5302,7 @@
             <w:shd w:val="clear" w:color="auto" w:fill="FFFFFF"/>
             <w:vAlign w:val="center"/>
           </w:tcPr>
-          <w:p ns2:paraId="3281749A" ns2:textId="564F4723">
+          <w:p>
             <w:pPr>
               <w:spacing w:before="20" w:after="20" w:line="264" w:lineRule="auto"/>
               <w:ind w:hanging="2"/>
@@ -5270,14 +5313,6 @@
                 <w:szCs w:val="24"/>
               </w:rPr>
             </w:pPr>
-            <w:r>
-              <w:rPr>
-                <w:color w:val="FF0000"/>
-                <w:sz w:val="24"/>
-                <w:szCs w:val="24"/>
-              </w:rPr>
-              <w:t>___________</w:t>
-            </w:r>
           </w:p>
         </w:tc>
         <w:tc>
@@ -5293,7 +5328,7 @@
             <w:noWrap/>
             <w:vAlign w:val="center"/>
           </w:tcPr>
-          <w:p ns2:paraId="2B6303A0" ns2:textId="651F6E0F">
+          <w:p>
             <w:pPr>
               <w:spacing w:before="20" w:after="20" w:line="264" w:lineRule="auto"/>
               <w:ind w:hanging="2"/>
@@ -5304,18 +5339,10 @@
                 <w:szCs w:val="24"/>
               </w:rPr>
             </w:pPr>
-            <w:r>
-              <w:rPr>
-                <w:color w:val="FF0000"/>
-                <w:sz w:val="24"/>
-                <w:szCs w:val="24"/>
-              </w:rPr>
-              <w:t>___________</w:t>
-            </w:r>
           </w:p>
         </w:tc>
       </w:tr>
-      <w:tr ns2:paraId="03BFFFF0" ns2:textId="77777777">
+      <w:tr>
         <w:trPr>
           <w:trHeight w:val="727"/>
         </w:trPr>
@@ -5332,7 +5359,7 @@
             <w:noWrap/>
             <w:vAlign w:val="center"/>
           </w:tcPr>
-          <w:p ns2:paraId="52B9BB5B" ns2:textId="77777777">
+          <w:p>
             <w:pPr>
               <w:spacing w:before="20" w:after="20" w:line="264" w:lineRule="auto"/>
               <w:ind w:hanging="2"/>
@@ -5365,7 +5392,7 @@
             <w:shd w:val="clear" w:color="auto" w:fill="FFFFFF"/>
             <w:vAlign w:val="center"/>
           </w:tcPr>
-          <w:p ns2:paraId="3A556634" ns2:textId="71D161F6">
+          <w:p>
             <w:pPr>
               <w:spacing w:before="20" w:after="20" w:line="264" w:lineRule="auto"/>
               <w:ind w:hanging="2"/>
@@ -5381,7 +5408,7 @@
                 <w:sz w:val="24"/>
                 <w:szCs w:val="24"/>
               </w:rPr>
-              <w:t>____________</w:t>
+              <w:t>_____________</w:t>
             </w:r>
           </w:p>
         </w:tc>
@@ -5395,9 +5422,8 @@
               <w:right w:val="single" w:sz="4" w:space="0" w:color="auto"/>
             </w:tcBorders>
             <w:shd w:val="clear" w:color="auto" w:fill="FFFFFF"/>
-            <w:vAlign w:val="center"/>
           </w:tcPr>
-          <w:p ns2:paraId="793EB20D" ns2:textId="7496E0DC">
+          <w:p>
             <w:pPr>
               <w:spacing w:before="20" w:after="20" w:line="264" w:lineRule="auto"/>
               <w:ind w:hanging="2"/>
@@ -5408,19 +5434,11 @@
                 <w:szCs w:val="24"/>
               </w:rPr>
             </w:pPr>
-            <w:r>
-              <w:rPr>
-                <w:color w:val="FF0000"/>
-                <w:sz w:val="24"/>
-                <w:szCs w:val="24"/>
-              </w:rPr>
-              <w:t>____________</w:t>
-            </w:r>
           </w:p>
         </w:tc>
         <w:tc>
           <w:tcPr>
-            <w:tcW w:w="336" w:type="pct"/>
+            <w:tcW w:w="337" w:type="pct"/>
             <w:tcBorders>
               <w:top w:val="single" w:sz="4" w:space="0" w:color="auto"/>
               <w:left w:val="single" w:sz="4" w:space="0" w:color="auto"/>
@@ -5431,7 +5449,7 @@
             <w:noWrap/>
             <w:vAlign w:val="center"/>
           </w:tcPr>
-          <w:p ns2:paraId="7541A2C4" ns2:textId="16D53D17">
+          <w:p>
             <w:pPr>
               <w:spacing w:before="20" w:after="20" w:line="264" w:lineRule="auto"/>
               <w:ind w:hanging="2"/>
@@ -5442,19 +5460,11 @@
                 <w:szCs w:val="24"/>
               </w:rPr>
             </w:pPr>
-            <w:r>
-              <w:rPr>
-                <w:color w:val="FF0000"/>
-                <w:sz w:val="24"/>
-                <w:szCs w:val="24"/>
-              </w:rPr>
-              <w:t>_____</w:t>
-            </w:r>
           </w:p>
         </w:tc>
         <w:tc>
           <w:tcPr>
-            <w:tcW w:w="481" w:type="pct"/>
+            <w:tcW w:w="480" w:type="pct"/>
             <w:tcBorders>
               <w:top w:val="single" w:sz="4" w:space="0" w:color="auto"/>
               <w:left w:val="single" w:sz="4" w:space="0" w:color="auto"/>
@@ -5464,7 +5474,7 @@
             <w:shd w:val="clear" w:color="auto" w:fill="FFFFFF"/>
             <w:vAlign w:val="center"/>
           </w:tcPr>
-          <w:p ns2:paraId="720E37C1" ns2:textId="603CA11E">
+          <w:p>
             <w:pPr>
               <w:spacing w:before="20" w:after="20" w:line="264" w:lineRule="auto"/>
               <w:ind w:hanging="2"/>
@@ -5475,14 +5485,6 @@
                 <w:szCs w:val="24"/>
               </w:rPr>
             </w:pPr>
-            <w:r>
-              <w:rPr>
-                <w:color w:val="FF0000"/>
-                <w:sz w:val="24"/>
-                <w:szCs w:val="24"/>
-              </w:rPr>
-              <w:t>_______</w:t>
-            </w:r>
           </w:p>
         </w:tc>
         <w:tc>
@@ -5497,7 +5499,7 @@
             <w:shd w:val="clear" w:color="auto" w:fill="FFFFFF"/>
             <w:vAlign w:val="center"/>
           </w:tcPr>
-          <w:p ns2:paraId="267DDF60" ns2:textId="0D956B75">
+          <w:p>
             <w:pPr>
               <w:spacing w:before="20" w:after="20" w:line="264" w:lineRule="auto"/>
               <w:ind w:hanging="2"/>
@@ -5508,14 +5510,6 @@
                 <w:szCs w:val="24"/>
               </w:rPr>
             </w:pPr>
-            <w:r>
-              <w:rPr>
-                <w:color w:val="FF0000"/>
-                <w:sz w:val="24"/>
-                <w:szCs w:val="24"/>
-              </w:rPr>
-              <w:t>___________</w:t>
-            </w:r>
           </w:p>
         </w:tc>
         <w:tc>
@@ -5531,7 +5525,7 @@
             <w:noWrap/>
             <w:vAlign w:val="center"/>
           </w:tcPr>
-          <w:p ns2:paraId="45EF2DE2" ns2:textId="384821A6">
+          <w:p>
             <w:pPr>
               <w:spacing w:before="20" w:after="20" w:line="264" w:lineRule="auto"/>
               <w:ind w:hanging="2"/>
@@ -5542,18 +5536,10 @@
                 <w:szCs w:val="24"/>
               </w:rPr>
             </w:pPr>
-            <w:r>
-              <w:rPr>
-                <w:color w:val="FF0000"/>
-                <w:sz w:val="24"/>
-                <w:szCs w:val="24"/>
-              </w:rPr>
-              <w:t>___________</w:t>
-            </w:r>
           </w:p>
         </w:tc>
       </w:tr>
-      <w:tr ns2:paraId="615685B2" ns2:textId="77777777">
+      <w:tr>
         <w:trPr>
           <w:trHeight w:val="665"/>
         </w:trPr>
@@ -5570,7 +5556,7 @@
             <w:noWrap/>
             <w:vAlign w:val="center"/>
           </w:tcPr>
-          <w:p ns2:paraId="77CA3C94" ns2:textId="77777777">
+          <w:p>
             <w:pPr>
               <w:spacing w:before="20" w:after="20" w:line="264" w:lineRule="auto"/>
               <w:ind w:hanging="2"/>
@@ -5595,7 +5581,7 @@
             <w:shd w:val="clear" w:color="auto" w:fill="FFFFFF"/>
             <w:vAlign w:val="center"/>
           </w:tcPr>
-          <w:p ns2:paraId="2482E1EB" ns2:textId="77777777">
+          <w:p>
             <w:pPr>
               <w:spacing w:before="20" w:after="20" w:line="264" w:lineRule="auto"/>
               <w:ind w:hanging="2"/>
@@ -5619,7 +5605,7 @@
             </w:tcBorders>
             <w:shd w:val="clear" w:color="auto" w:fill="FFFFFF"/>
           </w:tcPr>
-          <w:p ns2:paraId="4C21BA6E" ns2:textId="77777777">
+          <w:p>
             <w:pPr>
               <w:spacing w:before="20" w:after="20" w:line="264" w:lineRule="auto"/>
               <w:ind w:hanging="2"/>
@@ -5634,7 +5620,7 @@
         </w:tc>
         <w:tc>
           <w:tcPr>
-            <w:tcW w:w="336" w:type="pct"/>
+            <w:tcW w:w="337" w:type="pct"/>
             <w:tcBorders>
               <w:top w:val="single" w:sz="4" w:space="0" w:color="auto"/>
               <w:left w:val="single" w:sz="4" w:space="0" w:color="auto"/>
@@ -5645,7 +5631,7 @@
             <w:noWrap/>
             <w:vAlign w:val="center"/>
           </w:tcPr>
-          <w:p ns2:paraId="44F9E16E" ns2:textId="77777777">
+          <w:p>
             <w:pPr>
               <w:spacing w:before="20" w:after="20" w:line="264" w:lineRule="auto"/>
               <w:ind w:hanging="2"/>
@@ -5660,7 +5646,7 @@
         </w:tc>
         <w:tc>
           <w:tcPr>
-            <w:tcW w:w="481" w:type="pct"/>
+            <w:tcW w:w="480" w:type="pct"/>
             <w:tcBorders>
               <w:top w:val="single" w:sz="4" w:space="0" w:color="auto"/>
               <w:left w:val="single" w:sz="4" w:space="0" w:color="auto"/>
@@ -5670,7 +5656,7 @@
             <w:shd w:val="clear" w:color="auto" w:fill="FFFFFF"/>
             <w:vAlign w:val="center"/>
           </w:tcPr>
-          <w:p ns2:paraId="414A2023" ns2:textId="77777777">
+          <w:p>
             <w:pPr>
               <w:spacing w:before="20" w:after="20" w:line="264" w:lineRule="auto"/>
               <w:ind w:hanging="2"/>
@@ -5695,7 +5681,7 @@
             <w:shd w:val="clear" w:color="auto" w:fill="FFFFFF"/>
             <w:vAlign w:val="center"/>
           </w:tcPr>
-          <w:p ns2:paraId="53BFBD20" ns2:textId="77777777">
+          <w:p>
             <w:pPr>
               <w:spacing w:before="20" w:after="20" w:line="264" w:lineRule="auto"/>
               <w:ind w:hanging="2"/>
@@ -5721,7 +5707,7 @@
             <w:noWrap/>
             <w:vAlign w:val="center"/>
           </w:tcPr>
-          <w:p ns2:paraId="7DC7495E" ns2:textId="77777777">
+          <w:p>
             <w:pPr>
               <w:spacing w:before="20" w:after="20" w:line="264" w:lineRule="auto"/>
               <w:ind w:hanging="2"/>
@@ -5735,9 +5721,9 @@
           </w:p>
         </w:tc>
       </w:tr>
-      <w:tr ns2:paraId="03CFD7F2" ns2:textId="77777777">
+      <w:tr>
         <w:trPr>
-          <w:trHeight w:val="516"/>
+          <w:trHeight w:val="518"/>
         </w:trPr>
         <w:tc>
           <w:tcPr>
@@ -5752,7 +5738,7 @@
             <w:noWrap/>
             <w:vAlign w:val="center"/>
           </w:tcPr>
-          <w:p ns2:paraId="4F53E2E4" ns2:textId="77777777">
+          <w:p>
             <w:pPr>
               <w:spacing w:before="20" w:after="20" w:line="264" w:lineRule="auto"/>
               <w:ind w:hanging="2"/>
@@ -5778,7 +5764,7 @@
             <w:shd w:val="clear" w:color="auto" w:fill="FFFFFF"/>
             <w:vAlign w:val="center"/>
           </w:tcPr>
-          <w:p ns2:paraId="60342DE0" ns2:textId="77777777">
+          <w:p>
             <w:pPr>
               <w:spacing w:before="20" w:after="20" w:line="264" w:lineRule="auto"/>
               <w:ind w:hanging="2"/>
@@ -5816,7 +5802,7 @@
             <w:noWrap/>
             <w:vAlign w:val="center"/>
           </w:tcPr>
-          <w:p ns2:paraId="4CD0DD8A" ns2:textId="77777777">
+          <w:p>
             <w:pPr>
               <w:spacing w:before="20" w:after="20" w:line="264" w:lineRule="auto"/>
               <w:ind w:hanging="2"/>
@@ -5838,9 +5824,9 @@
           </w:p>
         </w:tc>
       </w:tr>
-      <w:tr ns2:paraId="17A2ED36" ns2:textId="77777777">
+      <w:tr>
         <w:trPr>
-          <w:trHeight w:val="552"/>
+          <w:trHeight w:val="554"/>
         </w:trPr>
         <w:tc>
           <w:tcPr>
@@ -5856,7 +5842,7 @@
             <w:noWrap/>
             <w:vAlign w:val="center"/>
           </w:tcPr>
-          <w:p ns2:paraId="579C061A" ns2:textId="77777777">
+          <w:p>
             <w:pPr>
               <w:spacing w:before="20" w:after="20" w:line="264" w:lineRule="auto"/>
               <w:ind w:hanging="2"/>
@@ -5882,8 +5868,9 @@
           </w:p>
         </w:tc>
       </w:tr>
+      <w:bookmarkEnd w:id="3"/>
     </w:tbl>
-    <w:p ns2:paraId="31798607" ns2:textId="6DAAFAAE">
+    <w:p>
       <w:pPr>
         <w:tabs>
           <w:tab w:val="left" w:pos="3885"/>
@@ -5898,164 +5885,22 @@
         </w:rPr>
       </w:pPr>
     </w:p>
-    <w:tbl>
-      <w:tblPr>
-        <w:tblW w:w="13049" w:type="dxa"/>
-        <w:jc w:val="center"/>
-        <w:tblLook w:val="01E0" w:firstRow="1" w:lastRow="1" w:firstColumn="1" w:lastColumn="1" w:noHBand="0" w:noVBand="0"/>
-      </w:tblPr>
-      <w:tblGrid>
-        <w:gridCol w:w="6610"/>
-        <w:gridCol w:w="6439"/>
-      </w:tblGrid>
-      <w:tr ns2:paraId="372BBC17" ns2:textId="77777777">
-        <w:trPr>
-          <w:jc w:val="center"/>
-        </w:trPr>
-        <w:tc>
-          <w:tcPr>
-            <w:tcW w:w="6610" w:type="dxa"/>
-          </w:tcPr>
-          <w:p ns2:paraId="13946B2E" ns2:textId="77777777">
-            <w:pPr>
-              <w:pStyle w:val="BodyText"/>
-              <w:widowControl w:val="0"/>
-              <w:tabs>
-                <w:tab w:val="left" w:pos="9072"/>
-              </w:tabs>
-              <w:spacing w:before="60" w:after="60"/>
-              <w:ind w:right="-74"/>
-              <w:jc w:val="center"/>
-              <w:rPr>
-                <w:b/>
-                <w:bCs/>
-                <w:lang w:val="fr-FR"/>
-              </w:rPr>
-            </w:pPr>
-            <w:r>
-              <w:rPr>
-                <w:b/>
-                <w:bCs/>
-                <w:lang w:val="fr-FR"/>
-              </w:rPr>
-              <w:t>ĐẠI DIỆN HỢP PHÁP CỦA NHÀ THẦU</w:t>
-            </w:r>
-          </w:p>
-          <w:p ns2:paraId="3FE075EA" ns2:textId="77777777">
-            <w:pPr>
-              <w:pStyle w:val="BodyText"/>
-              <w:widowControl w:val="0"/>
-              <w:tabs>
-                <w:tab w:val="left" w:pos="9072"/>
-              </w:tabs>
-              <w:spacing w:before="60" w:after="60"/>
-              <w:ind w:right="-74"/>
-              <w:jc w:val="center"/>
-              <w:rPr>
-                <w:b/>
-                <w:lang w:val="nl-NL"/>
-              </w:rPr>
-            </w:pPr>
-            <w:r>
-              <w:rPr>
-                <w:i/>
-                <w:iCs/>
-                <w:lang w:val="fr-FR"/>
-              </w:rPr>
-              <w:t>[</w:t>
-            </w:r>
-            <w:r>
-              <w:rPr>
-                <w:i/>
-                <w:lang w:val="fr-FR"/>
-              </w:rPr>
-              <w:t>ghi tên, chức danh, ký tên và</w:t>
-            </w:r>
-            <w:r>
-              <w:rPr>
-                <w:i/>
-                <w:lang w:val="nl-NL"/>
-              </w:rPr>
-              <w:t xml:space="preserve"> đóng dấu</w:t>
-            </w:r>
-            <w:r>
-              <w:rPr>
-                <w:i/>
-                <w:iCs/>
-                <w:lang w:val="nl-NL"/>
-              </w:rPr>
-              <w:t>]</w:t>
-            </w:r>
-          </w:p>
-        </w:tc>
-        <w:tc>
-          <w:tcPr>
-            <w:tcW w:w="6439" w:type="dxa"/>
-          </w:tcPr>
-          <w:p ns2:paraId="2118604F" ns2:textId="77777777">
-            <w:pPr>
-              <w:pStyle w:val="BodyText"/>
-              <w:widowControl w:val="0"/>
-              <w:tabs>
-                <w:tab w:val="left" w:pos="9072"/>
-              </w:tabs>
-              <w:spacing w:before="60" w:after="60"/>
-              <w:ind w:right="-74"/>
-              <w:jc w:val="center"/>
-              <w:rPr>
-                <w:b/>
-                <w:bCs/>
-                <w:lang w:val="nl-NL"/>
-              </w:rPr>
-            </w:pPr>
-            <w:r>
-              <w:rPr>
-                <w:b/>
-                <w:bCs/>
-                <w:lang w:val="nl-NL"/>
-              </w:rPr>
-              <w:t>ĐẠI DIỆN HỢP PHÁP CỦA CHỦ ĐẦU TƯ</w:t>
-            </w:r>
-          </w:p>
-          <w:p ns2:paraId="3F33896C" ns2:textId="77777777">
-            <w:pPr>
-              <w:pStyle w:val="BodyText"/>
-              <w:widowControl w:val="0"/>
-              <w:tabs>
-                <w:tab w:val="left" w:pos="9072"/>
-              </w:tabs>
-              <w:spacing w:before="60" w:after="60"/>
-              <w:ind w:right="-74"/>
-              <w:jc w:val="center"/>
-              <w:rPr>
-                <w:b/>
-                <w:lang w:val="nl-NL"/>
-              </w:rPr>
-            </w:pPr>
-            <w:r>
-              <w:rPr>
-                <w:i/>
-                <w:iCs/>
-                <w:lang w:val="nl-NL"/>
-              </w:rPr>
-              <w:t>[ghi tên, chức danh, ký tên và đóng dấu]</w:t>
-            </w:r>
-          </w:p>
-        </w:tc>
-      </w:tr>
-    </w:tbl>
-    <w:p ns2:paraId="18CF8EEE" ns2:textId="00BBB18A">
-      <w:pPr>
-        <w:rPr>
-          <w:i/>
-          <w:iCs/>
-          <w:sz w:val="26"/>
-          <w:szCs w:val="26"/>
-          <w:lang w:val="x-none" w:eastAsia="x-none"/>
-        </w:rPr>
-      </w:pPr>
-    </w:p>
-    <w:p ns2:paraId="602DF912" ns2:textId="77777777">
+    <w:p>
+      <w:pPr>
+        <w:pStyle w:val="BodyText"/>
+        <w:tabs>
+          <w:tab w:val="left" w:pos="9072"/>
+        </w:tabs>
+        <w:spacing w:before="120" w:after="120"/>
+        <w:jc w:val="right"/>
+        <w:rPr>
+          <w:b/>
+          <w:sz w:val="28"/>
+          <w:lang w:val="nl-NL"/>
+        </w:rPr>
+      </w:pPr>
+    </w:p>
+    <w:p>
       <w:pPr>
         <w:pStyle w:val="BodyText"/>
         <w:tabs>
@@ -6080,8 +5925,72 @@
 </w:document>
 </file>
 
-<file path=./word/endnotes.xml><?xml version="1.0" encoding="utf-8"?>
-<w:endnotes xmlns:wpc="http://schemas.microsoft.com/office/word/2010/wordprocessingCanvas" xmlns:cx="http://schemas.microsoft.com/office/drawing/2014/chartex" xmlns:cx1="http://schemas.microsoft.com/office/drawing/2015/9/8/chartex" xmlns:cx2="http://schemas.microsoft.com/office/drawing/2015/10/21/chartex" xmlns:cx3="http://schemas.microsoft.com/office/drawing/2016/5/9/chartex" xmlns:cx4="http://schemas.microsoft.com/office/drawing/2016/5/10/chartex" xmlns:cx5="http://schemas.microsoft.com/office/drawing/2016/5/11/chartex" xmlns:cx6="http://schemas.microsoft.com/office/drawing/2016/5/12/chartex" xmlns:cx7="http://schemas.microsoft.com/office/drawing/2016/5/13/chartex" xmlns:cx8="http://schemas.microsoft.com/office/drawing/2016/5/14/chartex" xmlns:mc="http://schemas.openxmlformats.org/markup-compatibility/2006" xmlns:aink="http://schemas.microsoft.com/office/drawing/2016/ink" xmlns:am3d="http://schemas.microsoft.com/office/drawing/2017/model3d" xmlns:o="urn:schemas-microsoft-com:office:office" xmlns:oel="http://schemas.microsoft.com/office/2019/extlst" xmlns:r="http://schemas.openxmlformats.org/officeDocument/2006/relationships" xmlns:m="http://schemas.openxmlformats.org/officeDocument/2006/math" xmlns:v="urn:schemas-microsoft-com:vml" xmlns:wp14="http://schemas.microsoft.com/office/word/2010/wordprocessingDrawing" xmlns:wp="http://schemas.openxmlformats.org/drawingml/2006/wordprocessingDrawing" xmlns:w10="urn:schemas-microsoft-com:office:word" xmlns:w="http://schemas.openxmlformats.org/wordprocessingml/2006/main" xmlns:w14="http://schemas.microsoft.com/office/word/2010/wordml" xmlns:w15="http://schemas.microsoft.com/office/word/2012/wordml" xmlns:w16cex="http://schemas.microsoft.com/office/word/2018/wordml/cex" xmlns:w16="http://schemas.microsoft.com/office/word/2018/wordml" xmlns:w16du="http://schemas.microsoft.com/office/word/2023/wordml/word16du" xmlns:w16sdtdh="http://schemas.microsoft.com/office/word/2020/wordml/sdtdatahash" xmlns:w16se="http://schemas.microsoft.com/office/word/2015/wordml/symex" xmlns:wpg="http://schemas.microsoft.com/office/word/2010/wordprocessingGroup" xmlns:wpi="http://schemas.microsoft.com/office/word/2010/wordprocessingInk" xmlns:wne="http://schemas.microsoft.com/office/word/2006/wordml" xmlns:wps="http://schemas.microsoft.com/office/word/2010/wordprocessingShape">
+<file path=word/comments.xml><?xml version="1.0" encoding="utf-8"?>
+<w:comments xmlns:wpc="http://schemas.microsoft.com/office/word/2010/wordprocessingCanvas" xmlns:cx="http://schemas.microsoft.com/office/drawing/2014/chartex" xmlns:cx1="http://schemas.microsoft.com/office/drawing/2015/9/8/chartex" xmlns:cx2="http://schemas.microsoft.com/office/drawing/2015/10/21/chartex" xmlns:cx3="http://schemas.microsoft.com/office/drawing/2016/5/9/chartex" xmlns:cx4="http://schemas.microsoft.com/office/drawing/2016/5/10/chartex" xmlns:cx5="http://schemas.microsoft.com/office/drawing/2016/5/11/chartex" xmlns:cx6="http://schemas.microsoft.com/office/drawing/2016/5/12/chartex" xmlns:cx7="http://schemas.microsoft.com/office/drawing/2016/5/13/chartex" xmlns:cx8="http://schemas.microsoft.com/office/drawing/2016/5/14/chartex" xmlns:mc="http://schemas.openxmlformats.org/markup-compatibility/2006" xmlns:aink="http://schemas.microsoft.com/office/drawing/2016/ink" xmlns:am3d="http://schemas.microsoft.com/office/drawing/2017/model3d" xmlns:o="urn:schemas-microsoft-com:office:office" xmlns:oel="http://schemas.microsoft.com/office/2019/extlst" xmlns:r="http://schemas.openxmlformats.org/officeDocument/2006/relationships" xmlns:m="http://schemas.openxmlformats.org/officeDocument/2006/math" xmlns:v="urn:schemas-microsoft-com:vml" xmlns:wp14="http://schemas.microsoft.com/office/word/2010/wordprocessingDrawing" xmlns:wp="http://schemas.openxmlformats.org/drawingml/2006/wordprocessingDrawing" xmlns:w10="urn:schemas-microsoft-com:office:word" xmlns:w="http://schemas.openxmlformats.org/wordprocessingml/2006/main" xmlns:w14="http://schemas.microsoft.com/office/word/2010/wordml" xmlns:w15="http://schemas.microsoft.com/office/word/2012/wordml" xmlns:w16cex="http://schemas.microsoft.com/office/word/2018/wordml/cex" xmlns:w16cid="http://schemas.microsoft.com/office/word/2016/wordml/cid" xmlns:w16="http://schemas.microsoft.com/office/word/2018/wordml" xmlns:w16du="http://schemas.microsoft.com/office/word/2023/wordml/word16du" xmlns:w16sdtdh="http://schemas.microsoft.com/office/word/2020/wordml/sdtdatahash" xmlns:w16se="http://schemas.microsoft.com/office/word/2015/wordml/symex" xmlns:wpg="http://schemas.microsoft.com/office/word/2010/wordprocessingGroup" xmlns:wpi="http://schemas.microsoft.com/office/word/2010/wordprocessingInk" xmlns:wne="http://schemas.microsoft.com/office/word/2006/wordml" xmlns:wps="http://schemas.microsoft.com/office/word/2010/wordprocessingShape">
+  <w:comment w:id="1" w:author="Dương KTDA" w:date="2026-03-12T08:45:00Z" w:initials="DK">
+    <w:p>
+      <w:pPr>
+        <w:pStyle w:val="CommentText"/>
+      </w:pPr>
+      <w:r>
+        <w:rPr>
+          <w:rStyle w:val="CommentReference"/>
+        </w:rPr>
+        <w:annotationRef/>
+      </w:r>
+      <w:r>
+        <w:rPr>
+          <w:rFonts w:cs="Times New Roman"/>
+        </w:rPr>
+        <w:t>Thời gian thực hiện gói thầu tính từ ngày hợp đồng có hiệu lực đến khi 2 bên kí biên bản nghiệm thu</w:t>
+      </w:r>
+    </w:p>
+  </w:comment>
+  <w:comment w:id="2" w:author="Dương KTDA" w:date="2026-03-12T08:46:00Z" w:initials="DK">
+    <w:p>
+      <w:pPr>
+        <w:pStyle w:val="CommentText"/>
+      </w:pPr>
+      <w:r>
+        <w:rPr>
+          <w:rStyle w:val="CommentReference"/>
+        </w:rPr>
+        <w:annotationRef/>
+      </w:r>
+      <w:r>
+        <w:t>Thời gian thực hiện HĐ = Thời gian thực hiện gói thầu + Thời hạn thanh toán</w:t>
+      </w:r>
+      <w:r>
+        <w:t xml:space="preserve"> (được nêu tại Điểm b, Khoản 2, Điều 5 hợp đồng này)</w:t>
+      </w:r>
+    </w:p>
+  </w:comment>
+</w:comments>
+</file>
+
+<file path=word/commentsExtended.xml><?xml version="1.0" encoding="utf-8"?>
+<w15:commentsEx xmlns:wpc="http://schemas.microsoft.com/office/word/2010/wordprocessingCanvas" xmlns:cx="http://schemas.microsoft.com/office/drawing/2014/chartex" xmlns:cx1="http://schemas.microsoft.com/office/drawing/2015/9/8/chartex" xmlns:cx2="http://schemas.microsoft.com/office/drawing/2015/10/21/chartex" xmlns:cx3="http://schemas.microsoft.com/office/drawing/2016/5/9/chartex" xmlns:cx4="http://schemas.microsoft.com/office/drawing/2016/5/10/chartex" xmlns:cx5="http://schemas.microsoft.com/office/drawing/2016/5/11/chartex" xmlns:cx6="http://schemas.microsoft.com/office/drawing/2016/5/12/chartex" xmlns:cx7="http://schemas.microsoft.com/office/drawing/2016/5/13/chartex" xmlns:cx8="http://schemas.microsoft.com/office/drawing/2016/5/14/chartex" xmlns:mc="http://schemas.openxmlformats.org/markup-compatibility/2006" xmlns:aink="http://schemas.microsoft.com/office/drawing/2016/ink" xmlns:am3d="http://schemas.microsoft.com/office/drawing/2017/model3d" xmlns:o="urn:schemas-microsoft-com:office:office" xmlns:oel="http://schemas.microsoft.com/office/2019/extlst" xmlns:r="http://schemas.openxmlformats.org/officeDocument/2006/relationships" xmlns:m="http://schemas.openxmlformats.org/officeDocument/2006/math" xmlns:v="urn:schemas-microsoft-com:vml" xmlns:wp14="http://schemas.microsoft.com/office/word/2010/wordprocessingDrawing" xmlns:wp="http://schemas.openxmlformats.org/drawingml/2006/wordprocessingDrawing" xmlns:w10="urn:schemas-microsoft-com:office:word" xmlns:w="http://schemas.openxmlformats.org/wordprocessingml/2006/main" xmlns:w14="http://schemas.microsoft.com/office/word/2010/wordml" xmlns:w15="http://schemas.microsoft.com/office/word/2012/wordml" xmlns:w16cex="http://schemas.microsoft.com/office/word/2018/wordml/cex" xmlns:w16cid="http://schemas.microsoft.com/office/word/2016/wordml/cid" xmlns:w16="http://schemas.microsoft.com/office/word/2018/wordml" xmlns:w16du="http://schemas.microsoft.com/office/word/2023/wordml/word16du" xmlns:w16sdtdh="http://schemas.microsoft.com/office/word/2020/wordml/sdtdatahash" xmlns:w16se="http://schemas.microsoft.com/office/word/2015/wordml/symex" xmlns:wpg="http://schemas.microsoft.com/office/word/2010/wordprocessingGroup" xmlns:wpi="http://schemas.microsoft.com/office/word/2010/wordprocessingInk" xmlns:wne="http://schemas.microsoft.com/office/word/2006/wordml" xmlns:wps="http://schemas.microsoft.com/office/word/2010/wordprocessingShape">
+  <w15:commentEx w15:paraId="142E53DE" w15:done="0"/>
+  <w15:commentEx w15:paraId="1111FE82" w15:done="0"/>
+</w15:commentsEx>
+</file>
+
+<file path=word/commentsExtensible.xml><?xml version="1.0" encoding="utf-8"?>
+<w16cex:commentsExtensible xmlns:wpc="http://schemas.microsoft.com/office/word/2010/wordprocessingCanvas" xmlns:cx="http://schemas.microsoft.com/office/drawing/2014/chartex" xmlns:cx1="http://schemas.microsoft.com/office/drawing/2015/9/8/chartex" xmlns:cx2="http://schemas.microsoft.com/office/drawing/2015/10/21/chartex" xmlns:cx3="http://schemas.microsoft.com/office/drawing/2016/5/9/chartex" xmlns:cx4="http://schemas.microsoft.com/office/drawing/2016/5/10/chartex" xmlns:cx5="http://schemas.microsoft.com/office/drawing/2016/5/11/chartex" xmlns:cx6="http://schemas.microsoft.com/office/drawing/2016/5/12/chartex" xmlns:cx7="http://schemas.microsoft.com/office/drawing/2016/5/13/chartex" xmlns:cx8="http://schemas.microsoft.com/office/drawing/2016/5/14/chartex" xmlns:cr="http://schemas.microsoft.com/office/comments/2020/reactions" xmlns:mc="http://schemas.openxmlformats.org/markup-compatibility/2006" xmlns:aink="http://schemas.microsoft.com/office/drawing/2016/ink" xmlns:am3d="http://schemas.microsoft.com/office/drawing/2017/model3d" xmlns:o="urn:schemas-microsoft-com:office:office" xmlns:oel="http://schemas.microsoft.com/office/2019/extlst" xmlns:r="http://schemas.openxmlformats.org/officeDocument/2006/relationships" xmlns:m="http://schemas.openxmlformats.org/officeDocument/2006/math" xmlns:v="urn:schemas-microsoft-com:vml" xmlns:wp14="http://schemas.microsoft.com/office/word/2010/wordprocessingDrawing" xmlns:wp="http://schemas.openxmlformats.org/drawingml/2006/wordprocessingDrawing" xmlns:w10="urn:schemas-microsoft-com:office:word" xmlns:w="http://schemas.openxmlformats.org/wordprocessingml/2006/main" xmlns:w14="http://schemas.microsoft.com/office/word/2010/wordml" xmlns:w15="http://schemas.microsoft.com/office/word/2012/wordml" xmlns:w16cex="http://schemas.microsoft.com/office/word/2018/wordml/cex" xmlns:w16cid="http://schemas.microsoft.com/office/word/2016/wordml/cid" xmlns:w16="http://schemas.microsoft.com/office/word/2018/wordml" xmlns:w16du="http://schemas.microsoft.com/office/word/2023/wordml/word16du" xmlns:w16sdtdh="http://schemas.microsoft.com/office/word/2020/wordml/sdtdatahash" xmlns:w16se="http://schemas.microsoft.com/office/word/2015/wordml/symex" xmlns:wpg="http://schemas.microsoft.com/office/word/2010/wordprocessingGroup" xmlns:wpi="http://schemas.microsoft.com/office/word/2010/wordprocessingInk" xmlns:wne="http://schemas.microsoft.com/office/word/2006/wordml" xmlns:wps="http://schemas.microsoft.com/office/word/2010/wordprocessingShape">
+  <w16cex:commentExtensible w16cex:durableId="66BF0CFB" w16cex:dateUtc="2026-03-12T01:45:00Z"/>
+  <w16cex:commentExtensible w16cex:durableId="3A369AE4" w16cex:dateUtc="2026-03-12T01:46:00Z"/>
+</w16cex:commentsExtensible>
+</file>
+
+<file path=word/commentsIds.xml><?xml version="1.0" encoding="utf-8"?>
+<w16cid:commentsIds xmlns:wpc="http://schemas.microsoft.com/office/word/2010/wordprocessingCanvas" xmlns:cx="http://schemas.microsoft.com/office/drawing/2014/chartex" xmlns:cx1="http://schemas.microsoft.com/office/drawing/2015/9/8/chartex" xmlns:cx2="http://schemas.microsoft.com/office/drawing/2015/10/21/chartex" xmlns:cx3="http://schemas.microsoft.com/office/drawing/2016/5/9/chartex" xmlns:cx4="http://schemas.microsoft.com/office/drawing/2016/5/10/chartex" xmlns:cx5="http://schemas.microsoft.com/office/drawing/2016/5/11/chartex" xmlns:cx6="http://schemas.microsoft.com/office/drawing/2016/5/12/chartex" xmlns:cx7="http://schemas.microsoft.com/office/drawing/2016/5/13/chartex" xmlns:cx8="http://schemas.microsoft.com/office/drawing/2016/5/14/chartex" xmlns:mc="http://schemas.openxmlformats.org/markup-compatibility/2006" xmlns:aink="http://schemas.microsoft.com/office/drawing/2016/ink" xmlns:am3d="http://schemas.microsoft.com/office/drawing/2017/model3d" xmlns:o="urn:schemas-microsoft-com:office:office" xmlns:oel="http://schemas.microsoft.com/office/2019/extlst" xmlns:r="http://schemas.openxmlformats.org/officeDocument/2006/relationships" xmlns:m="http://schemas.openxmlformats.org/officeDocument/2006/math" xmlns:v="urn:schemas-microsoft-com:vml" xmlns:wp14="http://schemas.microsoft.com/office/word/2010/wordprocessingDrawing" xmlns:wp="http://schemas.openxmlformats.org/drawingml/2006/wordprocessingDrawing" xmlns:w10="urn:schemas-microsoft-com:office:word" xmlns:w="http://schemas.openxmlformats.org/wordprocessingml/2006/main" xmlns:w14="http://schemas.microsoft.com/office/word/2010/wordml" xmlns:w15="http://schemas.microsoft.com/office/word/2012/wordml" xmlns:w16cex="http://schemas.microsoft.com/office/word/2018/wordml/cex" xmlns:w16cid="http://schemas.microsoft.com/office/word/2016/wordml/cid" xmlns:w16="http://schemas.microsoft.com/office/word/2018/wordml" xmlns:w16du="http://schemas.microsoft.com/office/word/2023/wordml/word16du" xmlns:w16sdtdh="http://schemas.microsoft.com/office/word/2020/wordml/sdtdatahash" xmlns:w16se="http://schemas.microsoft.com/office/word/2015/wordml/symex" xmlns:wpg="http://schemas.microsoft.com/office/word/2010/wordprocessingGroup" xmlns:wpi="http://schemas.microsoft.com/office/word/2010/wordprocessingInk" xmlns:wne="http://schemas.microsoft.com/office/word/2006/wordml" xmlns:wps="http://schemas.microsoft.com/office/word/2010/wordprocessingShape">
+  <w16cid:commentId w16cid:paraId="142E53DE" w16cid:durableId="142E53DE"/>
+  <w16cid:commentId w16cid:paraId="1111FE82" w16cid:durableId="1111FE82"/>
+</w16cid:commentsIds>
+</file>
+
+<file path=word/endnotes.xml><?xml version="1.0" encoding="utf-8"?>
+<w:endnotes xmlns:wpc="http://schemas.microsoft.com/office/word/2010/wordprocessingCanvas" xmlns:cx="http://schemas.microsoft.com/office/drawing/2014/chartex" xmlns:cx1="http://schemas.microsoft.com/office/drawing/2015/9/8/chartex" xmlns:cx2="http://schemas.microsoft.com/office/drawing/2015/10/21/chartex" xmlns:cx3="http://schemas.microsoft.com/office/drawing/2016/5/9/chartex" xmlns:cx4="http://schemas.microsoft.com/office/drawing/2016/5/10/chartex" xmlns:cx5="http://schemas.microsoft.com/office/drawing/2016/5/11/chartex" xmlns:cx6="http://schemas.microsoft.com/office/drawing/2016/5/12/chartex" xmlns:cx7="http://schemas.microsoft.com/office/drawing/2016/5/13/chartex" xmlns:cx8="http://schemas.microsoft.com/office/drawing/2016/5/14/chartex" xmlns:mc="http://schemas.openxmlformats.org/markup-compatibility/2006" xmlns:aink="http://schemas.microsoft.com/office/drawing/2016/ink" xmlns:am3d="http://schemas.microsoft.com/office/drawing/2017/model3d" xmlns:o="urn:schemas-microsoft-com:office:office" xmlns:oel="http://schemas.microsoft.com/office/2019/extlst" xmlns:r="http://schemas.openxmlformats.org/officeDocument/2006/relationships" xmlns:m="http://schemas.openxmlformats.org/officeDocument/2006/math" xmlns:v="urn:schemas-microsoft-com:vml" xmlns:wp14="http://schemas.microsoft.com/office/word/2010/wordprocessingDrawing" xmlns:wp="http://schemas.openxmlformats.org/drawingml/2006/wordprocessingDrawing" xmlns:w10="urn:schemas-microsoft-com:office:word" xmlns:w="http://schemas.openxmlformats.org/wordprocessingml/2006/main" xmlns:w14="http://schemas.microsoft.com/office/word/2010/wordml" xmlns:w15="http://schemas.microsoft.com/office/word/2012/wordml" xmlns:w16cex="http://schemas.microsoft.com/office/word/2018/wordml/cex" xmlns:w16cid="http://schemas.microsoft.com/office/word/2016/wordml/cid" xmlns:w16="http://schemas.microsoft.com/office/word/2018/wordml" xmlns:w16du="http://schemas.microsoft.com/office/word/2023/wordml/word16du" xmlns:w16sdtdh="http://schemas.microsoft.com/office/word/2020/wordml/sdtdatahash" xmlns:w16se="http://schemas.microsoft.com/office/word/2015/wordml/symex" xmlns:wpg="http://schemas.microsoft.com/office/word/2010/wordprocessingGroup" xmlns:wpi="http://schemas.microsoft.com/office/word/2010/wordprocessingInk" xmlns:wne="http://schemas.microsoft.com/office/word/2006/wordml" xmlns:wps="http://schemas.microsoft.com/office/word/2010/wordprocessingShape">
   <w:endnote w:type="separator" w:id="-1">
     <w:p>
       <w:pPr>
@@ -6105,56 +6014,8 @@
 </w:endnotes>
 </file>
 
-<file path=./word/fontTable.xml><?xml version="1.0" encoding="utf-8"?>
-<w:fonts xmlns:mc="http://schemas.openxmlformats.org/markup-compatibility/2006" xmlns:r="http://schemas.openxmlformats.org/officeDocument/2006/relationships" xmlns:w="http://schemas.openxmlformats.org/wordprocessingml/2006/main" xmlns:w14="http://schemas.microsoft.com/office/word/2010/wordml" xmlns:w15="http://schemas.microsoft.com/office/word/2012/wordml" xmlns:w16cex="http://schemas.microsoft.com/office/word/2018/wordml/cex" xmlns:w16="http://schemas.microsoft.com/office/word/2018/wordml" xmlns:w16du="http://schemas.microsoft.com/office/word/2023/wordml/word16du" xmlns:w16sdtdh="http://schemas.microsoft.com/office/word/2020/wordml/sdtdatahash" xmlns:w16se="http://schemas.microsoft.com/office/word/2015/wordml/symex">
-  <w:font w:name="Times New Roman">
-    <w:panose1 w:val="02020603050405020304"/>
-    <w:family w:val="roman"/>
-    <w:pitch w:val="variable"/>
-    <w:sig w:usb0="E0002EFF" w:usb1="C000785B" w:usb2="00000009" w:usb3="00000000" w:csb0="000001FF" w:csb1="00000000"/>
-  </w:font>
-  <w:font w:name="Calibri">
-    <w:panose1 w:val="020F0502020204030204"/>
-    <w:family w:val="swiss"/>
-    <w:pitch w:val="variable"/>
-    <w:sig w:usb0="E4002EFF" w:usb1="C000247B" w:usb2="00000009" w:usb3="00000000" w:csb0="000001FF" w:csb1="00000000"/>
-  </w:font>
-  <w:font w:name="Cambria">
-    <w:panose1 w:val="02040503050406030204"/>
-    <w:family w:val="roman"/>
-    <w:pitch w:val="variable"/>
-    <w:sig w:usb0="E00006FF" w:usb1="420024FF" w:usb2="02000000" w:usb3="00000000" w:csb0="0000019F" w:csb1="00000000"/>
-  </w:font>
-  <w:font w:name=".VnTimeH">
-    <w:panose1 w:val="020B7200000000000000"/>
-    <w:family w:val="swiss"/>
-    <w:pitch w:val="variable"/>
-    <w:sig w:usb0="00000007" w:usb1="00000000" w:usb2="00000000" w:usb3="00000000" w:csb0="00000013" w:csb1="00000000"/>
-  </w:font>
-  <w:font w:name="TimesNewRomanPSMT">
-    <w:altName w:val="Times New Roman"/>
-    <w:panose1 w:val="00000000000000000000"/>
-    <w:family w:val="roman"/>
-    <w:notTrueType/>
-    <w:pitch w:val="default"/>
-  </w:font>
-  <w:font w:name="Tahoma">
-    <w:panose1 w:val="020B0604030504040204"/>
-    <w:family w:val="swiss"/>
-    <w:pitch w:val="variable"/>
-    <w:sig w:usb0="E1002EFF" w:usb1="C000605B" w:usb2="00000029" w:usb3="00000000" w:csb0="000101FF" w:csb1="00000000"/>
-  </w:font>
-  <w:font w:name="Arial Unicode MS">
-    <w:panose1 w:val="020B0604020202020204"/>
-    <w:family w:val="swiss"/>
-    <w:pitch w:val="variable"/>
-    <w:sig w:usb0="F7FFAFFF" w:usb1="E9DFFFFF" w:usb2="0000003F" w:usb3="00000000" w:csb0="003F01FF" w:csb1="00000000"/>
-  </w:font>
-</w:fonts>
-</file>
-
-<file path=./word/footnotes.xml><?xml version="1.0" encoding="utf-8"?>
-<w:footnotes xmlns:wpc="http://schemas.microsoft.com/office/word/2010/wordprocessingCanvas" xmlns:cx="http://schemas.microsoft.com/office/drawing/2014/chartex" xmlns:cx1="http://schemas.microsoft.com/office/drawing/2015/9/8/chartex" xmlns:cx2="http://schemas.microsoft.com/office/drawing/2015/10/21/chartex" xmlns:cx3="http://schemas.microsoft.com/office/drawing/2016/5/9/chartex" xmlns:cx4="http://schemas.microsoft.com/office/drawing/2016/5/10/chartex" xmlns:cx5="http://schemas.microsoft.com/office/drawing/2016/5/11/chartex" xmlns:cx6="http://schemas.microsoft.com/office/drawing/2016/5/12/chartex" xmlns:cx7="http://schemas.microsoft.com/office/drawing/2016/5/13/chartex" xmlns:cx8="http://schemas.microsoft.com/office/drawing/2016/5/14/chartex" xmlns:mc="http://schemas.openxmlformats.org/markup-compatibility/2006" xmlns:aink="http://schemas.microsoft.com/office/drawing/2016/ink" xmlns:am3d="http://schemas.microsoft.com/office/drawing/2017/model3d" xmlns:o="urn:schemas-microsoft-com:office:office" xmlns:oel="http://schemas.microsoft.com/office/2019/extlst" xmlns:r="http://schemas.openxmlformats.org/officeDocument/2006/relationships" xmlns:m="http://schemas.openxmlformats.org/officeDocument/2006/math" xmlns:v="urn:schemas-microsoft-com:vml" xmlns:wp14="http://schemas.microsoft.com/office/word/2010/wordprocessingDrawing" xmlns:wp="http://schemas.openxmlformats.org/drawingml/2006/wordprocessingDrawing" xmlns:w10="urn:schemas-microsoft-com:office:word" xmlns:w="http://schemas.openxmlformats.org/wordprocessingml/2006/main" xmlns:w14="http://schemas.microsoft.com/office/word/2010/wordml" xmlns:w15="http://schemas.microsoft.com/office/word/2012/wordml" xmlns:w16cex="http://schemas.microsoft.com/office/word/2018/wordml/cex" xmlns:w16="http://schemas.microsoft.com/office/word/2018/wordml" xmlns:w16du="http://schemas.microsoft.com/office/word/2023/wordml/word16du" xmlns:w16sdtdh="http://schemas.microsoft.com/office/word/2020/wordml/sdtdatahash" xmlns:w16se="http://schemas.microsoft.com/office/word/2015/wordml/symex" xmlns:wpg="http://schemas.microsoft.com/office/word/2010/wordprocessingGroup" xmlns:wpi="http://schemas.microsoft.com/office/word/2010/wordprocessingInk" xmlns:wne="http://schemas.microsoft.com/office/word/2006/wordml" xmlns:wps="http://schemas.microsoft.com/office/word/2010/wordprocessingShape">
+<file path=word/footnotes.xml><?xml version="1.0" encoding="utf-8"?>
+<w:footnotes xmlns:wpc="http://schemas.microsoft.com/office/word/2010/wordprocessingCanvas" xmlns:cx="http://schemas.microsoft.com/office/drawing/2014/chartex" xmlns:cx1="http://schemas.microsoft.com/office/drawing/2015/9/8/chartex" xmlns:cx2="http://schemas.microsoft.com/office/drawing/2015/10/21/chartex" xmlns:cx3="http://schemas.microsoft.com/office/drawing/2016/5/9/chartex" xmlns:cx4="http://schemas.microsoft.com/office/drawing/2016/5/10/chartex" xmlns:cx5="http://schemas.microsoft.com/office/drawing/2016/5/11/chartex" xmlns:cx6="http://schemas.microsoft.com/office/drawing/2016/5/12/chartex" xmlns:cx7="http://schemas.microsoft.com/office/drawing/2016/5/13/chartex" xmlns:cx8="http://schemas.microsoft.com/office/drawing/2016/5/14/chartex" xmlns:mc="http://schemas.openxmlformats.org/markup-compatibility/2006" xmlns:aink="http://schemas.microsoft.com/office/drawing/2016/ink" xmlns:am3d="http://schemas.microsoft.com/office/drawing/2017/model3d" xmlns:o="urn:schemas-microsoft-com:office:office" xmlns:oel="http://schemas.microsoft.com/office/2019/extlst" xmlns:r="http://schemas.openxmlformats.org/officeDocument/2006/relationships" xmlns:m="http://schemas.openxmlformats.org/officeDocument/2006/math" xmlns:v="urn:schemas-microsoft-com:vml" xmlns:wp14="http://schemas.microsoft.com/office/word/2010/wordprocessingDrawing" xmlns:wp="http://schemas.openxmlformats.org/drawingml/2006/wordprocessingDrawing" xmlns:w10="urn:schemas-microsoft-com:office:word" xmlns:w="http://schemas.openxmlformats.org/wordprocessingml/2006/main" xmlns:w14="http://schemas.microsoft.com/office/word/2010/wordml" xmlns:w15="http://schemas.microsoft.com/office/word/2012/wordml" xmlns:w16cex="http://schemas.microsoft.com/office/word/2018/wordml/cex" xmlns:w16cid="http://schemas.microsoft.com/office/word/2016/wordml/cid" xmlns:w16="http://schemas.microsoft.com/office/word/2018/wordml" xmlns:w16du="http://schemas.microsoft.com/office/word/2023/wordml/word16du" xmlns:w16sdtdh="http://schemas.microsoft.com/office/word/2020/wordml/sdtdatahash" xmlns:w16se="http://schemas.microsoft.com/office/word/2015/wordml/symex" xmlns:wpg="http://schemas.microsoft.com/office/word/2010/wordprocessingGroup" xmlns:wpi="http://schemas.microsoft.com/office/word/2010/wordprocessingInk" xmlns:wne="http://schemas.microsoft.com/office/word/2006/wordml" xmlns:wps="http://schemas.microsoft.com/office/word/2010/wordprocessingShape">
   <w:footnote w:type="separator" w:id="-1">
     <w:p>
       <w:pPr>
@@ -6178,8 +6039,8 @@
 </w:footnotes>
 </file>
 
-<file path=./word/header1.xml><?xml version="1.0" encoding="utf-8"?>
-<w:hdr xmlns:wpc="http://schemas.microsoft.com/office/word/2010/wordprocessingCanvas" xmlns:cx="http://schemas.microsoft.com/office/drawing/2014/chartex" xmlns:cx1="http://schemas.microsoft.com/office/drawing/2015/9/8/chartex" xmlns:cx2="http://schemas.microsoft.com/office/drawing/2015/10/21/chartex" xmlns:cx3="http://schemas.microsoft.com/office/drawing/2016/5/9/chartex" xmlns:cx4="http://schemas.microsoft.com/office/drawing/2016/5/10/chartex" xmlns:cx5="http://schemas.microsoft.com/office/drawing/2016/5/11/chartex" xmlns:cx6="http://schemas.microsoft.com/office/drawing/2016/5/12/chartex" xmlns:cx7="http://schemas.microsoft.com/office/drawing/2016/5/13/chartex" xmlns:cx8="http://schemas.microsoft.com/office/drawing/2016/5/14/chartex" xmlns:mc="http://schemas.openxmlformats.org/markup-compatibility/2006" xmlns:aink="http://schemas.microsoft.com/office/drawing/2016/ink" xmlns:am3d="http://schemas.microsoft.com/office/drawing/2017/model3d" xmlns:o="urn:schemas-microsoft-com:office:office" xmlns:oel="http://schemas.microsoft.com/office/2019/extlst" xmlns:r="http://schemas.openxmlformats.org/officeDocument/2006/relationships" xmlns:m="http://schemas.openxmlformats.org/officeDocument/2006/math" xmlns:v="urn:schemas-microsoft-com:vml" xmlns:wp14="http://schemas.microsoft.com/office/word/2010/wordprocessingDrawing" xmlns:wp="http://schemas.openxmlformats.org/drawingml/2006/wordprocessingDrawing" xmlns:w10="urn:schemas-microsoft-com:office:word" xmlns:w="http://schemas.openxmlformats.org/wordprocessingml/2006/main" xmlns:w14="http://schemas.microsoft.com/office/word/2010/wordml" xmlns:w15="http://schemas.microsoft.com/office/word/2012/wordml" xmlns:w16cex="http://schemas.microsoft.com/office/word/2018/wordml/cex" xmlns:w16="http://schemas.microsoft.com/office/word/2018/wordml" xmlns:w16du="http://schemas.microsoft.com/office/word/2023/wordml/word16du" xmlns:w16sdtdh="http://schemas.microsoft.com/office/word/2020/wordml/sdtdatahash" xmlns:w16se="http://schemas.microsoft.com/office/word/2015/wordml/symex" xmlns:wpg="http://schemas.microsoft.com/office/word/2010/wordprocessingGroup" xmlns:wpi="http://schemas.microsoft.com/office/word/2010/wordprocessingInk" xmlns:wne="http://schemas.microsoft.com/office/word/2006/wordml" xmlns:wps="http://schemas.microsoft.com/office/word/2010/wordprocessingShape">
+<file path=word/header1.xml><?xml version="1.0" encoding="utf-8"?>
+<w:hdr xmlns:wpc="http://schemas.microsoft.com/office/word/2010/wordprocessingCanvas" xmlns:cx="http://schemas.microsoft.com/office/drawing/2014/chartex" xmlns:cx1="http://schemas.microsoft.com/office/drawing/2015/9/8/chartex" xmlns:cx2="http://schemas.microsoft.com/office/drawing/2015/10/21/chartex" xmlns:cx3="http://schemas.microsoft.com/office/drawing/2016/5/9/chartex" xmlns:cx4="http://schemas.microsoft.com/office/drawing/2016/5/10/chartex" xmlns:cx5="http://schemas.microsoft.com/office/drawing/2016/5/11/chartex" xmlns:cx6="http://schemas.microsoft.com/office/drawing/2016/5/12/chartex" xmlns:cx7="http://schemas.microsoft.com/office/drawing/2016/5/13/chartex" xmlns:cx8="http://schemas.microsoft.com/office/drawing/2016/5/14/chartex" xmlns:mc="http://schemas.openxmlformats.org/markup-compatibility/2006" xmlns:aink="http://schemas.microsoft.com/office/drawing/2016/ink" xmlns:am3d="http://schemas.microsoft.com/office/drawing/2017/model3d" xmlns:o="urn:schemas-microsoft-com:office:office" xmlns:oel="http://schemas.microsoft.com/office/2019/extlst" xmlns:r="http://schemas.openxmlformats.org/officeDocument/2006/relationships" xmlns:m="http://schemas.openxmlformats.org/officeDocument/2006/math" xmlns:v="urn:schemas-microsoft-com:vml" xmlns:wp14="http://schemas.microsoft.com/office/word/2010/wordprocessingDrawing" xmlns:wp="http://schemas.openxmlformats.org/drawingml/2006/wordprocessingDrawing" xmlns:w10="urn:schemas-microsoft-com:office:word" xmlns:w="http://schemas.openxmlformats.org/wordprocessingml/2006/main" xmlns:w14="http://schemas.microsoft.com/office/word/2010/wordml" xmlns:w15="http://schemas.microsoft.com/office/word/2012/wordml" xmlns:w16cex="http://schemas.microsoft.com/office/word/2018/wordml/cex" xmlns:w16cid="http://schemas.microsoft.com/office/word/2016/wordml/cid" xmlns:w16="http://schemas.microsoft.com/office/word/2018/wordml" xmlns:w16du="http://schemas.microsoft.com/office/word/2023/wordml/word16du" xmlns:w16sdtdh="http://schemas.microsoft.com/office/word/2020/wordml/sdtdatahash" xmlns:w16se="http://schemas.microsoft.com/office/word/2015/wordml/symex" xmlns:wpg="http://schemas.microsoft.com/office/word/2010/wordprocessingGroup" xmlns:wpi="http://schemas.microsoft.com/office/word/2010/wordprocessingInk" xmlns:wne="http://schemas.microsoft.com/office/word/2006/wordml" xmlns:wps="http://schemas.microsoft.com/office/word/2010/wordprocessingShape">
   <w:p>
     <w:pPr>
       <w:pStyle w:val="Header"/>
@@ -6188,336 +6049,16 @@
 </w:hdr>
 </file>
 
-<file path=./word/people.xml><?xml version="1.0" encoding="utf-8"?>
-<w15:people xmlns:wpc="http://schemas.microsoft.com/office/word/2010/wordprocessingCanvas" xmlns:cx="http://schemas.microsoft.com/office/drawing/2014/chartex" xmlns:cx1="http://schemas.microsoft.com/office/drawing/2015/9/8/chartex" xmlns:cx2="http://schemas.microsoft.com/office/drawing/2015/10/21/chartex" xmlns:cx3="http://schemas.microsoft.com/office/drawing/2016/5/9/chartex" xmlns:cx4="http://schemas.microsoft.com/office/drawing/2016/5/10/chartex" xmlns:cx5="http://schemas.microsoft.com/office/drawing/2016/5/11/chartex" xmlns:cx6="http://schemas.microsoft.com/office/drawing/2016/5/12/chartex" xmlns:cx7="http://schemas.microsoft.com/office/drawing/2016/5/13/chartex" xmlns:cx8="http://schemas.microsoft.com/office/drawing/2016/5/14/chartex" xmlns:mc="http://schemas.openxmlformats.org/markup-compatibility/2006" xmlns:aink="http://schemas.microsoft.com/office/drawing/2016/ink" xmlns:am3d="http://schemas.microsoft.com/office/drawing/2017/model3d" xmlns:o="urn:schemas-microsoft-com:office:office" xmlns:oel="http://schemas.microsoft.com/office/2019/extlst" xmlns:r="http://schemas.openxmlformats.org/officeDocument/2006/relationships" xmlns:m="http://schemas.openxmlformats.org/officeDocument/2006/math" xmlns:v="urn:schemas-microsoft-com:vml" xmlns:wp14="http://schemas.microsoft.com/office/word/2010/wordprocessingDrawing" xmlns:wp="http://schemas.openxmlformats.org/drawingml/2006/wordprocessingDrawing" xmlns:w10="urn:schemas-microsoft-com:office:word" xmlns:w="http://schemas.openxmlformats.org/wordprocessingml/2006/main" xmlns:w14="http://schemas.microsoft.com/office/word/2010/wordml" xmlns:w15="http://schemas.microsoft.com/office/word/2012/wordml" xmlns:w16cex="http://schemas.microsoft.com/office/word/2018/wordml/cex" xmlns:w16="http://schemas.microsoft.com/office/word/2018/wordml" xmlns:w16du="http://schemas.microsoft.com/office/word/2023/wordml/word16du" xmlns:w16sdtdh="http://schemas.microsoft.com/office/word/2020/wordml/sdtdatahash" xmlns:w16se="http://schemas.microsoft.com/office/word/2015/wordml/symex" xmlns:wpg="http://schemas.microsoft.com/office/word/2010/wordprocessingGroup" xmlns:wpi="http://schemas.microsoft.com/office/word/2010/wordprocessingInk" xmlns:wne="http://schemas.microsoft.com/office/word/2006/wordml" xmlns:wps="http://schemas.microsoft.com/office/word/2010/wordprocessingShape">
+<file path=word/people.xml><?xml version="1.0" encoding="utf-8"?>
+<w15:people xmlns:wpc="http://schemas.microsoft.com/office/word/2010/wordprocessingCanvas" xmlns:cx="http://schemas.microsoft.com/office/drawing/2014/chartex" xmlns:cx1="http://schemas.microsoft.com/office/drawing/2015/9/8/chartex" xmlns:cx2="http://schemas.microsoft.com/office/drawing/2015/10/21/chartex" xmlns:cx3="http://schemas.microsoft.com/office/drawing/2016/5/9/chartex" xmlns:cx4="http://schemas.microsoft.com/office/drawing/2016/5/10/chartex" xmlns:cx5="http://schemas.microsoft.com/office/drawing/2016/5/11/chartex" xmlns:cx6="http://schemas.microsoft.com/office/drawing/2016/5/12/chartex" xmlns:cx7="http://schemas.microsoft.com/office/drawing/2016/5/13/chartex" xmlns:cx8="http://schemas.microsoft.com/office/drawing/2016/5/14/chartex" xmlns:mc="http://schemas.openxmlformats.org/markup-compatibility/2006" xmlns:aink="http://schemas.microsoft.com/office/drawing/2016/ink" xmlns:am3d="http://schemas.microsoft.com/office/drawing/2017/model3d" xmlns:o="urn:schemas-microsoft-com:office:office" xmlns:oel="http://schemas.microsoft.com/office/2019/extlst" xmlns:r="http://schemas.openxmlformats.org/officeDocument/2006/relationships" xmlns:m="http://schemas.openxmlformats.org/officeDocument/2006/math" xmlns:v="urn:schemas-microsoft-com:vml" xmlns:wp14="http://schemas.microsoft.com/office/word/2010/wordprocessingDrawing" xmlns:wp="http://schemas.openxmlformats.org/drawingml/2006/wordprocessingDrawing" xmlns:w10="urn:schemas-microsoft-com:office:word" xmlns:w="http://schemas.openxmlformats.org/wordprocessingml/2006/main" xmlns:w14="http://schemas.microsoft.com/office/word/2010/wordml" xmlns:w15="http://schemas.microsoft.com/office/word/2012/wordml" xmlns:w16cex="http://schemas.microsoft.com/office/word/2018/wordml/cex" xmlns:w16cid="http://schemas.microsoft.com/office/word/2016/wordml/cid" xmlns:w16="http://schemas.microsoft.com/office/word/2018/wordml" xmlns:w16du="http://schemas.microsoft.com/office/word/2023/wordml/word16du" xmlns:w16sdtdh="http://schemas.microsoft.com/office/word/2020/wordml/sdtdatahash" xmlns:w16se="http://schemas.microsoft.com/office/word/2015/wordml/symex" xmlns:wpg="http://schemas.microsoft.com/office/word/2010/wordprocessingGroup" xmlns:wpi="http://schemas.microsoft.com/office/word/2010/wordprocessingInk" xmlns:wne="http://schemas.microsoft.com/office/word/2006/wordml" xmlns:wps="http://schemas.microsoft.com/office/word/2010/wordprocessingShape">
   <w15:person w15:author="Dương KTDA">
     <w15:presenceInfo w15:providerId="None" w15:userId="Dương KTDA"/>
   </w15:person>
 </w15:people>
 </file>
 
-<file path=./word/settings.xml><?xml version="1.0" encoding="utf-8"?>
-<w:settings xmlns:mc="http://schemas.openxmlformats.org/markup-compatibility/2006" xmlns:o="urn:schemas-microsoft-com:office:office" xmlns:r="http://schemas.openxmlformats.org/officeDocument/2006/relationships" xmlns:m="http://schemas.openxmlformats.org/officeDocument/2006/math" xmlns:v="urn:schemas-microsoft-com:vml" xmlns:w10="urn:schemas-microsoft-com:office:word" xmlns:w="http://schemas.openxmlformats.org/wordprocessingml/2006/main" xmlns:w14="http://schemas.microsoft.com/office/word/2010/wordml" xmlns:w15="http://schemas.microsoft.com/office/word/2012/wordml" xmlns:w16cex="http://schemas.microsoft.com/office/word/2018/wordml/cex" xmlns:w16="http://schemas.microsoft.com/office/word/2018/wordml" xmlns:w16du="http://schemas.microsoft.com/office/word/2023/wordml/word16du" xmlns:w16sdtdh="http://schemas.microsoft.com/office/word/2020/wordml/sdtdatahash" xmlns:w16se="http://schemas.microsoft.com/office/word/2015/wordml/symex" xmlns:sl="http://schemas.openxmlformats.org/schemaLibrary/2006/main">
-  <w:zoom w:percent="140"/>
-  <w:defaultTabStop w:val="720"/>
-  <w:drawingGridHorizontalSpacing w:val="120"/>
-  <w:displayHorizontalDrawingGridEvery w:val="2"/>
-  <w:displayVerticalDrawingGridEvery w:val="2"/>
-  <w:characterSpacingControl w:val="doNotCompress"/>
-  <w:hdrShapeDefaults>
-    <o:shapedefaults v:ext="edit" spidmax="2050"/>
-  </w:hdrShapeDefaults>
-  <w:compat>
-    <w:compatSetting w:name="compatibilityMode" w:uri="http://schemas.microsoft.com/office/word" w:val="14"/>
-    <w:compatSetting w:name="overrideTableStyleFontSizeAndJustification" w:uri="http://schemas.microsoft.com/office/word" w:val="1"/>
-    <w:compatSetting w:name="enableOpenTypeFeatures" w:uri="http://schemas.microsoft.com/office/word" w:val="1"/>
-    <w:compatSetting w:name="doNotFlipMirrorIndents" w:uri="http://schemas.microsoft.com/office/word" w:val="1"/>
-    <w:compatSetting w:name="useWord2013TrackBottomHyphenation" w:uri="http://schemas.microsoft.com/office/word" w:val="1"/>
-  </w:compat>
-  <w:rsids>
-    <w:rsidRoot w:val="003C6AF8"/>
-    <w:rsid w:val="00001404"/>
-    <w:rsid w:val="00034CC2"/>
-    <w:rsid w:val="00065918"/>
-    <w:rsid w:val="00065AD3"/>
-    <w:rsid w:val="000A38F8"/>
-    <w:rsid w:val="000A7F6C"/>
-    <w:rsid w:val="00104EDD"/>
-    <w:rsid w:val="001150F8"/>
-    <w:rsid w:val="00123BD5"/>
-    <w:rsid w:val="0012561B"/>
-    <w:rsid w:val="0013399D"/>
-    <w:rsid w:val="00134B4B"/>
-    <w:rsid w:val="00143C23"/>
-    <w:rsid w:val="00146DAC"/>
-    <w:rsid w:val="001559A6"/>
-    <w:rsid w:val="0015797D"/>
-    <w:rsid w:val="00160ABA"/>
-    <w:rsid w:val="00172AC3"/>
-    <w:rsid w:val="001B6787"/>
-    <w:rsid w:val="001D6584"/>
-    <w:rsid w:val="001E0C5B"/>
-    <w:rsid w:val="00200725"/>
-    <w:rsid w:val="0021057F"/>
-    <w:rsid w:val="00210A5A"/>
-    <w:rsid w:val="0022116E"/>
-    <w:rsid w:val="00233D95"/>
-    <w:rsid w:val="00262725"/>
-    <w:rsid w:val="00272E48"/>
-    <w:rsid w:val="002964F4"/>
-    <w:rsid w:val="002B0FAD"/>
-    <w:rsid w:val="002B5917"/>
-    <w:rsid w:val="002B6022"/>
-    <w:rsid w:val="002C7BF1"/>
-    <w:rsid w:val="002D384D"/>
-    <w:rsid w:val="002E3384"/>
-    <w:rsid w:val="002E47C9"/>
-    <w:rsid w:val="00302D9A"/>
-    <w:rsid w:val="00304FAC"/>
-    <w:rsid w:val="00305A63"/>
-    <w:rsid w:val="00307835"/>
-    <w:rsid w:val="00311FA0"/>
-    <w:rsid w:val="0031706A"/>
-    <w:rsid w:val="00317BFD"/>
-    <w:rsid w:val="0034775D"/>
-    <w:rsid w:val="00352936"/>
-    <w:rsid w:val="0037022B"/>
-    <w:rsid w:val="00382D6E"/>
-    <w:rsid w:val="00390D90"/>
-    <w:rsid w:val="003A6585"/>
-    <w:rsid w:val="003C23EC"/>
-    <w:rsid w:val="003C3224"/>
-    <w:rsid w:val="003C6AF8"/>
-    <w:rsid w:val="003C6F2F"/>
-    <w:rsid w:val="003D0B4F"/>
-    <w:rsid w:val="003D1C73"/>
-    <w:rsid w:val="003E5044"/>
-    <w:rsid w:val="004028B9"/>
-    <w:rsid w:val="00403B59"/>
-    <w:rsid w:val="00416B21"/>
-    <w:rsid w:val="00450B3A"/>
-    <w:rsid w:val="00451742"/>
-    <w:rsid w:val="004530ED"/>
-    <w:rsid w:val="00457D88"/>
-    <w:rsid w:val="00466289"/>
-    <w:rsid w:val="00494828"/>
-    <w:rsid w:val="00497C9B"/>
-    <w:rsid w:val="004A58E5"/>
-    <w:rsid w:val="004B10EE"/>
-    <w:rsid w:val="004C0F2F"/>
-    <w:rsid w:val="004D04BB"/>
-    <w:rsid w:val="004D1A56"/>
-    <w:rsid w:val="004E048E"/>
-    <w:rsid w:val="004E21C8"/>
-    <w:rsid w:val="004F6CF0"/>
-    <w:rsid w:val="0051154B"/>
-    <w:rsid w:val="00513E5D"/>
-    <w:rsid w:val="005141A4"/>
-    <w:rsid w:val="005172A1"/>
-    <w:rsid w:val="00531069"/>
-    <w:rsid w:val="005525BA"/>
-    <w:rsid w:val="00553DF3"/>
-    <w:rsid w:val="005567B0"/>
-    <w:rsid w:val="0058391B"/>
-    <w:rsid w:val="005862BA"/>
-    <w:rsid w:val="00597042"/>
-    <w:rsid w:val="005A7D18"/>
-    <w:rsid w:val="005B531F"/>
-    <w:rsid w:val="005D1DD4"/>
-    <w:rsid w:val="005E10FF"/>
-    <w:rsid w:val="005F2AD9"/>
-    <w:rsid w:val="00604C12"/>
-    <w:rsid w:val="00613438"/>
-    <w:rsid w:val="006359E1"/>
-    <w:rsid w:val="00642986"/>
-    <w:rsid w:val="006529FD"/>
-    <w:rsid w:val="0066209A"/>
-    <w:rsid w:val="006676B0"/>
-    <w:rsid w:val="00670120"/>
-    <w:rsid w:val="006710C8"/>
-    <w:rsid w:val="00682B6C"/>
-    <w:rsid w:val="0068416C"/>
-    <w:rsid w:val="0068540D"/>
-    <w:rsid w:val="006955FA"/>
-    <w:rsid w:val="006A23F1"/>
-    <w:rsid w:val="006C6EC0"/>
-    <w:rsid w:val="006D2093"/>
-    <w:rsid w:val="006D5CB6"/>
-    <w:rsid w:val="006E4E1E"/>
-    <w:rsid w:val="006E7704"/>
-    <w:rsid w:val="006F2D4A"/>
-    <w:rsid w:val="00707533"/>
-    <w:rsid w:val="00713C9B"/>
-    <w:rsid w:val="007159D2"/>
-    <w:rsid w:val="00733504"/>
-    <w:rsid w:val="00736EBA"/>
-    <w:rsid w:val="0074442A"/>
-    <w:rsid w:val="00764F3C"/>
-    <w:rsid w:val="00775717"/>
-    <w:rsid w:val="00784C7D"/>
-    <w:rsid w:val="00785B52"/>
-    <w:rsid w:val="007925F7"/>
-    <w:rsid w:val="007A0287"/>
-    <w:rsid w:val="007A2849"/>
-    <w:rsid w:val="007B4824"/>
-    <w:rsid w:val="007C4D02"/>
-    <w:rsid w:val="007D024B"/>
-    <w:rsid w:val="007E347F"/>
-    <w:rsid w:val="007E3543"/>
-    <w:rsid w:val="007E40F3"/>
-    <w:rsid w:val="007E7B44"/>
-    <w:rsid w:val="007F05DF"/>
-    <w:rsid w:val="00807324"/>
-    <w:rsid w:val="00820406"/>
-    <w:rsid w:val="008226AE"/>
-    <w:rsid w:val="00830731"/>
-    <w:rsid w:val="008361C2"/>
-    <w:rsid w:val="00841FEF"/>
-    <w:rsid w:val="008623E2"/>
-    <w:rsid w:val="00867C0A"/>
-    <w:rsid w:val="00890A69"/>
-    <w:rsid w:val="00893377"/>
-    <w:rsid w:val="008A6D4F"/>
-    <w:rsid w:val="008C1665"/>
-    <w:rsid w:val="008C3617"/>
-    <w:rsid w:val="008C7805"/>
-    <w:rsid w:val="008D5215"/>
-    <w:rsid w:val="008E2003"/>
-    <w:rsid w:val="008F2036"/>
-    <w:rsid w:val="008F4209"/>
-    <w:rsid w:val="009269C3"/>
-    <w:rsid w:val="0092758B"/>
-    <w:rsid w:val="00933B64"/>
-    <w:rsid w:val="00947F15"/>
-    <w:rsid w:val="009517B3"/>
-    <w:rsid w:val="00965817"/>
-    <w:rsid w:val="00983D37"/>
-    <w:rsid w:val="00986CC1"/>
-    <w:rsid w:val="009942C0"/>
-    <w:rsid w:val="009B1216"/>
-    <w:rsid w:val="009B201C"/>
-    <w:rsid w:val="009C0215"/>
-    <w:rsid w:val="009D12D8"/>
-    <w:rsid w:val="009D426F"/>
-    <w:rsid w:val="009D57C2"/>
-    <w:rsid w:val="009D6238"/>
-    <w:rsid w:val="009D7F3C"/>
-    <w:rsid w:val="009E160A"/>
-    <w:rsid w:val="009F1571"/>
-    <w:rsid w:val="00A02FB7"/>
-    <w:rsid w:val="00A105C8"/>
-    <w:rsid w:val="00A23FA8"/>
-    <w:rsid w:val="00A36B49"/>
-    <w:rsid w:val="00A41E4A"/>
-    <w:rsid w:val="00A52942"/>
-    <w:rsid w:val="00A568B0"/>
-    <w:rsid w:val="00A67396"/>
-    <w:rsid w:val="00A757C6"/>
-    <w:rsid w:val="00A83BC8"/>
-    <w:rsid w:val="00A870D6"/>
-    <w:rsid w:val="00A90919"/>
-    <w:rsid w:val="00A9764C"/>
-    <w:rsid w:val="00AA0C23"/>
-    <w:rsid w:val="00AA0F3B"/>
-    <w:rsid w:val="00AA0FCF"/>
-    <w:rsid w:val="00AB38F2"/>
-    <w:rsid w:val="00AC59CD"/>
-    <w:rsid w:val="00AD03D8"/>
-    <w:rsid w:val="00AE3437"/>
-    <w:rsid w:val="00AF0ED5"/>
-    <w:rsid w:val="00B0072B"/>
-    <w:rsid w:val="00B1270B"/>
-    <w:rsid w:val="00B12C3E"/>
-    <w:rsid w:val="00B14A20"/>
-    <w:rsid w:val="00B220DE"/>
-    <w:rsid w:val="00B362D1"/>
-    <w:rsid w:val="00B36670"/>
-    <w:rsid w:val="00B465AA"/>
-    <w:rsid w:val="00B75B5F"/>
-    <w:rsid w:val="00B82A6C"/>
-    <w:rsid w:val="00B94DF1"/>
-    <w:rsid w:val="00BB3892"/>
-    <w:rsid w:val="00BC0F42"/>
-    <w:rsid w:val="00BD6390"/>
-    <w:rsid w:val="00BE57F5"/>
-    <w:rsid w:val="00BF5B76"/>
-    <w:rsid w:val="00C00052"/>
-    <w:rsid w:val="00C04384"/>
-    <w:rsid w:val="00C07D96"/>
-    <w:rsid w:val="00C14B5F"/>
-    <w:rsid w:val="00C15D1C"/>
-    <w:rsid w:val="00C317A0"/>
-    <w:rsid w:val="00C34905"/>
-    <w:rsid w:val="00C474D4"/>
-    <w:rsid w:val="00C73C9B"/>
-    <w:rsid w:val="00C85E24"/>
-    <w:rsid w:val="00CB48A1"/>
-    <w:rsid w:val="00CE53BA"/>
-    <w:rsid w:val="00CF4F28"/>
-    <w:rsid w:val="00D03E92"/>
-    <w:rsid w:val="00D067E7"/>
-    <w:rsid w:val="00D128D7"/>
-    <w:rsid w:val="00D25843"/>
-    <w:rsid w:val="00D4095F"/>
-    <w:rsid w:val="00D471D8"/>
-    <w:rsid w:val="00D65A8C"/>
-    <w:rsid w:val="00D71AA3"/>
-    <w:rsid w:val="00DA1F4F"/>
-    <w:rsid w:val="00DB3CF6"/>
-    <w:rsid w:val="00DB5DA5"/>
-    <w:rsid w:val="00DE60F0"/>
-    <w:rsid w:val="00DF5479"/>
-    <w:rsid w:val="00E07A67"/>
-    <w:rsid w:val="00E10104"/>
-    <w:rsid w:val="00E15A01"/>
-    <w:rsid w:val="00E16236"/>
-    <w:rsid w:val="00E502C4"/>
-    <w:rsid w:val="00E605E3"/>
-    <w:rsid w:val="00E6581F"/>
-    <w:rsid w:val="00E66BC6"/>
-    <w:rsid w:val="00E671CF"/>
-    <w:rsid w:val="00E7564E"/>
-    <w:rsid w:val="00E84A91"/>
-    <w:rsid w:val="00E91B00"/>
-    <w:rsid w:val="00EA6243"/>
-    <w:rsid w:val="00EA795A"/>
-    <w:rsid w:val="00EB49DA"/>
-    <w:rsid w:val="00EC5553"/>
-    <w:rsid w:val="00EC6343"/>
-    <w:rsid w:val="00ED2702"/>
-    <w:rsid w:val="00EE1763"/>
-    <w:rsid w:val="00EE31ED"/>
-    <w:rsid w:val="00EF79D3"/>
-    <w:rsid w:val="00F00047"/>
-    <w:rsid w:val="00F02E54"/>
-    <w:rsid w:val="00F03C26"/>
-    <w:rsid w:val="00F068B9"/>
-    <w:rsid w:val="00F160BF"/>
-    <w:rsid w:val="00F22046"/>
-    <w:rsid w:val="00F30785"/>
-    <w:rsid w:val="00F3320C"/>
-    <w:rsid w:val="00F34875"/>
-    <w:rsid w:val="00F42BC4"/>
-    <w:rsid w:val="00F77333"/>
-    <w:rsid w:val="00F81303"/>
-    <w:rsid w:val="00FA1033"/>
-    <w:rsid w:val="00FB406F"/>
-    <w:rsid w:val="00FC22FA"/>
-    <w:rsid w:val="00FC714E"/>
-    <w:rsid w:val="00FE1E29"/>
-    <w:rsid w:val="00FE470E"/>
-    <w:rsid w:val="00FF77B6"/>
-  </w:rsids>
-  <m:mathPr>
-    <m:mathFont m:val="Cambria Math"/>
-    <m:brkBin m:val="before"/>
-    <m:brkBinSub m:val="--"/>
-    <m:smallFrac m:val="0"/>
-    <m:dispDef/>
-    <m:lMargin m:val="0"/>
-    <m:rMargin m:val="0"/>
-    <m:defJc m:val="centerGroup"/>
-    <m:wrapIndent m:val="1440"/>
-    <m:intLim m:val="subSup"/>
-    <m:naryLim m:val="undOvr"/>
-  </m:mathPr>
-  <w:themeFontLang w:val="en-US"/>
-  <w:clrSchemeMapping w:bg1="light1" w:t1="dark1" w:bg2="light2" w:t2="dark2" w:accent1="accent1" w:accent2="accent2" w:accent3="accent3" w:accent4="accent4" w:accent5="accent5" w:accent6="accent6" w:hyperlink="hyperlink" w:followedHyperlink="followedHyperlink"/>
-  <w:shapeDefaults>
-    <o:shapedefaults v:ext="edit" spidmax="2050"/>
-    <o:shapelayout v:ext="edit">
-      <o:idmap v:ext="edit" data="2"/>
-    </o:shapelayout>
-  </w:shapeDefaults>
-  <w:decimalSymbol w:val=","/>
-  <w:listSeparator w:val=","/>
-  <w14:docId w14:val="083101A5"/>
-  <w15:docId w15:val="{A3C80366-C824-4F33-8922-ACB4D70607C6}"/>
-</w:settings>
-</file>
-
-<file path=./word/styles.xml><?xml version="1.0" encoding="utf-8"?>
-<w:styles xmlns:mc="http://schemas.openxmlformats.org/markup-compatibility/2006" xmlns:r="http://schemas.openxmlformats.org/officeDocument/2006/relationships" xmlns:w="http://schemas.openxmlformats.org/wordprocessingml/2006/main" xmlns:w14="http://schemas.microsoft.com/office/word/2010/wordml" xmlns:w15="http://schemas.microsoft.com/office/word/2012/wordml" xmlns:w16cex="http://schemas.microsoft.com/office/word/2018/wordml/cex" xmlns:w16="http://schemas.microsoft.com/office/word/2018/wordml" xmlns:w16du="http://schemas.microsoft.com/office/word/2023/wordml/word16du" xmlns:w16sdtdh="http://schemas.microsoft.com/office/word/2020/wordml/sdtdatahash" xmlns:w16se="http://schemas.microsoft.com/office/word/2015/wordml/symex">
+<file path=word/styles.xml><?xml version="1.0" encoding="utf-8"?>
+<w:styles xmlns:mc="http://schemas.openxmlformats.org/markup-compatibility/2006" xmlns:r="http://schemas.openxmlformats.org/officeDocument/2006/relationships" xmlns:w="http://schemas.openxmlformats.org/wordprocessingml/2006/main" xmlns:w14="http://schemas.microsoft.com/office/word/2010/wordml" xmlns:w15="http://schemas.microsoft.com/office/word/2012/wordml" xmlns:w16cex="http://schemas.microsoft.com/office/word/2018/wordml/cex" xmlns:w16cid="http://schemas.microsoft.com/office/word/2016/wordml/cid" xmlns:w16="http://schemas.microsoft.com/office/word/2018/wordml" xmlns:w16du="http://schemas.microsoft.com/office/word/2023/wordml/word16du" xmlns:w16sdtdh="http://schemas.microsoft.com/office/word/2020/wordml/sdtdatahash" xmlns:w16se="http://schemas.microsoft.com/office/word/2015/wordml/symex">
   <w:docDefaults>
     <w:rPrDefault>
       <w:rPr>
@@ -7281,7 +6822,7 @@
 </w:styles>
 </file>
 
-<file path=./word/theme/theme1.xml><?xml version="1.0" encoding="utf-8"?>
+<file path=word/theme/theme1.xml><?xml version="1.0" encoding="utf-8"?>
 <a:theme xmlns:a="http://schemas.openxmlformats.org/drawingml/2006/main" name="Office Theme">
   <a:themeElements>
     <a:clrScheme name="Office">
@@ -7564,27 +7105,4 @@
   <a:objectDefaults/>
   <a:extraClrSchemeLst/>
 </a:theme>
-</file>
-
-<file path=./word/webSettings.xml><?xml version="1.0" encoding="utf-8"?>
-<w:webSettings xmlns:mc="http://schemas.openxmlformats.org/markup-compatibility/2006" xmlns:r="http://schemas.openxmlformats.org/officeDocument/2006/relationships" xmlns:w="http://schemas.openxmlformats.org/wordprocessingml/2006/main" xmlns:w14="http://schemas.microsoft.com/office/word/2010/wordml" xmlns:w15="http://schemas.microsoft.com/office/word/2012/wordml" xmlns:w16cex="http://schemas.microsoft.com/office/word/2018/wordml/cex" xmlns:w16="http://schemas.microsoft.com/office/word/2018/wordml" xmlns:w16du="http://schemas.microsoft.com/office/word/2023/wordml/word16du" xmlns:w16sdtdh="http://schemas.microsoft.com/office/word/2020/wordml/sdtdatahash" xmlns:w16se="http://schemas.microsoft.com/office/word/2015/wordml/symex">
-  <w:divs>
-    <w:div w:id="22245452">
-      <w:bodyDiv w:val="1"/>
-      <w:marLeft w:val="0"/>
-      <w:marRight w:val="0"/>
-      <w:marTop w:val="0"/>
-      <w:marBottom w:val="0"/>
-      <w:divBdr>
-        <w:top w:val="none" w:sz="0" w:space="0" w:color="auto"/>
-        <w:left w:val="none" w:sz="0" w:space="0" w:color="auto"/>
-        <w:bottom w:val="none" w:sz="0" w:space="0" w:color="auto"/>
-        <w:right w:val="none" w:sz="0" w:space="0" w:color="auto"/>
-      </w:divBdr>
-    </w:div>
-  </w:divs>
-  <w:optimizeForBrowser/>
-  <w:relyOnVML/>
-  <w:allowPNG/>
-</w:webSettings>
 </file>